--- a/downloads/teacher/ai-2-week-21.docx
+++ b/downloads/teacher/ai-2-week-21.docx
@@ -2849,6 +2849,396 @@
         <w:t>Specify recommender feature meanings, units, scaling and tie policy before explaining nearest matches.</w:t>
       </w:r>
     </w:p>
+    <w:p>
+      <w:pPr>
+        <w:pStyle w:val="Heading1"/>
+      </w:pPr>
+      <w:r>
+        <w:t>07. Prepare, teach and assess</w:t>
+      </w:r>
+    </w:p>
+    <w:p>
+      <w:r>
+        <w:t>Teaching target: Represent items with numeric features</w:t>
+      </w:r>
+    </w:p>
+    <w:p>
+      <w:r>
+        <w:t>Prepare the labelled worked-case picture, the matching workbook, fictional input cards and a place for individual responses. No paid AI account is required for the paper reasoning activities.</w:t>
+      </w:r>
+    </w:p>
+    <w:tbl>
+      <w:tblPr>
+        <w:tblStyle w:val="LightShading-Accent1"/>
+        <w:tblW w:type="auto" w:w="0"/>
+        <w:tblLook w:firstColumn="1" w:firstRow="1" w:lastColumn="0" w:lastRow="0" w:noHBand="0" w:noVBand="1" w:val="04A0"/>
+      </w:tblPr>
+      <w:tblGrid>
+        <w:gridCol w:w="3408"/>
+        <w:gridCol w:w="3408"/>
+        <w:gridCol w:w="3408"/>
+      </w:tblGrid>
+      <w:tr>
+        <w:trPr>
+          <w:tblHeader/>
+        </w:trPr>
+        <w:tc>
+          <w:tcPr>
+            <w:tcW w:type="dxa" w:w="3408"/>
+          </w:tcPr>
+          <w:p>
+            <w:r>
+              <w:t>Session</w:t>
+            </w:r>
+          </w:p>
+        </w:tc>
+        <w:tc>
+          <w:tcPr>
+            <w:tcW w:type="dxa" w:w="3408"/>
+          </w:tcPr>
+          <w:p>
+            <w:r>
+              <w:t>Plan</w:t>
+            </w:r>
+          </w:p>
+        </w:tc>
+        <w:tc>
+          <w:tcPr>
+            <w:tcW w:type="dxa" w:w="3408"/>
+          </w:tcPr>
+          <w:p>
+            <w:r>
+              <w:t>Resources</w:t>
+            </w:r>
+          </w:p>
+        </w:tc>
+      </w:tr>
+      <w:tr>
+        <w:tc>
+          <w:tcPr>
+            <w:tcW w:type="dxa" w:w="3408"/>
+          </w:tcPr>
+          <w:p>
+            <w:r>
+              <w:t>Session 1 · Understand · 45 min</w:t>
+            </w:r>
+          </w:p>
+        </w:tc>
+        <w:tc>
+          <w:tcPr>
+            <w:tcW w:type="dxa" w:w="3408"/>
+          </w:tcPr>
+          <w:p>
+            <w:r>
+              <w:t>0–7: recall and prerequisite; 7–15: inspect the concrete case and predict; 15–30: teacher models the worked trace; 30–40: learners explain a step using the text and visual; 40–45: check the core idea.</w:t>
+            </w:r>
+          </w:p>
+        </w:tc>
+        <w:tc>
+          <w:tcPr>
+            <w:tcW w:type="dxa" w:w="3408"/>
+          </w:tcPr>
+          <w:p>
+            <w:r>
+              <w:t>Sections 1–6; record the brief recall in the workbook.</w:t>
+            </w:r>
+          </w:p>
+        </w:tc>
+      </w:tr>
+      <w:tr>
+        <w:tc>
+          <w:tcPr>
+            <w:tcW w:type="dxa" w:w="3408"/>
+          </w:tcPr>
+          <w:p>
+            <w:r>
+              <w:t>Session 2 · Practise · 45 min</w:t>
+            </w:r>
+          </w:p>
+        </w:tc>
+        <w:tc>
+          <w:tcPr>
+            <w:tcW w:type="dxa" w:w="3408"/>
+          </w:tcPr>
+          <w:p>
+            <w:r>
+              <w:t>0–5: retrieve the procedure; 5–15: W2 completion practice; 15–23: explain and check with a partner; 23–30: each learner answers the misconception check; 30–40: targeted reteaching or a harder variation; 40–45: prepare the investigation.</w:t>
+            </w:r>
+          </w:p>
+        </w:tc>
+        <w:tc>
+          <w:tcPr>
+            <w:tcW w:type="dxa" w:w="3408"/>
+          </w:tcPr>
+          <w:p>
+            <w:r>
+              <w:t>Sections 7–10; use the matching workbook W2 and misconception check.</w:t>
+            </w:r>
+          </w:p>
+        </w:tc>
+      </w:tr>
+      <w:tr>
+        <w:tc>
+          <w:tcPr>
+            <w:tcW w:type="dxa" w:w="3408"/>
+          </w:tcPr>
+          <w:p>
+            <w:r>
+              <w:t>Session 3 · Investigate and transfer · 45 min</w:t>
+            </w:r>
+          </w:p>
+        </w:tc>
+        <w:tc>
+          <w:tcPr>
+            <w:tcW w:type="dxa" w:w="3408"/>
+          </w:tcPr>
+          <w:p>
+            <w:r>
+              <w:t>0–5: retrieve the decision rule; 5–20: investigate or trace; 20–30: start the independent case; 30–38: connect the project; 38–43: act on feedback; 43–45: plan the return check.</w:t>
+            </w:r>
+          </w:p>
+        </w:tc>
+        <w:tc>
+          <w:tcPr>
+            <w:tcW w:type="dxa" w:w="3408"/>
+          </w:tcPr>
+          <w:p>
+            <w:r>
+              <w:t>Sections 9 and 11–14. Give extra time to finish the full task set; use Section 15 when the week includes a coding lab.</w:t>
+            </w:r>
+          </w:p>
+        </w:tc>
+      </w:tr>
+    </w:tbl>
+    <w:p>
+      <w:r>
+        <w:t>Before class, solve the supported practice: From target [1, 2], find distances to A [2, 2] and B [0, 4].</w:t>
+      </w:r>
+    </w:p>
+    <w:p>
+      <w:r>
+        <w:t>Reasoned practice answer: A: 1 + 0 = 1; B: 1 + 2 = 3.</w:t>
+      </w:r>
+    </w:p>
+    <w:p>
+      <w:r>
+        <w:t>Check every learner before discussion: Use the worked case for Distance between feature vectors. Proposed explanation: “A successful run proves the conclusion”. Decide whether this explanation is supported. Point to the step or supplied fact that decides; explain your repair if needed.</w:t>
+      </w:r>
+    </w:p>
+    <w:p>
+      <w:r>
+        <w:t>Misconception repair: Similarity depends on the features collected and the distance rule. Missing accessibility, cost or preference information can make the closest item unsuitable. Hard requirements should be checked separately.</w:t>
+      </w:r>
+    </w:p>
+    <w:p>
+      <w:r>
+        <w:t>Support: read the exact case aloud, enlarge the labelled picture, supply input cards and model only the first deciding step. Accept a spoken explanation or drawing; retain the reasoning goal.</w:t>
+      </w:r>
+    </w:p>
+    <w:p>
+      <w:r>
+        <w:t>Extension: Give the first-coordinate difference weight 2 while the second keeps weight 1. Require a prediction and a reason before comparing. Expected result: Distances become A=3, B=4, C=3; A and C tie. Reason: The representation’s comparison rule changes; the supplied vectors stay the same.</w:t>
+      </w:r>
+    </w:p>
+    <w:p>
+      <w:r>
+        <w:t>Independent assessment: withhold the reserved answer until the learner has attempted the new case. Record support separately from correctness.</w:t>
+      </w:r>
+    </w:p>
+    <w:tbl>
+      <w:tblPr>
+        <w:tblStyle w:val="LightShading-Accent1"/>
+        <w:tblW w:type="auto" w:w="0"/>
+        <w:tblLook w:firstColumn="1" w:firstRow="1" w:lastColumn="0" w:lastRow="0" w:noHBand="0" w:noVBand="1" w:val="04A0"/>
+      </w:tblPr>
+      <w:tblGrid>
+        <w:gridCol w:w="2556"/>
+        <w:gridCol w:w="2556"/>
+        <w:gridCol w:w="2556"/>
+        <w:gridCol w:w="2556"/>
+      </w:tblGrid>
+      <w:tr>
+        <w:trPr>
+          <w:tblHeader/>
+        </w:trPr>
+        <w:tc>
+          <w:tcPr>
+            <w:tcW w:type="dxa" w:w="2556"/>
+          </w:tcPr>
+          <w:p>
+            <w:r>
+              <w:t>Criterion</w:t>
+            </w:r>
+          </w:p>
+        </w:tc>
+        <w:tc>
+          <w:tcPr>
+            <w:tcW w:type="dxa" w:w="2556"/>
+          </w:tcPr>
+          <w:p>
+            <w:r>
+              <w:t>Not yet</w:t>
+            </w:r>
+          </w:p>
+        </w:tc>
+        <w:tc>
+          <w:tcPr>
+            <w:tcW w:type="dxa" w:w="2556"/>
+          </w:tcPr>
+          <w:p>
+            <w:r>
+              <w:t>With support</w:t>
+            </w:r>
+          </w:p>
+        </w:tc>
+        <w:tc>
+          <w:tcPr>
+            <w:tcW w:type="dxa" w:w="2556"/>
+          </w:tcPr>
+          <w:p>
+            <w:r>
+              <w:t>Independent</w:t>
+            </w:r>
+          </w:p>
+        </w:tc>
+      </w:tr>
+      <w:tr>
+        <w:tc>
+          <w:tcPr>
+            <w:tcW w:type="dxa" w:w="2556"/>
+          </w:tcPr>
+          <w:p>
+            <w:r>
+              <w:t>Explanation</w:t>
+            </w:r>
+          </w:p>
+        </w:tc>
+        <w:tc>
+          <w:tcPr>
+            <w:tcW w:type="dxa" w:w="2556"/>
+          </w:tcPr>
+          <w:p>
+            <w:r>
+              <w:t>Names an answer without a deciding fact</w:t>
+            </w:r>
+          </w:p>
+        </w:tc>
+        <w:tc>
+          <w:tcPr>
+            <w:tcW w:type="dxa" w:w="2556"/>
+          </w:tcPr>
+          <w:p>
+            <w:r>
+              <w:t>Uses a hint to link fact and decision</w:t>
+            </w:r>
+          </w:p>
+        </w:tc>
+        <w:tc>
+          <w:tcPr>
+            <w:tcW w:type="dxa" w:w="2556"/>
+          </w:tcPr>
+          <w:p>
+            <w:r>
+              <w:t>Explains the deciding fact in own words</w:t>
+            </w:r>
+          </w:p>
+        </w:tc>
+      </w:tr>
+      <w:tr>
+        <w:tc>
+          <w:tcPr>
+            <w:tcW w:type="dxa" w:w="2556"/>
+          </w:tcPr>
+          <w:p>
+            <w:r>
+              <w:t>Trace or test</w:t>
+            </w:r>
+          </w:p>
+        </w:tc>
+        <w:tc>
+          <w:tcPr>
+            <w:tcW w:type="dxa" w:w="2556"/>
+          </w:tcPr>
+          <w:p>
+            <w:r>
+              <w:t>Cannot connect input and result</w:t>
+            </w:r>
+          </w:p>
+        </w:tc>
+        <w:tc>
+          <w:tcPr>
+            <w:tcW w:type="dxa" w:w="2556"/>
+          </w:tcPr>
+          <w:p>
+            <w:r>
+              <w:t>Completes steps with prompts</w:t>
+            </w:r>
+          </w:p>
+        </w:tc>
+        <w:tc>
+          <w:tcPr>
+            <w:tcW w:type="dxa" w:w="2556"/>
+          </w:tcPr>
+          <w:p>
+            <w:r>
+              <w:t>Traces or tests a changed case accurately</w:t>
+            </w:r>
+          </w:p>
+        </w:tc>
+      </w:tr>
+      <w:tr>
+        <w:tc>
+          <w:tcPr>
+            <w:tcW w:type="dxa" w:w="2556"/>
+          </w:tcPr>
+          <w:p>
+            <w:r>
+              <w:t>Limits and revision</w:t>
+            </w:r>
+          </w:p>
+        </w:tc>
+        <w:tc>
+          <w:tcPr>
+            <w:tcW w:type="dxa" w:w="2556"/>
+          </w:tcPr>
+          <w:p>
+            <w:r>
+              <w:t>Claims more than evidence supports</w:t>
+            </w:r>
+          </w:p>
+        </w:tc>
+        <w:tc>
+          <w:tcPr>
+            <w:tcW w:type="dxa" w:w="2556"/>
+          </w:tcPr>
+          <w:p>
+            <w:r>
+              <w:t>Names a limit after a prompt</w:t>
+            </w:r>
+          </w:p>
+        </w:tc>
+        <w:tc>
+          <w:tcPr>
+            <w:tcW w:type="dxa" w:w="2556"/>
+          </w:tcPr>
+          <w:p>
+            <w:r>
+              <w:t>States a defensible limit and useful next test</w:t>
+            </w:r>
+          </w:p>
+        </w:tc>
+      </w:tr>
+    </w:tbl>
+    <w:p>
+      <w:r>
+        <w:t>Project checkpoint: Evaluate and revise. Compare with your starting method, explain errors and record a justified revision.</w:t>
+      </w:r>
+    </w:p>
+    <w:p>
+      <w:r>
+        <w:t>Use the weekly teacher answer for topic-specific reasoning. A saved progress tick is an activity record; judge mastery from the learner’s explanation and evidence.</w:t>
+      </w:r>
+    </w:p>
     <w:sectPr>
       <w:pgSz w:w="12240" w:h="15840"/>
       <w:pgMar w:top="936" w:right="1008" w:bottom="936" w:left="1008" w:header="720" w:footer="720" w:gutter="0"/>

--- a/downloads/teacher/ai-2-week-21.docx
+++ b/downloads/teacher/ai-2-week-21.docx
@@ -3239,6 +3239,39 @@
         <w:t>Use the weekly teacher answer for topic-specific reasoning. A saved progress tick is an activity record; judge mastery from the learner’s explanation and evidence.</w:t>
       </w:r>
     </w:p>
+    <w:p>
+      <w:pPr>
+        <w:pStyle w:val="Heading1"/>
+      </w:pPr>
+      <w:r>
+        <w:t>08. Use feedback, labs and repair paths</w:t>
+      </w:r>
+    </w:p>
+    <w:p>
+      <w:r>
+        <w:t>Use the two formative questions as supported practice, not as independent mastery scores. Discuss the deciding evidence rather than accepting a guessed selection.</w:t>
+      </w:r>
+    </w:p>
+    <w:p>
+      <w:r>
+        <w:t>The feedback comes from the reviewed public worked case. Do not reveal the separately reserved independent teacher answer until the learner has attempted that case.</w:t>
+      </w:r>
+    </w:p>
+    <w:p>
+      <w:r>
+        <w:t>Ask students to predict before running code. Preserve errors and actual outputs; collect a changed test and an explanation. The branch-boundary and indexing lessons deliberately include failure cases.</w:t>
+      </w:r>
+    </w:p>
+    <w:p>
+      <w:r>
+        <w:t>Use the earlier worked-explanation links to address a specific missing building block, then return to the current question. Adapt this suggestion after observing the learner; it is not an automatic diagnosis.</w:t>
+      </w:r>
+    </w:p>
+    <w:p>
+      <w:r>
+        <w:t>Collect the completed-work portfolio as evidence. Record support separately from correctness, and assess explanation, trace/test and limitations. Progress ticks and quiz selections alone do not establish mastery.</w:t>
+      </w:r>
+    </w:p>
     <w:sectPr>
       <w:pgSz w:w="12240" w:h="15840"/>
       <w:pgMar w:top="936" w:right="1008" w:bottom="936" w:left="1008" w:header="720" w:footer="720" w:gutter="0"/>

--- a/downloads/teacher/ai-2-week-21.docx
+++ b/downloads/teacher/ai-2-week-21.docx
@@ -29,6 +29,11 @@
       </w:r>
     </w:p>
     <w:p>
+      <w:r>
+        <w:t>Prepare Similarity by Selected Traits: check the target, prerequisites, resources and adaptable teaching schedule.</w:t>
+      </w:r>
+    </w:p>
+    <w:p>
       <w:pPr>
         <w:pStyle w:val="Heading3"/>
       </w:pPr>
@@ -37,7 +42,13 @@
       </w:r>
     </w:p>
     <w:p>
-      <w:r>
+      <w:pPr>
+        <w:spacing w:line="336" w:lineRule="auto" w:after="180"/>
+      </w:pPr>
+      <w:r>
+        <w:rPr>
+          <w:b w:val="0"/>
+        </w:rPr>
         <w:t>Primary target: Represent items with numeric features</w:t>
       </w:r>
     </w:p>
@@ -185,8 +196,37 @@
       </w:tr>
     </w:tbl>
     <w:p>
-      <w:r>
-        <w:t>This is a starting allocation of 135 minutes, not a validated duration. Preserve all named topics. Schedule extra time for connected examples, the full investigation, independent cases and project building. Repeated copies of a case share one recorded attempt; they are not new evidence.</w:t>
+      <w:pPr>
+        <w:spacing w:line="336" w:lineRule="auto" w:after="180"/>
+      </w:pPr>
+      <w:r>
+        <w:rPr>
+          <w:b w:val="0"/>
+        </w:rPr>
+        <w:t>This is a starting allocation of 135 minutes, not a validated duration. Preserve all named topics. Schedule extra time for connected examples, the full investigation, independent cases and project building.</w:t>
+      </w:r>
+    </w:p>
+    <w:p>
+      <w:pPr>
+        <w:spacing w:line="336" w:lineRule="auto" w:after="180"/>
+      </w:pPr>
+      <w:r>
+        <w:rPr>
+          <w:b w:val="0"/>
+        </w:rPr>
+        <w:t xml:space="preserve">Repeated copies of a case share one recorded attempt; they are not new </w:t>
+      </w:r>
+      <w:r>
+        <w:rPr>
+          <w:b/>
+        </w:rPr>
+        <w:t>evidence</w:t>
+      </w:r>
+      <w:r>
+        <w:rPr>
+          <w:b w:val="0"/>
+        </w:rPr>
+        <w:t>.</w:t>
       </w:r>
     </w:p>
     <w:p>
@@ -206,17 +246,35 @@
       </w:r>
     </w:p>
     <w:p>
-      <w:r>
+      <w:pPr>
+        <w:spacing w:line="336" w:lineRule="auto" w:after="180"/>
+      </w:pPr>
+      <w:r>
+        <w:rPr>
+          <w:b w:val="0"/>
+        </w:rPr>
         <w:t>Without opening the old lesson, explain one key idea from Repair Bias in Data. Give an example and a mistake that the idea helps you avoid.</w:t>
       </w:r>
     </w:p>
     <w:p>
-      <w:r>
+      <w:pPr>
+        <w:spacing w:line="336" w:lineRule="auto" w:after="180"/>
+      </w:pPr>
+      <w:r>
+        <w:rPr>
+          <w:b w:val="0"/>
+        </w:rPr>
         <w:t>Look for: Identify selection and coverage bias</w:t>
       </w:r>
     </w:p>
     <w:p>
-      <w:r>
+      <w:pPr>
+        <w:spacing w:line="336" w:lineRule="auto" w:after="180"/>
+      </w:pPr>
+      <w:r>
+        <w:rPr>
+          <w:b w:val="0"/>
+        </w:rPr>
         <w:t>Reference example, not the only acceptable wording: Afternoon or evening visitors, and people unable to attend in the morning.</w:t>
       </w:r>
     </w:p>
@@ -229,17 +287,35 @@
       </w:r>
     </w:p>
     <w:p>
-      <w:r>
+      <w:pPr>
+        <w:spacing w:line="336" w:lineRule="auto" w:after="180"/>
+      </w:pPr>
+      <w:r>
+        <w:rPr>
+          <w:b w:val="0"/>
+        </w:rPr>
         <w:t>Without opening the old lesson, explain one key idea from Missing Data. Give an example and a mistake that the idea helps you avoid.</w:t>
       </w:r>
     </w:p>
     <w:p>
-      <w:r>
+      <w:pPr>
+        <w:spacing w:line="336" w:lineRule="auto" w:after="180"/>
+      </w:pPr>
+      <w:r>
+        <w:rPr>
+          <w:b w:val="0"/>
+        </w:rPr>
         <w:t>Look for: Detect absent and unusable values</w:t>
       </w:r>
     </w:p>
     <w:p>
-      <w:r>
+      <w:pPr>
+        <w:spacing w:line="336" w:lineRule="auto" w:after="180"/>
+      </w:pPr>
+      <w:r>
+        <w:rPr>
+          <w:b w:val="0"/>
+        </w:rPr>
         <w:t>Reference example, not the only acceptable wording: 0 is a recorded allowed duration. The other two are unknown under this schema.</w:t>
       </w:r>
     </w:p>
@@ -252,22 +328,87 @@
       </w:r>
     </w:p>
     <w:p>
-      <w:r>
+      <w:pPr>
+        <w:spacing w:line="336" w:lineRule="auto" w:after="180"/>
+      </w:pPr>
+      <w:r>
+        <w:rPr>
+          <w:b w:val="0"/>
+        </w:rPr>
         <w:t>Without opening the old lesson, explain one key idea from Choose Informative Questions. Give an example and a mistake that the idea helps you avoid.</w:t>
       </w:r>
     </w:p>
     <w:p>
-      <w:r>
-        <w:t>Look for: Fit a root question and leaf predictions from training examples</w:t>
-      </w:r>
-    </w:p>
-    <w:p>
-      <w:r>
-        <w:t>Reference example, not the only acceptable wording: The root asks near, with branches 0 and 1. Leaves predict clear for 0 and blocked for 1. Depth is one. Training labels determined both leaf majorities and the error comparison that selected near rather than tall.</w:t>
-      </w:r>
-    </w:p>
-    <w:p>
-      <w:r>
+      <w:pPr>
+        <w:spacing w:line="336" w:lineRule="auto" w:after="180"/>
+      </w:pPr>
+      <w:r>
+        <w:rPr>
+          <w:b w:val="0"/>
+        </w:rPr>
+        <w:t xml:space="preserve">Look for: Fit a root question and leaf </w:t>
+      </w:r>
+      <w:r>
+        <w:rPr>
+          <w:b/>
+        </w:rPr>
+        <w:t>prediction</w:t>
+      </w:r>
+      <w:r>
+        <w:rPr>
+          <w:b w:val="0"/>
+        </w:rPr>
+        <w:t xml:space="preserve">s from </w:t>
+      </w:r>
+      <w:r>
+        <w:rPr>
+          <w:b/>
+        </w:rPr>
+        <w:t>training</w:t>
+      </w:r>
+      <w:r>
+        <w:rPr>
+          <w:b w:val="0"/>
+        </w:rPr>
+        <w:t xml:space="preserve"> examples</w:t>
+      </w:r>
+    </w:p>
+    <w:p>
+      <w:pPr>
+        <w:spacing w:line="336" w:lineRule="auto" w:after="180"/>
+      </w:pPr>
+      <w:r>
+        <w:rPr>
+          <w:b w:val="0"/>
+        </w:rPr>
+        <w:t>Reference example, not the only acceptable wording: The root asks near, with branches 0 and 1. Leaves predict clear for 0 and blocked for 1. Depth is one.</w:t>
+      </w:r>
+    </w:p>
+    <w:p>
+      <w:pPr>
+        <w:spacing w:line="336" w:lineRule="auto" w:after="180"/>
+      </w:pPr>
+      <w:r>
+        <w:rPr>
+          <w:b/>
+        </w:rPr>
+        <w:t>Training</w:t>
+      </w:r>
+      <w:r>
+        <w:rPr>
+          <w:b w:val="0"/>
+        </w:rPr>
+        <w:t xml:space="preserve"> labels determined both leaf majorities and the error comparison that selected near rather than tall.</w:t>
+      </w:r>
+    </w:p>
+    <w:p>
+      <w:pPr>
+        <w:spacing w:line="336" w:lineRule="auto" w:after="180"/>
+      </w:pPr>
+      <w:r>
+        <w:rPr>
+          <w:b w:val="0"/>
+        </w:rPr>
         <w:t>Use the student module and workbook section with this exact week title. The worked case, independent question and answers below form one aligned lesson sequence.</w:t>
       </w:r>
     </w:p>
@@ -280,7 +421,14 @@
       </w:r>
     </w:p>
     <w:p>
-      <w:r>
+      <w:pPr>
+        <w:spacing w:line="336" w:lineRule="auto" w:after="180"/>
+        <w:shd w:fill="F5F1FB"/>
+      </w:pPr>
+      <w:r>
+        <w:rPr>
+          <w:b w:val="0"/>
+        </w:rPr>
         <w:t>Represent books as [animal,short,illustrated] with 1=yes. Query=[1,1,0]; A=[1,0,0], B=[1,1,1], C=[0,0,0]. Count mismatches. What changes if illustrations matter twice as much?</w:t>
       </w:r>
     </w:p>
@@ -293,8 +441,26 @@
       </w:r>
     </w:p>
     <w:p>
-      <w:r>
-        <w:t>Week 21: Similarity by Selected Traits</w:t>
+      <w:pPr>
+        <w:spacing w:line="336" w:lineRule="auto" w:after="180"/>
+      </w:pPr>
+      <w:r>
+        <w:rPr>
+          <w:b w:val="0"/>
+        </w:rPr>
+        <w:t xml:space="preserve">Week 21: </w:t>
+      </w:r>
+      <w:r>
+        <w:rPr>
+          <w:b/>
+        </w:rPr>
+        <w:t>Similarity</w:t>
+      </w:r>
+      <w:r>
+        <w:rPr>
+          <w:b w:val="0"/>
+        </w:rPr>
+        <w:t xml:space="preserve"> by Selected Traits</w:t>
       </w:r>
     </w:p>
     <w:tbl>
@@ -430,12 +596,38 @@
       </w:r>
     </w:p>
     <w:p>
-      <w:r>
+      <w:pPr>
+        <w:spacing w:line="336" w:lineRule="auto" w:after="180"/>
+      </w:pPr>
+      <w:r>
+        <w:rPr>
+          <w:b w:val="0"/>
+        </w:rPr>
         <w:t>Use the supplied scenario, student illustrations and blank paper. For numeric work, offer counters or a calculator after learners show the setup. Fictional records are supplied; personal data and paid accounts are unnecessary.</w:t>
       </w:r>
     </w:p>
     <w:p>
-      <w:r>
+      <w:pPr>
+        <w:pStyle w:val="Heading3"/>
+      </w:pPr>
+      <w:r>
+        <w:t>Alternative compact allocation</w:t>
+      </w:r>
+    </w:p>
+    <w:p>
+      <w:r>
+        <w:t>This compact option is not the full-week schedule. Use the main teaching cycle and allow extra sessions for the investigation, independent work and project.</w:t>
+      </w:r>
+    </w:p>
+    <w:p>
+      <w:pPr>
+        <w:spacing w:line="336" w:lineRule="auto" w:after="180"/>
+        <w:shd w:fill="F1F6F8"/>
+      </w:pPr>
+      <w:r>
+        <w:rPr>
+          <w:b w:val="0"/>
+        </w:rPr>
         <w:t>Allow 80 minutes: recall 8; explanation 12; worked demonstration 15; guided practice 20; independent assessment 15; project and reflection 10. Extend the lab into a second session when needed.</w:t>
       </w:r>
     </w:p>
@@ -448,8 +640,72 @@
       </w:r>
     </w:p>
     <w:p>
-      <w:r>
-        <w:t>Teach Week 22 as a two-session investigation using fictional data. A fictional activity chooser represents each activity with energy and group-work ratings on a 0 to 5 scale. A learner requests [2, 4]. We compare options by adding absolute differences. This is a chosen rule for similarity; it is not a learned model or an objective measure of quality. Assess the three stated outcomes through the independent task, not by copying the worked result.</w:t>
+      <w:pPr>
+        <w:spacing w:line="336" w:lineRule="auto" w:after="180"/>
+      </w:pPr>
+      <w:r>
+        <w:rPr>
+          <w:b w:val="0"/>
+        </w:rPr>
+        <w:t xml:space="preserve">Teach Week 22 as a two-session investigation using fictional data. A fictional activity chooser represents each activity with energy and group-work ratings on a 0 to 5 </w:t>
+      </w:r>
+      <w:r>
+        <w:rPr>
+          <w:b/>
+        </w:rPr>
+        <w:t>scale</w:t>
+      </w:r>
+      <w:r>
+        <w:rPr>
+          <w:b w:val="0"/>
+        </w:rPr>
+        <w:t>. A learner requests [2, 4].</w:t>
+      </w:r>
+    </w:p>
+    <w:p>
+      <w:pPr>
+        <w:spacing w:line="336" w:lineRule="auto" w:after="180"/>
+      </w:pPr>
+      <w:r>
+        <w:rPr>
+          <w:b w:val="0"/>
+        </w:rPr>
+        <w:t xml:space="preserve">We compare options by adding absolute differences. This is a chosen rule for </w:t>
+      </w:r>
+      <w:r>
+        <w:rPr>
+          <w:b/>
+        </w:rPr>
+        <w:t>similarity</w:t>
+      </w:r>
+      <w:r>
+        <w:rPr>
+          <w:b w:val="0"/>
+        </w:rPr>
+        <w:t xml:space="preserve">; it is not a </w:t>
+      </w:r>
+      <w:r>
+        <w:rPr>
+          <w:b/>
+        </w:rPr>
+        <w:t>learned model</w:t>
+      </w:r>
+      <w:r>
+        <w:rPr>
+          <w:b w:val="0"/>
+        </w:rPr>
+        <w:t xml:space="preserve"> or an objective measure of quality.</w:t>
+      </w:r>
+    </w:p>
+    <w:p>
+      <w:pPr>
+        <w:spacing w:line="336" w:lineRule="auto" w:after="180"/>
+      </w:pPr>
+      <w:r>
+        <w:rPr>
+          <w:b w:val="0"/>
+        </w:rPr>
+        <w:t>Assess the three stated outcomes through the independent task, not by copying the worked result.</w:t>
       </w:r>
     </w:p>
     <w:p>
@@ -461,23 +717,59 @@
       </w:r>
     </w:p>
     <w:p>
-      <w:r>
+      <w:pPr>
+        <w:spacing w:line="336" w:lineRule="auto" w:after="180"/>
+      </w:pPr>
+      <w:r>
+        <w:rPr>
+          <w:b w:val="0"/>
+        </w:rPr>
         <w:t>The absolute difference is 4.</w:t>
       </w:r>
     </w:p>
     <w:p>
-      <w:r>
+      <w:pPr>
+        <w:spacing w:line="336" w:lineRule="auto" w:after="180"/>
+      </w:pPr>
+      <w:r>
+        <w:rPr>
+          <w:b w:val="0"/>
+        </w:rPr>
         <w:t>Python 3 editor with a fresh local practice file</w:t>
       </w:r>
     </w:p>
     <w:p>
-      <w:r>
+      <w:pPr>
+        <w:spacing w:line="336" w:lineRule="auto" w:after="180"/>
+      </w:pPr>
+      <w:r>
+        <w:rPr>
+          <w:b w:val="0"/>
+        </w:rPr>
         <w:t>Paper trace table and the student workbook</w:t>
       </w:r>
     </w:p>
     <w:p>
-      <w:r>
-        <w:t>Fictional input records from this lesson; no real student identifiers</w:t>
+      <w:pPr>
+        <w:spacing w:line="336" w:lineRule="auto" w:after="180"/>
+      </w:pPr>
+      <w:r>
+        <w:rPr>
+          <w:b w:val="0"/>
+        </w:rPr>
+        <w:t xml:space="preserve">Fictional </w:t>
+      </w:r>
+      <w:r>
+        <w:rPr>
+          <w:b/>
+        </w:rPr>
+        <w:t>input</w:t>
+      </w:r>
+      <w:r>
+        <w:rPr>
+          <w:b w:val="0"/>
+        </w:rPr>
+        <w:t xml:space="preserve"> records from this lesson; no real student identifiers</w:t>
       </w:r>
     </w:p>
     <w:p>
@@ -489,12 +781,36 @@
       </w:r>
     </w:p>
     <w:p>
-      <w:r>
-        <w:t>By the end, I can calculate a feature distance and state how scaling changes its meaning.</w:t>
-      </w:r>
-    </w:p>
-    <w:p>
-      <w:r>
+      <w:pPr>
+        <w:spacing w:line="336" w:lineRule="auto" w:after="180"/>
+      </w:pPr>
+      <w:r>
+        <w:rPr>
+          <w:b w:val="0"/>
+        </w:rPr>
+        <w:t xml:space="preserve">By the end, I can calculate a feature </w:t>
+      </w:r>
+      <w:r>
+        <w:rPr>
+          <w:b/>
+        </w:rPr>
+        <w:t>distance</w:t>
+      </w:r>
+      <w:r>
+        <w:rPr>
+          <w:b w:val="0"/>
+        </w:rPr>
+        <w:t xml:space="preserve"> and state how scaling changes its meaning.</w:t>
+      </w:r>
+    </w:p>
+    <w:p>
+      <w:pPr>
+        <w:spacing w:line="336" w:lineRule="auto" w:after="180"/>
+      </w:pPr>
+      <w:r>
+        <w:rPr>
+          <w:b w:val="0"/>
+        </w:rPr>
         <w:t>This added worked case illustrates the week’s main idea. Retain all original and connected topics; schedule its practice within the teaching cycle.</w:t>
       </w:r>
     </w:p>
@@ -507,61 +823,203 @@
       </w:r>
     </w:p>
     <w:p>
+      <w:r>
+        <w:t>Model Similarity by Selected Traits using the supplied case, labelled mechanism and reasoning. Make the scope of each conclusion explicit.</w:t>
+      </w:r>
+    </w:p>
+    <w:p>
+      <w:pPr>
+        <w:spacing w:line="336" w:lineRule="auto" w:after="180"/>
+      </w:pPr>
+      <w:r>
+        <w:rPr>
+          <w:b/>
+        </w:rPr>
+        <w:t>Input</w:t>
+      </w:r>
+      <w:r>
+        <w:rPr>
+          <w:b w:val="0"/>
+        </w:rPr>
+        <w:t xml:space="preserve"> → </w:t>
+      </w:r>
+      <w:r>
+        <w:rPr>
+          <w:b/>
+        </w:rPr>
+        <w:t>Process</w:t>
+      </w:r>
+      <w:r>
+        <w:rPr>
+          <w:b w:val="0"/>
+        </w:rPr>
+        <w:t xml:space="preserve"> → </w:t>
+      </w:r>
+      <w:r>
+        <w:rPr>
+          <w:b/>
+        </w:rPr>
+        <w:t>Output</w:t>
+      </w:r>
+    </w:p>
+    <w:p>
+      <w:pPr>
+        <w:spacing w:line="336" w:lineRule="auto" w:after="180"/>
+      </w:pPr>
+      <w:r>
+        <w:rPr>
+          <w:b w:val="0"/>
+        </w:rPr>
+        <w:t>Trace the information. At each stage, ask what changed and how you could test it.</w:t>
+      </w:r>
+    </w:p>
+    <w:p>
+      <w:pPr>
+        <w:spacing w:line="336" w:lineRule="auto" w:after="180"/>
+      </w:pPr>
+      <w:r>
+        <w:rPr>
+          <w:b w:val="0"/>
+        </w:rPr>
+        <w:t>Which stage could fail even when the other two are correct? Explain:</w:t>
+      </w:r>
+    </w:p>
+    <w:p>
+      <w:pPr>
+        <w:spacing w:line="336" w:lineRule="auto" w:after="180"/>
+      </w:pPr>
+      <w:r>
+        <w:rPr>
+          <w:b w:val="0"/>
+        </w:rPr>
+        <w:t xml:space="preserve">Predict first. Then check each step. A correct answer without visible reasoning is incomplete </w:t>
+      </w:r>
+      <w:r>
+        <w:rPr>
+          <w:b/>
+        </w:rPr>
+        <w:t>evidence</w:t>
+      </w:r>
+      <w:r>
+        <w:rPr>
+          <w:b w:val="0"/>
+        </w:rPr>
+        <w:t>.</w:t>
+      </w:r>
+    </w:p>
+    <w:p>
+      <w:pPr>
+        <w:spacing w:line="336" w:lineRule="auto" w:after="180"/>
+        <w:shd w:fill="F4F9FC"/>
+      </w:pPr>
+      <w:r>
+        <w:rPr>
+          <w:b w:val="0"/>
+        </w:rPr>
+        <w:t>1. Reader target: length=2, difficulty=3.</w:t>
+      </w:r>
+    </w:p>
+    <w:p>
+      <w:pPr>
+        <w:spacing w:line="336" w:lineRule="auto" w:after="180"/>
+        <w:shd w:fill="F4F9FC"/>
+      </w:pPr>
+      <w:r>
+        <w:rPr>
+          <w:b w:val="0"/>
+        </w:rPr>
+        <w:t xml:space="preserve">2. Book A: (2,2) → grid </w:t>
+      </w:r>
+      <w:r>
+        <w:rPr>
+          <w:b/>
+        </w:rPr>
+        <w:t>distance</w:t>
+      </w:r>
+      <w:r>
+        <w:rPr>
+          <w:b w:val="0"/>
+        </w:rPr>
+        <w:t xml:space="preserve"> |2−2|+|2−3|=1.</w:t>
+      </w:r>
+    </w:p>
+    <w:p>
+      <w:pPr>
+        <w:spacing w:line="336" w:lineRule="auto" w:after="180"/>
+        <w:shd w:fill="F4F9FC"/>
+      </w:pPr>
+      <w:r>
+        <w:rPr>
+          <w:b w:val="0"/>
+        </w:rPr>
+        <w:t xml:space="preserve">3. Book B: (4,3) → </w:t>
+      </w:r>
+      <w:r>
+        <w:rPr>
+          <w:b/>
+        </w:rPr>
+        <w:t>distance</w:t>
+      </w:r>
+      <w:r>
+        <w:rPr>
+          <w:b w:val="0"/>
+        </w:rPr>
+        <w:t xml:space="preserve"> |4−2|+|3−3|=2.</w:t>
+      </w:r>
+    </w:p>
+    <w:p>
+      <w:pPr>
+        <w:spacing w:line="336" w:lineRule="auto" w:after="180"/>
+        <w:shd w:fill="F4F9FC"/>
+      </w:pPr>
+      <w:r>
+        <w:rPr>
+          <w:b w:val="0"/>
+        </w:rPr>
+        <w:t>4. A is closer under these features; changing features can change the answer.</w:t>
+      </w:r>
+    </w:p>
+    <w:p>
+      <w:pPr>
+        <w:spacing w:line="336" w:lineRule="auto" w:after="180"/>
+      </w:pPr>
+      <w:r>
+        <w:rPr>
+          <w:b w:val="0"/>
+        </w:rPr>
+        <w:t>Recalculate, retrace, or restate the reasoning in your own representation:</w:t>
+      </w:r>
+    </w:p>
+    <w:p>
+      <w:pPr>
+        <w:spacing w:line="336" w:lineRule="auto" w:after="180"/>
+        <w:shd w:fill="F5F1FB"/>
+      </w:pPr>
+      <w:r>
+        <w:rPr>
+          <w:b w:val="0"/>
+        </w:rPr>
+        <w:t xml:space="preserve">CHECK Did the </w:t>
+      </w:r>
+      <w:r>
+        <w:rPr>
+          <w:b/>
+        </w:rPr>
+        <w:t>evidence</w:t>
+      </w:r>
+      <w:r>
+        <w:rPr>
+          <w:b w:val="0"/>
+        </w:rPr>
+        <w:t xml:space="preserve"> answer the exact question? Did the total, path, or source record stay consistent?</w:t>
+      </w:r>
+    </w:p>
+    <w:p>
       <w:pPr>
         <w:pStyle w:val="Heading3"/>
       </w:pPr>
       <w:r>
-        <w:t>Explain the mechanism</w:t>
-      </w:r>
-    </w:p>
-    <w:p>
-      <w:r>
-        <w:t>Input → Process → Output</w:t>
-      </w:r>
-    </w:p>
-    <w:p>
-      <w:r>
-        <w:t>Trace the information. At each stage, ask what changed and how you could test it.</w:t>
-      </w:r>
-    </w:p>
-    <w:p>
-      <w:r>
-        <w:t>Which stage could fail even when the other two are correct? Explain:</w:t>
-      </w:r>
-    </w:p>
-    <w:p>
-      <w:r>
-        <w:t>Predict first. Then check each step. A correct answer without visible reasoning is incomplete evidence.</w:t>
-      </w:r>
-    </w:p>
-    <w:p>
-      <w:r>
-        <w:t>1. Reader target: length=2, difficulty=3.</w:t>
-      </w:r>
-    </w:p>
-    <w:p>
-      <w:r>
-        <w:t>2. Book A: (2,2) → grid distance |2−2|+|2−3|=1.</w:t>
-      </w:r>
-    </w:p>
-    <w:p>
-      <w:r>
-        <w:t>3. Book B: (4,3) → distance |4−2|+|3−3|=2.</w:t>
-      </w:r>
-    </w:p>
-    <w:p>
-      <w:r>
-        <w:t>4. A is closer under these features; changing features can change the answer.</w:t>
-      </w:r>
-    </w:p>
-    <w:p>
-      <w:r>
-        <w:t>Recalculate, retrace, or restate the reasoning in your own representation:</w:t>
-      </w:r>
-    </w:p>
-    <w:p>
-      <w:r>
-        <w:t>CHECK Did the evidence answer the exact question? Did the total, path, or source record stay consistent?</w:t>
+        <w:t>Concrete teaching case</w:t>
       </w:r>
     </w:p>
     <w:p>
@@ -569,48 +1027,182 @@
         <w:pStyle w:val="Heading3"/>
       </w:pPr>
       <w:r>
-        <w:t>Concrete teaching case</w:t>
-      </w:r>
-    </w:p>
-    <w:p>
-      <w:r>
+        <w:t>The teaching case</w:t>
+      </w:r>
+    </w:p>
+    <w:p>
+      <w:pPr>
+        <w:spacing w:line="336" w:lineRule="auto" w:after="180"/>
+        <w:shd w:fill="F1F6FC"/>
+      </w:pPr>
+      <w:r>
+        <w:rPr>
+          <w:b w:val="0"/>
+        </w:rPr>
         <w:t>Traits are [animals,adventure]. A=[1,1], B=[1,0], C=[0,0]; query=[1,0].</w:t>
       </w:r>
     </w:p>
     <w:p>
-      <w:r>
-        <w:t>Use number of differing traits as distance.</w:t>
-      </w:r>
-    </w:p>
-    <w:p>
       <w:pPr>
         <w:pStyle w:val="Heading3"/>
       </w:pPr>
       <w:r>
+        <w:t>The teaching case</w:t>
+      </w:r>
+    </w:p>
+    <w:p>
+      <w:pPr>
+        <w:spacing w:line="336" w:lineRule="auto" w:after="180"/>
+        <w:shd w:fill="F1F6FC"/>
+      </w:pPr>
+      <w:r>
+        <w:rPr>
+          <w:b w:val="0"/>
+        </w:rPr>
+        <w:t xml:space="preserve">Use number of differing traits as </w:t>
+      </w:r>
+      <w:r>
+        <w:rPr>
+          <w:b/>
+        </w:rPr>
+        <w:t>distance</w:t>
+      </w:r>
+      <w:r>
+        <w:rPr>
+          <w:b w:val="0"/>
+        </w:rPr>
+        <w:t>.</w:t>
+      </w:r>
+    </w:p>
+    <w:p>
+      <w:pPr>
+        <w:pStyle w:val="Heading3"/>
+      </w:pPr>
+      <w:r>
         <w:t>Exact explanation to model</w:t>
       </w:r>
     </w:p>
     <w:p>
-      <w:r>
-        <w:t>Distances: A=1, B=0, C=1. B is nearest with equal feature weights.</w:t>
-      </w:r>
-    </w:p>
-    <w:p>
       <w:pPr>
         <w:pStyle w:val="Heading3"/>
       </w:pPr>
       <w:r>
+        <w:t>Why the result follows</w:t>
+      </w:r>
+    </w:p>
+    <w:p>
+      <w:pPr>
+        <w:spacing w:line="336" w:lineRule="auto" w:after="180"/>
+        <w:shd w:fill="F1F6FC"/>
+      </w:pPr>
+      <w:r>
+        <w:rPr>
+          <w:b/>
+        </w:rPr>
+        <w:t>Distance</w:t>
+      </w:r>
+      <w:r>
+        <w:rPr>
+          <w:b w:val="0"/>
+        </w:rPr>
+        <w:t>s: A=1, B=0, C=1. B is nearest with equal feature weights.</w:t>
+      </w:r>
+    </w:p>
+    <w:p>
+      <w:pPr>
+        <w:pStyle w:val="Heading3"/>
+      </w:pPr>
+      <w:r>
         <w:t>Explain the added worked example</w:t>
       </w:r>
     </w:p>
     <w:p>
-      <w:r>
-        <w:t>A fictional activity chooser represents each activity with energy and group-work ratings on a 0 to 5 scale. A learner requests [2, 4]. We compare options by adding absolute differences. This is a chosen rule for similarity; it is not a learned model or an objective measure of quality.</w:t>
-      </w:r>
-    </w:p>
-    <w:p>
-      <w:r>
-        <w:t>abs gives a nonnegative gap. Under this rule Sketch is closer. Feature order must match: first energy, then group work. Both scales are 0 to 5, but that does not prove one unit has identical practical meaning in both features.</w:t>
+      <w:pPr>
+        <w:pStyle w:val="Heading3"/>
+      </w:pPr>
+      <w:r>
+        <w:t>Explain the added worked example · 1</w:t>
+      </w:r>
+    </w:p>
+    <w:p>
+      <w:pPr>
+        <w:spacing w:line="336" w:lineRule="auto" w:after="180"/>
+      </w:pPr>
+      <w:r>
+        <w:rPr>
+          <w:b w:val="0"/>
+        </w:rPr>
+        <w:t xml:space="preserve">A fictional activity chooser represents each activity with energy and group-work ratings on a 0 to 5 </w:t>
+      </w:r>
+      <w:r>
+        <w:rPr>
+          <w:b/>
+        </w:rPr>
+        <w:t>scale</w:t>
+      </w:r>
+      <w:r>
+        <w:rPr>
+          <w:b w:val="0"/>
+        </w:rPr>
+        <w:t>. A learner requests [2, 4]. We compare options by adding absolute differences.</w:t>
+      </w:r>
+    </w:p>
+    <w:p>
+      <w:pPr>
+        <w:spacing w:line="336" w:lineRule="auto" w:after="180"/>
+      </w:pPr>
+      <w:r>
+        <w:rPr>
+          <w:b w:val="0"/>
+        </w:rPr>
+        <w:t xml:space="preserve">This is a chosen rule for </w:t>
+      </w:r>
+      <w:r>
+        <w:rPr>
+          <w:b/>
+        </w:rPr>
+        <w:t>similarity</w:t>
+      </w:r>
+      <w:r>
+        <w:rPr>
+          <w:b w:val="0"/>
+        </w:rPr>
+        <w:t xml:space="preserve">; it is not a </w:t>
+      </w:r>
+      <w:r>
+        <w:rPr>
+          <w:b/>
+        </w:rPr>
+        <w:t>learned model</w:t>
+      </w:r>
+      <w:r>
+        <w:rPr>
+          <w:b w:val="0"/>
+        </w:rPr>
+        <w:t xml:space="preserve"> or an objective measure of quality.</w:t>
+      </w:r>
+    </w:p>
+    <w:p>
+      <w:pPr>
+        <w:spacing w:line="336" w:lineRule="auto" w:after="180"/>
+      </w:pPr>
+      <w:r>
+        <w:rPr>
+          <w:b w:val="0"/>
+        </w:rPr>
+        <w:t xml:space="preserve">abs gives a nonnegative gap. Under this rule Sketch is closer. Feature order must match: first energy, then group work. Both </w:t>
+      </w:r>
+      <w:r>
+        <w:rPr>
+          <w:b/>
+        </w:rPr>
+        <w:t>scale</w:t>
+      </w:r>
+      <w:r>
+        <w:rPr>
+          <w:b w:val="0"/>
+        </w:rPr>
+        <w:t>s are 0 to 5, but that does not prove one unit has identical practical meaning in both features.</w:t>
       </w:r>
     </w:p>
     <w:p>
@@ -754,8 +1346,37 @@
       </w:r>
     </w:p>
     <w:p>
-      <w:r>
-        <w:t>Use the complete worked example below before asking learners to complete W2. Reveal a small part, invite a prediction, then explain the deciding step. These teacher notes contain solutions; do not reveal the independent case answer during modelling.</w:t>
+      <w:pPr>
+        <w:spacing w:line="336" w:lineRule="auto" w:after="180"/>
+      </w:pPr>
+      <w:r>
+        <w:rPr>
+          <w:b w:val="0"/>
+        </w:rPr>
+        <w:t xml:space="preserve">Use the complete worked example below before asking learners to complete W2. Reveal a small part, invite a </w:t>
+      </w:r>
+      <w:r>
+        <w:rPr>
+          <w:b/>
+        </w:rPr>
+        <w:t>prediction</w:t>
+      </w:r>
+      <w:r>
+        <w:rPr>
+          <w:b w:val="0"/>
+        </w:rPr>
+        <w:t>, then explain the deciding step.</w:t>
+      </w:r>
+    </w:p>
+    <w:p>
+      <w:pPr>
+        <w:spacing w:line="336" w:lineRule="auto" w:after="180"/>
+      </w:pPr>
+      <w:r>
+        <w:rPr>
+          <w:b w:val="0"/>
+        </w:rPr>
+        <w:t>These teacher notes contain solutions; do not reveal the independent case answer during modelling.</w:t>
       </w:r>
     </w:p>
     <w:p>
@@ -899,7 +1520,13 @@
       </w:tr>
     </w:tbl>
     <w:p>
-      <w:r>
+      <w:pPr>
+        <w:spacing w:line="336" w:lineRule="auto" w:after="180"/>
+      </w:pPr>
+      <w:r>
+        <w:rPr>
+          <w:b w:val="0"/>
+        </w:rPr>
         <w:t>Use the diagram and verbal explanation together. Ask learners to match a sentence to a specific visual step; do not assign learners fixed visual or auditory learning styles.</w:t>
       </w:r>
     </w:p>
@@ -912,7 +1539,13 @@
       </w:r>
     </w:p>
     <w:p>
-      <w:r>
+      <w:pPr>
+        <w:spacing w:line="336" w:lineRule="auto" w:after="180"/>
+      </w:pPr>
+      <w:r>
+        <w:rPr>
+          <w:b w:val="0"/>
+        </w:rPr>
         <w:t>A fictional toy book matcher represents two preferences with numeric features.</w:t>
       </w:r>
     </w:p>
@@ -925,13 +1558,79 @@
       </w:r>
     </w:p>
     <w:p>
-      <w:r>
+      <w:pPr>
+        <w:pStyle w:val="Heading3"/>
+      </w:pPr>
+      <w:r>
+        <w:t>Supplied facts</w:t>
+      </w:r>
+    </w:p>
+    <w:p>
+      <w:pPr>
+        <w:spacing w:line="336" w:lineRule="auto" w:after="180"/>
+        <w:shd w:fill="F1F6FC"/>
+      </w:pPr>
+      <w:r>
+        <w:rPr>
+          <w:b w:val="0"/>
+        </w:rPr>
         <w:t>Target vector [2,5]. Candidate A=[2,2], B=[4,5], C=[3,4].</w:t>
       </w:r>
     </w:p>
     <w:p>
-      <w:r>
-        <w:t>Use Manhattan distance: add absolute coordinate differences; return all smallest-distance candidates.</w:t>
+      <w:pPr>
+        <w:pStyle w:val="Heading3"/>
+      </w:pPr>
+      <w:r>
+        <w:t>Supplied facts</w:t>
+      </w:r>
+    </w:p>
+    <w:p>
+      <w:pPr>
+        <w:spacing w:line="336" w:lineRule="auto" w:after="180"/>
+        <w:shd w:fill="F1F6FC"/>
+      </w:pPr>
+      <w:r>
+        <w:rPr>
+          <w:b w:val="0"/>
+        </w:rPr>
+        <w:t xml:space="preserve">Use </w:t>
+      </w:r>
+      <w:r>
+        <w:rPr>
+          <w:b/>
+        </w:rPr>
+        <w:t>Manhattan distance</w:t>
+      </w:r>
+      <w:r>
+        <w:rPr>
+          <w:b w:val="0"/>
+        </w:rPr>
+        <w:t xml:space="preserve">: add absolute </w:t>
+      </w:r>
+      <w:r>
+        <w:rPr>
+          <w:b/>
+        </w:rPr>
+        <w:t>coordinate</w:t>
+      </w:r>
+      <w:r>
+        <w:rPr>
+          <w:b w:val="0"/>
+        </w:rPr>
+        <w:t xml:space="preserve"> differences; return all smallest-</w:t>
+      </w:r>
+      <w:r>
+        <w:rPr>
+          <w:b/>
+        </w:rPr>
+        <w:t>distance</w:t>
+      </w:r>
+      <w:r>
+        <w:rPr>
+          <w:b w:val="0"/>
+        </w:rPr>
+        <w:t xml:space="preserve"> candidates.</w:t>
       </w:r>
     </w:p>
     <w:p>
@@ -1152,43 +1851,232 @@
       </w:r>
     </w:p>
     <w:p>
-      <w:r>
-        <w:t>Each coordinate contributes according to the declared distance rule. Smaller distance means closer in this representation, not automatically a better reading experience. If one coordinate uses a much larger numerical scale, it can dominate the sum even when it is not more important. Feature units and scaling belong in the method record.</w:t>
-      </w:r>
-    </w:p>
-    <w:p>
       <w:pPr>
         <w:pStyle w:val="Heading3"/>
       </w:pPr>
       <w:r>
+        <w:t>Why the result follows</w:t>
+      </w:r>
+    </w:p>
+    <w:p>
+      <w:pPr>
+        <w:spacing w:line="336" w:lineRule="auto" w:after="180"/>
+        <w:shd w:fill="F1F6FC"/>
+      </w:pPr>
+      <w:r>
+        <w:rPr>
+          <w:b w:val="0"/>
+        </w:rPr>
+        <w:t xml:space="preserve">Each </w:t>
+      </w:r>
+      <w:r>
+        <w:rPr>
+          <w:b/>
+        </w:rPr>
+        <w:t>coordinate</w:t>
+      </w:r>
+      <w:r>
+        <w:rPr>
+          <w:b w:val="0"/>
+        </w:rPr>
+        <w:t xml:space="preserve"> contributes according to the declared </w:t>
+      </w:r>
+      <w:r>
+        <w:rPr>
+          <w:b/>
+        </w:rPr>
+        <w:t>distance</w:t>
+      </w:r>
+      <w:r>
+        <w:rPr>
+          <w:b w:val="0"/>
+        </w:rPr>
+        <w:t xml:space="preserve"> rule. Smaller </w:t>
+      </w:r>
+      <w:r>
+        <w:rPr>
+          <w:b/>
+        </w:rPr>
+        <w:t>distance</w:t>
+      </w:r>
+      <w:r>
+        <w:rPr>
+          <w:b w:val="0"/>
+        </w:rPr>
+        <w:t xml:space="preserve"> means closer in this representation, not automatically a better reading experience.</w:t>
+      </w:r>
+    </w:p>
+    <w:p>
+      <w:pPr>
+        <w:spacing w:line="336" w:lineRule="auto" w:after="180"/>
+        <w:shd w:fill="F1F6FC"/>
+      </w:pPr>
+      <w:r>
+        <w:rPr>
+          <w:b w:val="0"/>
+        </w:rPr>
+        <w:t xml:space="preserve">If one </w:t>
+      </w:r>
+      <w:r>
+        <w:rPr>
+          <w:b/>
+        </w:rPr>
+        <w:t>coordinate</w:t>
+      </w:r>
+      <w:r>
+        <w:rPr>
+          <w:b w:val="0"/>
+        </w:rPr>
+        <w:t xml:space="preserve"> uses a much larger numerical </w:t>
+      </w:r>
+      <w:r>
+        <w:rPr>
+          <w:b/>
+        </w:rPr>
+        <w:t>scale</w:t>
+      </w:r>
+      <w:r>
+        <w:rPr>
+          <w:b w:val="0"/>
+        </w:rPr>
+        <w:t>, it can dominate the sum even when it is not more important. Feature units and scaling belong in the method record.</w:t>
+      </w:r>
+    </w:p>
+    <w:p>
+      <w:pPr>
+        <w:pStyle w:val="Heading3"/>
+      </w:pPr>
+      <w:r>
         <w:t>What this example does not establish</w:t>
       </w:r>
     </w:p>
     <w:p>
-      <w:r>
-        <w:t>A toy numeric encoding does not establish meaningful interpersonal distances or suitability of a recommendation.</w:t>
-      </w:r>
-    </w:p>
-    <w:p>
       <w:pPr>
         <w:pStyle w:val="Heading3"/>
       </w:pPr>
       <w:r>
+        <w:t>Keep the stated limit</w:t>
+      </w:r>
+    </w:p>
+    <w:p>
+      <w:pPr>
+        <w:spacing w:line="336" w:lineRule="auto" w:after="180"/>
+        <w:shd w:fill="FFF5E6"/>
+      </w:pPr>
+      <w:r>
+        <w:rPr>
+          <w:b w:val="0"/>
+        </w:rPr>
+        <w:t xml:space="preserve">A toy numeric encoding does not establish meaningful interpersonal </w:t>
+      </w:r>
+      <w:r>
+        <w:rPr>
+          <w:b/>
+        </w:rPr>
+        <w:t>distance</w:t>
+      </w:r>
+      <w:r>
+        <w:rPr>
+          <w:b w:val="0"/>
+        </w:rPr>
+        <w:t>s or suitability of a recommendation.</w:t>
+      </w:r>
+    </w:p>
+    <w:p>
+      <w:pPr>
+        <w:pStyle w:val="Heading3"/>
+      </w:pPr>
+      <w:r>
         <w:t>Change one thing in the pictured case</w:t>
       </w:r>
     </w:p>
     <w:p>
-      <w:r>
-        <w:t>Change: Give the first-coordinate difference weight 2 while the second keeps weight 1.</w:t>
-      </w:r>
-    </w:p>
-    <w:p>
-      <w:r>
-        <w:t>Prediction: Distances become A=3, B=4, C=3; A and C tie.</w:t>
-      </w:r>
-    </w:p>
-    <w:p>
-      <w:r>
+      <w:pPr>
+        <w:pStyle w:val="Heading3"/>
+      </w:pPr>
+      <w:r>
+        <w:t>Change one thing</w:t>
+      </w:r>
+    </w:p>
+    <w:p>
+      <w:pPr>
+        <w:spacing w:line="336" w:lineRule="auto" w:after="180"/>
+        <w:shd w:fill="F5F1FB"/>
+      </w:pPr>
+      <w:r>
+        <w:rPr>
+          <w:b w:val="0"/>
+        </w:rPr>
+        <w:t>Change: Give the first-</w:t>
+      </w:r>
+      <w:r>
+        <w:rPr>
+          <w:b/>
+        </w:rPr>
+        <w:t>coordinate</w:t>
+      </w:r>
+      <w:r>
+        <w:rPr>
+          <w:b w:val="0"/>
+        </w:rPr>
+        <w:t xml:space="preserve"> difference weight 2 while the second keeps weight 1.</w:t>
+      </w:r>
+    </w:p>
+    <w:p>
+      <w:pPr>
+        <w:pStyle w:val="Heading3"/>
+      </w:pPr>
+      <w:r>
+        <w:t>Predicted result</w:t>
+      </w:r>
+    </w:p>
+    <w:p>
+      <w:pPr>
+        <w:spacing w:line="336" w:lineRule="auto" w:after="180"/>
+        <w:shd w:fill="F1F6FC"/>
+      </w:pPr>
+      <w:r>
+        <w:rPr>
+          <w:b/>
+        </w:rPr>
+        <w:t>Prediction</w:t>
+      </w:r>
+      <w:r>
+        <w:rPr>
+          <w:b w:val="0"/>
+        </w:rPr>
+        <w:t xml:space="preserve">: </w:t>
+      </w:r>
+      <w:r>
+        <w:rPr>
+          <w:b/>
+        </w:rPr>
+        <w:t>Distance</w:t>
+      </w:r>
+      <w:r>
+        <w:rPr>
+          <w:b w:val="0"/>
+        </w:rPr>
+        <w:t>s become A=3, B=4, C=3; A and C tie.</w:t>
+      </w:r>
+    </w:p>
+    <w:p>
+      <w:pPr>
+        <w:pStyle w:val="Heading3"/>
+      </w:pPr>
+      <w:r>
+        <w:t>Why the result follows</w:t>
+      </w:r>
+    </w:p>
+    <w:p>
+      <w:pPr>
+        <w:spacing w:line="336" w:lineRule="auto" w:after="180"/>
+        <w:shd w:fill="F1F6FC"/>
+      </w:pPr>
+      <w:r>
+        <w:rPr>
+          <w:b w:val="0"/>
+        </w:rPr>
         <w:t>Reason: The representation’s comparison rule changes; the supplied vectors stay the same.</w:t>
       </w:r>
     </w:p>
@@ -1201,8 +2089,57 @@
       </w:r>
     </w:p>
     <w:p>
-      <w:r>
-        <w:t>Cover the result. Ask learners to name the inputs and predict the next step. Uncover one step, connect the icon to the actual procedure, and explain its evidence. Then change the supplied condition and compare. The picture is a representation; it does not document execution of a real AI model.</w:t>
+      <w:pPr>
+        <w:pStyle w:val="Heading3"/>
+      </w:pPr>
+      <w:r>
+        <w:t>Ask while showing the picture · 2</w:t>
+      </w:r>
+    </w:p>
+    <w:p>
+      <w:pPr>
+        <w:spacing w:line="336" w:lineRule="auto" w:after="180"/>
+      </w:pPr>
+      <w:r>
+        <w:rPr>
+          <w:b w:val="0"/>
+        </w:rPr>
+        <w:t xml:space="preserve">Cover the result. Ask learners to name the </w:t>
+      </w:r>
+      <w:r>
+        <w:rPr>
+          <w:b/>
+        </w:rPr>
+        <w:t>input</w:t>
+      </w:r>
+      <w:r>
+        <w:rPr>
+          <w:b w:val="0"/>
+        </w:rPr>
+        <w:t xml:space="preserve">s and predict the next step. Uncover one step, connect the icon to the actual procedure, and explain its </w:t>
+      </w:r>
+      <w:r>
+        <w:rPr>
+          <w:b/>
+        </w:rPr>
+        <w:t>evidence</w:t>
+      </w:r>
+      <w:r>
+        <w:rPr>
+          <w:b w:val="0"/>
+        </w:rPr>
+        <w:t>. Then change the supplied condition and compare.</w:t>
+      </w:r>
+    </w:p>
+    <w:p>
+      <w:pPr>
+        <w:spacing w:line="336" w:lineRule="auto" w:after="180"/>
+      </w:pPr>
+      <w:r>
+        <w:rPr>
+          <w:b w:val="0"/>
+        </w:rPr>
+        <w:t>The picture is a representation; it does not document execution of a real AI model.</w:t>
       </w:r>
     </w:p>
     <w:p>
@@ -1214,11 +2151,16 @@
       </w:r>
     </w:p>
     <w:p>
+      <w:r>
+        <w:t>Demonstrate Similarity by Selected Traits, reduce support deliberately and check individual reasoning before discussing answers.</w:t>
+      </w:r>
+    </w:p>
+    <w:p>
       <w:pPr>
         <w:pStyle w:val="Heading3"/>
       </w:pPr>
       <w:r>
-        <w:t>Demonstrate and guide practice</w:t>
+        <w:t>Board sequence</w:t>
       </w:r>
     </w:p>
     <w:p>
@@ -1226,55 +2168,209 @@
         <w:pStyle w:val="Heading3"/>
       </w:pPr>
       <w:r>
-        <w:t>Board sequence</w:t>
-      </w:r>
-    </w:p>
-    <w:p>
-      <w:r>
+        <w:t>1. Put the facts on the board</w:t>
+      </w:r>
+    </w:p>
+    <w:p>
+      <w:pPr>
+        <w:spacing w:line="336" w:lineRule="auto" w:after="180"/>
+        <w:shd w:fill="F4F9FC"/>
+      </w:pPr>
+      <w:r>
+        <w:rPr>
+          <w:b w:val="0"/>
+        </w:rPr>
         <w:t>Write the given facts: Traits are [animals,adventure]. A=[1,1], B=[1,0], C=[0,0]; query=[1,0].</w:t>
       </w:r>
     </w:p>
     <w:p>
-      <w:r>
-        <w:t>Write the question to explain: Use number of differing traits as distance.</w:t>
-      </w:r>
-    </w:p>
-    <w:p>
-      <w:r>
-        <w:t>Reveal after predictions: Distances: A=1, B=0, C=1. B is nearest with equal feature weights.</w:t>
-      </w:r>
-    </w:p>
-    <w:p>
-      <w:r>
-        <w:t>Keep for an independent attempt: Score similarity using one point for same topic and one for same difficulty. Target is space, easy. A is space, hard; B is animals, easy. What happens?</w:t>
-      </w:r>
-    </w:p>
-    <w:p>
       <w:pPr>
         <w:pStyle w:val="Heading3"/>
       </w:pPr>
       <w:r>
+        <w:t>2. State the decision to explain</w:t>
+      </w:r>
+    </w:p>
+    <w:p>
+      <w:pPr>
+        <w:spacing w:line="336" w:lineRule="auto" w:after="180"/>
+        <w:shd w:fill="F4F9FC"/>
+      </w:pPr>
+      <w:r>
+        <w:rPr>
+          <w:b w:val="0"/>
+        </w:rPr>
+        <w:t xml:space="preserve">Write the question to explain: Use number of differing traits as </w:t>
+      </w:r>
+      <w:r>
+        <w:rPr>
+          <w:b/>
+        </w:rPr>
+        <w:t>distance</w:t>
+      </w:r>
+      <w:r>
+        <w:rPr>
+          <w:b w:val="0"/>
+        </w:rPr>
+        <w:t>.</w:t>
+      </w:r>
+    </w:p>
+    <w:p>
+      <w:pPr>
+        <w:pStyle w:val="Heading3"/>
+      </w:pPr>
+      <w:r>
+        <w:t>3. Reveal the worked reasoning</w:t>
+      </w:r>
+    </w:p>
+    <w:p>
+      <w:pPr>
+        <w:spacing w:line="336" w:lineRule="auto" w:after="180"/>
+        <w:shd w:fill="F1F6FC"/>
+      </w:pPr>
+      <w:r>
+        <w:rPr>
+          <w:b w:val="0"/>
+        </w:rPr>
+        <w:t xml:space="preserve">Reveal after </w:t>
+      </w:r>
+      <w:r>
+        <w:rPr>
+          <w:b/>
+        </w:rPr>
+        <w:t>prediction</w:t>
+      </w:r>
+      <w:r>
+        <w:rPr>
+          <w:b w:val="0"/>
+        </w:rPr>
+        <w:t xml:space="preserve">s: </w:t>
+      </w:r>
+      <w:r>
+        <w:rPr>
+          <w:b/>
+        </w:rPr>
+        <w:t>Distance</w:t>
+      </w:r>
+      <w:r>
+        <w:rPr>
+          <w:b w:val="0"/>
+        </w:rPr>
+        <w:t>s: A=1, B=0, C=1. B is nearest with equal feature weights.</w:t>
+      </w:r>
+    </w:p>
+    <w:p>
+      <w:pPr>
+        <w:pStyle w:val="Heading3"/>
+      </w:pPr>
+      <w:r>
+        <w:t>Hold back the independent task</w:t>
+      </w:r>
+    </w:p>
+    <w:p>
+      <w:pPr>
+        <w:spacing w:line="336" w:lineRule="auto" w:after="180"/>
+        <w:shd w:fill="F5F1FB"/>
+      </w:pPr>
+      <w:r>
+        <w:rPr>
+          <w:b w:val="0"/>
+        </w:rPr>
+        <w:t xml:space="preserve">Keep for an independent attempt: Score </w:t>
+      </w:r>
+      <w:r>
+        <w:rPr>
+          <w:b/>
+        </w:rPr>
+        <w:t>similarity</w:t>
+      </w:r>
+      <w:r>
+        <w:rPr>
+          <w:b w:val="0"/>
+        </w:rPr>
+        <w:t xml:space="preserve"> using one point for same topic and one for same difficulty. Target is space, easy. A is space, hard; B is animals, easy. What happens?</w:t>
+      </w:r>
+    </w:p>
+    <w:p>
+      <w:pPr>
+        <w:pStyle w:val="Heading3"/>
+      </w:pPr>
+      <w:r>
         <w:t>Classroom dialogue</w:t>
       </w:r>
     </w:p>
     <w:p>
-      <w:r>
+      <w:pPr>
+        <w:pStyle w:val="Heading3"/>
+      </w:pPr>
+      <w:r>
+        <w:t>Ask the class</w:t>
+      </w:r>
+    </w:p>
+    <w:p>
+      <w:pPr>
+        <w:spacing w:line="336" w:lineRule="auto" w:after="180"/>
+        <w:shd w:fill="F5F1FB"/>
+      </w:pPr>
+      <w:r>
+        <w:rPr>
+          <w:b w:val="0"/>
+        </w:rPr>
         <w:t>Ask: Which facts are given, and which would we have to assume? Learners mark relevant details before discussing answers.</w:t>
       </w:r>
     </w:p>
     <w:p>
-      <w:r>
+      <w:pPr>
+        <w:pStyle w:val="Heading3"/>
+      </w:pPr>
+      <w:r>
+        <w:t>Language to model</w:t>
+      </w:r>
+    </w:p>
+    <w:p>
+      <w:pPr>
+        <w:spacing w:line="336" w:lineRule="auto" w:after="180"/>
+        <w:shd w:fill="F1F6F8"/>
+      </w:pPr>
+      <w:r>
+        <w:rPr>
+          <w:b w:val="0"/>
+        </w:rPr>
         <w:t>Say: Predict first. Show the rule, information path or calculation that would produce the result. A correct guess is not yet an explanation.</w:t>
       </w:r>
     </w:p>
     <w:p>
-      <w:r>
+      <w:pPr>
+        <w:spacing w:line="336" w:lineRule="auto" w:after="180"/>
+      </w:pPr>
+      <w:r>
+        <w:rPr>
+          <w:b w:val="0"/>
+        </w:rPr>
         <w:t>Reveal reasoning one step at a time. Explain why a tempting alternative fails. Write units and denominators for arithmetic, trace conditions for decisions, and identify supporting sources for claims.</w:t>
       </w:r>
     </w:p>
     <w:p>
-      <w:r>
-        <w:t>In pairs, one learner solves while the other checks evidence; exchange roles. Remove the worked answer before independent assessment.</w:t>
+      <w:pPr>
+        <w:spacing w:line="336" w:lineRule="auto" w:after="180"/>
+      </w:pPr>
+      <w:r>
+        <w:rPr>
+          <w:b w:val="0"/>
+        </w:rPr>
+        <w:t xml:space="preserve">In pairs, one learner solves while the other checks </w:t>
+      </w:r>
+      <w:r>
+        <w:rPr>
+          <w:b/>
+        </w:rPr>
+        <w:t>evidence</w:t>
+      </w:r>
+      <w:r>
+        <w:rPr>
+          <w:b w:val="0"/>
+        </w:rPr>
+        <w:t>; exchange roles. Remove the worked answer before independent assessment.</w:t>
       </w:r>
     </w:p>
     <w:p>
@@ -1286,8 +2382,20 @@
       </w:r>
     </w:p>
     <w:p>
-      <w:r>
-        <w:t>Distances 0 and 2. Zero means identical recorded features, not identical activities in every way. Exit: No. Only the recorded features match; unrecorded needs and activity details may differ.</w:t>
+      <w:pPr>
+        <w:spacing w:line="336" w:lineRule="auto" w:after="180"/>
+      </w:pPr>
+      <w:r>
+        <w:rPr>
+          <w:b/>
+        </w:rPr>
+        <w:t>Distance</w:t>
+      </w:r>
+      <w:r>
+        <w:rPr>
+          <w:b w:val="0"/>
+        </w:rPr>
+        <w:t>s 0 and 2. Zero means identical recorded features, not identical activities in every way. Exit: No. Only the recorded features match; unrecorded needs and activity details may differ.</w:t>
       </w:r>
     </w:p>
     <w:p>
@@ -1519,18 +2627,89 @@
       </w:r>
     </w:p>
     <w:p>
-      <w:r>
-        <w:t>Completion task: From target [1, 2], find distances to A [2, 2] and B [0, 4].</w:t>
-      </w:r>
-    </w:p>
-    <w:p>
-      <w:r>
+      <w:pPr>
+        <w:pStyle w:val="Heading3"/>
+      </w:pPr>
+      <w:r>
+        <w:t>Completion practice</w:t>
+      </w:r>
+    </w:p>
+    <w:p>
+      <w:pPr>
+        <w:spacing w:line="336" w:lineRule="auto" w:after="180"/>
+        <w:shd w:fill="F5F1FB"/>
+      </w:pPr>
+      <w:r>
+        <w:rPr>
+          <w:b w:val="0"/>
+        </w:rPr>
+        <w:t xml:space="preserve">Completion task: From target [1, 2], find </w:t>
+      </w:r>
+      <w:r>
+        <w:rPr>
+          <w:b/>
+        </w:rPr>
+        <w:t>distance</w:t>
+      </w:r>
+      <w:r>
+        <w:rPr>
+          <w:b w:val="0"/>
+        </w:rPr>
+        <w:t>s to A [2, 2] and B [0, 4].</w:t>
+      </w:r>
+    </w:p>
+    <w:p>
+      <w:pPr>
+        <w:pStyle w:val="Heading3"/>
+      </w:pPr>
+      <w:r>
+        <w:t>Reasoning to listen for</w:t>
+      </w:r>
+    </w:p>
+    <w:p>
+      <w:pPr>
+        <w:spacing w:line="336" w:lineRule="auto" w:after="180"/>
+        <w:shd w:fill="F1F6FC"/>
+      </w:pPr>
+      <w:r>
+        <w:rPr>
+          <w:b w:val="0"/>
+        </w:rPr>
         <w:t>Teacher check: A: 1 + 0 = 1; B: 1 + 2 = 3.</w:t>
       </w:r>
     </w:p>
     <w:p>
-      <w:r>
-        <w:t>Start by identifying the given inputs together. Leave the intermediate steps blank. If needed, model one step, then withdraw that help on the next step. Move to a full trace only when the partial trace is understood. For partners, alternate explainer and checker; collect a response from every learner before discussion.</w:t>
+      <w:pPr>
+        <w:spacing w:line="336" w:lineRule="auto" w:after="180"/>
+      </w:pPr>
+      <w:r>
+        <w:rPr>
+          <w:b w:val="0"/>
+        </w:rPr>
+        <w:t xml:space="preserve">Start by identifying the given </w:t>
+      </w:r>
+      <w:r>
+        <w:rPr>
+          <w:b/>
+        </w:rPr>
+        <w:t>input</w:t>
+      </w:r>
+      <w:r>
+        <w:rPr>
+          <w:b w:val="0"/>
+        </w:rPr>
+        <w:t>s together. Leave the intermediate steps blank. If needed, model one step, then withdraw that help on the next step. Move to a full trace only when the partial trace is understood.</w:t>
+      </w:r>
+    </w:p>
+    <w:p>
+      <w:pPr>
+        <w:spacing w:line="336" w:lineRule="auto" w:after="180"/>
+      </w:pPr>
+      <w:r>
+        <w:rPr>
+          <w:b w:val="0"/>
+        </w:rPr>
+        <w:t>For partners, alternate explainer and checker; collect a response from every learner before discussion.</w:t>
       </w:r>
     </w:p>
     <w:p>
@@ -1542,18 +2721,49 @@
       </w:r>
     </w:p>
     <w:p>
-      <w:r>
-        <w:t>Use the worked case for Distance between feature vectors. Proposed explanation: “A successful run proves the conclusion”. Decide whether this explanation is supported. Point to the step or supplied fact that decides; explain your repair if needed.</w:t>
-      </w:r>
-    </w:p>
-    <w:p>
-      <w:r>
-        <w:t>Expected correction: Similarity depends on the features collected and the distance rule. Missing accessibility, cost or preference information can make the closest item unsuitable. Hard requirements should be checked separately.</w:t>
-      </w:r>
-    </w:p>
-    <w:p>
-      <w:r>
-        <w:t>Collect explanations, not only yes/no votes. If a misunderstanding is common, re-model the relevant step for the class. If it affects a few learners, give a short targeted group explanation while others solve a more demanding variation.</w:t>
+      <w:pPr>
+        <w:spacing w:line="336" w:lineRule="auto" w:after="180"/>
+      </w:pPr>
+      <w:r>
+        <w:rPr>
+          <w:b w:val="0"/>
+        </w:rPr>
+        <w:t xml:space="preserve">Use the worked case for </w:t>
+      </w:r>
+      <w:r>
+        <w:rPr>
+          <w:b/>
+        </w:rPr>
+        <w:t>Distance</w:t>
+      </w:r>
+      <w:r>
+        <w:rPr>
+          <w:b w:val="0"/>
+        </w:rPr>
+        <w:t xml:space="preserve"> between </w:t>
+      </w:r>
+      <w:r>
+        <w:rPr>
+          <w:b/>
+        </w:rPr>
+        <w:t>feature vector</w:t>
+      </w:r>
+      <w:r>
+        <w:rPr>
+          <w:b w:val="0"/>
+        </w:rPr>
+        <w:t>s. Proposed explanation: “A successful run proves the conclusion”. Decide whether this explanation is supported.</w:t>
+      </w:r>
+    </w:p>
+    <w:p>
+      <w:pPr>
+        <w:spacing w:line="336" w:lineRule="auto" w:after="180"/>
+      </w:pPr>
+      <w:r>
+        <w:rPr>
+          <w:b w:val="0"/>
+        </w:rPr>
+        <w:t>Point to the step or supplied fact that decides; explain your repair if needed.</w:t>
       </w:r>
     </w:p>
     <w:p>
@@ -1561,11 +2771,95 @@
         <w:pStyle w:val="Heading3"/>
       </w:pPr>
       <w:r>
+        <w:t>Expected repair</w:t>
+      </w:r>
+    </w:p>
+    <w:p>
+      <w:pPr>
+        <w:spacing w:line="336" w:lineRule="auto" w:after="180"/>
+        <w:shd w:fill="F1F6FC"/>
+      </w:pPr>
+      <w:r>
+        <w:rPr>
+          <w:b w:val="0"/>
+        </w:rPr>
+        <w:t xml:space="preserve">Expected correction: </w:t>
+      </w:r>
+      <w:r>
+        <w:rPr>
+          <w:b/>
+        </w:rPr>
+        <w:t>Similarity</w:t>
+      </w:r>
+      <w:r>
+        <w:rPr>
+          <w:b w:val="0"/>
+        </w:rPr>
+        <w:t xml:space="preserve"> depends on the features collected and the </w:t>
+      </w:r>
+      <w:r>
+        <w:rPr>
+          <w:b/>
+        </w:rPr>
+        <w:t>distance</w:t>
+      </w:r>
+      <w:r>
+        <w:rPr>
+          <w:b w:val="0"/>
+        </w:rPr>
+        <w:t xml:space="preserve"> rule. Missing accessibility, cost or preference information can make the closest item unsuitable.</w:t>
+      </w:r>
+    </w:p>
+    <w:p>
+      <w:pPr>
+        <w:spacing w:line="336" w:lineRule="auto" w:after="180"/>
+        <w:shd w:fill="F1F6FC"/>
+      </w:pPr>
+      <w:r>
+        <w:rPr>
+          <w:b w:val="0"/>
+        </w:rPr>
+        <w:t>Hard requirements should be checked separately.</w:t>
+      </w:r>
+    </w:p>
+    <w:p>
+      <w:pPr>
+        <w:spacing w:line="336" w:lineRule="auto" w:after="180"/>
+      </w:pPr>
+      <w:r>
+        <w:rPr>
+          <w:b w:val="0"/>
+        </w:rPr>
+        <w:t>Collect explanations, not only yes/no votes. If a misunderstanding is common, re-model the relevant step for the class.</w:t>
+      </w:r>
+    </w:p>
+    <w:p>
+      <w:pPr>
+        <w:spacing w:line="336" w:lineRule="auto" w:after="180"/>
+      </w:pPr>
+      <w:r>
+        <w:rPr>
+          <w:b w:val="0"/>
+        </w:rPr>
+        <w:t>If it affects a few learners, give a short targeted group explanation while others solve a more demanding variation.</w:t>
+      </w:r>
+    </w:p>
+    <w:p>
+      <w:pPr>
+        <w:pStyle w:val="Heading3"/>
+      </w:pPr>
+      <w:r>
         <w:t>Pictorial practice question</w:t>
       </w:r>
     </w:p>
     <w:p>
-      <w:r>
+      <w:pPr>
+        <w:spacing w:line="336" w:lineRule="auto" w:after="180"/>
+      </w:pPr>
+      <w:r>
+        <w:rPr>
+          <w:b w:val="0"/>
+        </w:rPr>
         <w:t>Explain why B ceases to be a closest option without any candidate data changing.</w:t>
       </w:r>
     </w:p>
@@ -1578,18 +2872,96 @@
       </w:r>
     </w:p>
     <w:p>
-      <w:r>
-        <w:t>Its first-coordinate gap 2 now contributes 4, raising its distance above A and C’s 3.</w:t>
-      </w:r>
-    </w:p>
-    <w:p>
-      <w:r>
-        <w:t>Changed-case reasoning: Distances become A=3, B=4, C=3; A and C tie. The representation’s comparison rule changes; the supplied vectors stay the same.</w:t>
-      </w:r>
-    </w:p>
-    <w:p>
-      <w:r>
-        <w:t>Collect each learner’s explanation before discussion. Use the first missing connection between input, deciding step and result to choose support. This question is worked-case practice, not fresh mastery evidence.</w:t>
+      <w:pPr>
+        <w:spacing w:line="336" w:lineRule="auto" w:after="180"/>
+      </w:pPr>
+      <w:r>
+        <w:rPr>
+          <w:b w:val="0"/>
+        </w:rPr>
+        <w:t>Its first-</w:t>
+      </w:r>
+      <w:r>
+        <w:rPr>
+          <w:b/>
+        </w:rPr>
+        <w:t>coordinate</w:t>
+      </w:r>
+      <w:r>
+        <w:rPr>
+          <w:b w:val="0"/>
+        </w:rPr>
+        <w:t xml:space="preserve"> gap 2 now contributes 4, raising its </w:t>
+      </w:r>
+      <w:r>
+        <w:rPr>
+          <w:b/>
+        </w:rPr>
+        <w:t>distance</w:t>
+      </w:r>
+      <w:r>
+        <w:rPr>
+          <w:b w:val="0"/>
+        </w:rPr>
+        <w:t xml:space="preserve"> above A and C’s 3.</w:t>
+      </w:r>
+    </w:p>
+    <w:p>
+      <w:pPr>
+        <w:spacing w:line="336" w:lineRule="auto" w:after="180"/>
+      </w:pPr>
+      <w:r>
+        <w:rPr>
+          <w:b w:val="0"/>
+        </w:rPr>
+        <w:t xml:space="preserve">Changed-case reasoning: </w:t>
+      </w:r>
+      <w:r>
+        <w:rPr>
+          <w:b/>
+        </w:rPr>
+        <w:t>Distance</w:t>
+      </w:r>
+      <w:r>
+        <w:rPr>
+          <w:b w:val="0"/>
+        </w:rPr>
+        <w:t>s become A=3, B=4, C=3; A and C tie. The representation’s comparison rule changes; the supplied vectors stay the same.</w:t>
+      </w:r>
+    </w:p>
+    <w:p>
+      <w:pPr>
+        <w:spacing w:line="336" w:lineRule="auto" w:after="180"/>
+      </w:pPr>
+      <w:r>
+        <w:rPr>
+          <w:b w:val="0"/>
+        </w:rPr>
+        <w:t xml:space="preserve">Collect each learner’s explanation before discussion. Use the first missing connection between </w:t>
+      </w:r>
+      <w:r>
+        <w:rPr>
+          <w:b/>
+        </w:rPr>
+        <w:t>input</w:t>
+      </w:r>
+      <w:r>
+        <w:rPr>
+          <w:b w:val="0"/>
+        </w:rPr>
+        <w:t xml:space="preserve">, deciding step and result to choose support. This question is worked-case practice, not fresh mastery </w:t>
+      </w:r>
+      <w:r>
+        <w:rPr>
+          <w:b/>
+        </w:rPr>
+        <w:t>evidence</w:t>
+      </w:r>
+      <w:r>
+        <w:rPr>
+          <w:b w:val="0"/>
+        </w:rPr>
+        <w:t>.</w:t>
       </w:r>
     </w:p>
     <w:p>
@@ -1601,54 +2973,117 @@
       </w:r>
     </w:p>
     <w:p>
+      <w:r>
+        <w:t>Run the Similarity by Selected Traits investigation and use the first unsupported step to choose a teaching response.</w:t>
+      </w:r>
+    </w:p>
+    <w:p>
+      <w:pPr>
+        <w:spacing w:line="336" w:lineRule="auto" w:after="180"/>
+      </w:pPr>
+      <w:r>
+        <w:rPr>
+          <w:b w:val="0"/>
+        </w:rPr>
+        <w:t>Words You Can Use to Reason</w:t>
+      </w:r>
+    </w:p>
+    <w:p>
+      <w:pPr>
+        <w:spacing w:line="336" w:lineRule="auto" w:after="180"/>
+      </w:pPr>
+      <w:r>
+        <w:rPr>
+          <w:b w:val="0"/>
+        </w:rPr>
+        <w:t>A definition matters when you can recognize the idea, use it, and contrast it with a near-miss.</w:t>
+      </w:r>
+    </w:p>
+    <w:p>
+      <w:pPr>
+        <w:spacing w:line="336" w:lineRule="auto" w:after="180"/>
+      </w:pPr>
+      <w:r>
+        <w:rPr>
+          <w:b w:val="0"/>
+        </w:rPr>
+        <w:t>Predict → Test → Record → Explain</w:t>
+      </w:r>
+    </w:p>
+    <w:p>
+      <w:pPr>
+        <w:spacing w:line="336" w:lineRule="auto" w:after="180"/>
+      </w:pPr>
+      <w:r>
+        <w:rPr>
+          <w:b w:val="0"/>
+        </w:rPr>
+        <w:t>Keep expected and actual results separate. Surprises are useful data when recorded honestly.</w:t>
+      </w:r>
+    </w:p>
+    <w:p>
+      <w:pPr>
+        <w:spacing w:line="336" w:lineRule="auto" w:after="180"/>
+      </w:pPr>
+      <w:r>
+        <w:rPr>
+          <w:b w:val="0"/>
+        </w:rPr>
+        <w:t xml:space="preserve">Plot six books on a 2-feature grid, compute simple grid </w:t>
+      </w:r>
+      <w:r>
+        <w:rPr>
+          <w:b/>
+        </w:rPr>
+        <w:t>distance</w:t>
+      </w:r>
+      <w:r>
+        <w:rPr>
+          <w:b w:val="0"/>
+        </w:rPr>
+        <w:t>, find nearest, then change one selected feature and compare.</w:t>
+      </w:r>
+    </w:p>
+    <w:p>
+      <w:pPr>
+        <w:spacing w:line="336" w:lineRule="auto" w:after="180"/>
+        <w:shd w:fill="F5F1FB"/>
+      </w:pPr>
+      <w:r>
+        <w:rPr>
+          <w:b w:val="0"/>
+        </w:rPr>
+        <w:t>What did the hardest test teach you that the normal test did not?</w:t>
+      </w:r>
+    </w:p>
+    <w:p>
       <w:pPr>
         <w:pStyle w:val="Heading3"/>
       </w:pPr>
       <w:r>
-        <w:t>Run the weekly evidence lab</w:t>
-      </w:r>
-    </w:p>
-    <w:p>
-      <w:r>
-        <w:t>Words You Can Use to Reason</w:t>
-      </w:r>
-    </w:p>
-    <w:p>
-      <w:r>
-        <w:t>A definition matters when you can recognize the idea, use it, and contrast it with a near-miss.</w:t>
-      </w:r>
-    </w:p>
-    <w:p>
-      <w:r>
-        <w:t>Predict → Test → Record → Explain</w:t>
-      </w:r>
-    </w:p>
-    <w:p>
-      <w:r>
-        <w:t>Keep expected and actual results separate. Surprises are useful data when recorded honestly.</w:t>
-      </w:r>
-    </w:p>
-    <w:p>
-      <w:r>
-        <w:t>Plot six books on a 2-feature grid, compute simple grid distance, find nearest, then change one selected feature and compare.</w:t>
-      </w:r>
-    </w:p>
-    <w:p>
-      <w:r>
-        <w:t>What did the hardest test teach you that the normal test did not?</w:t>
-      </w:r>
-    </w:p>
-    <w:p>
-      <w:pPr>
-        <w:pStyle w:val="Heading3"/>
-      </w:pPr>
-      <w:r>
         <w:t>Make the lab runnable</w:t>
       </w:r>
     </w:p>
     <w:p>
-      <w:r>
-        <w:t>Use the concrete case as the shared normal case and the independent question as a second case. Each pair creates a boundary or missing-information case and predicts its result before testing. Keep the expected result separate from an observed mistake.</w:t>
+      <w:pPr>
+        <w:spacing w:line="336" w:lineRule="auto" w:after="180"/>
+      </w:pPr>
+      <w:r>
+        <w:rPr>
+          <w:b w:val="0"/>
+        </w:rPr>
+        <w:t>Use the concrete case as the shared normal case and the independent question as a second case. Each pair creates a boundary or missing-information case and predicts its result before testing.</w:t>
+      </w:r>
+    </w:p>
+    <w:p>
+      <w:pPr>
+        <w:spacing w:line="336" w:lineRule="auto" w:after="180"/>
+      </w:pPr>
+      <w:r>
+        <w:rPr>
+          <w:b w:val="0"/>
+        </w:rPr>
+        <w:t>Keep the expected result separate from an observed mistake.</w:t>
       </w:r>
     </w:p>
     <w:tbl>
@@ -1806,8 +3241,25 @@
       </w:r>
     </w:p>
     <w:p>
-      <w:r>
-        <w:t>For guessing, return to given facts and request a trace. For vocabulary without application, use one example and one non-example. For arithmetic errors, check the setup before the calculation. Finish with a different uncoached case before recording mastery.</w:t>
+      <w:pPr>
+        <w:spacing w:line="336" w:lineRule="auto" w:after="180"/>
+      </w:pPr>
+      <w:r>
+        <w:rPr>
+          <w:b w:val="0"/>
+        </w:rPr>
+        <w:t>For guessing, return to given facts and request a trace. For vocabulary without application, use one example and one non-example. For arithmetic errors, check the setup before the calculation.</w:t>
+      </w:r>
+    </w:p>
+    <w:p>
+      <w:pPr>
+        <w:spacing w:line="336" w:lineRule="auto" w:after="180"/>
+      </w:pPr>
+      <w:r>
+        <w:rPr>
+          <w:b w:val="0"/>
+        </w:rPr>
+        <w:t>Finish with a different uncoached case before recording mastery.</w:t>
       </w:r>
     </w:p>
     <w:p>
@@ -1819,18 +3271,118 @@
       </w:r>
     </w:p>
     <w:p>
-      <w:r>
-        <w:t>A successful run proves the conclusion: Similarity depends on the features collected and the distance rule. Missing accessibility, cost or preference information can make the closest item unsuitable. Hard requirements should be checked separately.</w:t>
-      </w:r>
-    </w:p>
-    <w:p>
-      <w:r>
-        <w:t>Matching the example is enough: Require the new W4 case, explicit predictions and an explanation. Fresh retry: target [2, 3]; X [0, 3], Y [2, 2], Z [3, 4] have distances 2, 1, 2. Y wins and X/Z tie.</w:t>
-      </w:r>
-    </w:p>
-    <w:p>
-      <w:r>
-        <w:t>A convenient shortcut preserves meaning: If one feature is duration in minutes up to 60 and another a rating up to 5, raw distance may be dominated by duration. Specify scaling or weights before ranking; do not silently change units to get a preferred winner.</w:t>
+      <w:pPr>
+        <w:spacing w:line="336" w:lineRule="auto" w:after="180"/>
+      </w:pPr>
+      <w:r>
+        <w:rPr>
+          <w:b w:val="0"/>
+        </w:rPr>
+        <w:t xml:space="preserve">A successful run proves the conclusion: </w:t>
+      </w:r>
+      <w:r>
+        <w:rPr>
+          <w:b/>
+        </w:rPr>
+        <w:t>Similarity</w:t>
+      </w:r>
+      <w:r>
+        <w:rPr>
+          <w:b w:val="0"/>
+        </w:rPr>
+        <w:t xml:space="preserve"> depends on the features collected and the </w:t>
+      </w:r>
+      <w:r>
+        <w:rPr>
+          <w:b/>
+        </w:rPr>
+        <w:t>distance</w:t>
+      </w:r>
+      <w:r>
+        <w:rPr>
+          <w:b w:val="0"/>
+        </w:rPr>
+        <w:t xml:space="preserve"> rule. Missing accessibility, cost or preference information can make the closest item unsuitable.</w:t>
+      </w:r>
+    </w:p>
+    <w:p>
+      <w:pPr>
+        <w:spacing w:line="336" w:lineRule="auto" w:after="180"/>
+      </w:pPr>
+      <w:r>
+        <w:rPr>
+          <w:b w:val="0"/>
+        </w:rPr>
+        <w:t>Hard requirements should be checked separately.</w:t>
+      </w:r>
+    </w:p>
+    <w:p>
+      <w:pPr>
+        <w:spacing w:line="336" w:lineRule="auto" w:after="180"/>
+      </w:pPr>
+      <w:r>
+        <w:rPr>
+          <w:b w:val="0"/>
+        </w:rPr>
+        <w:t xml:space="preserve">Matching the example is enough: Require the new W4 case, explicit </w:t>
+      </w:r>
+      <w:r>
+        <w:rPr>
+          <w:b/>
+        </w:rPr>
+        <w:t>prediction</w:t>
+      </w:r>
+      <w:r>
+        <w:rPr>
+          <w:b w:val="0"/>
+        </w:rPr>
+        <w:t xml:space="preserve">s and an explanation. Fresh retry: target [2, 3]; X [0, 3], Y [2, 2], Z [3, 4] have </w:t>
+      </w:r>
+      <w:r>
+        <w:rPr>
+          <w:b/>
+        </w:rPr>
+        <w:t>distance</w:t>
+      </w:r>
+      <w:r>
+        <w:rPr>
+          <w:b w:val="0"/>
+        </w:rPr>
+        <w:t>s 2, 1, 2. Y wins and X/Z tie.</w:t>
+      </w:r>
+    </w:p>
+    <w:p>
+      <w:pPr>
+        <w:spacing w:line="336" w:lineRule="auto" w:after="180"/>
+      </w:pPr>
+      <w:r>
+        <w:rPr>
+          <w:b w:val="0"/>
+        </w:rPr>
+        <w:t xml:space="preserve">A convenient shortcut preserves meaning: If one feature is duration in minutes up to 60 and another a rating up to 5, raw </w:t>
+      </w:r>
+      <w:r>
+        <w:rPr>
+          <w:b/>
+        </w:rPr>
+        <w:t>distance</w:t>
+      </w:r>
+      <w:r>
+        <w:rPr>
+          <w:b w:val="0"/>
+        </w:rPr>
+        <w:t xml:space="preserve"> may be dominated by duration.</w:t>
+      </w:r>
+    </w:p>
+    <w:p>
+      <w:pPr>
+        <w:spacing w:line="336" w:lineRule="auto" w:after="180"/>
+      </w:pPr>
+      <w:r>
+        <w:rPr>
+          <w:b w:val="0"/>
+        </w:rPr>
+        <w:t>Specify scaling or weights before ranking; do not silently change units to get a preferred winner.</w:t>
       </w:r>
     </w:p>
     <w:p>
@@ -1988,8 +3540,25 @@
       </w:tr>
     </w:tbl>
     <w:p>
-      <w:r>
-        <w:t>Offer an oral explanation, drawing, enlarged visual or fewer examples when that removes a reading/writing barrier. Keep the same reasoning goal. Stretch secure learners by changing a boundary or assumption and asking them to defend the effect, not simply by assigning more of the same questions.</w:t>
+      <w:pPr>
+        <w:spacing w:line="336" w:lineRule="auto" w:after="180"/>
+      </w:pPr>
+      <w:r>
+        <w:rPr>
+          <w:b w:val="0"/>
+        </w:rPr>
+        <w:t>Offer an oral explanation, drawing, enlarged visual or fewer examples when that removes a reading/writing barrier. Keep the same reasoning goal.</w:t>
+      </w:r>
+    </w:p>
+    <w:p>
+      <w:pPr>
+        <w:spacing w:line="336" w:lineRule="auto" w:after="180"/>
+      </w:pPr>
+      <w:r>
+        <w:rPr>
+          <w:b w:val="0"/>
+        </w:rPr>
+        <w:t>Stretch secure learners by changing a boundary or assumption and asking them to defend the effect, not simply by assigning more of the same questions.</w:t>
       </w:r>
     </w:p>
     <w:p>
@@ -2001,11 +3570,16 @@
       </w:r>
     </w:p>
     <w:p>
+      <w:r>
+        <w:t>Use the Similarity by Selected Traits questions, teacher keys and criteria after the relevant attempts. Previously discussed cases are practice; protect the separately selected independent task.</w:t>
+      </w:r>
+    </w:p>
+    <w:p>
       <w:pPr>
         <w:pStyle w:val="Heading3"/>
       </w:pPr>
       <w:r>
-        <w:t>Assess and explain the answers</w:t>
+        <w:t>Worked case answer</w:t>
       </w:r>
     </w:p>
     <w:p>
@@ -2013,12 +3587,25 @@
         <w:pStyle w:val="Heading3"/>
       </w:pPr>
       <w:r>
-        <w:t>Worked case answer</w:t>
-      </w:r>
-    </w:p>
-    <w:p>
-      <w:r>
-        <w:t>Distances: A=1, B=0, C=1. B is nearest with equal feature weights.</w:t>
+        <w:t>Teacher key · Worked case answer</w:t>
+      </w:r>
+    </w:p>
+    <w:p>
+      <w:pPr>
+        <w:spacing w:line="336" w:lineRule="auto" w:after="180"/>
+        <w:shd w:fill="F1F6FC"/>
+      </w:pPr>
+      <w:r>
+        <w:rPr>
+          <w:b/>
+        </w:rPr>
+        <w:t>Distance</w:t>
+      </w:r>
+      <w:r>
+        <w:rPr>
+          <w:b w:val="0"/>
+        </w:rPr>
+        <w:t>s: A=1, B=0, C=1. B is nearest with equal feature weights.</w:t>
       </w:r>
     </w:p>
     <w:p>
@@ -2030,20 +3617,62 @@
       </w:r>
     </w:p>
     <w:p>
-      <w:r>
-        <w:t>Score similarity using one point for same topic and one for same difficulty. Target is space, easy. A is space, hard; B is animals, easy. What happens?</w:t>
-      </w:r>
-    </w:p>
-    <w:p>
       <w:pPr>
         <w:pStyle w:val="Heading3"/>
       </w:pPr>
       <w:r>
+        <w:t>Independent question · withhold the key</w:t>
+      </w:r>
+    </w:p>
+    <w:p>
+      <w:pPr>
+        <w:spacing w:line="336" w:lineRule="auto" w:after="180"/>
+        <w:shd w:fill="F5F1FB"/>
+      </w:pPr>
+      <w:r>
+        <w:rPr>
+          <w:b w:val="0"/>
+        </w:rPr>
+        <w:t xml:space="preserve">Score </w:t>
+      </w:r>
+      <w:r>
+        <w:rPr>
+          <w:b/>
+        </w:rPr>
+        <w:t>similarity</w:t>
+      </w:r>
+      <w:r>
+        <w:rPr>
+          <w:b w:val="0"/>
+        </w:rPr>
+        <w:t xml:space="preserve"> using one point for same topic and one for same difficulty. Target is space, easy. A is space, hard; B is animals, easy. What happens?</w:t>
+      </w:r>
+    </w:p>
+    <w:p>
+      <w:pPr>
+        <w:pStyle w:val="Heading3"/>
+      </w:pPr>
+      <w:r>
         <w:t>Expected independent answer</w:t>
       </w:r>
     </w:p>
     <w:p>
-      <w:r>
+      <w:pPr>
+        <w:pStyle w:val="Heading3"/>
+      </w:pPr>
+      <w:r>
+        <w:t>Teacher key · Expected independent answer</w:t>
+      </w:r>
+    </w:p>
+    <w:p>
+      <w:pPr>
+        <w:spacing w:line="336" w:lineRule="auto" w:after="180"/>
+        <w:shd w:fill="F1F6FC"/>
+      </w:pPr>
+      <w:r>
+        <w:rPr>
+          <w:b w:val="0"/>
+        </w:rPr>
         <w:t>Each scores one point. The chosen traits create a tie; use a stated tie rule or request another relevant preference.</w:t>
       </w:r>
     </w:p>
@@ -2282,8 +3911,25 @@
       </w:tr>
     </w:tbl>
     <w:p>
-      <w:r>
-        <w:t>Use 6/8 as a classroom checkpoint, with 2 required for both Result and Reasoning. This is a proposed teaching rule, not a validated certification threshold. Do not count a coached answer as independent mastery; correct unsafe or unsupported claims regardless of total.</w:t>
+      <w:pPr>
+        <w:spacing w:line="336" w:lineRule="auto" w:after="180"/>
+      </w:pPr>
+      <w:r>
+        <w:rPr>
+          <w:b w:val="0"/>
+        </w:rPr>
+        <w:t>Use 6/8 as a classroom checkpoint, with 2 required for both Result and Reasoning. This is a proposed teaching rule, not a validated certification threshold.</w:t>
+      </w:r>
+    </w:p>
+    <w:p>
+      <w:pPr>
+        <w:spacing w:line="336" w:lineRule="auto" w:after="180"/>
+      </w:pPr>
+      <w:r>
+        <w:rPr>
+          <w:b w:val="0"/>
+        </w:rPr>
+        <w:t>Do not count a coached answer as independent mastery; correct unsafe or unsupported claims regardless of total.</w:t>
       </w:r>
     </w:p>
     <w:p>
@@ -2295,8 +3941,38 @@
       </w:r>
     </w:p>
     <w:p>
-      <w:r>
-        <w:t>Ask the learner to find the evidence that challenges this claim: “Similarity always gives exactly one winner.” Keep the first attempt and an uncoached retry separate.</w:t>
+      <w:pPr>
+        <w:spacing w:line="336" w:lineRule="auto" w:after="180"/>
+      </w:pPr>
+      <w:r>
+        <w:rPr>
+          <w:b w:val="0"/>
+        </w:rPr>
+        <w:t xml:space="preserve">Ask the learner to find the </w:t>
+      </w:r>
+      <w:r>
+        <w:rPr>
+          <w:b/>
+        </w:rPr>
+        <w:t>evidence</w:t>
+      </w:r>
+      <w:r>
+        <w:rPr>
+          <w:b w:val="0"/>
+        </w:rPr>
+        <w:t xml:space="preserve"> that challenges this claim: “</w:t>
+      </w:r>
+      <w:r>
+        <w:rPr>
+          <w:b/>
+        </w:rPr>
+        <w:t>Similarity</w:t>
+      </w:r>
+      <w:r>
+        <w:rPr>
+          <w:b w:val="0"/>
+        </w:rPr>
+        <w:t xml:space="preserve"> always gives exactly one winner.” Keep the first attempt and an uncoached retry separate.</w:t>
       </w:r>
     </w:p>
     <w:p>
@@ -2308,15 +3984,42 @@
       </w:r>
     </w:p>
     <w:p>
-      <w:r>
-        <w:t>Equal-weight distances are A=1, B=1, C=2. Doubling the illustration mismatch makes A=1, B=2, C=2, so A becomes nearest. Weight choices express a task preference; they are not objective truth about book quality.</w:t>
-      </w:r>
-    </w:p>
-    <w:p>
       <w:pPr>
         <w:pStyle w:val="Heading3"/>
       </w:pPr>
       <w:r>
+        <w:t>Teacher key · Original transfer answer</w:t>
+      </w:r>
+    </w:p>
+    <w:p>
+      <w:pPr>
+        <w:spacing w:line="336" w:lineRule="auto" w:after="180"/>
+        <w:shd w:fill="F1F6FC"/>
+      </w:pPr>
+      <w:r>
+        <w:rPr>
+          <w:b w:val="0"/>
+        </w:rPr>
+        <w:t xml:space="preserve">Equal-weight </w:t>
+      </w:r>
+      <w:r>
+        <w:rPr>
+          <w:b/>
+        </w:rPr>
+        <w:t>distance</w:t>
+      </w:r>
+      <w:r>
+        <w:rPr>
+          <w:b w:val="0"/>
+        </w:rPr>
+        <w:t>s are A=1, B=1, C=2. Doubling the illustration mismatch makes A=1, B=2, C=2, so A becomes nearest. Weight choices express a task preference; they are not objective truth about book quality.</w:t>
+      </w:r>
+    </w:p>
+    <w:p>
+      <w:pPr>
+        <w:pStyle w:val="Heading3"/>
+      </w:pPr>
+      <w:r>
         <w:t>Explanations for the additional workbook examples</w:t>
       </w:r>
     </w:p>
@@ -2329,35 +4032,146 @@
       </w:r>
     </w:p>
     <w:p>
-      <w:r>
+      <w:pPr>
+        <w:pStyle w:val="Heading3"/>
+      </w:pPr>
+      <w:r>
+        <w:t>Workbook question · W1</w:t>
+      </w:r>
+    </w:p>
+    <w:p>
+      <w:pPr>
+        <w:spacing w:line="336" w:lineRule="auto" w:after="180"/>
+        <w:shd w:fill="F5F1FB"/>
+      </w:pPr>
+      <w:r>
+        <w:rPr>
+          <w:b w:val="0"/>
+        </w:rPr>
         <w:t>For [4, 1] under the worked feature order, identify energy and group-work ratings.</w:t>
       </w:r>
     </w:p>
     <w:p>
-      <w:r>
+      <w:pPr>
+        <w:pStyle w:val="Heading3"/>
+      </w:pPr>
+      <w:r>
+        <w:t>Teacher reasoning · W1</w:t>
+      </w:r>
+    </w:p>
+    <w:p>
+      <w:pPr>
+        <w:spacing w:line="336" w:lineRule="auto" w:after="180"/>
+        <w:shd w:fill="F1F6FC"/>
+      </w:pPr>
+      <w:r>
+        <w:rPr>
+          <w:b w:val="0"/>
+        </w:rPr>
         <w:t>Energy 4, group work 1.</w:t>
       </w:r>
     </w:p>
     <w:p>
-      <w:r>
-        <w:t>Use the declared feature order: position 0 means energy and position 1 means group work. The vector [4,1] therefore records energy 4 and group work 1. Reversing the interpretation would change the meaning and could change the distance calculation.</w:t>
-      </w:r>
-    </w:p>
-    <w:p>
       <w:pPr>
         <w:pStyle w:val="Heading3"/>
       </w:pPr>
       <w:r>
+        <w:t>Teacher reasoning · W1</w:t>
+      </w:r>
+    </w:p>
+    <w:p>
+      <w:pPr>
+        <w:spacing w:line="336" w:lineRule="auto" w:after="180"/>
+        <w:shd w:fill="F1F6FC"/>
+      </w:pPr>
+      <w:r>
+        <w:rPr>
+          <w:b w:val="0"/>
+        </w:rPr>
+        <w:t>Use the declared feature order: position 0 means energy and position 1 means group work. The vector [4,1] therefore records energy 4 and group work 1.</w:t>
+      </w:r>
+    </w:p>
+    <w:p>
+      <w:pPr>
+        <w:spacing w:line="336" w:lineRule="auto" w:after="180"/>
+        <w:shd w:fill="F1F6FC"/>
+      </w:pPr>
+      <w:r>
+        <w:rPr>
+          <w:b w:val="0"/>
+        </w:rPr>
+        <w:t xml:space="preserve">Reversing the interpretation would change the meaning and could change the </w:t>
+      </w:r>
+      <w:r>
+        <w:rPr>
+          <w:b/>
+        </w:rPr>
+        <w:t>distance</w:t>
+      </w:r>
+      <w:r>
+        <w:rPr>
+          <w:b w:val="0"/>
+        </w:rPr>
+        <w:t xml:space="preserve"> calculation.</w:t>
+      </w:r>
+    </w:p>
+    <w:p>
+      <w:pPr>
+        <w:pStyle w:val="Heading3"/>
+      </w:pPr>
+      <w:r>
         <w:t>W2 Compute distances</w:t>
       </w:r>
     </w:p>
     <w:p>
-      <w:r>
-        <w:t>From target [1, 2], find distances to A [2, 2] and B [0, 4].</w:t>
-      </w:r>
-    </w:p>
-    <w:p>
-      <w:r>
+      <w:pPr>
+        <w:pStyle w:val="Heading3"/>
+      </w:pPr>
+      <w:r>
+        <w:t>Workbook question · W2</w:t>
+      </w:r>
+    </w:p>
+    <w:p>
+      <w:pPr>
+        <w:spacing w:line="336" w:lineRule="auto" w:after="180"/>
+        <w:shd w:fill="F5F1FB"/>
+      </w:pPr>
+      <w:r>
+        <w:rPr>
+          <w:b w:val="0"/>
+        </w:rPr>
+        <w:t xml:space="preserve">From target [1, 2], find </w:t>
+      </w:r>
+      <w:r>
+        <w:rPr>
+          <w:b/>
+        </w:rPr>
+        <w:t>distance</w:t>
+      </w:r>
+      <w:r>
+        <w:rPr>
+          <w:b w:val="0"/>
+        </w:rPr>
+        <w:t>s to A [2, 2] and B [0, 4].</w:t>
+      </w:r>
+    </w:p>
+    <w:p>
+      <w:pPr>
+        <w:pStyle w:val="Heading3"/>
+      </w:pPr>
+      <w:r>
+        <w:t>Teacher reasoning · W2</w:t>
+      </w:r>
+    </w:p>
+    <w:p>
+      <w:pPr>
+        <w:spacing w:line="336" w:lineRule="auto" w:after="180"/>
+        <w:shd w:fill="F1F6FC"/>
+      </w:pPr>
+      <w:r>
+        <w:rPr>
+          <w:b w:val="0"/>
+        </w:rPr>
         <w:t>A: 1 + 0 = 1; B: 1 + 2 = 3.</w:t>
       </w:r>
     </w:p>
@@ -2370,12 +4184,54 @@
       </w:r>
     </w:p>
     <w:p>
-      <w:r>
-        <w:t>One record uses [group work, energy] while others use [energy, group work]. Why is the distance unreliable?</w:t>
-      </w:r>
-    </w:p>
-    <w:p>
-      <w:r>
+      <w:pPr>
+        <w:pStyle w:val="Heading3"/>
+      </w:pPr>
+      <w:r>
+        <w:t>Workbook question · W3</w:t>
+      </w:r>
+    </w:p>
+    <w:p>
+      <w:pPr>
+        <w:spacing w:line="336" w:lineRule="auto" w:after="180"/>
+        <w:shd w:fill="F5F1FB"/>
+      </w:pPr>
+      <w:r>
+        <w:rPr>
+          <w:b w:val="0"/>
+        </w:rPr>
+        <w:t xml:space="preserve">One record uses [group work, energy] while others use [energy, group work]. Why is the </w:t>
+      </w:r>
+      <w:r>
+        <w:rPr>
+          <w:b/>
+        </w:rPr>
+        <w:t>distance</w:t>
+      </w:r>
+      <w:r>
+        <w:rPr>
+          <w:b w:val="0"/>
+        </w:rPr>
+        <w:t xml:space="preserve"> unreliable?</w:t>
+      </w:r>
+    </w:p>
+    <w:p>
+      <w:pPr>
+        <w:pStyle w:val="Heading3"/>
+      </w:pPr>
+      <w:r>
+        <w:t>Teacher reasoning · W3</w:t>
+      </w:r>
+    </w:p>
+    <w:p>
+      <w:pPr>
+        <w:spacing w:line="336" w:lineRule="auto" w:after="180"/>
+        <w:shd w:fill="F1F6FC"/>
+      </w:pPr>
+      <w:r>
+        <w:rPr>
+          <w:b w:val="0"/>
+        </w:rPr>
         <w:t>It compares different meanings in each position. Reorder using the documented schema before computing.</w:t>
       </w:r>
     </w:p>
@@ -2388,30 +4244,120 @@
       </w:r>
     </w:p>
     <w:p>
-      <w:r>
-        <w:t>Target is [3, 2]. Options A [1, 2], B [3, 4], C [4, 2]. Calculate distances, select the closest, and identify a tie among the others.</w:t>
-      </w:r>
-    </w:p>
-    <w:p>
-      <w:r>
-        <w:t>Distances A 2, B 2, C 1. C is closest; A and B tie. Do not claim a unique ranking of the tied pair without a rule.</w:t>
-      </w:r>
-    </w:p>
-    <w:p>
       <w:pPr>
         <w:pStyle w:val="Heading3"/>
       </w:pPr>
       <w:r>
+        <w:t>Workbook question · W4</w:t>
+      </w:r>
+    </w:p>
+    <w:p>
+      <w:pPr>
+        <w:spacing w:line="336" w:lineRule="auto" w:after="180"/>
+        <w:shd w:fill="F5F1FB"/>
+      </w:pPr>
+      <w:r>
+        <w:rPr>
+          <w:b w:val="0"/>
+        </w:rPr>
+        <w:t xml:space="preserve">Target is [3, 2]. Options A [1, 2], B [3, 4], C [4, 2]. Calculate </w:t>
+      </w:r>
+      <w:r>
+        <w:rPr>
+          <w:b/>
+        </w:rPr>
+        <w:t>distance</w:t>
+      </w:r>
+      <w:r>
+        <w:rPr>
+          <w:b w:val="0"/>
+        </w:rPr>
+        <w:t>s, select the closest, and identify a tie among the others.</w:t>
+      </w:r>
+    </w:p>
+    <w:p>
+      <w:pPr>
+        <w:pStyle w:val="Heading3"/>
+      </w:pPr>
+      <w:r>
+        <w:t>Teacher reasoning · W4</w:t>
+      </w:r>
+    </w:p>
+    <w:p>
+      <w:pPr>
+        <w:spacing w:line="336" w:lineRule="auto" w:after="180"/>
+        <w:shd w:fill="F1F6FC"/>
+      </w:pPr>
+      <w:r>
+        <w:rPr>
+          <w:b/>
+        </w:rPr>
+        <w:t>Distance</w:t>
+      </w:r>
+      <w:r>
+        <w:rPr>
+          <w:b w:val="0"/>
+        </w:rPr>
+        <w:t>s A 2, B 2, C 1. C is closest; A and B tie. Do not claim a unique ranking of the tied pair without a rule.</w:t>
+      </w:r>
+    </w:p>
+    <w:p>
+      <w:pPr>
+        <w:pStyle w:val="Heading3"/>
+      </w:pPr>
+      <w:r>
         <w:t>W5 Limit similarity</w:t>
       </w:r>
     </w:p>
     <w:p>
-      <w:r>
-        <w:t>Two activities have distance zero. Must they suit every learner equally well?</w:t>
-      </w:r>
-    </w:p>
-    <w:p>
-      <w:r>
+      <w:pPr>
+        <w:pStyle w:val="Heading3"/>
+      </w:pPr>
+      <w:r>
+        <w:t>Workbook question · W5</w:t>
+      </w:r>
+    </w:p>
+    <w:p>
+      <w:pPr>
+        <w:spacing w:line="336" w:lineRule="auto" w:after="180"/>
+        <w:shd w:fill="F5F1FB"/>
+      </w:pPr>
+      <w:r>
+        <w:rPr>
+          <w:b w:val="0"/>
+        </w:rPr>
+        <w:t xml:space="preserve">Two activities have </w:t>
+      </w:r>
+      <w:r>
+        <w:rPr>
+          <w:b/>
+        </w:rPr>
+        <w:t>distance</w:t>
+      </w:r>
+      <w:r>
+        <w:rPr>
+          <w:b w:val="0"/>
+        </w:rPr>
+        <w:t xml:space="preserve"> zero. Must they suit every learner equally well?</w:t>
+      </w:r>
+    </w:p>
+    <w:p>
+      <w:pPr>
+        <w:pStyle w:val="Heading3"/>
+      </w:pPr>
+      <w:r>
+        <w:t>Teacher reasoning · W5</w:t>
+      </w:r>
+    </w:p>
+    <w:p>
+      <w:pPr>
+        <w:spacing w:line="336" w:lineRule="auto" w:after="180"/>
+        <w:shd w:fill="F1F6FC"/>
+      </w:pPr>
+      <w:r>
+        <w:rPr>
+          <w:b w:val="0"/>
+        </w:rPr>
         <w:t>No. Only the recorded features match; unrecorded needs and activity details may differ.</w:t>
       </w:r>
     </w:p>
@@ -2424,21 +4370,69 @@
       </w:r>
     </w:p>
     <w:p>
-      <w:r>
-        <w:t>Selected case: Target is [3, 2]. Options A [1, 2], B [3, 4], C [4, 2]. Calculate distances, select the closest, and identify a tie among the others.</w:t>
-      </w:r>
-    </w:p>
-    <w:p>
       <w:pPr>
         <w:pStyle w:val="Heading3"/>
       </w:pPr>
       <w:r>
+        <w:t>Independent question · withhold the key</w:t>
+      </w:r>
+    </w:p>
+    <w:p>
+      <w:pPr>
+        <w:spacing w:line="336" w:lineRule="auto" w:after="180"/>
+        <w:shd w:fill="F5F1FB"/>
+      </w:pPr>
+      <w:r>
+        <w:rPr>
+          <w:b w:val="0"/>
+        </w:rPr>
+        <w:t xml:space="preserve">Selected case: Target is [3, 2]. Options A [1, 2], B [3, 4], C [4, 2]. Calculate </w:t>
+      </w:r>
+      <w:r>
+        <w:rPr>
+          <w:b/>
+        </w:rPr>
+        <w:t>distance</w:t>
+      </w:r>
+      <w:r>
+        <w:rPr>
+          <w:b w:val="0"/>
+        </w:rPr>
+        <w:t>s, select the closest, and identify a tie among the others.</w:t>
+      </w:r>
+    </w:p>
+    <w:p>
+      <w:pPr>
+        <w:pStyle w:val="Heading3"/>
+      </w:pPr>
+      <w:r>
         <w:t>Selected case answer</w:t>
       </w:r>
     </w:p>
     <w:p>
-      <w:r>
-        <w:t>Distances A 2, B 2, C 1. C is closest; A and B tie. Do not claim a unique ranking of the tied pair without a rule.</w:t>
+      <w:pPr>
+        <w:pStyle w:val="Heading3"/>
+      </w:pPr>
+      <w:r>
+        <w:t>Teacher key · Selected case answer</w:t>
+      </w:r>
+    </w:p>
+    <w:p>
+      <w:pPr>
+        <w:spacing w:line="336" w:lineRule="auto" w:after="180"/>
+        <w:shd w:fill="F1F6FC"/>
+      </w:pPr>
+      <w:r>
+        <w:rPr>
+          <w:b/>
+        </w:rPr>
+        <w:t>Distance</w:t>
+      </w:r>
+      <w:r>
+        <w:rPr>
+          <w:b w:val="0"/>
+        </w:rPr>
+        <w:t>s A 2, B 2, C 1. C is closest; A and B tie. Do not claim a unique ranking of the tied pair without a rule.</w:t>
       </w:r>
     </w:p>
     <w:tbl>
@@ -2544,21 +4538,77 @@
       </w:tr>
     </w:tbl>
     <w:p>
-      <w:r>
-        <w:t>Record each dimension as not yet, with support, or independent. Accept a valid alternative procedure with a defensible trace. Do not penalise an honestly recorded model failure if the learner correctly explains its evidence and limits.</w:t>
-      </w:r>
-    </w:p>
-    <w:p>
       <w:pPr>
         <w:pStyle w:val="Heading3"/>
       </w:pPr>
       <w:r>
+        <w:t>Teacher key · Selected case answer</w:t>
+      </w:r>
+    </w:p>
+    <w:p>
+      <w:pPr>
+        <w:spacing w:line="336" w:lineRule="auto" w:after="180"/>
+        <w:shd w:fill="F1F6FC"/>
+      </w:pPr>
+      <w:r>
+        <w:rPr>
+          <w:b w:val="0"/>
+        </w:rPr>
+        <w:t>Record each dimension as not yet, with support, or independent. Accept a valid alternative procedure with a defensible trace.</w:t>
+      </w:r>
+    </w:p>
+    <w:p>
+      <w:pPr>
+        <w:spacing w:line="336" w:lineRule="auto" w:after="180"/>
+        <w:shd w:fill="F1F6FC"/>
+      </w:pPr>
+      <w:r>
+        <w:rPr>
+          <w:b w:val="0"/>
+        </w:rPr>
+        <w:t xml:space="preserve">Do not penalise an honestly recorded model failure if the learner correctly explains its </w:t>
+      </w:r>
+      <w:r>
+        <w:rPr>
+          <w:b/>
+        </w:rPr>
+        <w:t>evidence</w:t>
+      </w:r>
+      <w:r>
+        <w:rPr>
+          <w:b w:val="0"/>
+        </w:rPr>
+        <w:t xml:space="preserve"> and limits.</w:t>
+      </w:r>
+    </w:p>
+    <w:p>
+      <w:pPr>
+        <w:pStyle w:val="Heading3"/>
+      </w:pPr>
+      <w:r>
         <w:t>Feedback that the learner uses</w:t>
       </w:r>
     </w:p>
     <w:p>
-      <w:r>
-        <w:t>Name the earliest unsupported step and give one action to repair it. Have the learner make that repair now and explain why. Then assess the relevant skill on a fresh, fully specified case. Confirm it was not previously practised with feedback; solve and check the new case before assigning it. A follow-up design prompt is a starting brief, not automatically an equivalent test.</w:t>
+      <w:pPr>
+        <w:spacing w:line="336" w:lineRule="auto" w:after="180"/>
+      </w:pPr>
+      <w:r>
+        <w:rPr>
+          <w:b w:val="0"/>
+        </w:rPr>
+        <w:t>Name the earliest unsupported step and give one action to repair it. Have the learner make that repair now and explain why. Then assess the relevant skill on a fresh, fully specified case.</w:t>
+      </w:r>
+    </w:p>
+    <w:p>
+      <w:pPr>
+        <w:spacing w:line="336" w:lineRule="auto" w:after="180"/>
+      </w:pPr>
+      <w:r>
+        <w:rPr>
+          <w:b w:val="0"/>
+        </w:rPr>
+        <w:t>Confirm it was not previously practised with feedback; solve and check the new case before assigning it. A follow-up design prompt is a starting brief, not automatically an equivalent test.</w:t>
       </w:r>
     </w:p>
     <w:p>
@@ -2570,11 +4620,74 @@
       </w:r>
     </w:p>
     <w:p>
+      <w:r>
+        <w:t>Connect Similarity by Selected Traits to Transparent Book Recommender, adapt support and plan a later changed-case check.</w:t>
+      </w:r>
+    </w:p>
+    <w:p>
       <w:pPr>
         <w:pStyle w:val="Heading3"/>
       </w:pPr>
       <w:r>
-        <w:t>Connect and extend learning</w:t>
+        <w:t>Transparent Book Recommender</w:t>
+      </w:r>
+    </w:p>
+    <w:p>
+      <w:pPr>
+        <w:spacing w:line="336" w:lineRule="auto" w:after="180"/>
+      </w:pPr>
+      <w:r>
+        <w:rPr>
+          <w:b w:val="0"/>
+        </w:rPr>
+        <w:t xml:space="preserve">Make selected traits and their </w:t>
+      </w:r>
+      <w:r>
+        <w:rPr>
+          <w:b/>
+        </w:rPr>
+        <w:t>scale</w:t>
+      </w:r>
+      <w:r>
+        <w:rPr>
+          <w:b w:val="0"/>
+        </w:rPr>
+        <w:t>s visible in every recommendation explanation.</w:t>
+      </w:r>
+    </w:p>
+    <w:p>
+      <w:pPr>
+        <w:spacing w:line="336" w:lineRule="auto" w:after="180"/>
+      </w:pPr>
+      <w:r>
+        <w:rPr>
+          <w:b w:val="0"/>
+        </w:rPr>
+        <w:t xml:space="preserve">Keep the decision, </w:t>
+      </w:r>
+      <w:r>
+        <w:rPr>
+          <w:b/>
+        </w:rPr>
+        <w:t>input</w:t>
+      </w:r>
+      <w:r>
+        <w:rPr>
+          <w:b w:val="0"/>
+        </w:rPr>
+        <w:t xml:space="preserve">, result, explanation and remaining limitation in the project </w:t>
+      </w:r>
+      <w:r>
+        <w:rPr>
+          <w:b/>
+        </w:rPr>
+        <w:t>evidence</w:t>
+      </w:r>
+      <w:r>
+        <w:rPr>
+          <w:b w:val="0"/>
+        </w:rPr>
+        <w:t xml:space="preserve"> record. Retrieve this record next week rather than restarting the project.</w:t>
       </w:r>
     </w:p>
     <w:p>
@@ -2582,17 +4695,18 @@
         <w:pStyle w:val="Heading3"/>
       </w:pPr>
       <w:r>
-        <w:t>Transparent Book Recommender</w:t>
-      </w:r>
-    </w:p>
-    <w:p>
-      <w:r>
-        <w:t>Make selected traits and their scales visible in every recommendation explanation.</w:t>
-      </w:r>
-    </w:p>
-    <w:p>
-      <w:r>
-        <w:t>Keep the decision, input, result, explanation and remaining limitation in the project evidence record. Retrieve this record next week rather than restarting the project.</w:t>
+        <w:t>Support and stretch</w:t>
+      </w:r>
+    </w:p>
+    <w:p>
+      <w:pPr>
+        <w:spacing w:line="336" w:lineRule="auto" w:after="180"/>
+      </w:pPr>
+      <w:r>
+        <w:rPr>
+          <w:b w:val="0"/>
+        </w:rPr>
+        <w:t>Trace one record or condition at a time with counters and labelled columns. Stretch: introduce a tie, boundary or missing field and declare its handling policy before rerunning.</w:t>
       </w:r>
     </w:p>
     <w:p>
@@ -2600,12 +4714,30 @@
         <w:pStyle w:val="Heading3"/>
       </w:pPr>
       <w:r>
-        <w:t>Support and stretch</w:t>
-      </w:r>
-    </w:p>
-    <w:p>
-      <w:r>
-        <w:t>Trace one record or condition at a time with counters and labelled columns. Stretch: introduce a tie, boundary or missing field and declare its handling policy before rerunning.</w:t>
+        <w:t>Exit reflection</w:t>
+      </w:r>
+    </w:p>
+    <w:p>
+      <w:pPr>
+        <w:spacing w:line="336" w:lineRule="auto" w:after="180"/>
+      </w:pPr>
+      <w:r>
+        <w:rPr>
+          <w:b w:val="0"/>
+        </w:rPr>
+        <w:t xml:space="preserve">Ask for one decision the learner can now justify and one situation requiring more </w:t>
+      </w:r>
+      <w:r>
+        <w:rPr>
+          <w:b/>
+        </w:rPr>
+        <w:t>evidence</w:t>
+      </w:r>
+      <w:r>
+        <w:rPr>
+          <w:b w:val="0"/>
+        </w:rPr>
+        <w:t xml:space="preserve"> or human review. Confidence ratings are separate from correct independent performance.</w:t>
       </w:r>
     </w:p>
     <w:p>
@@ -2613,12 +4745,30 @@
         <w:pStyle w:val="Heading3"/>
       </w:pPr>
       <w:r>
-        <w:t>Exit reflection</w:t>
-      </w:r>
-    </w:p>
-    <w:p>
-      <w:r>
-        <w:t>Ask for one decision the learner can now justify and one situation requiring more evidence or human review. Confidence ratings are separate from correct independent performance.</w:t>
+        <w:t>Bridge to the next week</w:t>
+      </w:r>
+    </w:p>
+    <w:p>
+      <w:pPr>
+        <w:spacing w:line="336" w:lineRule="auto" w:after="180"/>
+      </w:pPr>
+      <w:r>
+        <w:rPr>
+          <w:b w:val="0"/>
+        </w:rPr>
+        <w:t xml:space="preserve">Next: Week 22: Nearest-Neighbor Reasoning. Retrieve today’s </w:t>
+      </w:r>
+      <w:r>
+        <w:rPr>
+          <w:b/>
+        </w:rPr>
+        <w:t>evidence</w:t>
+      </w:r>
+      <w:r>
+        <w:rPr>
+          <w:b w:val="0"/>
+        </w:rPr>
+        <w:t xml:space="preserve"> and identify what carries forward and what is new.</w:t>
       </w:r>
     </w:p>
     <w:p>
@@ -2626,12 +4776,111 @@
         <w:pStyle w:val="Heading3"/>
       </w:pPr>
       <w:r>
-        <w:t>Bridge to the next week</w:t>
-      </w:r>
-    </w:p>
-    <w:p>
-      <w:r>
-        <w:t>Next: Week 22: Nearest-Neighbor Reasoning. Retrieve today’s evidence and identify what carries forward and what is new.</w:t>
+        <w:t>Support and fresh reassessment</w:t>
+      </w:r>
+    </w:p>
+    <w:p>
+      <w:pPr>
+        <w:spacing w:line="336" w:lineRule="auto" w:after="180"/>
+      </w:pPr>
+      <w:r>
+        <w:rPr>
+          <w:b w:val="0"/>
+        </w:rPr>
+        <w:t>Use a small square grid and count horizontal plus vertical steps. Extension: re</w:t>
+      </w:r>
+      <w:r>
+        <w:rPr>
+          <w:b/>
+        </w:rPr>
+        <w:t>scale</w:t>
+      </w:r>
+      <w:r>
+        <w:rPr>
+          <w:b w:val="0"/>
+        </w:rPr>
+        <w:t xml:space="preserve"> a minutes feature by its declared range and compare rankings transparently.</w:t>
+      </w:r>
+    </w:p>
+    <w:p>
+      <w:pPr>
+        <w:spacing w:line="336" w:lineRule="auto" w:after="180"/>
+      </w:pPr>
+      <w:r>
+        <w:rPr>
+          <w:b w:val="0"/>
+        </w:rPr>
+        <w:t xml:space="preserve">Independent W4 </w:t>
+      </w:r>
+      <w:r>
+        <w:rPr>
+          <w:b/>
+        </w:rPr>
+        <w:t>evidence</w:t>
+      </w:r>
+      <w:r>
+        <w:rPr>
+          <w:b w:val="0"/>
+        </w:rPr>
+        <w:t xml:space="preserve">: </w:t>
+      </w:r>
+      <w:r>
+        <w:rPr>
+          <w:b/>
+        </w:rPr>
+        <w:t>Distance</w:t>
+      </w:r>
+      <w:r>
+        <w:rPr>
+          <w:b w:val="0"/>
+        </w:rPr>
+        <w:t>s A 2, B 2, C 1. C is closest; A and B tie. Do not claim a unique ranking of the tied pair without a rule. Record whether the learner needed no help, a hint or explanation.</w:t>
+      </w:r>
+    </w:p>
+    <w:p>
+      <w:pPr>
+        <w:spacing w:line="336" w:lineRule="auto" w:after="180"/>
+      </w:pPr>
+      <w:r>
+        <w:rPr>
+          <w:b w:val="0"/>
+        </w:rPr>
+        <w:t xml:space="preserve">Fresh retry: target [2, 3]; X [0, 3], Y [2, 2], Z [3, 4] have </w:t>
+      </w:r>
+      <w:r>
+        <w:rPr>
+          <w:b/>
+        </w:rPr>
+        <w:t>distance</w:t>
+      </w:r>
+      <w:r>
+        <w:rPr>
+          <w:b w:val="0"/>
+        </w:rPr>
+        <w:t>s 2, 1, 2. Y wins and X/Z tie.</w:t>
+      </w:r>
+    </w:p>
+    <w:p>
+      <w:pPr>
+        <w:spacing w:line="336" w:lineRule="auto" w:after="180"/>
+      </w:pPr>
+      <w:r>
+        <w:rPr>
+          <w:b w:val="0"/>
+        </w:rPr>
+        <w:t xml:space="preserve">Next week: Weighted scores and constraints. Reuse this week's explicit contracts and </w:t>
+      </w:r>
+      <w:r>
+        <w:rPr>
+          <w:b/>
+        </w:rPr>
+        <w:t>evidence</w:t>
+      </w:r>
+      <w:r>
+        <w:rPr>
+          <w:b w:val="0"/>
+        </w:rPr>
+        <w:t>.</w:t>
       </w:r>
     </w:p>
     <w:p>
@@ -2639,40 +4888,40 @@
         <w:pStyle w:val="Heading3"/>
       </w:pPr>
       <w:r>
-        <w:t>Support and fresh reassessment</w:t>
-      </w:r>
-    </w:p>
-    <w:p>
-      <w:r>
-        <w:t>Use a small square grid and count horizontal plus vertical steps. Extension: rescale a minutes feature by its declared range and compare rankings transparently.</w:t>
-      </w:r>
-    </w:p>
-    <w:p>
-      <w:r>
-        <w:t>Independent W4 evidence: Distances A 2, B 2, C 1. C is closest; A and B tie. Do not claim a unique ranking of the tied pair without a rule. Record whether the learner needed no help, a hint or explanation. Fresh retry: target [2, 3]; X [0, 3], Y [2, 2], Z [3, 4] have distances 2, 1, 2. Y wins and X/Z tie.</w:t>
-      </w:r>
-    </w:p>
-    <w:p>
-      <w:r>
-        <w:t>Next week: Weighted scores and constraints. Reuse this week's explicit contracts and evidence.</w:t>
-      </w:r>
-    </w:p>
-    <w:p>
-      <w:pPr>
-        <w:pStyle w:val="Heading3"/>
-      </w:pPr>
-      <w:r>
         <w:t>Plan the delayed return</w:t>
       </w:r>
     </w:p>
     <w:p>
-      <w:r>
+      <w:pPr>
+        <w:spacing w:line="336" w:lineRule="auto" w:after="180"/>
+      </w:pPr>
+      <w:r>
+        <w:rPr>
+          <w:b w:val="0"/>
+        </w:rPr>
         <w:t>Suggested return points in this level: ai-2/22, ai-2/24, ai-2/27. Use actual classroom dates, adjusting for holidays and gaps. One, three and six teaching weeks are scheduling choices, not a claimed optimal spacing.</w:t>
       </w:r>
     </w:p>
     <w:p>
-      <w:r>
-        <w:t>At a delayed check, ask for the idea from memory and a changed application. Compare with the earlier independent response and record support used. For a new level, revisit the previous capstone before checking the new prerequisites.</w:t>
+      <w:pPr>
+        <w:spacing w:line="336" w:lineRule="auto" w:after="180"/>
+      </w:pPr>
+      <w:r>
+        <w:rPr>
+          <w:b w:val="0"/>
+        </w:rPr>
+        <w:t>At a delayed check, ask for the idea from memory and a changed application. Compare with the earlier independent response and record support used.</w:t>
+      </w:r>
+    </w:p>
+    <w:p>
+      <w:pPr>
+        <w:spacing w:line="336" w:lineRule="auto" w:after="180"/>
+      </w:pPr>
+      <w:r>
+        <w:rPr>
+          <w:b w:val="0"/>
+        </w:rPr>
+        <w:t>For a new level, revisit the previous capstone before checking the new prerequisites.</w:t>
       </w:r>
     </w:p>
     <w:tbl>
@@ -2832,8 +5081,26 @@
       </w:tr>
     </w:tbl>
     <w:p>
-      <w:r>
-        <w:t>Use the evidence to choose reteaching or the next step. A completed page, confidence rating or attractive project does not by itself demonstrate understanding.</w:t>
+      <w:pPr>
+        <w:spacing w:line="336" w:lineRule="auto" w:after="180"/>
+      </w:pPr>
+      <w:r>
+        <w:rPr>
+          <w:b w:val="0"/>
+        </w:rPr>
+        <w:t xml:space="preserve">Use the </w:t>
+      </w:r>
+      <w:r>
+        <w:rPr>
+          <w:b/>
+        </w:rPr>
+        <w:t>evidence</w:t>
+      </w:r>
+      <w:r>
+        <w:rPr>
+          <w:b w:val="0"/>
+        </w:rPr>
+        <w:t xml:space="preserve"> to choose reteaching or the next step. A completed page, confidence rating or attractive project does not by itself demonstrate understanding.</w:t>
       </w:r>
     </w:p>
     <w:p>
@@ -2845,7 +5112,13 @@
       </w:r>
     </w:p>
     <w:p>
-      <w:r>
+      <w:pPr>
+        <w:spacing w:line="336" w:lineRule="auto" w:after="180"/>
+      </w:pPr>
+      <w:r>
+        <w:rPr>
+          <w:b w:val="0"/>
+        </w:rPr>
         <w:t>Specify recommender feature meanings, units, scaling and tie policy before explaining nearest matches.</w:t>
       </w:r>
     </w:p>
@@ -2859,12 +5132,50 @@
     </w:p>
     <w:p>
       <w:r>
+        <w:t>Use this preparation summary alongside the detailed Similarity by Selected Traits lesson; it is a checklist rather than a replacement for the full sequence.</w:t>
+      </w:r>
+    </w:p>
+    <w:p>
+      <w:pPr>
+        <w:pStyle w:val="Heading3"/>
+      </w:pPr>
+      <w:r>
+        <w:t>Teaching target</w:t>
+      </w:r>
+    </w:p>
+    <w:p>
+      <w:pPr>
+        <w:spacing w:line="336" w:lineRule="auto" w:after="180"/>
+        <w:shd w:fill="EDF7F3"/>
+      </w:pPr>
+      <w:r>
+        <w:rPr>
+          <w:b w:val="0"/>
+        </w:rPr>
         <w:t>Teaching target: Represent items with numeric features</w:t>
       </w:r>
     </w:p>
     <w:p>
-      <w:r>
-        <w:t>Prepare the labelled worked-case picture, the matching workbook, fictional input cards and a place for individual responses. No paid AI account is required for the paper reasoning activities.</w:t>
+      <w:pPr>
+        <w:spacing w:line="336" w:lineRule="auto" w:after="180"/>
+      </w:pPr>
+      <w:r>
+        <w:rPr>
+          <w:b w:val="0"/>
+        </w:rPr>
+        <w:t xml:space="preserve">Prepare the labelled worked-case picture, the matching workbook, fictional </w:t>
+      </w:r>
+      <w:r>
+        <w:rPr>
+          <w:b/>
+        </w:rPr>
+        <w:t>input</w:t>
+      </w:r>
+      <w:r>
+        <w:rPr>
+          <w:b w:val="0"/>
+        </w:rPr>
+        <w:t xml:space="preserve"> cards and a place for individual responses. No paid AI account is required for the paper reasoning activities.</w:t>
       </w:r>
     </w:p>
     <w:tbl>
@@ -3011,37 +5322,267 @@
       </w:tr>
     </w:tbl>
     <w:p>
-      <w:r>
-        <w:t>Before class, solve the supported practice: From target [1, 2], find distances to A [2, 2] and B [0, 4].</w:t>
-      </w:r>
-    </w:p>
-    <w:p>
-      <w:r>
+      <w:pPr>
+        <w:spacing w:line="336" w:lineRule="auto" w:after="180"/>
+      </w:pPr>
+      <w:r>
+        <w:rPr>
+          <w:b w:val="0"/>
+        </w:rPr>
+        <w:t xml:space="preserve">Before class, solve the supported practice: From target [1, 2], find </w:t>
+      </w:r>
+      <w:r>
+        <w:rPr>
+          <w:b/>
+        </w:rPr>
+        <w:t>distance</w:t>
+      </w:r>
+      <w:r>
+        <w:rPr>
+          <w:b w:val="0"/>
+        </w:rPr>
+        <w:t>s to A [2, 2] and B [0, 4].</w:t>
+      </w:r>
+    </w:p>
+    <w:p>
+      <w:pPr>
+        <w:pStyle w:val="Heading3"/>
+      </w:pPr>
+      <w:r>
+        <w:t>Supported practice answer</w:t>
+      </w:r>
+    </w:p>
+    <w:p>
+      <w:pPr>
+        <w:spacing w:line="336" w:lineRule="auto" w:after="180"/>
+        <w:shd w:fill="F1F6FC"/>
+      </w:pPr>
+      <w:r>
+        <w:rPr>
+          <w:b w:val="0"/>
+        </w:rPr>
         <w:t>Reasoned practice answer: A: 1 + 0 = 1; B: 1 + 2 = 3.</w:t>
       </w:r>
     </w:p>
     <w:p>
-      <w:r>
-        <w:t>Check every learner before discussion: Use the worked case for Distance between feature vectors. Proposed explanation: “A successful run proves the conclusion”. Decide whether this explanation is supported. Point to the step or supplied fact that decides; explain your repair if needed.</w:t>
-      </w:r>
-    </w:p>
-    <w:p>
-      <w:r>
-        <w:t>Misconception repair: Similarity depends on the features collected and the distance rule. Missing accessibility, cost or preference information can make the closest item unsuitable. Hard requirements should be checked separately.</w:t>
-      </w:r>
-    </w:p>
-    <w:p>
-      <w:r>
-        <w:t>Support: read the exact case aloud, enlarge the labelled picture, supply input cards and model only the first deciding step. Accept a spoken explanation or drawing; retain the reasoning goal.</w:t>
-      </w:r>
-    </w:p>
-    <w:p>
-      <w:r>
-        <w:t>Extension: Give the first-coordinate difference weight 2 while the second keeps weight 1. Require a prediction and a reason before comparing. Expected result: Distances become A=3, B=4, C=3; A and C tie. Reason: The representation’s comparison rule changes; the supplied vectors stay the same.</w:t>
-      </w:r>
-    </w:p>
-    <w:p>
-      <w:r>
+      <w:pPr>
+        <w:spacing w:line="336" w:lineRule="auto" w:after="180"/>
+      </w:pPr>
+      <w:r>
+        <w:rPr>
+          <w:b w:val="0"/>
+        </w:rPr>
+        <w:t xml:space="preserve">Check every learner before discussion: Use the worked case for </w:t>
+      </w:r>
+      <w:r>
+        <w:rPr>
+          <w:b/>
+        </w:rPr>
+        <w:t>Distance</w:t>
+      </w:r>
+      <w:r>
+        <w:rPr>
+          <w:b w:val="0"/>
+        </w:rPr>
+        <w:t xml:space="preserve"> between </w:t>
+      </w:r>
+      <w:r>
+        <w:rPr>
+          <w:b/>
+        </w:rPr>
+        <w:t>feature vector</w:t>
+      </w:r>
+      <w:r>
+        <w:rPr>
+          <w:b w:val="0"/>
+        </w:rPr>
+        <w:t>s. Proposed explanation: “A successful run proves the conclusion”. Decide whether this explanation is supported.</w:t>
+      </w:r>
+    </w:p>
+    <w:p>
+      <w:pPr>
+        <w:spacing w:line="336" w:lineRule="auto" w:after="180"/>
+      </w:pPr>
+      <w:r>
+        <w:rPr>
+          <w:b w:val="0"/>
+        </w:rPr>
+        <w:t>Point to the step or supplied fact that decides; explain your repair if needed.</w:t>
+      </w:r>
+    </w:p>
+    <w:p>
+      <w:pPr>
+        <w:pStyle w:val="Heading3"/>
+      </w:pPr>
+      <w:r>
+        <w:t>Repair the misconception</w:t>
+      </w:r>
+    </w:p>
+    <w:p>
+      <w:pPr>
+        <w:spacing w:line="336" w:lineRule="auto" w:after="180"/>
+        <w:shd w:fill="FFF5E6"/>
+      </w:pPr>
+      <w:r>
+        <w:rPr>
+          <w:b w:val="0"/>
+        </w:rPr>
+        <w:t xml:space="preserve">Misconception repair: </w:t>
+      </w:r>
+      <w:r>
+        <w:rPr>
+          <w:b/>
+        </w:rPr>
+        <w:t>Similarity</w:t>
+      </w:r>
+      <w:r>
+        <w:rPr>
+          <w:b w:val="0"/>
+        </w:rPr>
+        <w:t xml:space="preserve"> depends on the features collected and the </w:t>
+      </w:r>
+      <w:r>
+        <w:rPr>
+          <w:b/>
+        </w:rPr>
+        <w:t>distance</w:t>
+      </w:r>
+      <w:r>
+        <w:rPr>
+          <w:b w:val="0"/>
+        </w:rPr>
+        <w:t xml:space="preserve"> rule. Missing accessibility, cost or preference information can make the closest item unsuitable.</w:t>
+      </w:r>
+    </w:p>
+    <w:p>
+      <w:pPr>
+        <w:spacing w:line="336" w:lineRule="auto" w:after="180"/>
+        <w:shd w:fill="FFF5E6"/>
+      </w:pPr>
+      <w:r>
+        <w:rPr>
+          <w:b w:val="0"/>
+        </w:rPr>
+        <w:t>Hard requirements should be checked separately.</w:t>
+      </w:r>
+    </w:p>
+    <w:p>
+      <w:pPr>
+        <w:pStyle w:val="Heading3"/>
+      </w:pPr>
+      <w:r>
+        <w:t>Support without giving away the answer</w:t>
+      </w:r>
+    </w:p>
+    <w:p>
+      <w:pPr>
+        <w:spacing w:line="336" w:lineRule="auto" w:after="180"/>
+        <w:shd w:fill="F1F6F8"/>
+      </w:pPr>
+      <w:r>
+        <w:rPr>
+          <w:b w:val="0"/>
+        </w:rPr>
+        <w:t xml:space="preserve">Support: read the exact case aloud, enlarge the labelled picture, supply </w:t>
+      </w:r>
+      <w:r>
+        <w:rPr>
+          <w:b/>
+        </w:rPr>
+        <w:t>input</w:t>
+      </w:r>
+      <w:r>
+        <w:rPr>
+          <w:b w:val="0"/>
+        </w:rPr>
+        <w:t xml:space="preserve"> cards and model only the first deciding step. Accept a spoken explanation or drawing; retain the reasoning goal.</w:t>
+      </w:r>
+    </w:p>
+    <w:p>
+      <w:pPr>
+        <w:pStyle w:val="Heading3"/>
+      </w:pPr>
+      <w:r>
+        <w:t>Extend the reasoning</w:t>
+      </w:r>
+    </w:p>
+    <w:p>
+      <w:pPr>
+        <w:spacing w:line="336" w:lineRule="auto" w:after="180"/>
+        <w:shd w:fill="F5F1FB"/>
+      </w:pPr>
+      <w:r>
+        <w:rPr>
+          <w:b w:val="0"/>
+        </w:rPr>
+        <w:t>Extension: Give the first-</w:t>
+      </w:r>
+      <w:r>
+        <w:rPr>
+          <w:b/>
+        </w:rPr>
+        <w:t>coordinate</w:t>
+      </w:r>
+      <w:r>
+        <w:rPr>
+          <w:b w:val="0"/>
+        </w:rPr>
+        <w:t xml:space="preserve"> difference weight 2 while the second keeps weight 1. Require a </w:t>
+      </w:r>
+      <w:r>
+        <w:rPr>
+          <w:b/>
+        </w:rPr>
+        <w:t>prediction</w:t>
+      </w:r>
+      <w:r>
+        <w:rPr>
+          <w:b w:val="0"/>
+        </w:rPr>
+        <w:t xml:space="preserve"> and a reason before comparing. Expected result: </w:t>
+      </w:r>
+      <w:r>
+        <w:rPr>
+          <w:b/>
+        </w:rPr>
+        <w:t>Distance</w:t>
+      </w:r>
+      <w:r>
+        <w:rPr>
+          <w:b w:val="0"/>
+        </w:rPr>
+        <w:t>s become A=3, B=4, C=3; A and C tie.</w:t>
+      </w:r>
+    </w:p>
+    <w:p>
+      <w:pPr>
+        <w:spacing w:line="336" w:lineRule="auto" w:after="180"/>
+        <w:shd w:fill="F5F1FB"/>
+      </w:pPr>
+      <w:r>
+        <w:rPr>
+          <w:b w:val="0"/>
+        </w:rPr>
+        <w:t>Reason: The representation’s comparison rule changes; the supplied vectors stay the same.</w:t>
+      </w:r>
+    </w:p>
+    <w:p>
+      <w:pPr>
+        <w:pStyle w:val="Heading3"/>
+      </w:pPr>
+      <w:r>
+        <w:t>Protect the independent attempt</w:t>
+      </w:r>
+    </w:p>
+    <w:p>
+      <w:pPr>
+        <w:spacing w:line="336" w:lineRule="auto" w:after="180"/>
+        <w:shd w:fill="FFF5E6"/>
+      </w:pPr>
+      <w:r>
+        <w:rPr>
+          <w:b w:val="0"/>
+        </w:rPr>
         <w:t>Independent assessment: withhold the reserved answer until the learner has attempted the new case. Record support separately from correctness.</w:t>
       </w:r>
     </w:p>
@@ -3230,13 +5771,46 @@
       </w:tr>
     </w:tbl>
     <w:p>
-      <w:r>
+      <w:pPr>
+        <w:pStyle w:val="Heading3"/>
+      </w:pPr>
+      <w:r>
+        <w:t>Project checkpoint</w:t>
+      </w:r>
+    </w:p>
+    <w:p>
+      <w:pPr>
+        <w:spacing w:line="336" w:lineRule="auto" w:after="180"/>
+        <w:shd w:fill="EDF7F3"/>
+      </w:pPr>
+      <w:r>
+        <w:rPr>
+          <w:b w:val="0"/>
+        </w:rPr>
         <w:t>Project checkpoint: Evaluate and revise. Compare with your starting method, explain errors and record a justified revision.</w:t>
       </w:r>
     </w:p>
     <w:p>
-      <w:r>
-        <w:t>Use the weekly teacher answer for topic-specific reasoning. A saved progress tick is an activity record; judge mastery from the learner’s explanation and evidence.</w:t>
+      <w:pPr>
+        <w:spacing w:line="336" w:lineRule="auto" w:after="180"/>
+      </w:pPr>
+      <w:r>
+        <w:rPr>
+          <w:b w:val="0"/>
+        </w:rPr>
+        <w:t xml:space="preserve">Use the weekly teacher answer for topic-specific reasoning. A saved progress tick is an activity record; judge mastery from the learner’s explanation and </w:t>
+      </w:r>
+      <w:r>
+        <w:rPr>
+          <w:b/>
+        </w:rPr>
+        <w:t>evidence</w:t>
+      </w:r>
+      <w:r>
+        <w:rPr>
+          <w:b w:val="0"/>
+        </w:rPr>
+        <w:t>.</w:t>
       </w:r>
     </w:p>
     <w:p>
@@ -3249,27 +5823,1065 @@
     </w:p>
     <w:p>
       <w:r>
-        <w:t>Use the two formative questions as supported practice, not as independent mastery scores. Discuss the deciding evidence rather than accepting a guessed selection.</w:t>
-      </w:r>
-    </w:p>
-    <w:p>
-      <w:r>
+        <w:t>Use feedback, earlier review and portfolios purposefully. Apply the coding routine only when this lesson has an executable lab.</w:t>
+      </w:r>
+    </w:p>
+    <w:p>
+      <w:pPr>
+        <w:spacing w:line="336" w:lineRule="auto" w:after="180"/>
+      </w:pPr>
+      <w:r>
+        <w:rPr>
+          <w:b w:val="0"/>
+        </w:rPr>
+        <w:t xml:space="preserve">Use the two formative questions as supported practice, not as independent mastery scores. Discuss the deciding </w:t>
+      </w:r>
+      <w:r>
+        <w:rPr>
+          <w:b/>
+        </w:rPr>
+        <w:t>evidence</w:t>
+      </w:r>
+      <w:r>
+        <w:rPr>
+          <w:b w:val="0"/>
+        </w:rPr>
+        <w:t xml:space="preserve"> rather than accepting a guessed selection.</w:t>
+      </w:r>
+    </w:p>
+    <w:p>
+      <w:pPr>
+        <w:spacing w:line="336" w:lineRule="auto" w:after="180"/>
+      </w:pPr>
+      <w:r>
+        <w:rPr>
+          <w:b w:val="0"/>
+        </w:rPr>
         <w:t>The feedback comes from the reviewed public worked case. Do not reveal the separately reserved independent teacher answer until the learner has attempted that case.</w:t>
       </w:r>
     </w:p>
     <w:p>
-      <w:r>
-        <w:t>Ask students to predict before running code. Preserve errors and actual outputs; collect a changed test and an explanation. The branch-boundary and indexing lessons deliberately include failure cases.</w:t>
-      </w:r>
-    </w:p>
-    <w:p>
-      <w:r>
+      <w:pPr>
+        <w:spacing w:line="336" w:lineRule="auto" w:after="180"/>
+      </w:pPr>
+      <w:r>
+        <w:rPr>
+          <w:b w:val="0"/>
+        </w:rPr>
+        <w:t xml:space="preserve">Ask students to predict before running code. Preserve errors and actual </w:t>
+      </w:r>
+      <w:r>
+        <w:rPr>
+          <w:b/>
+        </w:rPr>
+        <w:t>output</w:t>
+      </w:r>
+      <w:r>
+        <w:rPr>
+          <w:b w:val="0"/>
+        </w:rPr>
+        <w:t>s; collect a changed test and an explanation. The branch-boundary and indexing lessons deliberately include failure cases.</w:t>
+      </w:r>
+    </w:p>
+    <w:p>
+      <w:pPr>
+        <w:spacing w:line="336" w:lineRule="auto" w:after="180"/>
+      </w:pPr>
+      <w:r>
+        <w:rPr>
+          <w:b w:val="0"/>
+        </w:rPr>
         <w:t>Use the earlier worked-explanation links to address a specific missing building block, then return to the current question. Adapt this suggestion after observing the learner; it is not an automatic diagnosis.</w:t>
       </w:r>
     </w:p>
     <w:p>
-      <w:r>
-        <w:t>Collect the completed-work portfolio as evidence. Record support separately from correctness, and assess explanation, trace/test and limitations. Progress ticks and quiz selections alone do not establish mastery.</w:t>
+      <w:pPr>
+        <w:spacing w:line="336" w:lineRule="auto" w:after="180"/>
+      </w:pPr>
+      <w:r>
+        <w:rPr>
+          <w:b w:val="0"/>
+        </w:rPr>
+        <w:t xml:space="preserve">Collect the completed-work portfolio as </w:t>
+      </w:r>
+      <w:r>
+        <w:rPr>
+          <w:b/>
+        </w:rPr>
+        <w:t>evidence</w:t>
+      </w:r>
+      <w:r>
+        <w:rPr>
+          <w:b w:val="0"/>
+        </w:rPr>
+        <w:t>. Record support separately from correctness, and assess explanation, trace/test and limitations. Progress ticks and quiz selections alone do not establish mastery.</w:t>
+      </w:r>
+    </w:p>
+    <w:p>
+      <w:pPr>
+        <w:pStyle w:val="Heading1"/>
+      </w:pPr>
+      <w:r>
+        <w:t>09. Visual concept journey</w:t>
+      </w:r>
+    </w:p>
+    <w:p>
+      <w:r>
+        <w:t>Show one Similarity by Selected Traits graphic at a time, request a prediction and discuss its trace before the independent assessment.</w:t>
+      </w:r>
+    </w:p>
+    <w:p>
+      <w:pPr>
+        <w:spacing w:line="336" w:lineRule="auto" w:after="180"/>
+      </w:pPr>
+      <w:r>
+        <w:rPr>
+          <w:b w:val="0"/>
+        </w:rPr>
+        <w:t xml:space="preserve">Use one picture at a time. Hide a worked result before asking for a </w:t>
+      </w:r>
+      <w:r>
+        <w:rPr>
+          <w:b/>
+        </w:rPr>
+        <w:t>prediction</w:t>
+      </w:r>
+      <w:r>
+        <w:rPr>
+          <w:b w:val="0"/>
+        </w:rPr>
+        <w:t>, then reveal it for feedback. These are supported teaching cases; retain the separate independent assessment for a fresh first attempt.</w:t>
+      </w:r>
+    </w:p>
+    <w:p>
+      <w:pPr>
+        <w:pStyle w:val="Heading3"/>
+      </w:pPr>
+      <w:r>
+        <w:t>01. Similarity by Selected Traits: the case</w:t>
+      </w:r>
+    </w:p>
+    <w:p>
+      <w:r>
+        <w:drawing>
+          <wp:inline xmlns:a="http://schemas.openxmlformats.org/drawingml/2006/main" xmlns:pic="http://schemas.openxmlformats.org/drawingml/2006/picture">
+            <wp:extent cx="5486400" cy="2840736"/>
+            <wp:docPr id="3" name="Picture 3" descr="A fictional toy book matcher represents two preferences with numeric features. Supplied facts: Target vector [2,5]. Candidate A=[2,2], B=[4,5], C=[3,4]. Use Manhattan distance: add absolute coordinate differences; return all smallest-distance candidates."/>
+            <wp:cNvGraphicFramePr>
+              <a:graphicFrameLocks noChangeAspect="1"/>
+            </wp:cNvGraphicFramePr>
+            <a:graphic>
+              <a:graphicData uri="http://schemas.openxmlformats.org/drawingml/2006/picture">
+                <pic:pic>
+                  <pic:nvPicPr>
+                    <pic:cNvPr id="0" name="academy-story-ai-2-21-01.png"/>
+                    <pic:cNvPicPr/>
+                  </pic:nvPicPr>
+                  <pic:blipFill>
+                    <a:blip r:embed="rId11"/>
+                    <a:stretch>
+                      <a:fillRect/>
+                    </a:stretch>
+                  </pic:blipFill>
+                  <pic:spPr>
+                    <a:xfrm>
+                      <a:off x="0" y="0"/>
+                      <a:ext cx="5486400" cy="2840736"/>
+                    </a:xfrm>
+                    <a:prstGeom prst="rect"/>
+                  </pic:spPr>
+                </pic:pic>
+              </a:graphicData>
+            </a:graphic>
+          </wp:inline>
+        </w:drawing>
+      </w:r>
+    </w:p>
+    <w:p>
+      <w:pPr>
+        <w:spacing w:line="336" w:lineRule="auto" w:after="180"/>
+      </w:pPr>
+      <w:r>
+        <w:rPr>
+          <w:b w:val="0"/>
+        </w:rPr>
+        <w:t>A fictional toy book matcher represents two preferences with numeric features. Supplied facts: Target vector [2,5]. Candidate A=[2,2], B=[4,5], C=[3,4].</w:t>
+      </w:r>
+    </w:p>
+    <w:p>
+      <w:pPr>
+        <w:spacing w:line="336" w:lineRule="auto" w:after="180"/>
+      </w:pPr>
+      <w:r>
+        <w:rPr>
+          <w:b w:val="0"/>
+        </w:rPr>
+        <w:t xml:space="preserve">Use </w:t>
+      </w:r>
+      <w:r>
+        <w:rPr>
+          <w:b/>
+        </w:rPr>
+        <w:t>Manhattan distance</w:t>
+      </w:r>
+      <w:r>
+        <w:rPr>
+          <w:b w:val="0"/>
+        </w:rPr>
+        <w:t xml:space="preserve">: add absolute </w:t>
+      </w:r>
+      <w:r>
+        <w:rPr>
+          <w:b/>
+        </w:rPr>
+        <w:t>coordinate</w:t>
+      </w:r>
+      <w:r>
+        <w:rPr>
+          <w:b w:val="0"/>
+        </w:rPr>
+        <w:t xml:space="preserve"> differences; return all smallest-</w:t>
+      </w:r>
+      <w:r>
+        <w:rPr>
+          <w:b/>
+        </w:rPr>
+        <w:t>distance</w:t>
+      </w:r>
+      <w:r>
+        <w:rPr>
+          <w:b w:val="0"/>
+        </w:rPr>
+        <w:t xml:space="preserve"> candidates.</w:t>
+      </w:r>
+    </w:p>
+    <w:p>
+      <w:pPr>
+        <w:spacing w:line="336" w:lineRule="auto" w:after="180"/>
+        <w:shd w:fill="F5F1FB"/>
+      </w:pPr>
+      <w:r>
+        <w:rPr>
+          <w:b w:val="0"/>
+        </w:rPr>
+        <w:t>Point to the given fact that matters most. Explain why it matters.</w:t>
+      </w:r>
+    </w:p>
+    <w:p>
+      <w:pPr>
+        <w:pStyle w:val="Heading3"/>
+      </w:pPr>
+      <w:r>
+        <w:t>Discuss while showing the picture</w:t>
+      </w:r>
+    </w:p>
+    <w:p>
+      <w:pPr>
+        <w:spacing w:line="336" w:lineRule="auto" w:after="180"/>
+        <w:shd w:fill="F1F6F8"/>
+      </w:pPr>
+      <w:r>
+        <w:rPr>
+          <w:b w:val="0"/>
+        </w:rPr>
+        <w:t>Teacher prompt: Point to the given fact that matters most. Explain why it matters. Ask learners to describe one label or arrow in ordinary words. Use the adjacent transcript if the image is difficult to see.</w:t>
+      </w:r>
+    </w:p>
+    <w:p>
+      <w:pPr>
+        <w:pStyle w:val="Heading3"/>
+      </w:pPr>
+      <w:r>
+        <w:t>02. Follow the deciding steps</w:t>
+      </w:r>
+    </w:p>
+    <w:p>
+      <w:r>
+        <w:drawing>
+          <wp:inline xmlns:a="http://schemas.openxmlformats.org/drawingml/2006/main" xmlns:pic="http://schemas.openxmlformats.org/drawingml/2006/picture">
+            <wp:extent cx="5486400" cy="4005072"/>
+            <wp:docPr id="4" name="Picture 4" descr="Distance A: |2−2|+|5−2|=0+3=3. → Distance B: |2−4|+|5−5|=2+0=2. → Distance C: |2−3|+|5−4|=1+1=2. → Choose closest: B and C tie at distance 2; keep the tie visible."/>
+            <wp:cNvGraphicFramePr>
+              <a:graphicFrameLocks noChangeAspect="1"/>
+            </wp:cNvGraphicFramePr>
+            <a:graphic>
+              <a:graphicData uri="http://schemas.openxmlformats.org/drawingml/2006/picture">
+                <pic:pic>
+                  <pic:nvPicPr>
+                    <pic:cNvPr id="0" name="academy-story-ai-2-21-02.png"/>
+                    <pic:cNvPicPr/>
+                  </pic:nvPicPr>
+                  <pic:blipFill>
+                    <a:blip r:embed="rId12"/>
+                    <a:stretch>
+                      <a:fillRect/>
+                    </a:stretch>
+                  </pic:blipFill>
+                  <pic:spPr>
+                    <a:xfrm>
+                      <a:off x="0" y="0"/>
+                      <a:ext cx="5486400" cy="4005072"/>
+                    </a:xfrm>
+                    <a:prstGeom prst="rect"/>
+                  </pic:spPr>
+                </pic:pic>
+              </a:graphicData>
+            </a:graphic>
+          </wp:inline>
+        </w:drawing>
+      </w:r>
+    </w:p>
+    <w:p>
+      <w:pPr>
+        <w:spacing w:line="336" w:lineRule="auto" w:after="180"/>
+      </w:pPr>
+      <w:r>
+        <w:rPr>
+          <w:b/>
+        </w:rPr>
+        <w:t>Distance</w:t>
+      </w:r>
+      <w:r>
+        <w:rPr>
+          <w:b w:val="0"/>
+        </w:rPr>
+        <w:t xml:space="preserve"> A: |2−2|+|5−2|=0+3=3. → </w:t>
+      </w:r>
+      <w:r>
+        <w:rPr>
+          <w:b/>
+        </w:rPr>
+        <w:t>Distance</w:t>
+      </w:r>
+      <w:r>
+        <w:rPr>
+          <w:b w:val="0"/>
+        </w:rPr>
+        <w:t xml:space="preserve"> B: |2−4|+|5−5|=2+0=2. → </w:t>
+      </w:r>
+      <w:r>
+        <w:rPr>
+          <w:b/>
+        </w:rPr>
+        <w:t>Distance</w:t>
+      </w:r>
+      <w:r>
+        <w:rPr>
+          <w:b w:val="0"/>
+        </w:rPr>
+        <w:t xml:space="preserve"> C: |2−3|+|5−4|=1+1=2. → Choose closest: B and C tie at </w:t>
+      </w:r>
+      <w:r>
+        <w:rPr>
+          <w:b/>
+        </w:rPr>
+        <w:t>distance</w:t>
+      </w:r>
+      <w:r>
+        <w:rPr>
+          <w:b w:val="0"/>
+        </w:rPr>
+        <w:t xml:space="preserve"> 2; keep the tie visible.</w:t>
+      </w:r>
+    </w:p>
+    <w:p>
+      <w:pPr>
+        <w:spacing w:line="336" w:lineRule="auto" w:after="180"/>
+        <w:shd w:fill="F5F1FB"/>
+      </w:pPr>
+      <w:r>
+        <w:rPr>
+          <w:b w:val="0"/>
+        </w:rPr>
+        <w:t xml:space="preserve">Point to each numbered stage and explain which recorded </w:t>
+      </w:r>
+      <w:r>
+        <w:rPr>
+          <w:b/>
+        </w:rPr>
+        <w:t>input</w:t>
+      </w:r>
+      <w:r>
+        <w:rPr>
+          <w:b w:val="0"/>
+        </w:rPr>
+        <w:t xml:space="preserve"> it uses.</w:t>
+      </w:r>
+    </w:p>
+    <w:p>
+      <w:pPr>
+        <w:pStyle w:val="Heading3"/>
+      </w:pPr>
+      <w:r>
+        <w:t>Discuss while showing the picture</w:t>
+      </w:r>
+    </w:p>
+    <w:p>
+      <w:pPr>
+        <w:spacing w:line="336" w:lineRule="auto" w:after="180"/>
+        <w:shd w:fill="F1F6F8"/>
+      </w:pPr>
+      <w:r>
+        <w:rPr>
+          <w:b w:val="0"/>
+        </w:rPr>
+        <w:t xml:space="preserve">Teacher prompt: Point to each numbered stage and explain which recorded </w:t>
+      </w:r>
+      <w:r>
+        <w:rPr>
+          <w:b/>
+        </w:rPr>
+        <w:t>input</w:t>
+      </w:r>
+      <w:r>
+        <w:rPr>
+          <w:b w:val="0"/>
+        </w:rPr>
+        <w:t xml:space="preserve"> it uses. Ask learners to describe one label or arrow in ordinary words. Use the adjacent transcript if the image is difficult to see.</w:t>
+      </w:r>
+    </w:p>
+    <w:p>
+      <w:pPr>
+        <w:pStyle w:val="Heading3"/>
+      </w:pPr>
+      <w:r>
+        <w:t>03. Toy feature positions</w:t>
+      </w:r>
+    </w:p>
+    <w:p>
+      <w:r>
+        <w:drawing>
+          <wp:inline xmlns:a="http://schemas.openxmlformats.org/drawingml/2006/main" xmlns:pic="http://schemas.openxmlformats.org/drawingml/2006/picture">
+            <wp:extent cx="5486400" cy="3938016"/>
+            <wp:docPr id="5" name="Picture 5" descr="Toy feature positions. A: (2, 2). B: (4, 5). C: (3, 4). Query Target: (2, 5). Axes: first toy feature; second toy feature. Distance: Manhattan distance; horizontal=first feature, vertical=second feature."/>
+            <wp:cNvGraphicFramePr>
+              <a:graphicFrameLocks noChangeAspect="1"/>
+            </wp:cNvGraphicFramePr>
+            <a:graphic>
+              <a:graphicData uri="http://schemas.openxmlformats.org/drawingml/2006/picture">
+                <pic:pic>
+                  <pic:nvPicPr>
+                    <pic:cNvPr id="0" name="academy-story-ai-2-21-03.png"/>
+                    <pic:cNvPicPr/>
+                  </pic:nvPicPr>
+                  <pic:blipFill>
+                    <a:blip r:embed="rId13"/>
+                    <a:stretch>
+                      <a:fillRect/>
+                    </a:stretch>
+                  </pic:blipFill>
+                  <pic:spPr>
+                    <a:xfrm>
+                      <a:off x="0" y="0"/>
+                      <a:ext cx="5486400" cy="3938016"/>
+                    </a:xfrm>
+                    <a:prstGeom prst="rect"/>
+                  </pic:spPr>
+                </pic:pic>
+              </a:graphicData>
+            </a:graphic>
+          </wp:inline>
+        </w:drawing>
+      </w:r>
+    </w:p>
+    <w:p>
+      <w:pPr>
+        <w:spacing w:line="336" w:lineRule="auto" w:after="180"/>
+      </w:pPr>
+      <w:r>
+        <w:rPr>
+          <w:b w:val="0"/>
+        </w:rPr>
+        <w:t xml:space="preserve">Toy feature positions. A: (2, 2). B: (4, 5). C: (3, 4). Query Target: (2, 5). Axes: first toy feature; second toy feature. </w:t>
+      </w:r>
+      <w:r>
+        <w:rPr>
+          <w:b/>
+        </w:rPr>
+        <w:t>Distance</w:t>
+      </w:r>
+      <w:r>
+        <w:rPr>
+          <w:b w:val="0"/>
+        </w:rPr>
+        <w:t xml:space="preserve">: </w:t>
+      </w:r>
+      <w:r>
+        <w:rPr>
+          <w:b/>
+        </w:rPr>
+        <w:t>Manhattan distance</w:t>
+      </w:r>
+      <w:r>
+        <w:rPr>
+          <w:b w:val="0"/>
+        </w:rPr>
+        <w:t>; horizontal=first feature, vertical=second feature.</w:t>
+      </w:r>
+    </w:p>
+    <w:p>
+      <w:pPr>
+        <w:spacing w:line="336" w:lineRule="auto" w:after="180"/>
+        <w:shd w:fill="F5F1FB"/>
+      </w:pPr>
+      <w:r>
+        <w:rPr>
+          <w:b w:val="0"/>
+        </w:rPr>
+        <w:t>Read the labels and values. Explain the relationship the model shows.</w:t>
+      </w:r>
+    </w:p>
+    <w:p>
+      <w:pPr>
+        <w:pStyle w:val="Heading3"/>
+      </w:pPr>
+      <w:r>
+        <w:t>Discuss while showing the picture</w:t>
+      </w:r>
+    </w:p>
+    <w:p>
+      <w:pPr>
+        <w:spacing w:line="336" w:lineRule="auto" w:after="180"/>
+        <w:shd w:fill="F1F6F8"/>
+      </w:pPr>
+      <w:r>
+        <w:rPr>
+          <w:b w:val="0"/>
+        </w:rPr>
+        <w:t>Teacher prompt: Read the labels and values. Explain the relationship the model shows. Ask learners to describe one label or arrow in ordinary words. Use the adjacent transcript if the image is difficult to see.</w:t>
+      </w:r>
+    </w:p>
+    <w:p>
+      <w:pPr>
+        <w:spacing w:line="336" w:lineRule="auto" w:after="180"/>
+        <w:shd w:fill="F1F6F8"/>
+      </w:pPr>
+      <w:r>
+        <w:rPr>
+          <w:b w:val="0"/>
+        </w:rPr>
+        <w:t>Check row/column meanings, units and denominators before discussing a difference. Supplied toy values are not real class or model results.</w:t>
+      </w:r>
+    </w:p>
+    <w:p>
+      <w:pPr>
+        <w:pStyle w:val="Heading3"/>
+      </w:pPr>
+      <w:r>
+        <w:t>04. Change one thing. Trace what follows.</w:t>
+      </w:r>
+    </w:p>
+    <w:p>
+      <w:r>
+        <w:drawing>
+          <wp:inline xmlns:a="http://schemas.openxmlformats.org/drawingml/2006/main" xmlns:pic="http://schemas.openxmlformats.org/drawingml/2006/picture">
+            <wp:extent cx="5486400" cy="3026664"/>
+            <wp:docPr id="6" name="Picture 6" descr="Original case: B and C tie at distance 2; keep the tie visible. Changed condition: Give the first-coordinate difference weight 2 while the second keeps weight 1. Expected result: Distances become A=3, B=4, C=3; A and C tie. Reason: The representation’s comparison rule changes; the supplied vectors stay the same."/>
+            <wp:cNvGraphicFramePr>
+              <a:graphicFrameLocks noChangeAspect="1"/>
+            </wp:cNvGraphicFramePr>
+            <a:graphic>
+              <a:graphicData uri="http://schemas.openxmlformats.org/drawingml/2006/picture">
+                <pic:pic>
+                  <pic:nvPicPr>
+                    <pic:cNvPr id="0" name="academy-story-ai-2-21-04.png"/>
+                    <pic:cNvPicPr/>
+                  </pic:nvPicPr>
+                  <pic:blipFill>
+                    <a:blip r:embed="rId14"/>
+                    <a:stretch>
+                      <a:fillRect/>
+                    </a:stretch>
+                  </pic:blipFill>
+                  <pic:spPr>
+                    <a:xfrm>
+                      <a:off x="0" y="0"/>
+                      <a:ext cx="5486400" cy="3026664"/>
+                    </a:xfrm>
+                    <a:prstGeom prst="rect"/>
+                  </pic:spPr>
+                </pic:pic>
+              </a:graphicData>
+            </a:graphic>
+          </wp:inline>
+        </w:drawing>
+      </w:r>
+    </w:p>
+    <w:p>
+      <w:pPr>
+        <w:spacing w:line="336" w:lineRule="auto" w:after="180"/>
+      </w:pPr>
+      <w:r>
+        <w:rPr>
+          <w:b w:val="0"/>
+        </w:rPr>
+        <w:t xml:space="preserve">Original case: B and C tie at </w:t>
+      </w:r>
+      <w:r>
+        <w:rPr>
+          <w:b/>
+        </w:rPr>
+        <w:t>distance</w:t>
+      </w:r>
+      <w:r>
+        <w:rPr>
+          <w:b w:val="0"/>
+        </w:rPr>
+        <w:t xml:space="preserve"> 2; keep the tie visible. Changed condition: Give the first-</w:t>
+      </w:r>
+      <w:r>
+        <w:rPr>
+          <w:b/>
+        </w:rPr>
+        <w:t>coordinate</w:t>
+      </w:r>
+      <w:r>
+        <w:rPr>
+          <w:b w:val="0"/>
+        </w:rPr>
+        <w:t xml:space="preserve"> difference weight 2 while the second keeps weight 1. Expected result: </w:t>
+      </w:r>
+      <w:r>
+        <w:rPr>
+          <w:b/>
+        </w:rPr>
+        <w:t>Distance</w:t>
+      </w:r>
+      <w:r>
+        <w:rPr>
+          <w:b w:val="0"/>
+        </w:rPr>
+        <w:t>s become A=3, B=4, C=3; A and C tie.</w:t>
+      </w:r>
+    </w:p>
+    <w:p>
+      <w:pPr>
+        <w:spacing w:line="336" w:lineRule="auto" w:after="180"/>
+      </w:pPr>
+      <w:r>
+        <w:rPr>
+          <w:b w:val="0"/>
+        </w:rPr>
+        <w:t>Reason: The representation’s comparison rule changes; the supplied vectors stay the same.</w:t>
+      </w:r>
+    </w:p>
+    <w:p>
+      <w:pPr>
+        <w:spacing w:line="336" w:lineRule="auto" w:after="180"/>
+        <w:shd w:fill="F5F1FB"/>
+      </w:pPr>
+      <w:r>
+        <w:rPr>
+          <w:b w:val="0"/>
+        </w:rPr>
+        <w:t>Predict before checking the worked changed-case result. Name what changed and what the supplied facts allow you to conclude.</w:t>
+      </w:r>
+    </w:p>
+    <w:p>
+      <w:pPr>
+        <w:pStyle w:val="Heading3"/>
+      </w:pPr>
+      <w:r>
+        <w:t>Discuss while showing the picture</w:t>
+      </w:r>
+    </w:p>
+    <w:p>
+      <w:pPr>
+        <w:spacing w:line="336" w:lineRule="auto" w:after="180"/>
+        <w:shd w:fill="F1F6F8"/>
+      </w:pPr>
+      <w:r>
+        <w:rPr>
+          <w:b w:val="0"/>
+        </w:rPr>
+        <w:t>Teacher prompt: Predict before checking the worked changed-case result. Name what changed and what the supplied facts allow you to conclude. Ask learners to describe one label or arrow in ordinary words.</w:t>
+      </w:r>
+    </w:p>
+    <w:p>
+      <w:pPr>
+        <w:spacing w:line="336" w:lineRule="auto" w:after="180"/>
+        <w:shd w:fill="F1F6F8"/>
+      </w:pPr>
+      <w:r>
+        <w:rPr>
+          <w:b w:val="0"/>
+        </w:rPr>
+        <w:t>Use the adjacent transcript if the image is difficult to see. Changed-case reasoning: The representation’s comparison rule changes; the supplied vectors stay the same.</w:t>
+      </w:r>
+    </w:p>
+    <w:p>
+      <w:pPr>
+        <w:pStyle w:val="Heading3"/>
+      </w:pPr>
+      <w:r>
+        <w:t>05. Connect the explanation to its limit</w:t>
+      </w:r>
+    </w:p>
+    <w:p>
+      <w:r>
+        <w:drawing>
+          <wp:inline xmlns:a="http://schemas.openxmlformats.org/drawingml/2006/main" xmlns:pic="http://schemas.openxmlformats.org/drawingml/2006/picture">
+            <wp:extent cx="5486400" cy="2834640"/>
+            <wp:docPr id="7" name="Picture 7" descr="Each coordinate contributes according to the declared distance rule. Smaller distance means closer in this representation, not automatically a better reading experience. If one coordinate uses a much larger numerical scale, it can dominate the sum even when it is not more important. Feature units and scaling belong in the method record. Limit: A toy numeric encoding does not establish meaningful interpersonal distances or suitability of a recommendation."/>
+            <wp:cNvGraphicFramePr>
+              <a:graphicFrameLocks noChangeAspect="1"/>
+            </wp:cNvGraphicFramePr>
+            <a:graphic>
+              <a:graphicData uri="http://schemas.openxmlformats.org/drawingml/2006/picture">
+                <pic:pic>
+                  <pic:nvPicPr>
+                    <pic:cNvPr id="0" name="academy-story-ai-2-21-05.png"/>
+                    <pic:cNvPicPr/>
+                  </pic:nvPicPr>
+                  <pic:blipFill>
+                    <a:blip r:embed="rId15"/>
+                    <a:stretch>
+                      <a:fillRect/>
+                    </a:stretch>
+                  </pic:blipFill>
+                  <pic:spPr>
+                    <a:xfrm>
+                      <a:off x="0" y="0"/>
+                      <a:ext cx="5486400" cy="2834640"/>
+                    </a:xfrm>
+                    <a:prstGeom prst="rect"/>
+                  </pic:spPr>
+                </pic:pic>
+              </a:graphicData>
+            </a:graphic>
+          </wp:inline>
+        </w:drawing>
+      </w:r>
+    </w:p>
+    <w:p>
+      <w:pPr>
+        <w:spacing w:line="336" w:lineRule="auto" w:after="180"/>
+      </w:pPr>
+      <w:r>
+        <w:rPr>
+          <w:b w:val="0"/>
+        </w:rPr>
+        <w:t xml:space="preserve">Each </w:t>
+      </w:r>
+      <w:r>
+        <w:rPr>
+          <w:b/>
+        </w:rPr>
+        <w:t>coordinate</w:t>
+      </w:r>
+      <w:r>
+        <w:rPr>
+          <w:b w:val="0"/>
+        </w:rPr>
+        <w:t xml:space="preserve"> contributes according to the declared </w:t>
+      </w:r>
+      <w:r>
+        <w:rPr>
+          <w:b/>
+        </w:rPr>
+        <w:t>distance</w:t>
+      </w:r>
+      <w:r>
+        <w:rPr>
+          <w:b w:val="0"/>
+        </w:rPr>
+        <w:t xml:space="preserve"> rule. Smaller </w:t>
+      </w:r>
+      <w:r>
+        <w:rPr>
+          <w:b/>
+        </w:rPr>
+        <w:t>distance</w:t>
+      </w:r>
+      <w:r>
+        <w:rPr>
+          <w:b w:val="0"/>
+        </w:rPr>
+        <w:t xml:space="preserve"> means closer in this representation, not automatically a better reading experience.</w:t>
+      </w:r>
+    </w:p>
+    <w:p>
+      <w:pPr>
+        <w:spacing w:line="336" w:lineRule="auto" w:after="180"/>
+      </w:pPr>
+      <w:r>
+        <w:rPr>
+          <w:b w:val="0"/>
+        </w:rPr>
+        <w:t xml:space="preserve">If one </w:t>
+      </w:r>
+      <w:r>
+        <w:rPr>
+          <w:b/>
+        </w:rPr>
+        <w:t>coordinate</w:t>
+      </w:r>
+      <w:r>
+        <w:rPr>
+          <w:b w:val="0"/>
+        </w:rPr>
+        <w:t xml:space="preserve"> uses a much larger numerical </w:t>
+      </w:r>
+      <w:r>
+        <w:rPr>
+          <w:b/>
+        </w:rPr>
+        <w:t>scale</w:t>
+      </w:r>
+      <w:r>
+        <w:rPr>
+          <w:b w:val="0"/>
+        </w:rPr>
+        <w:t>, it can dominate the sum even when it is not more important. Feature units and scaling belong in the method record.</w:t>
+      </w:r>
+    </w:p>
+    <w:p>
+      <w:pPr>
+        <w:spacing w:line="336" w:lineRule="auto" w:after="180"/>
+      </w:pPr>
+      <w:r>
+        <w:rPr>
+          <w:b w:val="0"/>
+        </w:rPr>
+        <w:t xml:space="preserve">Limit: A toy numeric encoding does not establish meaningful interpersonal </w:t>
+      </w:r>
+      <w:r>
+        <w:rPr>
+          <w:b/>
+        </w:rPr>
+        <w:t>distance</w:t>
+      </w:r>
+      <w:r>
+        <w:rPr>
+          <w:b w:val="0"/>
+        </w:rPr>
+        <w:t>s or suitability of a recommendation.</w:t>
+      </w:r>
+    </w:p>
+    <w:p>
+      <w:pPr>
+        <w:spacing w:line="336" w:lineRule="auto" w:after="180"/>
+        <w:shd w:fill="F5F1FB"/>
+      </w:pPr>
+      <w:r>
+        <w:rPr>
+          <w:b w:val="0"/>
+        </w:rPr>
+        <w:t>Explain the case, then point to a limit on the claim.</w:t>
+      </w:r>
+    </w:p>
+    <w:p>
+      <w:pPr>
+        <w:pStyle w:val="Heading3"/>
+      </w:pPr>
+      <w:r>
+        <w:t>Discuss while showing the picture</w:t>
+      </w:r>
+    </w:p>
+    <w:p>
+      <w:pPr>
+        <w:spacing w:line="336" w:lineRule="auto" w:after="180"/>
+        <w:shd w:fill="F1F6F8"/>
+      </w:pPr>
+      <w:r>
+        <w:rPr>
+          <w:b w:val="0"/>
+        </w:rPr>
+        <w:t>Teacher prompt: Explain the case, then point to a limit on the claim. Ask learners to describe one label or arrow in ordinary words. Use the adjacent transcript if the image is difficult to see.</w:t>
+      </w:r>
+    </w:p>
+    <w:p>
+      <w:pPr>
+        <w:spacing w:line="336" w:lineRule="auto" w:after="180"/>
+        <w:shd w:fill="F1F6F8"/>
+      </w:pPr>
+      <w:r>
+        <w:rPr>
+          <w:b w:val="0"/>
+        </w:rPr>
+        <w:t xml:space="preserve">Keep the stated scope: A toy numeric encoding does not establish meaningful interpersonal </w:t>
+      </w:r>
+      <w:r>
+        <w:rPr>
+          <w:b/>
+        </w:rPr>
+        <w:t>distance</w:t>
+      </w:r>
+      <w:r>
+        <w:rPr>
+          <w:b w:val="0"/>
+        </w:rPr>
+        <w:t>s or suitability of a recommendation.</w:t>
+      </w:r>
+    </w:p>
+    <w:p>
+      <w:pPr>
+        <w:pStyle w:val="Heading3"/>
+      </w:pPr>
+      <w:r>
+        <w:t>06. Make the idea visible in your project</w:t>
+      </w:r>
+    </w:p>
+    <w:p>
+      <w:r>
+        <w:drawing>
+          <wp:inline xmlns:a="http://schemas.openxmlformats.org/drawingml/2006/main" xmlns:pic="http://schemas.openxmlformats.org/drawingml/2006/picture">
+            <wp:extent cx="5486400" cy="3380232"/>
+            <wp:docPr id="8" name="Picture 8" descr="Specify recommender feature meanings, units, scaling and tie policy before explaining nearest matches. Draw your input, deciding step, result and limit. Supported question: Explain why B ceases to be a closest option without any candidate data changing."/>
+            <wp:cNvGraphicFramePr>
+              <a:graphicFrameLocks noChangeAspect="1"/>
+            </wp:cNvGraphicFramePr>
+            <a:graphic>
+              <a:graphicData uri="http://schemas.openxmlformats.org/drawingml/2006/picture">
+                <pic:pic>
+                  <pic:nvPicPr>
+                    <pic:cNvPr id="0" name="academy-story-ai-2-21-06.png"/>
+                    <pic:cNvPicPr/>
+                  </pic:nvPicPr>
+                  <pic:blipFill>
+                    <a:blip r:embed="rId16"/>
+                    <a:stretch>
+                      <a:fillRect/>
+                    </a:stretch>
+                  </pic:blipFill>
+                  <pic:spPr>
+                    <a:xfrm>
+                      <a:off x="0" y="0"/>
+                      <a:ext cx="5486400" cy="3380232"/>
+                    </a:xfrm>
+                    <a:prstGeom prst="rect"/>
+                  </pic:spPr>
+                </pic:pic>
+              </a:graphicData>
+            </a:graphic>
+          </wp:inline>
+        </w:drawing>
+      </w:r>
+    </w:p>
+    <w:p>
+      <w:pPr>
+        <w:spacing w:line="336" w:lineRule="auto" w:after="180"/>
+      </w:pPr>
+      <w:r>
+        <w:rPr>
+          <w:b w:val="0"/>
+        </w:rPr>
+        <w:t xml:space="preserve">Specify recommender feature meanings, units, scaling and tie policy before explaining nearest matches. Draw your </w:t>
+      </w:r>
+      <w:r>
+        <w:rPr>
+          <w:b/>
+        </w:rPr>
+        <w:t>input</w:t>
+      </w:r>
+      <w:r>
+        <w:rPr>
+          <w:b w:val="0"/>
+        </w:rPr>
+        <w:t>, deciding step, result and limit.</w:t>
+      </w:r>
+    </w:p>
+    <w:p>
+      <w:pPr>
+        <w:spacing w:line="336" w:lineRule="auto" w:after="180"/>
+      </w:pPr>
+      <w:r>
+        <w:rPr>
+          <w:b w:val="0"/>
+        </w:rPr>
+        <w:t>Supported question: Explain why B ceases to be a closest option without any candidate data changing.</w:t>
+      </w:r>
+    </w:p>
+    <w:p>
+      <w:pPr>
+        <w:spacing w:line="336" w:lineRule="auto" w:after="180"/>
+        <w:shd w:fill="F5F1FB"/>
+      </w:pPr>
+      <w:r>
+        <w:rPr>
+          <w:b w:val="0"/>
+        </w:rPr>
+        <w:t xml:space="preserve">Draw your project trace and justify the deciding step using </w:t>
+      </w:r>
+      <w:r>
+        <w:rPr>
+          <w:b/>
+        </w:rPr>
+        <w:t>evidence</w:t>
+      </w:r>
+      <w:r>
+        <w:rPr>
+          <w:b w:val="0"/>
+        </w:rPr>
+        <w:t>.</w:t>
+      </w:r>
+    </w:p>
+    <w:p>
+      <w:pPr>
+        <w:pStyle w:val="Heading3"/>
+      </w:pPr>
+      <w:r>
+        <w:t>Discuss while showing the picture</w:t>
+      </w:r>
+    </w:p>
+    <w:p>
+      <w:pPr>
+        <w:spacing w:line="336" w:lineRule="auto" w:after="180"/>
+        <w:shd w:fill="F1F6F8"/>
+      </w:pPr>
+      <w:r>
+        <w:rPr>
+          <w:b w:val="0"/>
+        </w:rPr>
+        <w:t xml:space="preserve">Teacher prompt: Draw your project trace and justify the deciding step using </w:t>
+      </w:r>
+      <w:r>
+        <w:rPr>
+          <w:b/>
+        </w:rPr>
+        <w:t>evidence</w:t>
+      </w:r>
+      <w:r>
+        <w:rPr>
+          <w:b w:val="0"/>
+        </w:rPr>
+        <w:t>. Ask learners to describe one label or arrow in ordinary words. Use the adjacent transcript if the image is difficult to see.</w:t>
+      </w:r>
+    </w:p>
+    <w:p>
+      <w:pPr>
+        <w:spacing w:line="336" w:lineRule="auto" w:after="180"/>
+        <w:shd w:fill="F1F6F8"/>
+      </w:pPr>
+      <w:r>
+        <w:rPr>
+          <w:b w:val="0"/>
+        </w:rPr>
+        <w:t>Supported practice key: Its first-</w:t>
+      </w:r>
+      <w:r>
+        <w:rPr>
+          <w:b/>
+        </w:rPr>
+        <w:t>coordinate</w:t>
+      </w:r>
+      <w:r>
+        <w:rPr>
+          <w:b w:val="0"/>
+        </w:rPr>
+        <w:t xml:space="preserve"> gap 2 now contributes 4, raising its </w:t>
+      </w:r>
+      <w:r>
+        <w:rPr>
+          <w:b/>
+        </w:rPr>
+        <w:t>distance</w:t>
+      </w:r>
+      <w:r>
+        <w:rPr>
+          <w:b w:val="0"/>
+        </w:rPr>
+        <w:t xml:space="preserve"> above A and C’s 3.</w:t>
       </w:r>
     </w:p>
     <w:sectPr>

--- a/downloads/teacher/ai-2-week-21.docx
+++ b/downloads/teacher/ai-2-week-21.docx
@@ -125,7 +125,7 @@
           </w:tcPr>
           <w:p>
             <w:r>
-              <w:t>Sections 1–6; record the brief recall in the workbook.</w:t>
+              <w:t>Use Your mission, Notice the evidence, See how it works, Compare the cases, Words that unlock the idea and Follow a worked example; record the brief recall in the workbook.</w:t>
             </w:r>
           </w:p>
         </w:tc>
@@ -157,7 +157,7 @@
           </w:tcPr>
           <w:p>
             <w:r>
-              <w:t>Sections 7–10; use the matching workbook W2 and misconception check.</w:t>
+              <w:t>Use Find and repair a mistake, Practise together, Run the investigation and Build your understanding; use the matching workbook W2 and misconception check.</w:t>
             </w:r>
           </w:p>
         </w:tc>
@@ -189,7 +189,7 @@
           </w:tcPr>
           <w:p>
             <w:r>
-              <w:t>Sections 9 and 11–14. Give extra time to finish the full task set; use Section 15 when the week includes a coding lab.</w:t>
+              <w:t>Use Run the investigation, Connect your project, Show what you know, Study a complete case and Try a new case independently. Allow extra time for the full task set. Use a coding lab only when this week actually provides one; Your lesson route is the planning section.</w:t>
             </w:r>
           </w:p>
         </w:tc>
@@ -5251,7 +5251,7 @@
           </w:tcPr>
           <w:p>
             <w:r>
-              <w:t>Sections 1–6; record the brief recall in the workbook.</w:t>
+              <w:t>Use Your mission, Notice the evidence, See how it works, Compare the cases, Words that unlock the idea and Follow a worked example; record the brief recall in the workbook.</w:t>
             </w:r>
           </w:p>
         </w:tc>
@@ -5283,7 +5283,7 @@
           </w:tcPr>
           <w:p>
             <w:r>
-              <w:t>Sections 7–10; use the matching workbook W2 and misconception check.</w:t>
+              <w:t>Use Find and repair a mistake, Practise together, Run the investigation and Build your understanding; use the matching workbook W2 and misconception check.</w:t>
             </w:r>
           </w:p>
         </w:tc>
@@ -5315,7 +5315,7 @@
           </w:tcPr>
           <w:p>
             <w:r>
-              <w:t>Sections 9 and 11–14. Give extra time to finish the full task set; use Section 15 when the week includes a coding lab.</w:t>
+              <w:t>Use Run the investigation, Connect your project, Show what you know, Study a complete case and Try a new case independently. Allow extra time for the full task set. Use a coding lab only when this week actually provides one; Your lesson route is the planning section.</w:t>
             </w:r>
           </w:p>
         </w:tc>

--- a/downloads/teacher/ai-2-week-21.docx
+++ b/downloads/teacher/ai-2-week-21.docx
@@ -25,20 +25,38 @@
         <w:pStyle w:val="Heading1"/>
       </w:pPr>
       <w:r>
-        <w:t>01. Similarity by Selected Traits</w:t>
-      </w:r>
-    </w:p>
-    <w:p>
-      <w:r>
-        <w:t>Prepare Similarity by Selected Traits: check the target, prerequisites, resources and adaptable teaching schedule.</w:t>
-      </w:r>
-    </w:p>
-    <w:p>
-      <w:pPr>
-        <w:pStyle w:val="Heading3"/>
-      </w:pPr>
-      <w:r>
-        <w:t>Teach the learning cycle</w:t>
+        <w:t>Teach a distance as a declared comparison of represented features.</w:t>
+      </w:r>
+    </w:p>
+    <w:p>
+      <w:r>
+        <w:t>Supply all vectors, code and axis meanings, and keep independent targets separate.</w:t>
+      </w:r>
+    </w:p>
+    <w:p>
+      <w:r>
+        <w:t>Require coordinate gaps, sum, tie policy and suitability limits beside every nearest-match claim.</w:t>
+      </w:r>
+    </w:p>
+    <w:p>
+      <w:pPr>
+        <w:pStyle w:val="Heading1"/>
+      </w:pPr>
+      <w:r>
+        <w:t>01. Prepare this connected week</w:t>
+      </w:r>
+    </w:p>
+    <w:p>
+      <w:r>
+        <w:t>Use one main plan and keep practice separate from the independent first attempt.</w:t>
+      </w:r>
+    </w:p>
+    <w:p>
+      <w:pPr>
+        <w:pStyle w:val="Heading2"/>
+      </w:pPr>
+      <w:r>
+        <w:t>Learning goal and precision</w:t>
       </w:r>
     </w:p>
     <w:p>
@@ -50,6 +68,146 @@
           <w:b w:val="0"/>
         </w:rPr>
         <w:t>Primary target: Represent items with numeric features</w:t>
+      </w:r>
+    </w:p>
+    <w:p>
+      <w:pPr>
+        <w:spacing w:line="336" w:lineRule="auto" w:after="180"/>
+      </w:pPr>
+      <w:r>
+        <w:rPr>
+          <w:b w:val="0"/>
+        </w:rPr>
+        <w:t xml:space="preserve">Teach Week 22 as a two-session investigation using fictional data. A fictional activity chooser represents each activity with energy and group-work ratings on a 0 to 5 </w:t>
+      </w:r>
+      <w:r>
+        <w:rPr>
+          <w:b/>
+        </w:rPr>
+        <w:t>scale</w:t>
+      </w:r>
+      <w:r>
+        <w:rPr>
+          <w:b w:val="0"/>
+        </w:rPr>
+        <w:t>. A learner requests [2, 4].</w:t>
+      </w:r>
+    </w:p>
+    <w:p>
+      <w:pPr>
+        <w:spacing w:line="336" w:lineRule="auto" w:after="180"/>
+      </w:pPr>
+      <w:r>
+        <w:rPr>
+          <w:b w:val="0"/>
+        </w:rPr>
+        <w:t xml:space="preserve">We compare options by adding absolute differences. This is a chosen rule for </w:t>
+      </w:r>
+      <w:r>
+        <w:rPr>
+          <w:b/>
+        </w:rPr>
+        <w:t>similarity</w:t>
+      </w:r>
+      <w:r>
+        <w:rPr>
+          <w:b w:val="0"/>
+        </w:rPr>
+        <w:t xml:space="preserve">; it is not a </w:t>
+      </w:r>
+      <w:r>
+        <w:rPr>
+          <w:b/>
+        </w:rPr>
+        <w:t>learned model</w:t>
+      </w:r>
+      <w:r>
+        <w:rPr>
+          <w:b w:val="0"/>
+        </w:rPr>
+        <w:t xml:space="preserve"> or an objective measure of quality.</w:t>
+      </w:r>
+    </w:p>
+    <w:p>
+      <w:pPr>
+        <w:spacing w:line="336" w:lineRule="auto" w:after="180"/>
+      </w:pPr>
+      <w:r>
+        <w:rPr>
+          <w:b w:val="0"/>
+        </w:rPr>
+        <w:t>Assess the three stated outcomes through the independent task, not by copying the worked result.</w:t>
+      </w:r>
+    </w:p>
+    <w:p>
+      <w:pPr>
+        <w:spacing w:line="336" w:lineRule="auto" w:after="180"/>
+      </w:pPr>
+      <w:r>
+        <w:rPr>
+          <w:b w:val="0"/>
+        </w:rPr>
+        <w:t xml:space="preserve">By the end, I can calculate a feature </w:t>
+      </w:r>
+      <w:r>
+        <w:rPr>
+          <w:b/>
+        </w:rPr>
+        <w:t>distance</w:t>
+      </w:r>
+      <w:r>
+        <w:rPr>
+          <w:b w:val="0"/>
+        </w:rPr>
+        <w:t xml:space="preserve"> and state how scaling changes its meaning.</w:t>
+      </w:r>
+    </w:p>
+    <w:p>
+      <w:pPr>
+        <w:pStyle w:val="Heading2"/>
+      </w:pPr>
+      <w:r>
+        <w:t>What to prepare</w:t>
+      </w:r>
+    </w:p>
+    <w:p>
+      <w:pPr>
+        <w:pStyle w:val="ListBullet"/>
+      </w:pPr>
+      <w:r>
+        <w:t>Use the supplied scenario, student illustrations and blank paper. For numeric work, offer counters or a calculator after learners show the setup. Fictional records are supplied; personal data and paid accounts are unnecessary.</w:t>
+      </w:r>
+    </w:p>
+    <w:p>
+      <w:pPr>
+        <w:pStyle w:val="ListBullet"/>
+      </w:pPr>
+      <w:r>
+        <w:t>Python 3 editor with a fresh local practice file</w:t>
+      </w:r>
+    </w:p>
+    <w:p>
+      <w:pPr>
+        <w:pStyle w:val="ListBullet"/>
+      </w:pPr>
+      <w:r>
+        <w:t>Paper trace table and the student workbook</w:t>
+      </w:r>
+    </w:p>
+    <w:p>
+      <w:pPr>
+        <w:pStyle w:val="ListBullet"/>
+      </w:pPr>
+      <w:r>
+        <w:t>Fictional input records from this lesson; no real student identifiers</w:t>
+      </w:r>
+    </w:p>
+    <w:p>
+      <w:pPr>
+        <w:pStyle w:val="Heading2"/>
+      </w:pPr>
+      <w:r>
+        <w:t>Main teaching plan</w:t>
       </w:r>
     </w:p>
     <w:tbl>
@@ -231,9 +389,184 @@
     </w:p>
     <w:p>
       <w:pPr>
+        <w:pStyle w:val="Heading2"/>
+      </w:pPr>
+      <w:r>
+        <w:t>Opening retrieval and readiness</w:t>
+      </w:r>
+    </w:p>
+    <w:p>
+      <w:pPr>
+        <w:spacing w:line="336" w:lineRule="auto" w:after="180"/>
+      </w:pPr>
+      <w:r>
+        <w:rPr>
+          <w:b w:val="0"/>
+        </w:rPr>
+        <w:t>Without opening the old lesson, explain one key idea from Repair Bias in Data. Give an example and a mistake that the idea helps you avoid.</w:t>
+      </w:r>
+    </w:p>
+    <w:p>
+      <w:pPr>
+        <w:spacing w:line="336" w:lineRule="auto" w:after="180"/>
+      </w:pPr>
+      <w:r>
+        <w:rPr>
+          <w:b w:val="0"/>
+        </w:rPr>
+        <w:t>Look for: Identify selection and coverage bias</w:t>
+      </w:r>
+    </w:p>
+    <w:p>
+      <w:pPr>
+        <w:spacing w:line="336" w:lineRule="auto" w:after="180"/>
+      </w:pPr>
+      <w:r>
+        <w:rPr>
+          <w:b w:val="0"/>
+        </w:rPr>
+        <w:t>Reference example, not the only acceptable wording: Afternoon or evening visitors, and people unable to attend in the morning.</w:t>
+      </w:r>
+    </w:p>
+    <w:p>
+      <w:pPr>
+        <w:spacing w:line="336" w:lineRule="auto" w:after="180"/>
+      </w:pPr>
+      <w:r>
+        <w:rPr>
+          <w:b w:val="0"/>
+        </w:rPr>
+        <w:t>Without opening the old lesson, explain one key idea from Missing Data. Give an example and a mistake that the idea helps you avoid.</w:t>
+      </w:r>
+    </w:p>
+    <w:p>
+      <w:pPr>
+        <w:spacing w:line="336" w:lineRule="auto" w:after="180"/>
+      </w:pPr>
+      <w:r>
+        <w:rPr>
+          <w:b w:val="0"/>
+        </w:rPr>
+        <w:t>Look for: Detect absent and unusable values</w:t>
+      </w:r>
+    </w:p>
+    <w:p>
+      <w:pPr>
+        <w:spacing w:line="336" w:lineRule="auto" w:after="180"/>
+      </w:pPr>
+      <w:r>
+        <w:rPr>
+          <w:b w:val="0"/>
+        </w:rPr>
+        <w:t>Reference example, not the only acceptable wording: 0 is a recorded allowed duration. The other two are unknown under this schema.</w:t>
+      </w:r>
+    </w:p>
+    <w:p>
+      <w:pPr>
+        <w:spacing w:line="336" w:lineRule="auto" w:after="180"/>
+      </w:pPr>
+      <w:r>
+        <w:rPr>
+          <w:b w:val="0"/>
+        </w:rPr>
+        <w:t>Without opening the old lesson, explain one key idea from Choose Informative Questions. Give an example and a mistake that the idea helps you avoid.</w:t>
+      </w:r>
+    </w:p>
+    <w:p>
+      <w:pPr>
+        <w:spacing w:line="336" w:lineRule="auto" w:after="180"/>
+      </w:pPr>
+      <w:r>
+        <w:rPr>
+          <w:b w:val="0"/>
+        </w:rPr>
+        <w:t xml:space="preserve">Look for: Fit a root question and leaf </w:t>
+      </w:r>
+      <w:r>
+        <w:rPr>
+          <w:b/>
+        </w:rPr>
+        <w:t>prediction</w:t>
+      </w:r>
+      <w:r>
+        <w:rPr>
+          <w:b w:val="0"/>
+        </w:rPr>
+        <w:t xml:space="preserve">s from </w:t>
+      </w:r>
+      <w:r>
+        <w:rPr>
+          <w:b/>
+        </w:rPr>
+        <w:t>training</w:t>
+      </w:r>
+      <w:r>
+        <w:rPr>
+          <w:b w:val="0"/>
+        </w:rPr>
+        <w:t xml:space="preserve"> examples</w:t>
+      </w:r>
+    </w:p>
+    <w:p>
+      <w:pPr>
+        <w:spacing w:line="336" w:lineRule="auto" w:after="180"/>
+      </w:pPr>
+      <w:r>
+        <w:rPr>
+          <w:b w:val="0"/>
+        </w:rPr>
+        <w:t>Reference example, not the only acceptable wording: The root asks near, with branches 0 and 1. Leaves predict clear for 0 and blocked for 1. Depth is one.</w:t>
+      </w:r>
+    </w:p>
+    <w:p>
+      <w:pPr>
+        <w:spacing w:line="336" w:lineRule="auto" w:after="180"/>
+      </w:pPr>
+      <w:r>
+        <w:rPr>
+          <w:b/>
+        </w:rPr>
+        <w:t>Training</w:t>
+      </w:r>
+      <w:r>
+        <w:rPr>
+          <w:b w:val="0"/>
+        </w:rPr>
+        <w:t xml:space="preserve"> labels determined both leaf majorities and the error comparison that selected near rather than tall.</w:t>
+      </w:r>
+    </w:p>
+    <w:p>
+      <w:pPr>
+        <w:spacing w:line="336" w:lineRule="auto" w:after="180"/>
+      </w:pPr>
+      <w:r>
+        <w:rPr>
+          <w:b w:val="0"/>
+        </w:rPr>
+        <w:t>The absolute difference is 4.</w:t>
+      </w:r>
+    </w:p>
+    <w:p>
+      <w:pPr>
+        <w:pStyle w:val="Heading2"/>
+      </w:pPr>
+      <w:r>
+        <w:t>Earlier wording, alternatives and picture transcripts · reference / check after trying</w:t>
+      </w:r>
+    </w:p>
+    <w:p>
+      <w:pPr>
         <w:pStyle w:val="Heading3"/>
       </w:pPr>
       <w:r>
+        <w:t>Teach the learning cycle</w:t>
+      </w:r>
+    </w:p>
+    <w:p>
+      <w:pPr>
+        <w:pStyle w:val="Heading3"/>
+      </w:pPr>
+      <w:r>
         <w:t>Retrieval answer guidance</w:t>
       </w:r>
     </w:p>
@@ -247,183 +580,42 @@
     </w:p>
     <w:p>
       <w:pPr>
+        <w:pStyle w:val="Heading3"/>
+      </w:pPr>
+      <w:r>
+        <w:t>Missing Data</w:t>
+      </w:r>
+    </w:p>
+    <w:p>
+      <w:pPr>
+        <w:pStyle w:val="Heading3"/>
+      </w:pPr>
+      <w:r>
+        <w:t>Choose Informative Questions</w:t>
+      </w:r>
+    </w:p>
+    <w:p>
+      <w:pPr>
         <w:spacing w:line="336" w:lineRule="auto" w:after="180"/>
       </w:pPr>
       <w:r>
         <w:rPr>
           <w:b w:val="0"/>
         </w:rPr>
-        <w:t>Without opening the old lesson, explain one key idea from Repair Bias in Data. Give an example and a mistake that the idea helps you avoid.</w:t>
+        <w:t>Use the student module and workbook section with this exact week title. The worked case, independent question and answers below form one aligned lesson sequence.</w:t>
+      </w:r>
+    </w:p>
+    <w:p>
+      <w:pPr>
+        <w:pStyle w:val="Heading3"/>
+      </w:pPr>
+      <w:r>
+        <w:t>What the learner must demonstrate</w:t>
       </w:r>
     </w:p>
     <w:p>
       <w:pPr>
         <w:spacing w:line="336" w:lineRule="auto" w:after="180"/>
-      </w:pPr>
-      <w:r>
-        <w:rPr>
-          <w:b w:val="0"/>
-        </w:rPr>
-        <w:t>Look for: Identify selection and coverage bias</w:t>
-      </w:r>
-    </w:p>
-    <w:p>
-      <w:pPr>
-        <w:spacing w:line="336" w:lineRule="auto" w:after="180"/>
-      </w:pPr>
-      <w:r>
-        <w:rPr>
-          <w:b w:val="0"/>
-        </w:rPr>
-        <w:t>Reference example, not the only acceptable wording: Afternoon or evening visitors, and people unable to attend in the morning.</w:t>
-      </w:r>
-    </w:p>
-    <w:p>
-      <w:pPr>
-        <w:pStyle w:val="Heading3"/>
-      </w:pPr>
-      <w:r>
-        <w:t>Missing Data</w:t>
-      </w:r>
-    </w:p>
-    <w:p>
-      <w:pPr>
-        <w:spacing w:line="336" w:lineRule="auto" w:after="180"/>
-      </w:pPr>
-      <w:r>
-        <w:rPr>
-          <w:b w:val="0"/>
-        </w:rPr>
-        <w:t>Without opening the old lesson, explain one key idea from Missing Data. Give an example and a mistake that the idea helps you avoid.</w:t>
-      </w:r>
-    </w:p>
-    <w:p>
-      <w:pPr>
-        <w:spacing w:line="336" w:lineRule="auto" w:after="180"/>
-      </w:pPr>
-      <w:r>
-        <w:rPr>
-          <w:b w:val="0"/>
-        </w:rPr>
-        <w:t>Look for: Detect absent and unusable values</w:t>
-      </w:r>
-    </w:p>
-    <w:p>
-      <w:pPr>
-        <w:spacing w:line="336" w:lineRule="auto" w:after="180"/>
-      </w:pPr>
-      <w:r>
-        <w:rPr>
-          <w:b w:val="0"/>
-        </w:rPr>
-        <w:t>Reference example, not the only acceptable wording: 0 is a recorded allowed duration. The other two are unknown under this schema.</w:t>
-      </w:r>
-    </w:p>
-    <w:p>
-      <w:pPr>
-        <w:pStyle w:val="Heading3"/>
-      </w:pPr>
-      <w:r>
-        <w:t>Choose Informative Questions</w:t>
-      </w:r>
-    </w:p>
-    <w:p>
-      <w:pPr>
-        <w:spacing w:line="336" w:lineRule="auto" w:after="180"/>
-      </w:pPr>
-      <w:r>
-        <w:rPr>
-          <w:b w:val="0"/>
-        </w:rPr>
-        <w:t>Without opening the old lesson, explain one key idea from Choose Informative Questions. Give an example and a mistake that the idea helps you avoid.</w:t>
-      </w:r>
-    </w:p>
-    <w:p>
-      <w:pPr>
-        <w:spacing w:line="336" w:lineRule="auto" w:after="180"/>
-      </w:pPr>
-      <w:r>
-        <w:rPr>
-          <w:b w:val="0"/>
-        </w:rPr>
-        <w:t xml:space="preserve">Look for: Fit a root question and leaf </w:t>
-      </w:r>
-      <w:r>
-        <w:rPr>
-          <w:b/>
-        </w:rPr>
-        <w:t>prediction</w:t>
-      </w:r>
-      <w:r>
-        <w:rPr>
-          <w:b w:val="0"/>
-        </w:rPr>
-        <w:t xml:space="preserve">s from </w:t>
-      </w:r>
-      <w:r>
-        <w:rPr>
-          <w:b/>
-        </w:rPr>
-        <w:t>training</w:t>
-      </w:r>
-      <w:r>
-        <w:rPr>
-          <w:b w:val="0"/>
-        </w:rPr>
-        <w:t xml:space="preserve"> examples</w:t>
-      </w:r>
-    </w:p>
-    <w:p>
-      <w:pPr>
-        <w:spacing w:line="336" w:lineRule="auto" w:after="180"/>
-      </w:pPr>
-      <w:r>
-        <w:rPr>
-          <w:b w:val="0"/>
-        </w:rPr>
-        <w:t>Reference example, not the only acceptable wording: The root asks near, with branches 0 and 1. Leaves predict clear for 0 and blocked for 1. Depth is one.</w:t>
-      </w:r>
-    </w:p>
-    <w:p>
-      <w:pPr>
-        <w:spacing w:line="336" w:lineRule="auto" w:after="180"/>
-      </w:pPr>
-      <w:r>
-        <w:rPr>
-          <w:b/>
-        </w:rPr>
-        <w:t>Training</w:t>
-      </w:r>
-      <w:r>
-        <w:rPr>
-          <w:b w:val="0"/>
-        </w:rPr>
-        <w:t xml:space="preserve"> labels determined both leaf majorities and the error comparison that selected near rather than tall.</w:t>
-      </w:r>
-    </w:p>
-    <w:p>
-      <w:pPr>
-        <w:spacing w:line="336" w:lineRule="auto" w:after="180"/>
-      </w:pPr>
-      <w:r>
-        <w:rPr>
-          <w:b w:val="0"/>
-        </w:rPr>
-        <w:t>Use the student module and workbook section with this exact week title. The worked case, independent question and answers below form one aligned lesson sequence.</w:t>
-      </w:r>
-    </w:p>
-    <w:p>
-      <w:pPr>
-        <w:pStyle w:val="Heading3"/>
-      </w:pPr>
-      <w:r>
-        <w:t>What the learner must demonstrate</w:t>
-      </w:r>
-    </w:p>
-    <w:p>
-      <w:pPr>
-        <w:spacing w:line="336" w:lineRule="auto" w:after="180"/>
-        <w:shd w:fill="F5F1FB"/>
       </w:pPr>
       <w:r>
         <w:rPr>
@@ -596,6 +788,11 @@
       </w:r>
     </w:p>
     <w:p>
+      <w:r>
+        <w:t>This compact option is not the full-week schedule. Use the main teaching cycle and allow extra sessions for the investigation, independent work and project.</w:t>
+      </w:r>
+    </w:p>
+    <w:p>
       <w:pPr>
         <w:spacing w:line="336" w:lineRule="auto" w:after="180"/>
       </w:pPr>
@@ -603,7 +800,7 @@
         <w:rPr>
           <w:b w:val="0"/>
         </w:rPr>
-        <w:t>Use the supplied scenario, student illustrations and blank paper. For numeric work, offer counters or a calculator after learners show the setup. Fictional records are supplied; personal data and paid accounts are unnecessary.</w:t>
+        <w:t>Allow 80 minutes: recall 8; explanation 12; worked demonstration 15; guided practice 20; independent assessment 15; project and reflection 10. Extend the lab into a second session when needed.</w:t>
       </w:r>
     </w:p>
     <w:p>
@@ -611,24 +808,181 @@
         <w:pStyle w:val="Heading3"/>
       </w:pPr>
       <w:r>
-        <w:t>Alternative compact allocation</w:t>
-      </w:r>
-    </w:p>
-    <w:p>
-      <w:r>
-        <w:t>This compact option is not the full-week schedule. Use the main teaching cycle and allow extra sessions for the investigation, independent work and project.</w:t>
+        <w:t>Preparation for the connected explanation</w:t>
+      </w:r>
+    </w:p>
+    <w:p>
+      <w:pPr>
+        <w:pStyle w:val="Heading3"/>
+      </w:pPr>
+      <w:r>
+        <w:t>Readiness answer</w:t>
+      </w:r>
+    </w:p>
+    <w:p>
+      <w:pPr>
+        <w:pStyle w:val="Heading3"/>
+      </w:pPr>
+      <w:r>
+        <w:t>End goal for the pictorial case</w:t>
       </w:r>
     </w:p>
     <w:p>
       <w:pPr>
         <w:spacing w:line="336" w:lineRule="auto" w:after="180"/>
-        <w:shd w:fill="F1F6F8"/>
       </w:pPr>
       <w:r>
         <w:rPr>
           <w:b w:val="0"/>
         </w:rPr>
-        <w:t>Allow 80 minutes: recall 8; explanation 12; worked demonstration 15; guided practice 20; independent assessment 15; project and reflection 10. Extend the lab into a second session when needed.</w:t>
+        <w:t>This added worked case illustrates the week’s main idea. Retain all original and connected topics; schedule its practice within the teaching cycle.</w:t>
+      </w:r>
+    </w:p>
+    <w:p>
+      <w:pPr>
+        <w:pStyle w:val="Heading1"/>
+      </w:pPr>
+      <w:r>
+        <w:t>02. Teach distance through coordinate gaps and explicit ties</w:t>
+      </w:r>
+    </w:p>
+    <w:p>
+      <w:r>
+        <w:t>Keep activity and book targets distinct.</w:t>
+      </w:r>
+    </w:p>
+    <w:p>
+      <w:pPr>
+        <w:pStyle w:val="Heading2"/>
+      </w:pPr>
+      <w:r>
+        <w:t>Define the activity representation</w:t>
+      </w:r>
+    </w:p>
+    <w:p>
+      <w:pPr>
+        <w:spacing w:line="336" w:lineRule="auto" w:after="180"/>
+      </w:pPr>
+      <w:r>
+        <w:rPr>
+          <w:b w:val="0"/>
+        </w:rPr>
+        <w:t xml:space="preserve">A fictional activity chooser represents each activity with energy and group-work ratings on a 0 to 5 </w:t>
+      </w:r>
+      <w:r>
+        <w:rPr>
+          <w:b/>
+        </w:rPr>
+        <w:t>scale</w:t>
+      </w:r>
+      <w:r>
+        <w:rPr>
+          <w:b w:val="0"/>
+        </w:rPr>
+        <w:t>. A learner requests [2, 4]. We compare options by adding absolute differences.</w:t>
+      </w:r>
+    </w:p>
+    <w:p>
+      <w:pPr>
+        <w:spacing w:line="336" w:lineRule="auto" w:after="180"/>
+      </w:pPr>
+      <w:r>
+        <w:rPr>
+          <w:b w:val="0"/>
+        </w:rPr>
+        <w:t xml:space="preserve">This is a chosen rule for </w:t>
+      </w:r>
+      <w:r>
+        <w:rPr>
+          <w:b/>
+        </w:rPr>
+        <w:t>similarity</w:t>
+      </w:r>
+      <w:r>
+        <w:rPr>
+          <w:b w:val="0"/>
+        </w:rPr>
+        <w:t xml:space="preserve">; it is not a </w:t>
+      </w:r>
+      <w:r>
+        <w:rPr>
+          <w:b/>
+        </w:rPr>
+        <w:t>learned model</w:t>
+      </w:r>
+      <w:r>
+        <w:rPr>
+          <w:b w:val="0"/>
+        </w:rPr>
+        <w:t xml:space="preserve"> or an objective measure of quality.</w:t>
+      </w:r>
+    </w:p>
+    <w:p>
+      <w:pPr>
+        <w:pStyle w:val="Heading2"/>
+      </w:pPr>
+      <w:r>
+        <w:t>Predict and execute its complete script</w:t>
+      </w:r>
+    </w:p>
+    <w:p>
+      <w:r>
+        <w:rPr>
+          <w:rFonts w:ascii="Courier New" w:hAnsi="Courier New"/>
+          <w:sz w:val="18"/>
+        </w:rPr>
+        <w:t>target = [2, 4]</w:t>
+        <w:br/>
+        <w:t>options = {"Sketch": [1, 3], "Relay": [5, 4]}</w:t>
+        <w:br/>
+        <w:t>for name in options:</w:t>
+        <w:br/>
+        <w:t xml:space="preserve">    features = options[name]</w:t>
+        <w:br/>
+        <w:t xml:space="preserve">    distance = (abs(features[0] - target[0])</w:t>
+        <w:br/>
+        <w:t xml:space="preserve">                + abs(features[1] - target[1]))</w:t>
+        <w:br/>
+        <w:t xml:space="preserve">    print(name, distance)</w:t>
+      </w:r>
+    </w:p>
+    <w:p>
+      <w:pPr>
+        <w:pStyle w:val="Heading2"/>
+      </w:pPr>
+      <w:r>
+        <w:t>Explain feature order and scale meaning</w:t>
+      </w:r>
+    </w:p>
+    <w:p>
+      <w:pPr>
+        <w:spacing w:line="336" w:lineRule="auto" w:after="180"/>
+      </w:pPr>
+      <w:r>
+        <w:rPr>
+          <w:b w:val="0"/>
+        </w:rPr>
+        <w:t xml:space="preserve">abs gives a nonnegative gap. Under this rule Sketch is closer. Feature order must match: first energy, then group work. Both </w:t>
+      </w:r>
+      <w:r>
+        <w:rPr>
+          <w:b/>
+        </w:rPr>
+        <w:t>scale</w:t>
+      </w:r>
+      <w:r>
+        <w:rPr>
+          <w:b w:val="0"/>
+        </w:rPr>
+        <w:t>s are 0 to 5, but that does not prove one unit has identical practical meaning in both features.</w:t>
+      </w:r>
+    </w:p>
+    <w:p>
+      <w:pPr>
+        <w:pStyle w:val="Heading2"/>
+      </w:pPr>
+      <w:r>
+        <w:t>Collect the two-distance exercise</w:t>
       </w:r>
     </w:p>
     <w:p>
@@ -636,7 +990,45 @@
         <w:pStyle w:val="Heading3"/>
       </w:pPr>
       <w:r>
-        <w:t>Preparation for the connected explanation</w:t>
+        <w:t>Find the distance from target [2, 4] to [2, 4] and to [3, 3].</w:t>
+      </w:r>
+    </w:p>
+    <w:p>
+      <w:r>
+        <w:t>________________________________________________________________</w:t>
+      </w:r>
+    </w:p>
+    <w:p>
+      <w:r>
+        <w:t>________________________________________________________________</w:t>
+      </w:r>
+    </w:p>
+    <w:p>
+      <w:r>
+        <w:t>________________________________________________________________</w:t>
+      </w:r>
+    </w:p>
+    <w:p>
+      <w:r>
+        <w:t>________________________________________________________________</w:t>
+      </w:r>
+    </w:p>
+    <w:p>
+      <w:r>
+        <w:t>________________________________________________________________</w:t>
+      </w:r>
+    </w:p>
+    <w:p>
+      <w:r>
+        <w:t>________________________________________________________________</w:t>
+      </w:r>
+    </w:p>
+    <w:p>
+      <w:pPr>
+        <w:pStyle w:val="Heading2"/>
+      </w:pPr>
+      <w:r>
+        <w:t>Introduce the separate book target and all-ties rule</w:t>
       </w:r>
     </w:p>
     <w:p>
@@ -647,19 +1039,191 @@
         <w:rPr>
           <w:b w:val="0"/>
         </w:rPr>
-        <w:t xml:space="preserve">Teach Week 22 as a two-session investigation using fictional data. A fictional activity chooser represents each activity with energy and group-work ratings on a 0 to 5 </w:t>
+        <w:t>A fictional toy book matcher represents two preferences with numeric features.</w:t>
+      </w:r>
+    </w:p>
+    <w:p>
+      <w:pPr>
+        <w:spacing w:line="336" w:lineRule="auto" w:after="180"/>
+      </w:pPr>
+      <w:r>
+        <w:rPr>
+          <w:b w:val="0"/>
+        </w:rPr>
+        <w:t>Target vector [2,5]. Candidate A=[2,2], B=[4,5], C=[3,4].</w:t>
+      </w:r>
+    </w:p>
+    <w:p>
+      <w:pPr>
+        <w:spacing w:line="336" w:lineRule="auto" w:after="180"/>
+      </w:pPr>
+      <w:r>
+        <w:rPr>
+          <w:b w:val="0"/>
+        </w:rPr>
+        <w:t xml:space="preserve">Use </w:t>
       </w:r>
       <w:r>
         <w:rPr>
           <w:b/>
         </w:rPr>
+        <w:t>Manhattan distance</w:t>
+      </w:r>
+      <w:r>
+        <w:rPr>
+          <w:b w:val="0"/>
+        </w:rPr>
+        <w:t xml:space="preserve">: add absolute </w:t>
+      </w:r>
+      <w:r>
+        <w:rPr>
+          <w:b/>
+        </w:rPr>
+        <w:t>coordinate</w:t>
+      </w:r>
+      <w:r>
+        <w:rPr>
+          <w:b w:val="0"/>
+        </w:rPr>
+        <w:t xml:space="preserve"> differences; return all smallest-</w:t>
+      </w:r>
+      <w:r>
+        <w:rPr>
+          <w:b/>
+        </w:rPr>
+        <w:t>distance</w:t>
+      </w:r>
+      <w:r>
+        <w:rPr>
+          <w:b w:val="0"/>
+        </w:rPr>
+        <w:t xml:space="preserve"> candidates.</w:t>
+      </w:r>
+    </w:p>
+    <w:p>
+      <w:pPr>
+        <w:pStyle w:val="Heading2"/>
+      </w:pPr>
+      <w:r>
+        <w:t>Trace the tie and representation limits</w:t>
+      </w:r>
+    </w:p>
+    <w:p>
+      <w:r>
+        <w:drawing>
+          <wp:inline xmlns:a="http://schemas.openxmlformats.org/drawingml/2006/main" xmlns:pic="http://schemas.openxmlformats.org/drawingml/2006/picture">
+            <wp:extent cx="5486400" cy="4005072"/>
+            <wp:docPr id="1" name="Picture 1" descr="Distance A: |2−2|+|5−2|=0+3=3. → Distance B: |2−4|+|5−5|=2+0=2. → Distance C: |2−3|+|5−4|=1+1=2. → Choose closest: B and C tie at distance 2; keep the tie visible."/>
+            <wp:cNvGraphicFramePr>
+              <a:graphicFrameLocks noChangeAspect="1"/>
+            </wp:cNvGraphicFramePr>
+            <a:graphic>
+              <a:graphicData uri="http://schemas.openxmlformats.org/drawingml/2006/picture">
+                <pic:pic>
+                  <pic:nvPicPr>
+                    <pic:cNvPr id="0" name="academy-story-ai-2-21-02.png"/>
+                    <pic:cNvPicPr/>
+                  </pic:nvPicPr>
+                  <pic:blipFill>
+                    <a:blip r:embed="rId9"/>
+                    <a:stretch>
+                      <a:fillRect/>
+                    </a:stretch>
+                  </pic:blipFill>
+                  <pic:spPr>
+                    <a:xfrm>
+                      <a:off x="0" y="0"/>
+                      <a:ext cx="5486400" cy="4005072"/>
+                    </a:xfrm>
+                    <a:prstGeom prst="rect"/>
+                  </pic:spPr>
+                </pic:pic>
+              </a:graphicData>
+            </a:graphic>
+          </wp:inline>
+        </w:drawing>
+      </w:r>
+    </w:p>
+    <w:p>
+      <w:pPr>
+        <w:spacing w:line="336" w:lineRule="auto" w:after="180"/>
+      </w:pPr>
+      <w:r>
+        <w:rPr>
+          <w:b w:val="0"/>
+        </w:rPr>
+        <w:t xml:space="preserve">Each </w:t>
+      </w:r>
+      <w:r>
+        <w:rPr>
+          <w:b/>
+        </w:rPr>
+        <w:t>coordinate</w:t>
+      </w:r>
+      <w:r>
+        <w:rPr>
+          <w:b w:val="0"/>
+        </w:rPr>
+        <w:t xml:space="preserve"> contributes according to the declared </w:t>
+      </w:r>
+      <w:r>
+        <w:rPr>
+          <w:b/>
+        </w:rPr>
+        <w:t>distance</w:t>
+      </w:r>
+      <w:r>
+        <w:rPr>
+          <w:b w:val="0"/>
+        </w:rPr>
+        <w:t xml:space="preserve"> rule. Smaller </w:t>
+      </w:r>
+      <w:r>
+        <w:rPr>
+          <w:b/>
+        </w:rPr>
+        <w:t>distance</w:t>
+      </w:r>
+      <w:r>
+        <w:rPr>
+          <w:b w:val="0"/>
+        </w:rPr>
+        <w:t xml:space="preserve"> means closer in this representation, not automatically a better reading experience.</w:t>
+      </w:r>
+    </w:p>
+    <w:p>
+      <w:pPr>
+        <w:spacing w:line="336" w:lineRule="auto" w:after="180"/>
+      </w:pPr>
+      <w:r>
+        <w:rPr>
+          <w:b w:val="0"/>
+        </w:rPr>
+        <w:t xml:space="preserve">If one </w:t>
+      </w:r>
+      <w:r>
+        <w:rPr>
+          <w:b/>
+        </w:rPr>
+        <w:t>coordinate</w:t>
+      </w:r>
+      <w:r>
+        <w:rPr>
+          <w:b w:val="0"/>
+        </w:rPr>
+        <w:t xml:space="preserve"> uses a much larger numerical </w:t>
+      </w:r>
+      <w:r>
+        <w:rPr>
+          <w:b/>
+        </w:rPr>
         <w:t>scale</w:t>
       </w:r>
       <w:r>
         <w:rPr>
           <w:b w:val="0"/>
         </w:rPr>
-        <w:t>. A learner requests [2, 4].</w:t>
+        <w:t>, it can dominate the sum even when it is not more important. Feature units and scaling belong in the method record.</w:t>
       </w:r>
     </w:p>
     <w:p>
@@ -670,31 +1234,50 @@
         <w:rPr>
           <w:b w:val="0"/>
         </w:rPr>
-        <w:t xml:space="preserve">We compare options by adding absolute differences. This is a chosen rule for </w:t>
+        <w:t xml:space="preserve">A toy numeric encoding does not establish meaningful interpersonal </w:t>
       </w:r>
       <w:r>
         <w:rPr>
           <w:b/>
         </w:rPr>
-        <w:t>similarity</w:t>
+        <w:t>distance</w:t>
       </w:r>
       <w:r>
         <w:rPr>
           <w:b w:val="0"/>
         </w:rPr>
-        <w:t xml:space="preserve">; it is not a </w:t>
+        <w:t>s or suitability of a recommendation.</w:t>
+      </w:r>
+    </w:p>
+    <w:p>
+      <w:pPr>
+        <w:pStyle w:val="Heading2"/>
+      </w:pPr>
+      <w:r>
+        <w:t>Change the weight, not the vectors</w:t>
+      </w:r>
+    </w:p>
+    <w:p>
+      <w:pPr>
+        <w:spacing w:line="336" w:lineRule="auto" w:after="180"/>
+      </w:pPr>
+      <w:r>
+        <w:rPr>
+          <w:b w:val="0"/>
+        </w:rPr>
+        <w:t>Change: Give the first-</w:t>
       </w:r>
       <w:r>
         <w:rPr>
           <w:b/>
         </w:rPr>
-        <w:t>learned model</w:t>
+        <w:t>coordinate</w:t>
       </w:r>
       <w:r>
         <w:rPr>
           <w:b w:val="0"/>
         </w:rPr>
-        <w:t xml:space="preserve"> or an objective measure of quality.</w:t>
+        <w:t xml:space="preserve"> difference weight 2 while the second keeps weight 1.</w:t>
       </w:r>
     </w:p>
     <w:p>
@@ -703,9 +1286,304 @@
       </w:pPr>
       <w:r>
         <w:rPr>
+          <w:b/>
+        </w:rPr>
+        <w:t>Prediction</w:t>
+      </w:r>
+      <w:r>
+        <w:rPr>
           <w:b w:val="0"/>
         </w:rPr>
-        <w:t>Assess the three stated outcomes through the independent task, not by copying the worked result.</w:t>
+        <w:t xml:space="preserve">: </w:t>
+      </w:r>
+      <w:r>
+        <w:rPr>
+          <w:b/>
+        </w:rPr>
+        <w:t>Distance</w:t>
+      </w:r>
+      <w:r>
+        <w:rPr>
+          <w:b w:val="0"/>
+        </w:rPr>
+        <w:t>s become A=3, B=4, C=3; A and C tie.</w:t>
+      </w:r>
+    </w:p>
+    <w:p>
+      <w:pPr>
+        <w:spacing w:line="336" w:lineRule="auto" w:after="180"/>
+      </w:pPr>
+      <w:r>
+        <w:rPr>
+          <w:b w:val="0"/>
+        </w:rPr>
+        <w:t>Reason: The representation’s comparison rule changes; the supplied vectors stay the same.</w:t>
+      </w:r>
+    </w:p>
+    <w:p>
+      <w:pPr>
+        <w:pStyle w:val="Heading2"/>
+      </w:pPr>
+      <w:r>
+        <w:t>Elicit the picture explanation</w:t>
+      </w:r>
+    </w:p>
+    <w:p>
+      <w:pPr>
+        <w:spacing w:line="336" w:lineRule="auto" w:after="180"/>
+      </w:pPr>
+      <w:r>
+        <w:rPr>
+          <w:b w:val="0"/>
+        </w:rPr>
+        <w:t>Use the diagram and verbal explanation together. Ask learners to match a sentence to a specific visual step; do not assign learners fixed visual or auditory learning styles.</w:t>
+      </w:r>
+    </w:p>
+    <w:p>
+      <w:pPr>
+        <w:spacing w:line="336" w:lineRule="auto" w:after="180"/>
+      </w:pPr>
+      <w:r>
+        <w:rPr>
+          <w:b w:val="0"/>
+        </w:rPr>
+        <w:t xml:space="preserve">Cover the result. Ask learners to name the </w:t>
+      </w:r>
+      <w:r>
+        <w:rPr>
+          <w:b/>
+        </w:rPr>
+        <w:t>input</w:t>
+      </w:r>
+      <w:r>
+        <w:rPr>
+          <w:b w:val="0"/>
+        </w:rPr>
+        <w:t xml:space="preserve">s and predict the next step. Uncover one step, connect the icon to the actual procedure, and explain its </w:t>
+      </w:r>
+      <w:r>
+        <w:rPr>
+          <w:b/>
+        </w:rPr>
+        <w:t>evidence</w:t>
+      </w:r>
+      <w:r>
+        <w:rPr>
+          <w:b w:val="0"/>
+        </w:rPr>
+        <w:t>. Then change the supplied condition and compare.</w:t>
+      </w:r>
+    </w:p>
+    <w:p>
+      <w:pPr>
+        <w:spacing w:line="336" w:lineRule="auto" w:after="180"/>
+      </w:pPr>
+      <w:r>
+        <w:rPr>
+          <w:b w:val="0"/>
+        </w:rPr>
+        <w:t>The picture is a representation; it does not document execution of a real AI model.</w:t>
+      </w:r>
+    </w:p>
+    <w:p>
+      <w:pPr>
+        <w:pStyle w:val="Heading2"/>
+      </w:pPr>
+      <w:r>
+        <w:t>Earlier wording, alternatives and picture transcripts · reference / check after trying</w:t>
+      </w:r>
+    </w:p>
+    <w:p>
+      <w:pPr>
+        <w:spacing w:line="336" w:lineRule="auto" w:after="180"/>
+      </w:pPr>
+      <w:r>
+        <w:rPr>
+          <w:b w:val="0"/>
+        </w:rPr>
+        <w:t>Explain the mechanism</w:t>
+      </w:r>
+    </w:p>
+    <w:p>
+      <w:pPr>
+        <w:spacing w:line="336" w:lineRule="auto" w:after="180"/>
+      </w:pPr>
+      <w:r>
+        <w:rPr>
+          <w:b/>
+        </w:rPr>
+        <w:t>Input</w:t>
+      </w:r>
+      <w:r>
+        <w:rPr>
+          <w:b w:val="0"/>
+        </w:rPr>
+        <w:t xml:space="preserve"> → </w:t>
+      </w:r>
+      <w:r>
+        <w:rPr>
+          <w:b/>
+        </w:rPr>
+        <w:t>Process</w:t>
+      </w:r>
+      <w:r>
+        <w:rPr>
+          <w:b w:val="0"/>
+        </w:rPr>
+        <w:t xml:space="preserve"> → </w:t>
+      </w:r>
+      <w:r>
+        <w:rPr>
+          <w:b/>
+        </w:rPr>
+        <w:t>Output</w:t>
+      </w:r>
+    </w:p>
+    <w:p>
+      <w:pPr>
+        <w:spacing w:line="336" w:lineRule="auto" w:after="180"/>
+      </w:pPr>
+      <w:r>
+        <w:rPr>
+          <w:b w:val="0"/>
+        </w:rPr>
+        <w:t>Trace the information. At each stage, ask what changed and how you could test it.</w:t>
+      </w:r>
+    </w:p>
+    <w:p>
+      <w:pPr>
+        <w:spacing w:line="336" w:lineRule="auto" w:after="180"/>
+      </w:pPr>
+      <w:r>
+        <w:rPr>
+          <w:b w:val="0"/>
+        </w:rPr>
+        <w:t>Which stage could fail even when the other two are correct? Explain:</w:t>
+      </w:r>
+    </w:p>
+    <w:p>
+      <w:pPr>
+        <w:spacing w:line="336" w:lineRule="auto" w:after="180"/>
+      </w:pPr>
+      <w:r>
+        <w:rPr>
+          <w:b w:val="0"/>
+        </w:rPr>
+        <w:t xml:space="preserve">Predict first. Then check each step. A correct answer without visible reasoning is incomplete </w:t>
+      </w:r>
+      <w:r>
+        <w:rPr>
+          <w:b/>
+        </w:rPr>
+        <w:t>evidence</w:t>
+      </w:r>
+      <w:r>
+        <w:rPr>
+          <w:b w:val="0"/>
+        </w:rPr>
+        <w:t>.</w:t>
+      </w:r>
+    </w:p>
+    <w:p>
+      <w:pPr>
+        <w:spacing w:line="336" w:lineRule="auto" w:after="180"/>
+      </w:pPr>
+      <w:r>
+        <w:rPr>
+          <w:b w:val="0"/>
+        </w:rPr>
+        <w:t>1. Reader target: length=2, difficulty=3.</w:t>
+      </w:r>
+    </w:p>
+    <w:p>
+      <w:pPr>
+        <w:spacing w:line="336" w:lineRule="auto" w:after="180"/>
+      </w:pPr>
+      <w:r>
+        <w:rPr>
+          <w:b w:val="0"/>
+        </w:rPr>
+        <w:t xml:space="preserve">2. Book A: (2,2) → grid </w:t>
+      </w:r>
+      <w:r>
+        <w:rPr>
+          <w:b/>
+        </w:rPr>
+        <w:t>distance</w:t>
+      </w:r>
+      <w:r>
+        <w:rPr>
+          <w:b w:val="0"/>
+        </w:rPr>
+        <w:t xml:space="preserve"> |2−2|+|2−3|=1.</w:t>
+      </w:r>
+    </w:p>
+    <w:p>
+      <w:pPr>
+        <w:spacing w:line="336" w:lineRule="auto" w:after="180"/>
+      </w:pPr>
+      <w:r>
+        <w:rPr>
+          <w:b w:val="0"/>
+        </w:rPr>
+        <w:t xml:space="preserve">3. Book B: (4,3) → </w:t>
+      </w:r>
+      <w:r>
+        <w:rPr>
+          <w:b/>
+        </w:rPr>
+        <w:t>distance</w:t>
+      </w:r>
+      <w:r>
+        <w:rPr>
+          <w:b w:val="0"/>
+        </w:rPr>
+        <w:t xml:space="preserve"> |4−2|+|3−3|=2.</w:t>
+      </w:r>
+    </w:p>
+    <w:p>
+      <w:pPr>
+        <w:spacing w:line="336" w:lineRule="auto" w:after="180"/>
+      </w:pPr>
+      <w:r>
+        <w:rPr>
+          <w:b w:val="0"/>
+        </w:rPr>
+        <w:t>4. A is closer under these features; changing features can change the answer.</w:t>
+      </w:r>
+    </w:p>
+    <w:p>
+      <w:pPr>
+        <w:spacing w:line="336" w:lineRule="auto" w:after="180"/>
+      </w:pPr>
+      <w:r>
+        <w:rPr>
+          <w:b w:val="0"/>
+        </w:rPr>
+        <w:t>Recalculate, retrace, or restate the reasoning in your own representation:</w:t>
+      </w:r>
+    </w:p>
+    <w:p>
+      <w:pPr>
+        <w:spacing w:line="336" w:lineRule="auto" w:after="180"/>
+      </w:pPr>
+      <w:r>
+        <w:rPr>
+          <w:b w:val="0"/>
+        </w:rPr>
+        <w:t xml:space="preserve">CHECK Did the </w:t>
+      </w:r>
+      <w:r>
+        <w:rPr>
+          <w:b/>
+        </w:rPr>
+        <w:t>evidence</w:t>
+      </w:r>
+      <w:r>
+        <w:rPr>
+          <w:b w:val="0"/>
+        </w:rPr>
+        <w:t xml:space="preserve"> answer the exact question? Did the total, path, or source record stay consistent?</w:t>
       </w:r>
     </w:p>
     <w:p>
@@ -713,7 +1591,7 @@
         <w:pStyle w:val="Heading3"/>
       </w:pPr>
       <w:r>
-        <w:t>Readiness answer</w:t>
+        <w:t>Concrete teaching case</w:t>
       </w:r>
     </w:p>
     <w:p>
@@ -724,7 +1602,7 @@
         <w:rPr>
           <w:b w:val="0"/>
         </w:rPr>
-        <w:t>The absolute difference is 4.</w:t>
+        <w:t>Traits are [animals,adventure]. A=[1,1], B=[1,0], C=[0,0]; query=[1,0].</w:t>
       </w:r>
     </w:p>
     <w:p>
@@ -735,7 +1613,27 @@
         <w:rPr>
           <w:b w:val="0"/>
         </w:rPr>
-        <w:t>Python 3 editor with a fresh local practice file</w:t>
+        <w:t xml:space="preserve">Use number of differing traits as </w:t>
+      </w:r>
+      <w:r>
+        <w:rPr>
+          <w:b/>
+        </w:rPr>
+        <w:t>distance</w:t>
+      </w:r>
+      <w:r>
+        <w:rPr>
+          <w:b w:val="0"/>
+        </w:rPr>
+        <w:t>.</w:t>
+      </w:r>
+    </w:p>
+    <w:p>
+      <w:pPr>
+        <w:pStyle w:val="Heading3"/>
+      </w:pPr>
+      <w:r>
+        <w:t>Exact explanation to model</w:t>
       </w:r>
     </w:p>
     <w:p>
@@ -744,32 +1642,15 @@
       </w:pPr>
       <w:r>
         <w:rPr>
+          <w:b/>
+        </w:rPr>
+        <w:t>Distance</w:t>
+      </w:r>
+      <w:r>
+        <w:rPr>
           <w:b w:val="0"/>
         </w:rPr>
-        <w:t>Paper trace table and the student workbook</w:t>
-      </w:r>
-    </w:p>
-    <w:p>
-      <w:pPr>
-        <w:spacing w:line="336" w:lineRule="auto" w:after="180"/>
-      </w:pPr>
-      <w:r>
-        <w:rPr>
-          <w:b w:val="0"/>
-        </w:rPr>
-        <w:t xml:space="preserve">Fictional </w:t>
-      </w:r>
-      <w:r>
-        <w:rPr>
-          <w:b/>
-        </w:rPr>
-        <w:t>input</w:t>
-      </w:r>
-      <w:r>
-        <w:rPr>
-          <w:b w:val="0"/>
-        </w:rPr>
-        <w:t xml:space="preserve"> records from this lesson; no real student identifiers</w:t>
+        <w:t>s: A=1, B=0, C=1. B is nearest with equal feature weights.</w:t>
       </w:r>
     </w:p>
     <w:p>
@@ -777,432 +1658,7 @@
         <w:pStyle w:val="Heading3"/>
       </w:pPr>
       <w:r>
-        <w:t>End goal for the pictorial case</w:t>
-      </w:r>
-    </w:p>
-    <w:p>
-      <w:pPr>
-        <w:spacing w:line="336" w:lineRule="auto" w:after="180"/>
-      </w:pPr>
-      <w:r>
-        <w:rPr>
-          <w:b w:val="0"/>
-        </w:rPr>
-        <w:t xml:space="preserve">By the end, I can calculate a feature </w:t>
-      </w:r>
-      <w:r>
-        <w:rPr>
-          <w:b/>
-        </w:rPr>
-        <w:t>distance</w:t>
-      </w:r>
-      <w:r>
-        <w:rPr>
-          <w:b w:val="0"/>
-        </w:rPr>
-        <w:t xml:space="preserve"> and state how scaling changes its meaning.</w:t>
-      </w:r>
-    </w:p>
-    <w:p>
-      <w:pPr>
-        <w:spacing w:line="336" w:lineRule="auto" w:after="180"/>
-      </w:pPr>
-      <w:r>
-        <w:rPr>
-          <w:b w:val="0"/>
-        </w:rPr>
-        <w:t>This added worked case illustrates the week’s main idea. Retain all original and connected topics; schedule its practice within the teaching cycle.</w:t>
-      </w:r>
-    </w:p>
-    <w:p>
-      <w:pPr>
-        <w:pStyle w:val="Heading1"/>
-      </w:pPr>
-      <w:r>
-        <w:t>02. Explain the mechanism</w:t>
-      </w:r>
-    </w:p>
-    <w:p>
-      <w:r>
-        <w:t>Model Similarity by Selected Traits using the supplied case, labelled mechanism and reasoning. Make the scope of each conclusion explicit.</w:t>
-      </w:r>
-    </w:p>
-    <w:p>
-      <w:pPr>
-        <w:spacing w:line="336" w:lineRule="auto" w:after="180"/>
-      </w:pPr>
-      <w:r>
-        <w:rPr>
-          <w:b/>
-        </w:rPr>
-        <w:t>Input</w:t>
-      </w:r>
-      <w:r>
-        <w:rPr>
-          <w:b w:val="0"/>
-        </w:rPr>
-        <w:t xml:space="preserve"> → </w:t>
-      </w:r>
-      <w:r>
-        <w:rPr>
-          <w:b/>
-        </w:rPr>
-        <w:t>Process</w:t>
-      </w:r>
-      <w:r>
-        <w:rPr>
-          <w:b w:val="0"/>
-        </w:rPr>
-        <w:t xml:space="preserve"> → </w:t>
-      </w:r>
-      <w:r>
-        <w:rPr>
-          <w:b/>
-        </w:rPr>
-        <w:t>Output</w:t>
-      </w:r>
-    </w:p>
-    <w:p>
-      <w:pPr>
-        <w:spacing w:line="336" w:lineRule="auto" w:after="180"/>
-      </w:pPr>
-      <w:r>
-        <w:rPr>
-          <w:b w:val="0"/>
-        </w:rPr>
-        <w:t>Trace the information. At each stage, ask what changed and how you could test it.</w:t>
-      </w:r>
-    </w:p>
-    <w:p>
-      <w:pPr>
-        <w:spacing w:line="336" w:lineRule="auto" w:after="180"/>
-      </w:pPr>
-      <w:r>
-        <w:rPr>
-          <w:b w:val="0"/>
-        </w:rPr>
-        <w:t>Which stage could fail even when the other two are correct? Explain:</w:t>
-      </w:r>
-    </w:p>
-    <w:p>
-      <w:pPr>
-        <w:spacing w:line="336" w:lineRule="auto" w:after="180"/>
-      </w:pPr>
-      <w:r>
-        <w:rPr>
-          <w:b w:val="0"/>
-        </w:rPr>
-        <w:t xml:space="preserve">Predict first. Then check each step. A correct answer without visible reasoning is incomplete </w:t>
-      </w:r>
-      <w:r>
-        <w:rPr>
-          <w:b/>
-        </w:rPr>
-        <w:t>evidence</w:t>
-      </w:r>
-      <w:r>
-        <w:rPr>
-          <w:b w:val="0"/>
-        </w:rPr>
-        <w:t>.</w:t>
-      </w:r>
-    </w:p>
-    <w:p>
-      <w:pPr>
-        <w:spacing w:line="336" w:lineRule="auto" w:after="180"/>
-        <w:shd w:fill="F4F9FC"/>
-      </w:pPr>
-      <w:r>
-        <w:rPr>
-          <w:b w:val="0"/>
-        </w:rPr>
-        <w:t>1. Reader target: length=2, difficulty=3.</w:t>
-      </w:r>
-    </w:p>
-    <w:p>
-      <w:pPr>
-        <w:spacing w:line="336" w:lineRule="auto" w:after="180"/>
-        <w:shd w:fill="F4F9FC"/>
-      </w:pPr>
-      <w:r>
-        <w:rPr>
-          <w:b w:val="0"/>
-        </w:rPr>
-        <w:t xml:space="preserve">2. Book A: (2,2) → grid </w:t>
-      </w:r>
-      <w:r>
-        <w:rPr>
-          <w:b/>
-        </w:rPr>
-        <w:t>distance</w:t>
-      </w:r>
-      <w:r>
-        <w:rPr>
-          <w:b w:val="0"/>
-        </w:rPr>
-        <w:t xml:space="preserve"> |2−2|+|2−3|=1.</w:t>
-      </w:r>
-    </w:p>
-    <w:p>
-      <w:pPr>
-        <w:spacing w:line="336" w:lineRule="auto" w:after="180"/>
-        <w:shd w:fill="F4F9FC"/>
-      </w:pPr>
-      <w:r>
-        <w:rPr>
-          <w:b w:val="0"/>
-        </w:rPr>
-        <w:t xml:space="preserve">3. Book B: (4,3) → </w:t>
-      </w:r>
-      <w:r>
-        <w:rPr>
-          <w:b/>
-        </w:rPr>
-        <w:t>distance</w:t>
-      </w:r>
-      <w:r>
-        <w:rPr>
-          <w:b w:val="0"/>
-        </w:rPr>
-        <w:t xml:space="preserve"> |4−2|+|3−3|=2.</w:t>
-      </w:r>
-    </w:p>
-    <w:p>
-      <w:pPr>
-        <w:spacing w:line="336" w:lineRule="auto" w:after="180"/>
-        <w:shd w:fill="F4F9FC"/>
-      </w:pPr>
-      <w:r>
-        <w:rPr>
-          <w:b w:val="0"/>
-        </w:rPr>
-        <w:t>4. A is closer under these features; changing features can change the answer.</w:t>
-      </w:r>
-    </w:p>
-    <w:p>
-      <w:pPr>
-        <w:spacing w:line="336" w:lineRule="auto" w:after="180"/>
-      </w:pPr>
-      <w:r>
-        <w:rPr>
-          <w:b w:val="0"/>
-        </w:rPr>
-        <w:t>Recalculate, retrace, or restate the reasoning in your own representation:</w:t>
-      </w:r>
-    </w:p>
-    <w:p>
-      <w:pPr>
-        <w:spacing w:line="336" w:lineRule="auto" w:after="180"/>
-        <w:shd w:fill="F5F1FB"/>
-      </w:pPr>
-      <w:r>
-        <w:rPr>
-          <w:b w:val="0"/>
-        </w:rPr>
-        <w:t xml:space="preserve">CHECK Did the </w:t>
-      </w:r>
-      <w:r>
-        <w:rPr>
-          <w:b/>
-        </w:rPr>
-        <w:t>evidence</w:t>
-      </w:r>
-      <w:r>
-        <w:rPr>
-          <w:b w:val="0"/>
-        </w:rPr>
-        <w:t xml:space="preserve"> answer the exact question? Did the total, path, or source record stay consistent?</w:t>
-      </w:r>
-    </w:p>
-    <w:p>
-      <w:pPr>
-        <w:pStyle w:val="Heading3"/>
-      </w:pPr>
-      <w:r>
-        <w:t>Concrete teaching case</w:t>
-      </w:r>
-    </w:p>
-    <w:p>
-      <w:pPr>
-        <w:pStyle w:val="Heading3"/>
-      </w:pPr>
-      <w:r>
-        <w:t>The teaching case</w:t>
-      </w:r>
-    </w:p>
-    <w:p>
-      <w:pPr>
-        <w:spacing w:line="336" w:lineRule="auto" w:after="180"/>
-        <w:shd w:fill="F1F6FC"/>
-      </w:pPr>
-      <w:r>
-        <w:rPr>
-          <w:b w:val="0"/>
-        </w:rPr>
-        <w:t>Traits are [animals,adventure]. A=[1,1], B=[1,0], C=[0,0]; query=[1,0].</w:t>
-      </w:r>
-    </w:p>
-    <w:p>
-      <w:pPr>
-        <w:pStyle w:val="Heading3"/>
-      </w:pPr>
-      <w:r>
-        <w:t>The teaching case</w:t>
-      </w:r>
-    </w:p>
-    <w:p>
-      <w:pPr>
-        <w:spacing w:line="336" w:lineRule="auto" w:after="180"/>
-        <w:shd w:fill="F1F6FC"/>
-      </w:pPr>
-      <w:r>
-        <w:rPr>
-          <w:b w:val="0"/>
-        </w:rPr>
-        <w:t xml:space="preserve">Use number of differing traits as </w:t>
-      </w:r>
-      <w:r>
-        <w:rPr>
-          <w:b/>
-        </w:rPr>
-        <w:t>distance</w:t>
-      </w:r>
-      <w:r>
-        <w:rPr>
-          <w:b w:val="0"/>
-        </w:rPr>
-        <w:t>.</w:t>
-      </w:r>
-    </w:p>
-    <w:p>
-      <w:pPr>
-        <w:pStyle w:val="Heading3"/>
-      </w:pPr>
-      <w:r>
-        <w:t>Exact explanation to model</w:t>
-      </w:r>
-    </w:p>
-    <w:p>
-      <w:pPr>
-        <w:pStyle w:val="Heading3"/>
-      </w:pPr>
-      <w:r>
-        <w:t>Why the result follows</w:t>
-      </w:r>
-    </w:p>
-    <w:p>
-      <w:pPr>
-        <w:spacing w:line="336" w:lineRule="auto" w:after="180"/>
-        <w:shd w:fill="F1F6FC"/>
-      </w:pPr>
-      <w:r>
-        <w:rPr>
-          <w:b/>
-        </w:rPr>
-        <w:t>Distance</w:t>
-      </w:r>
-      <w:r>
-        <w:rPr>
-          <w:b w:val="0"/>
-        </w:rPr>
-        <w:t>s: A=1, B=0, C=1. B is nearest with equal feature weights.</w:t>
-      </w:r>
-    </w:p>
-    <w:p>
-      <w:pPr>
-        <w:pStyle w:val="Heading3"/>
-      </w:pPr>
-      <w:r>
         <w:t>Explain the added worked example</w:t>
-      </w:r>
-    </w:p>
-    <w:p>
-      <w:pPr>
-        <w:pStyle w:val="Heading3"/>
-      </w:pPr>
-      <w:r>
-        <w:t>Explain the added worked example · 1</w:t>
-      </w:r>
-    </w:p>
-    <w:p>
-      <w:pPr>
-        <w:spacing w:line="336" w:lineRule="auto" w:after="180"/>
-      </w:pPr>
-      <w:r>
-        <w:rPr>
-          <w:b w:val="0"/>
-        </w:rPr>
-        <w:t xml:space="preserve">A fictional activity chooser represents each activity with energy and group-work ratings on a 0 to 5 </w:t>
-      </w:r>
-      <w:r>
-        <w:rPr>
-          <w:b/>
-        </w:rPr>
-        <w:t>scale</w:t>
-      </w:r>
-      <w:r>
-        <w:rPr>
-          <w:b w:val="0"/>
-        </w:rPr>
-        <w:t>. A learner requests [2, 4]. We compare options by adding absolute differences.</w:t>
-      </w:r>
-    </w:p>
-    <w:p>
-      <w:pPr>
-        <w:spacing w:line="336" w:lineRule="auto" w:after="180"/>
-      </w:pPr>
-      <w:r>
-        <w:rPr>
-          <w:b w:val="0"/>
-        </w:rPr>
-        <w:t xml:space="preserve">This is a chosen rule for </w:t>
-      </w:r>
-      <w:r>
-        <w:rPr>
-          <w:b/>
-        </w:rPr>
-        <w:t>similarity</w:t>
-      </w:r>
-      <w:r>
-        <w:rPr>
-          <w:b w:val="0"/>
-        </w:rPr>
-        <w:t xml:space="preserve">; it is not a </w:t>
-      </w:r>
-      <w:r>
-        <w:rPr>
-          <w:b/>
-        </w:rPr>
-        <w:t>learned model</w:t>
-      </w:r>
-      <w:r>
-        <w:rPr>
-          <w:b w:val="0"/>
-        </w:rPr>
-        <w:t xml:space="preserve"> or an objective measure of quality.</w:t>
-      </w:r>
-    </w:p>
-    <w:p>
-      <w:pPr>
-        <w:spacing w:line="336" w:lineRule="auto" w:after="180"/>
-      </w:pPr>
-      <w:r>
-        <w:rPr>
-          <w:b w:val="0"/>
-        </w:rPr>
-        <w:t xml:space="preserve">abs gives a nonnegative gap. Under this rule Sketch is closer. Feature order must match: first energy, then group work. Both </w:t>
-      </w:r>
-      <w:r>
-        <w:rPr>
-          <w:b/>
-        </w:rPr>
-        <w:t>scale</w:t>
-      </w:r>
-      <w:r>
-        <w:rPr>
-          <w:b w:val="0"/>
-        </w:rPr>
-        <w:t>s are 0 to 5, but that does not prove one unit has identical practical meaning in both features.</w:t>
       </w:r>
     </w:p>
     <w:p>
@@ -1379,44 +1835,6 @@
         <w:t>These teacher notes contain solutions; do not reveal the independent case answer during modelling.</w:t>
       </w:r>
     </w:p>
-    <w:p>
-      <w:pPr>
-        <w:pStyle w:val="Heading3"/>
-      </w:pPr>
-      <w:r>
-        <w:t>Find the distance from target [2, 4] to [2, 4] and to [3, 3].</w:t>
-      </w:r>
-    </w:p>
-    <w:p>
-      <w:r>
-        <w:t>________________________________________________________________</w:t>
-      </w:r>
-    </w:p>
-    <w:p>
-      <w:r>
-        <w:t>________________________________________________________________</w:t>
-      </w:r>
-    </w:p>
-    <w:p>
-      <w:r>
-        <w:t>________________________________________________________________</w:t>
-      </w:r>
-    </w:p>
-    <w:p>
-      <w:r>
-        <w:t>________________________________________________________________</w:t>
-      </w:r>
-    </w:p>
-    <w:p>
-      <w:r>
-        <w:t>________________________________________________________________</w:t>
-      </w:r>
-    </w:p>
-    <w:p>
-      <w:r>
-        <w:t>________________________________________________________________</w:t>
-      </w:r>
-    </w:p>
     <w:tbl>
       <w:tblPr>
         <w:tblStyle w:val="LightShading-Accent1"/>
@@ -1521,17 +1939,6 @@
     </w:tbl>
     <w:p>
       <w:pPr>
-        <w:spacing w:line="336" w:lineRule="auto" w:after="180"/>
-      </w:pPr>
-      <w:r>
-        <w:rPr>
-          <w:b w:val="0"/>
-        </w:rPr>
-        <w:t>Use the diagram and verbal explanation together. Ask learners to match a sentence to a specific visual step; do not assign learners fixed visual or auditory learning styles.</w:t>
-      </w:r>
-    </w:p>
-    <w:p>
-      <w:pPr>
         <w:pStyle w:val="Heading3"/>
       </w:pPr>
       <w:r>
@@ -1540,97 +1947,10 @@
     </w:p>
     <w:p>
       <w:pPr>
-        <w:spacing w:line="336" w:lineRule="auto" w:after="180"/>
-      </w:pPr>
-      <w:r>
-        <w:rPr>
-          <w:b w:val="0"/>
-        </w:rPr>
-        <w:t>A fictional toy book matcher represents two preferences with numeric features.</w:t>
-      </w:r>
-    </w:p>
-    <w:p>
-      <w:pPr>
         <w:pStyle w:val="Heading3"/>
       </w:pPr>
       <w:r>
         <w:t>The facts we will use</w:t>
-      </w:r>
-    </w:p>
-    <w:p>
-      <w:pPr>
-        <w:pStyle w:val="Heading3"/>
-      </w:pPr>
-      <w:r>
-        <w:t>Supplied facts</w:t>
-      </w:r>
-    </w:p>
-    <w:p>
-      <w:pPr>
-        <w:spacing w:line="336" w:lineRule="auto" w:after="180"/>
-        <w:shd w:fill="F1F6FC"/>
-      </w:pPr>
-      <w:r>
-        <w:rPr>
-          <w:b w:val="0"/>
-        </w:rPr>
-        <w:t>Target vector [2,5]. Candidate A=[2,2], B=[4,5], C=[3,4].</w:t>
-      </w:r>
-    </w:p>
-    <w:p>
-      <w:pPr>
-        <w:pStyle w:val="Heading3"/>
-      </w:pPr>
-      <w:r>
-        <w:t>Supplied facts</w:t>
-      </w:r>
-    </w:p>
-    <w:p>
-      <w:pPr>
-        <w:spacing w:line="336" w:lineRule="auto" w:after="180"/>
-        <w:shd w:fill="F1F6FC"/>
-      </w:pPr>
-      <w:r>
-        <w:rPr>
-          <w:b w:val="0"/>
-        </w:rPr>
-        <w:t xml:space="preserve">Use </w:t>
-      </w:r>
-      <w:r>
-        <w:rPr>
-          <w:b/>
-        </w:rPr>
-        <w:t>Manhattan distance</w:t>
-      </w:r>
-      <w:r>
-        <w:rPr>
-          <w:b w:val="0"/>
-        </w:rPr>
-        <w:t xml:space="preserve">: add absolute </w:t>
-      </w:r>
-      <w:r>
-        <w:rPr>
-          <w:b/>
-        </w:rPr>
-        <w:t>coordinate</w:t>
-      </w:r>
-      <w:r>
-        <w:rPr>
-          <w:b w:val="0"/>
-        </w:rPr>
-        <w:t xml:space="preserve"> differences; return all smallest-</w:t>
-      </w:r>
-      <w:r>
-        <w:rPr>
-          <w:b/>
-        </w:rPr>
-        <w:t>distance</w:t>
-      </w:r>
-      <w:r>
-        <w:rPr>
-          <w:b w:val="0"/>
-        </w:rPr>
-        <w:t xml:space="preserve"> candidates.</w:t>
       </w:r>
     </w:p>
     <w:p>
@@ -1638,7 +1958,7 @@
         <w:drawing>
           <wp:inline xmlns:a="http://schemas.openxmlformats.org/drawingml/2006/main" xmlns:pic="http://schemas.openxmlformats.org/drawingml/2006/picture">
             <wp:extent cx="5486400" cy="5617029"/>
-            <wp:docPr id="1" name="Picture 1" descr="Toy feature positions"/>
+            <wp:docPr id="2" name="Picture 2" descr="Toy feature positions"/>
             <wp:cNvGraphicFramePr>
               <a:graphicFrameLocks noChangeAspect="1"/>
             </wp:cNvGraphicFramePr>
@@ -1650,7 +1970,7 @@
                     <pic:cNvPicPr/>
                   </pic:nvPicPr>
                   <pic:blipFill>
-                    <a:blip r:embed="rId9"/>
+                    <a:blip r:embed="rId10"/>
                     <a:stretch>
                       <a:fillRect/>
                     </a:stretch>
@@ -1674,7 +1994,7 @@
         <w:drawing>
           <wp:inline xmlns:a="http://schemas.openxmlformats.org/drawingml/2006/main" xmlns:pic="http://schemas.openxmlformats.org/drawingml/2006/picture">
             <wp:extent cx="5381271" cy="5943599"/>
-            <wp:docPr id="2" name="Picture 2" descr="Similarity by Selected Traits. Distance A: |2−2|+|5−2|=0+3=3.. Distance B: |2−4|+|5−5|=2+0=2.. Distance C: |2−3|+|5−4|=1+1=2.. Choose closest: B and C tie at distance 2; keep the tie visible."/>
+            <wp:docPr id="3" name="Picture 3" descr="Similarity by Selected Traits. Distance A: |2−2|+|5−2|=0+3=3.. Distance B: |2−4|+|5−5|=2+0=2.. Distance C: |2−3|+|5−4|=1+1=2.. Choose closest: B and C tie at distance 2; keep the tie visible."/>
             <wp:cNvGraphicFramePr>
               <a:graphicFrameLocks noChangeAspect="1"/>
             </wp:cNvGraphicFramePr>
@@ -1686,7 +2006,7 @@
                     <pic:cNvPicPr/>
                   </pic:nvPicPr>
                   <pic:blipFill>
-                    <a:blip r:embed="rId10"/>
+                    <a:blip r:embed="rId11"/>
                     <a:stretch>
                       <a:fillRect/>
                     </a:stretch>
@@ -1855,31 +2175,284 @@
         <w:pStyle w:val="Heading3"/>
       </w:pPr>
       <w:r>
-        <w:t>Why the result follows</w:t>
+        <w:t>What this example does not establish</w:t>
+      </w:r>
+    </w:p>
+    <w:p>
+      <w:pPr>
+        <w:pStyle w:val="Heading3"/>
+      </w:pPr>
+      <w:r>
+        <w:t>Change one thing in the pictured case</w:t>
+      </w:r>
+    </w:p>
+    <w:p>
+      <w:pPr>
+        <w:pStyle w:val="Heading3"/>
+      </w:pPr>
+      <w:r>
+        <w:t>Ask while showing the picture</w:t>
+      </w:r>
+    </w:p>
+    <w:p>
+      <w:pPr>
+        <w:pStyle w:val="Heading1"/>
+      </w:pPr>
+      <w:r>
+        <w:t>03. Guide the reasoning, then remove help</w:t>
+      </w:r>
+    </w:p>
+    <w:p>
+      <w:r>
+        <w:t>Collect a response from each learner before discussing the worked key.</w:t>
+      </w:r>
+    </w:p>
+    <w:p>
+      <w:pPr>
+        <w:pStyle w:val="Heading2"/>
+      </w:pPr>
+      <w:r>
+        <w:t>Prompt before revealing</w:t>
       </w:r>
     </w:p>
     <w:p>
       <w:pPr>
         <w:spacing w:line="336" w:lineRule="auto" w:after="180"/>
-        <w:shd w:fill="F1F6FC"/>
       </w:pPr>
       <w:r>
         <w:rPr>
           <w:b w:val="0"/>
         </w:rPr>
-        <w:t xml:space="preserve">Each </w:t>
+        <w:t xml:space="preserve">Completion task: From target [1, 2], find </w:t>
       </w:r>
       <w:r>
         <w:rPr>
           <w:b/>
         </w:rPr>
+        <w:t>distance</w:t>
+      </w:r>
+      <w:r>
+        <w:rPr>
+          <w:b w:val="0"/>
+        </w:rPr>
+        <w:t>s to A [2, 2] and B [0, 4].</w:t>
+      </w:r>
+    </w:p>
+    <w:p>
+      <w:pPr>
+        <w:pStyle w:val="Heading2"/>
+      </w:pPr>
+      <w:r>
+        <w:t>Expected reasoning and fading help</w:t>
+      </w:r>
+    </w:p>
+    <w:p>
+      <w:pPr>
+        <w:spacing w:line="336" w:lineRule="auto" w:after="180"/>
+      </w:pPr>
+      <w:r>
+        <w:rPr>
+          <w:b w:val="0"/>
+        </w:rPr>
+        <w:t>Teacher check: A: 1 + 0 = 1; B: 1 + 2 = 3.</w:t>
+      </w:r>
+    </w:p>
+    <w:p>
+      <w:pPr>
+        <w:spacing w:line="336" w:lineRule="auto" w:after="180"/>
+      </w:pPr>
+      <w:r>
+        <w:rPr>
+          <w:b w:val="0"/>
+        </w:rPr>
+        <w:t xml:space="preserve">Start by identifying the given </w:t>
+      </w:r>
+      <w:r>
+        <w:rPr>
+          <w:b/>
+        </w:rPr>
+        <w:t>input</w:t>
+      </w:r>
+      <w:r>
+        <w:rPr>
+          <w:b w:val="0"/>
+        </w:rPr>
+        <w:t>s together. Leave the intermediate steps blank. If needed, model one step, then withdraw that help on the next step. Move to a full trace only when the partial trace is understood.</w:t>
+      </w:r>
+    </w:p>
+    <w:p>
+      <w:pPr>
+        <w:spacing w:line="336" w:lineRule="auto" w:after="180"/>
+      </w:pPr>
+      <w:r>
+        <w:rPr>
+          <w:b w:val="0"/>
+        </w:rPr>
+        <w:t>For partners, alternate explainer and checker; collect a response from every learner before discussion.</w:t>
+      </w:r>
+    </w:p>
+    <w:p>
+      <w:pPr>
+        <w:pStyle w:val="Heading2"/>
+      </w:pPr>
+      <w:r>
+        <w:t>Check the misconception before discussion</w:t>
+      </w:r>
+    </w:p>
+    <w:p>
+      <w:pPr>
+        <w:spacing w:line="336" w:lineRule="auto" w:after="180"/>
+      </w:pPr>
+      <w:r>
+        <w:rPr>
+          <w:b w:val="0"/>
+        </w:rPr>
+        <w:t xml:space="preserve">Use the worked case for </w:t>
+      </w:r>
+      <w:r>
+        <w:rPr>
+          <w:b/>
+        </w:rPr>
+        <w:t>Distance</w:t>
+      </w:r>
+      <w:r>
+        <w:rPr>
+          <w:b w:val="0"/>
+        </w:rPr>
+        <w:t xml:space="preserve"> between </w:t>
+      </w:r>
+      <w:r>
+        <w:rPr>
+          <w:b/>
+        </w:rPr>
+        <w:t>feature vector</w:t>
+      </w:r>
+      <w:r>
+        <w:rPr>
+          <w:b w:val="0"/>
+        </w:rPr>
+        <w:t>s. Proposed explanation: “A successful run proves the conclusion”. Decide whether this explanation is supported.</w:t>
+      </w:r>
+    </w:p>
+    <w:p>
+      <w:pPr>
+        <w:spacing w:line="336" w:lineRule="auto" w:after="180"/>
+      </w:pPr>
+      <w:r>
+        <w:rPr>
+          <w:b w:val="0"/>
+        </w:rPr>
+        <w:t>Point to the step or supplied fact that decides; explain your repair if needed.</w:t>
+      </w:r>
+    </w:p>
+    <w:p>
+      <w:pPr>
+        <w:spacing w:line="336" w:lineRule="auto" w:after="180"/>
+      </w:pPr>
+      <w:r>
+        <w:rPr>
+          <w:b w:val="0"/>
+        </w:rPr>
+        <w:t xml:space="preserve">Expected correction: </w:t>
+      </w:r>
+      <w:r>
+        <w:rPr>
+          <w:b/>
+        </w:rPr>
+        <w:t>Similarity</w:t>
+      </w:r>
+      <w:r>
+        <w:rPr>
+          <w:b w:val="0"/>
+        </w:rPr>
+        <w:t xml:space="preserve"> depends on the features collected and the </w:t>
+      </w:r>
+      <w:r>
+        <w:rPr>
+          <w:b/>
+        </w:rPr>
+        <w:t>distance</w:t>
+      </w:r>
+      <w:r>
+        <w:rPr>
+          <w:b w:val="0"/>
+        </w:rPr>
+        <w:t xml:space="preserve"> rule. Missing accessibility, cost or preference information can make the closest item unsuitable.</w:t>
+      </w:r>
+    </w:p>
+    <w:p>
+      <w:pPr>
+        <w:spacing w:line="336" w:lineRule="auto" w:after="180"/>
+      </w:pPr>
+      <w:r>
+        <w:rPr>
+          <w:b w:val="0"/>
+        </w:rPr>
+        <w:t>Hard requirements should be checked separately.</w:t>
+      </w:r>
+    </w:p>
+    <w:p>
+      <w:pPr>
+        <w:spacing w:line="336" w:lineRule="auto" w:after="180"/>
+      </w:pPr>
+      <w:r>
+        <w:rPr>
+          <w:b w:val="0"/>
+        </w:rPr>
+        <w:t>Collect explanations, not only yes/no votes. If a misunderstanding is common, re-model the relevant step for the class.</w:t>
+      </w:r>
+    </w:p>
+    <w:p>
+      <w:pPr>
+        <w:spacing w:line="336" w:lineRule="auto" w:after="180"/>
+      </w:pPr>
+      <w:r>
+        <w:rPr>
+          <w:b w:val="0"/>
+        </w:rPr>
+        <w:t>If it affects a few learners, give a short targeted group explanation while others solve a more demanding variation.</w:t>
+      </w:r>
+    </w:p>
+    <w:p>
+      <w:pPr>
+        <w:pStyle w:val="Heading2"/>
+      </w:pPr>
+      <w:r>
+        <w:t>Use the pictorial check</w:t>
+      </w:r>
+    </w:p>
+    <w:p>
+      <w:pPr>
+        <w:spacing w:line="336" w:lineRule="auto" w:after="180"/>
+      </w:pPr>
+      <w:r>
+        <w:rPr>
+          <w:b w:val="0"/>
+        </w:rPr>
+        <w:t>Explain why B ceases to be a closest option without any candidate data changing.</w:t>
+      </w:r>
+    </w:p>
+    <w:p>
+      <w:pPr>
+        <w:spacing w:line="336" w:lineRule="auto" w:after="180"/>
+      </w:pPr>
+      <w:r>
+        <w:rPr>
+          <w:b w:val="0"/>
+        </w:rPr>
+        <w:t>Its first-</w:t>
+      </w:r>
+      <w:r>
+        <w:rPr>
+          <w:b/>
+        </w:rPr>
         <w:t>coordinate</w:t>
       </w:r>
       <w:r>
         <w:rPr>
           <w:b w:val="0"/>
         </w:rPr>
-        <w:t xml:space="preserve"> contributes according to the declared </w:t>
+        <w:t xml:space="preserve"> gap 2 now contributes 4, raising its </w:t>
       </w:r>
       <w:r>
         <w:rPr>
@@ -1891,55 +2464,204 @@
         <w:rPr>
           <w:b w:val="0"/>
         </w:rPr>
-        <w:t xml:space="preserve"> rule. Smaller </w:t>
+        <w:t xml:space="preserve"> above A and C’s 3.</w:t>
+      </w:r>
+    </w:p>
+    <w:p>
+      <w:pPr>
+        <w:spacing w:line="336" w:lineRule="auto" w:after="180"/>
+      </w:pPr>
+      <w:r>
+        <w:rPr>
+          <w:b w:val="0"/>
+        </w:rPr>
+        <w:t xml:space="preserve">Changed-case reasoning: </w:t>
       </w:r>
       <w:r>
         <w:rPr>
           <w:b/>
         </w:rPr>
+        <w:t>Distance</w:t>
+      </w:r>
+      <w:r>
+        <w:rPr>
+          <w:b w:val="0"/>
+        </w:rPr>
+        <w:t>s become A=3, B=4, C=3; A and C tie. The representation’s comparison rule changes; the supplied vectors stay the same.</w:t>
+      </w:r>
+    </w:p>
+    <w:p>
+      <w:pPr>
+        <w:spacing w:line="336" w:lineRule="auto" w:after="180"/>
+      </w:pPr>
+      <w:r>
+        <w:rPr>
+          <w:b w:val="0"/>
+        </w:rPr>
+        <w:t xml:space="preserve">Collect each learner’s explanation before discussion. Use the first missing connection between </w:t>
+      </w:r>
+      <w:r>
+        <w:rPr>
+          <w:b/>
+        </w:rPr>
+        <w:t>input</w:t>
+      </w:r>
+      <w:r>
+        <w:rPr>
+          <w:b w:val="0"/>
+        </w:rPr>
+        <w:t xml:space="preserve">, deciding step and result to choose support. This question is worked-case practice, not fresh mastery </w:t>
+      </w:r>
+      <w:r>
+        <w:rPr>
+          <w:b/>
+        </w:rPr>
+        <w:t>evidence</w:t>
+      </w:r>
+      <w:r>
+        <w:rPr>
+          <w:b w:val="0"/>
+        </w:rPr>
+        <w:t>.</w:t>
+      </w:r>
+    </w:p>
+    <w:p>
+      <w:pPr>
+        <w:pStyle w:val="Heading2"/>
+      </w:pPr>
+      <w:r>
+        <w:t>Keep each learner explaining</w:t>
+      </w:r>
+    </w:p>
+    <w:p>
+      <w:pPr>
+        <w:pStyle w:val="ListBullet"/>
+      </w:pPr>
+      <w:r>
+        <w:t>Ask: Which facts are given, and which would we have to assume? Learners mark relevant details before discussing answers.</w:t>
+      </w:r>
+    </w:p>
+    <w:p>
+      <w:pPr>
+        <w:pStyle w:val="ListBullet"/>
+      </w:pPr>
+      <w:r>
+        <w:t>Say: Predict first. Show the rule, information path or calculation that would produce the result. A correct guess is not yet an explanation.</w:t>
+      </w:r>
+    </w:p>
+    <w:p>
+      <w:pPr>
+        <w:pStyle w:val="ListBullet"/>
+      </w:pPr>
+      <w:r>
+        <w:t>In pairs, one learner solves while the other checks evidence; exchange roles. Remove the worked answer before independent assessment.</w:t>
+      </w:r>
+    </w:p>
+    <w:p>
+      <w:pPr>
+        <w:pStyle w:val="Heading2"/>
+      </w:pPr>
+      <w:r>
+        <w:t>Earlier wording, alternatives and picture transcripts · reference / check after trying</w:t>
+      </w:r>
+    </w:p>
+    <w:p>
+      <w:pPr>
+        <w:spacing w:line="336" w:lineRule="auto" w:after="180"/>
+      </w:pPr>
+      <w:r>
+        <w:rPr>
+          <w:b w:val="0"/>
+        </w:rPr>
+        <w:t>Demonstrate and guide practice</w:t>
+      </w:r>
+    </w:p>
+    <w:p>
+      <w:pPr>
+        <w:pStyle w:val="Heading3"/>
+      </w:pPr>
+      <w:r>
+        <w:t>Board sequence</w:t>
+      </w:r>
+    </w:p>
+    <w:p>
+      <w:pPr>
+        <w:spacing w:line="336" w:lineRule="auto" w:after="180"/>
+      </w:pPr>
+      <w:r>
+        <w:rPr>
+          <w:b w:val="0"/>
+        </w:rPr>
+        <w:t>Write the given facts: Traits are [animals,adventure]. A=[1,1], B=[1,0], C=[0,0]; query=[1,0].</w:t>
+      </w:r>
+    </w:p>
+    <w:p>
+      <w:pPr>
+        <w:spacing w:line="336" w:lineRule="auto" w:after="180"/>
+      </w:pPr>
+      <w:r>
+        <w:rPr>
+          <w:b w:val="0"/>
+        </w:rPr>
+        <w:t xml:space="preserve">Write the question to explain: Use number of differing traits as </w:t>
+      </w:r>
+      <w:r>
+        <w:rPr>
+          <w:b/>
+        </w:rPr>
         <w:t>distance</w:t>
       </w:r>
       <w:r>
         <w:rPr>
           <w:b w:val="0"/>
         </w:rPr>
-        <w:t xml:space="preserve"> means closer in this representation, not automatically a better reading experience.</w:t>
+        <w:t>.</w:t>
       </w:r>
     </w:p>
     <w:p>
       <w:pPr>
         <w:spacing w:line="336" w:lineRule="auto" w:after="180"/>
-        <w:shd w:fill="F1F6FC"/>
       </w:pPr>
       <w:r>
         <w:rPr>
           <w:b w:val="0"/>
         </w:rPr>
-        <w:t xml:space="preserve">If one </w:t>
+        <w:t xml:space="preserve">Reveal after </w:t>
       </w:r>
       <w:r>
         <w:rPr>
           <w:b/>
         </w:rPr>
-        <w:t>coordinate</w:t>
+        <w:t>prediction</w:t>
       </w:r>
       <w:r>
         <w:rPr>
           <w:b w:val="0"/>
         </w:rPr>
-        <w:t xml:space="preserve"> uses a much larger numerical </w:t>
+        <w:t xml:space="preserve">s: </w:t>
       </w:r>
       <w:r>
         <w:rPr>
           <w:b/>
         </w:rPr>
-        <w:t>scale</w:t>
+        <w:t>Distance</w:t>
       </w:r>
       <w:r>
         <w:rPr>
           <w:b w:val="0"/>
         </w:rPr>
-        <w:t>, it can dominate the sum even when it is not more important. Feature units and scaling belong in the method record.</w:t>
+        <w:t>s: A=1, B=0, C=1. B is nearest with equal feature weights.</w:t>
+      </w:r>
+    </w:p>
+    <w:p>
+      <w:pPr>
+        <w:spacing w:line="336" w:lineRule="auto" w:after="180"/>
+      </w:pPr>
+      <w:r>
+        <w:rPr>
+          <w:b w:val="0"/>
+        </w:rPr>
+        <w:t>Use the earlier changed question as optional later practice. Reserve Rank independently for the first independent attempt before hints or feedback.</w:t>
       </w:r>
     </w:p>
     <w:p>
@@ -1947,430 +2669,18 @@
         <w:pStyle w:val="Heading3"/>
       </w:pPr>
       <w:r>
-        <w:t>What this example does not establish</w:t>
-      </w:r>
-    </w:p>
-    <w:p>
-      <w:pPr>
-        <w:pStyle w:val="Heading3"/>
-      </w:pPr>
-      <w:r>
-        <w:t>Keep the stated limit</w:t>
+        <w:t>Classroom dialogue</w:t>
       </w:r>
     </w:p>
     <w:p>
       <w:pPr>
         <w:spacing w:line="336" w:lineRule="auto" w:after="180"/>
-        <w:shd w:fill="FFF5E6"/>
       </w:pPr>
       <w:r>
         <w:rPr>
           <w:b w:val="0"/>
         </w:rPr>
-        <w:t xml:space="preserve">A toy numeric encoding does not establish meaningful interpersonal </w:t>
-      </w:r>
-      <w:r>
-        <w:rPr>
-          <w:b/>
-        </w:rPr>
-        <w:t>distance</w:t>
-      </w:r>
-      <w:r>
-        <w:rPr>
-          <w:b w:val="0"/>
-        </w:rPr>
-        <w:t>s or suitability of a recommendation.</w:t>
-      </w:r>
-    </w:p>
-    <w:p>
-      <w:pPr>
-        <w:pStyle w:val="Heading3"/>
-      </w:pPr>
-      <w:r>
-        <w:t>Change one thing in the pictured case</w:t>
-      </w:r>
-    </w:p>
-    <w:p>
-      <w:pPr>
-        <w:pStyle w:val="Heading3"/>
-      </w:pPr>
-      <w:r>
-        <w:t>Change one thing</w:t>
-      </w:r>
-    </w:p>
-    <w:p>
-      <w:pPr>
-        <w:spacing w:line="336" w:lineRule="auto" w:after="180"/>
-        <w:shd w:fill="F5F1FB"/>
-      </w:pPr>
-      <w:r>
-        <w:rPr>
-          <w:b w:val="0"/>
-        </w:rPr>
-        <w:t>Change: Give the first-</w:t>
-      </w:r>
-      <w:r>
-        <w:rPr>
-          <w:b/>
-        </w:rPr>
-        <w:t>coordinate</w:t>
-      </w:r>
-      <w:r>
-        <w:rPr>
-          <w:b w:val="0"/>
-        </w:rPr>
-        <w:t xml:space="preserve"> difference weight 2 while the second keeps weight 1.</w:t>
-      </w:r>
-    </w:p>
-    <w:p>
-      <w:pPr>
-        <w:pStyle w:val="Heading3"/>
-      </w:pPr>
-      <w:r>
-        <w:t>Predicted result</w:t>
-      </w:r>
-    </w:p>
-    <w:p>
-      <w:pPr>
-        <w:spacing w:line="336" w:lineRule="auto" w:after="180"/>
-        <w:shd w:fill="F1F6FC"/>
-      </w:pPr>
-      <w:r>
-        <w:rPr>
-          <w:b/>
-        </w:rPr>
-        <w:t>Prediction</w:t>
-      </w:r>
-      <w:r>
-        <w:rPr>
-          <w:b w:val="0"/>
-        </w:rPr>
-        <w:t xml:space="preserve">: </w:t>
-      </w:r>
-      <w:r>
-        <w:rPr>
-          <w:b/>
-        </w:rPr>
-        <w:t>Distance</w:t>
-      </w:r>
-      <w:r>
-        <w:rPr>
-          <w:b w:val="0"/>
-        </w:rPr>
-        <w:t>s become A=3, B=4, C=3; A and C tie.</w:t>
-      </w:r>
-    </w:p>
-    <w:p>
-      <w:pPr>
-        <w:pStyle w:val="Heading3"/>
-      </w:pPr>
-      <w:r>
-        <w:t>Why the result follows</w:t>
-      </w:r>
-    </w:p>
-    <w:p>
-      <w:pPr>
-        <w:spacing w:line="336" w:lineRule="auto" w:after="180"/>
-        <w:shd w:fill="F1F6FC"/>
-      </w:pPr>
-      <w:r>
-        <w:rPr>
-          <w:b w:val="0"/>
-        </w:rPr>
-        <w:t>Reason: The representation’s comparison rule changes; the supplied vectors stay the same.</w:t>
-      </w:r>
-    </w:p>
-    <w:p>
-      <w:pPr>
-        <w:pStyle w:val="Heading3"/>
-      </w:pPr>
-      <w:r>
-        <w:t>Ask while showing the picture</w:t>
-      </w:r>
-    </w:p>
-    <w:p>
-      <w:pPr>
-        <w:pStyle w:val="Heading3"/>
-      </w:pPr>
-      <w:r>
-        <w:t>Ask while showing the picture · 2</w:t>
-      </w:r>
-    </w:p>
-    <w:p>
-      <w:pPr>
-        <w:spacing w:line="336" w:lineRule="auto" w:after="180"/>
-      </w:pPr>
-      <w:r>
-        <w:rPr>
-          <w:b w:val="0"/>
-        </w:rPr>
-        <w:t xml:space="preserve">Cover the result. Ask learners to name the </w:t>
-      </w:r>
-      <w:r>
-        <w:rPr>
-          <w:b/>
-        </w:rPr>
-        <w:t>input</w:t>
-      </w:r>
-      <w:r>
-        <w:rPr>
-          <w:b w:val="0"/>
-        </w:rPr>
-        <w:t xml:space="preserve">s and predict the next step. Uncover one step, connect the icon to the actual procedure, and explain its </w:t>
-      </w:r>
-      <w:r>
-        <w:rPr>
-          <w:b/>
-        </w:rPr>
-        <w:t>evidence</w:t>
-      </w:r>
-      <w:r>
-        <w:rPr>
-          <w:b w:val="0"/>
-        </w:rPr>
-        <w:t>. Then change the supplied condition and compare.</w:t>
-      </w:r>
-    </w:p>
-    <w:p>
-      <w:pPr>
-        <w:spacing w:line="336" w:lineRule="auto" w:after="180"/>
-      </w:pPr>
-      <w:r>
-        <w:rPr>
-          <w:b w:val="0"/>
-        </w:rPr>
-        <w:t>The picture is a representation; it does not document execution of a real AI model.</w:t>
-      </w:r>
-    </w:p>
-    <w:p>
-      <w:pPr>
-        <w:pStyle w:val="Heading1"/>
-      </w:pPr>
-      <w:r>
-        <w:t>03. Demonstrate and guide practice</w:t>
-      </w:r>
-    </w:p>
-    <w:p>
-      <w:r>
-        <w:t>Demonstrate Similarity by Selected Traits, reduce support deliberately and check individual reasoning before discussing answers.</w:t>
-      </w:r>
-    </w:p>
-    <w:p>
-      <w:pPr>
-        <w:pStyle w:val="Heading3"/>
-      </w:pPr>
-      <w:r>
-        <w:t>Board sequence</w:t>
-      </w:r>
-    </w:p>
-    <w:p>
-      <w:pPr>
-        <w:pStyle w:val="Heading3"/>
-      </w:pPr>
-      <w:r>
-        <w:t>1. Put the facts on the board</w:t>
-      </w:r>
-    </w:p>
-    <w:p>
-      <w:pPr>
-        <w:spacing w:line="336" w:lineRule="auto" w:after="180"/>
-        <w:shd w:fill="F4F9FC"/>
-      </w:pPr>
-      <w:r>
-        <w:rPr>
-          <w:b w:val="0"/>
-        </w:rPr>
-        <w:t>Write the given facts: Traits are [animals,adventure]. A=[1,1], B=[1,0], C=[0,0]; query=[1,0].</w:t>
-      </w:r>
-    </w:p>
-    <w:p>
-      <w:pPr>
-        <w:pStyle w:val="Heading3"/>
-      </w:pPr>
-      <w:r>
-        <w:t>2. State the decision to explain</w:t>
-      </w:r>
-    </w:p>
-    <w:p>
-      <w:pPr>
-        <w:spacing w:line="336" w:lineRule="auto" w:after="180"/>
-        <w:shd w:fill="F4F9FC"/>
-      </w:pPr>
-      <w:r>
-        <w:rPr>
-          <w:b w:val="0"/>
-        </w:rPr>
-        <w:t xml:space="preserve">Write the question to explain: Use number of differing traits as </w:t>
-      </w:r>
-      <w:r>
-        <w:rPr>
-          <w:b/>
-        </w:rPr>
-        <w:t>distance</w:t>
-      </w:r>
-      <w:r>
-        <w:rPr>
-          <w:b w:val="0"/>
-        </w:rPr>
-        <w:t>.</w:t>
-      </w:r>
-    </w:p>
-    <w:p>
-      <w:pPr>
-        <w:pStyle w:val="Heading3"/>
-      </w:pPr>
-      <w:r>
-        <w:t>3. Reveal the worked reasoning</w:t>
-      </w:r>
-    </w:p>
-    <w:p>
-      <w:pPr>
-        <w:spacing w:line="336" w:lineRule="auto" w:after="180"/>
-        <w:shd w:fill="F1F6FC"/>
-      </w:pPr>
-      <w:r>
-        <w:rPr>
-          <w:b w:val="0"/>
-        </w:rPr>
-        <w:t xml:space="preserve">Reveal after </w:t>
-      </w:r>
-      <w:r>
-        <w:rPr>
-          <w:b/>
-        </w:rPr>
-        <w:t>prediction</w:t>
-      </w:r>
-      <w:r>
-        <w:rPr>
-          <w:b w:val="0"/>
-        </w:rPr>
-        <w:t xml:space="preserve">s: </w:t>
-      </w:r>
-      <w:r>
-        <w:rPr>
-          <w:b/>
-        </w:rPr>
-        <w:t>Distance</w:t>
-      </w:r>
-      <w:r>
-        <w:rPr>
-          <w:b w:val="0"/>
-        </w:rPr>
-        <w:t>s: A=1, B=0, C=1. B is nearest with equal feature weights.</w:t>
-      </w:r>
-    </w:p>
-    <w:p>
-      <w:pPr>
-        <w:pStyle w:val="Heading3"/>
-      </w:pPr>
-      <w:r>
-        <w:t>Hold back the independent task</w:t>
-      </w:r>
-    </w:p>
-    <w:p>
-      <w:pPr>
-        <w:spacing w:line="336" w:lineRule="auto" w:after="180"/>
-        <w:shd w:fill="F5F1FB"/>
-      </w:pPr>
-      <w:r>
-        <w:rPr>
-          <w:b w:val="0"/>
-        </w:rPr>
-        <w:t xml:space="preserve">Keep for an independent attempt: Score </w:t>
-      </w:r>
-      <w:r>
-        <w:rPr>
-          <w:b/>
-        </w:rPr>
-        <w:t>similarity</w:t>
-      </w:r>
-      <w:r>
-        <w:rPr>
-          <w:b w:val="0"/>
-        </w:rPr>
-        <w:t xml:space="preserve"> using one point for same topic and one for same difficulty. Target is space, easy. A is space, hard; B is animals, easy. What happens?</w:t>
-      </w:r>
-    </w:p>
-    <w:p>
-      <w:pPr>
-        <w:pStyle w:val="Heading3"/>
-      </w:pPr>
-      <w:r>
-        <w:t>Classroom dialogue</w:t>
-      </w:r>
-    </w:p>
-    <w:p>
-      <w:pPr>
-        <w:pStyle w:val="Heading3"/>
-      </w:pPr>
-      <w:r>
-        <w:t>Ask the class</w:t>
-      </w:r>
-    </w:p>
-    <w:p>
-      <w:pPr>
-        <w:spacing w:line="336" w:lineRule="auto" w:after="180"/>
-        <w:shd w:fill="F5F1FB"/>
-      </w:pPr>
-      <w:r>
-        <w:rPr>
-          <w:b w:val="0"/>
-        </w:rPr>
-        <w:t>Ask: Which facts are given, and which would we have to assume? Learners mark relevant details before discussing answers.</w:t>
-      </w:r>
-    </w:p>
-    <w:p>
-      <w:pPr>
-        <w:pStyle w:val="Heading3"/>
-      </w:pPr>
-      <w:r>
-        <w:t>Language to model</w:t>
-      </w:r>
-    </w:p>
-    <w:p>
-      <w:pPr>
-        <w:spacing w:line="336" w:lineRule="auto" w:after="180"/>
-        <w:shd w:fill="F1F6F8"/>
-      </w:pPr>
-      <w:r>
-        <w:rPr>
-          <w:b w:val="0"/>
-        </w:rPr>
-        <w:t>Say: Predict first. Show the rule, information path or calculation that would produce the result. A correct guess is not yet an explanation.</w:t>
-      </w:r>
-    </w:p>
-    <w:p>
-      <w:pPr>
-        <w:spacing w:line="336" w:lineRule="auto" w:after="180"/>
-      </w:pPr>
-      <w:r>
-        <w:rPr>
-          <w:b w:val="0"/>
-        </w:rPr>
         <w:t>Reveal reasoning one step at a time. Explain why a tempting alternative fails. Write units and denominators for arithmetic, trace conditions for decisions, and identify supporting sources for claims.</w:t>
-      </w:r>
-    </w:p>
-    <w:p>
-      <w:pPr>
-        <w:spacing w:line="336" w:lineRule="auto" w:after="180"/>
-      </w:pPr>
-      <w:r>
-        <w:rPr>
-          <w:b w:val="0"/>
-        </w:rPr>
-        <w:t xml:space="preserve">In pairs, one learner solves while the other checks </w:t>
-      </w:r>
-      <w:r>
-        <w:rPr>
-          <w:b/>
-        </w:rPr>
-        <w:t>evidence</w:t>
-      </w:r>
-      <w:r>
-        <w:rPr>
-          <w:b w:val="0"/>
-        </w:rPr>
-        <w:t>; exchange roles. Remove the worked answer before independent assessment.</w:t>
       </w:r>
     </w:p>
     <w:p>
@@ -2631,459 +2941,103 @@
         <w:pStyle w:val="Heading3"/>
       </w:pPr>
       <w:r>
-        <w:t>Completion practice</w:t>
+        <w:t>Individual reasoning check</w:t>
+      </w:r>
+    </w:p>
+    <w:p>
+      <w:pPr>
+        <w:pStyle w:val="Heading3"/>
+      </w:pPr>
+      <w:r>
+        <w:t>Pictorial practice question</w:t>
+      </w:r>
+    </w:p>
+    <w:p>
+      <w:pPr>
+        <w:pStyle w:val="Heading3"/>
+      </w:pPr>
+      <w:r>
+        <w:t>Reasoned teacher answer</w:t>
+      </w:r>
+    </w:p>
+    <w:p>
+      <w:pPr>
+        <w:pStyle w:val="Heading1"/>
+      </w:pPr>
+      <w:r>
+        <w:t>04. Run the supplied investigation</w:t>
+      </w:r>
+    </w:p>
+    <w:p>
+      <w:r>
+        <w:t>Keep expected results, observed paper traces and remaining limits distinguishable.</w:t>
+      </w:r>
+    </w:p>
+    <w:p>
+      <w:pPr>
+        <w:pStyle w:val="Heading2"/>
+      </w:pPr>
+      <w:r>
+        <w:t>Supplied materials and answer guidance</w:t>
       </w:r>
     </w:p>
     <w:p>
       <w:pPr>
         <w:spacing w:line="336" w:lineRule="auto" w:after="180"/>
-        <w:shd w:fill="F5F1FB"/>
       </w:pPr>
       <w:r>
         <w:rPr>
           <w:b w:val="0"/>
         </w:rPr>
-        <w:t xml:space="preserve">Completion task: From target [1, 2], find </w:t>
-      </w:r>
-      <w:r>
-        <w:rPr>
-          <w:b/>
-        </w:rPr>
-        <w:t>distance</w:t>
-      </w:r>
-      <w:r>
-        <w:rPr>
-          <w:b w:val="0"/>
-        </w:rPr>
-        <w:t>s to A [2, 2] and B [0, 4].</w:t>
-      </w:r>
-    </w:p>
-    <w:p>
-      <w:pPr>
-        <w:pStyle w:val="Heading3"/>
-      </w:pPr>
-      <w:r>
-        <w:t>Reasoning to listen for</w:t>
-      </w:r>
-    </w:p>
-    <w:p>
-      <w:pPr>
-        <w:spacing w:line="336" w:lineRule="auto" w:after="180"/>
-        <w:shd w:fill="F1F6FC"/>
-      </w:pPr>
-      <w:r>
-        <w:rPr>
-          <w:b w:val="0"/>
-        </w:rPr>
-        <w:t>Teacher check: A: 1 + 0 = 1; B: 1 + 2 = 3.</w:t>
-      </w:r>
-    </w:p>
-    <w:p>
-      <w:pPr>
-        <w:spacing w:line="336" w:lineRule="auto" w:after="180"/>
-      </w:pPr>
-      <w:r>
-        <w:rPr>
-          <w:b w:val="0"/>
-        </w:rPr>
-        <w:t xml:space="preserve">Start by identifying the given </w:t>
-      </w:r>
-      <w:r>
-        <w:rPr>
-          <w:b/>
-        </w:rPr>
-        <w:t>input</w:t>
-      </w:r>
-      <w:r>
-        <w:rPr>
-          <w:b w:val="0"/>
-        </w:rPr>
-        <w:t>s together. Leave the intermediate steps blank. If needed, model one step, then withdraw that help on the next step. Move to a full trace only when the partial trace is understood.</w:t>
-      </w:r>
-    </w:p>
-    <w:p>
-      <w:pPr>
-        <w:spacing w:line="336" w:lineRule="auto" w:after="180"/>
-      </w:pPr>
-      <w:r>
-        <w:rPr>
-          <w:b w:val="0"/>
-        </w:rPr>
-        <w:t>For partners, alternate explainer and checker; collect a response from every learner before discussion.</w:t>
-      </w:r>
-    </w:p>
-    <w:p>
-      <w:pPr>
-        <w:pStyle w:val="Heading3"/>
-      </w:pPr>
-      <w:r>
-        <w:t>Individual reasoning check</w:t>
-      </w:r>
-    </w:p>
-    <w:p>
-      <w:pPr>
-        <w:spacing w:line="336" w:lineRule="auto" w:after="180"/>
-      </w:pPr>
-      <w:r>
-        <w:rPr>
-          <w:b w:val="0"/>
-        </w:rPr>
-        <w:t xml:space="preserve">Use the worked case for </w:t>
-      </w:r>
-      <w:r>
-        <w:rPr>
-          <w:b/>
-        </w:rPr>
-        <w:t>Distance</w:t>
-      </w:r>
-      <w:r>
-        <w:rPr>
-          <w:b w:val="0"/>
-        </w:rPr>
-        <w:t xml:space="preserve"> between </w:t>
-      </w:r>
-      <w:r>
-        <w:rPr>
-          <w:b/>
-        </w:rPr>
-        <w:t>feature vector</w:t>
-      </w:r>
-      <w:r>
-        <w:rPr>
-          <w:b w:val="0"/>
-        </w:rPr>
-        <w:t>s. Proposed explanation: “A successful run proves the conclusion”. Decide whether this explanation is supported.</w:t>
-      </w:r>
-    </w:p>
-    <w:p>
-      <w:pPr>
-        <w:spacing w:line="336" w:lineRule="auto" w:after="180"/>
-      </w:pPr>
-      <w:r>
-        <w:rPr>
-          <w:b w:val="0"/>
-        </w:rPr>
-        <w:t>Point to the step or supplied fact that decides; explain your repair if needed.</w:t>
-      </w:r>
-    </w:p>
-    <w:p>
-      <w:pPr>
-        <w:pStyle w:val="Heading3"/>
-      </w:pPr>
-      <w:r>
-        <w:t>Expected repair</w:t>
-      </w:r>
-    </w:p>
-    <w:p>
-      <w:pPr>
-        <w:spacing w:line="336" w:lineRule="auto" w:after="180"/>
-        <w:shd w:fill="F1F6FC"/>
-      </w:pPr>
-      <w:r>
-        <w:rPr>
-          <w:b w:val="0"/>
-        </w:rPr>
-        <w:t xml:space="preserve">Expected correction: </w:t>
-      </w:r>
-      <w:r>
-        <w:rPr>
-          <w:b/>
-        </w:rPr>
-        <w:t>Similarity</w:t>
-      </w:r>
-      <w:r>
-        <w:rPr>
-          <w:b w:val="0"/>
-        </w:rPr>
-        <w:t xml:space="preserve"> depends on the features collected and the </w:t>
-      </w:r>
-      <w:r>
-        <w:rPr>
-          <w:b/>
-        </w:rPr>
-        <w:t>distance</w:t>
-      </w:r>
-      <w:r>
-        <w:rPr>
-          <w:b w:val="0"/>
-        </w:rPr>
-        <w:t xml:space="preserve"> rule. Missing accessibility, cost or preference information can make the closest item unsuitable.</w:t>
-      </w:r>
-    </w:p>
-    <w:p>
-      <w:pPr>
-        <w:spacing w:line="336" w:lineRule="auto" w:after="180"/>
-        <w:shd w:fill="F1F6FC"/>
-      </w:pPr>
-      <w:r>
-        <w:rPr>
-          <w:b w:val="0"/>
-        </w:rPr>
-        <w:t>Hard requirements should be checked separately.</w:t>
-      </w:r>
-    </w:p>
-    <w:p>
-      <w:pPr>
-        <w:spacing w:line="336" w:lineRule="auto" w:after="180"/>
-      </w:pPr>
-      <w:r>
-        <w:rPr>
-          <w:b w:val="0"/>
-        </w:rPr>
-        <w:t>Collect explanations, not only yes/no votes. If a misunderstanding is common, re-model the relevant step for the class.</w:t>
-      </w:r>
-    </w:p>
-    <w:p>
-      <w:pPr>
-        <w:spacing w:line="336" w:lineRule="auto" w:after="180"/>
-      </w:pPr>
-      <w:r>
-        <w:rPr>
-          <w:b w:val="0"/>
-        </w:rPr>
-        <w:t>If it affects a few learners, give a short targeted group explanation while others solve a more demanding variation.</w:t>
-      </w:r>
-    </w:p>
-    <w:p>
-      <w:pPr>
-        <w:pStyle w:val="Heading3"/>
-      </w:pPr>
-      <w:r>
-        <w:t>Pictorial practice question</w:t>
-      </w:r>
-    </w:p>
-    <w:p>
-      <w:pPr>
-        <w:spacing w:line="336" w:lineRule="auto" w:after="180"/>
-      </w:pPr>
-      <w:r>
-        <w:rPr>
-          <w:b w:val="0"/>
-        </w:rPr>
-        <w:t>Explain why B ceases to be a closest option without any candidate data changing.</w:t>
-      </w:r>
-    </w:p>
-    <w:p>
-      <w:pPr>
-        <w:pStyle w:val="Heading3"/>
-      </w:pPr>
-      <w:r>
-        <w:t>Reasoned teacher answer</w:t>
-      </w:r>
-    </w:p>
-    <w:p>
-      <w:pPr>
-        <w:spacing w:line="336" w:lineRule="auto" w:after="180"/>
-      </w:pPr>
-      <w:r>
-        <w:rPr>
-          <w:b w:val="0"/>
-        </w:rPr>
-        <w:t>Its first-</w:t>
-      </w:r>
-      <w:r>
-        <w:rPr>
-          <w:b/>
-        </w:rPr>
-        <w:t>coordinate</w:t>
-      </w:r>
-      <w:r>
-        <w:rPr>
-          <w:b w:val="0"/>
-        </w:rPr>
-        <w:t xml:space="preserve"> gap 2 now contributes 4, raising its </w:t>
-      </w:r>
-      <w:r>
-        <w:rPr>
-          <w:b/>
-        </w:rPr>
-        <w:t>distance</w:t>
-      </w:r>
-      <w:r>
-        <w:rPr>
-          <w:b w:val="0"/>
-        </w:rPr>
-        <w:t xml:space="preserve"> above A and C’s 3.</w:t>
-      </w:r>
-    </w:p>
-    <w:p>
-      <w:pPr>
-        <w:spacing w:line="336" w:lineRule="auto" w:after="180"/>
-      </w:pPr>
-      <w:r>
-        <w:rPr>
-          <w:b w:val="0"/>
-        </w:rPr>
-        <w:t xml:space="preserve">Changed-case reasoning: </w:t>
-      </w:r>
-      <w:r>
-        <w:rPr>
-          <w:b/>
-        </w:rPr>
-        <w:t>Distance</w:t>
-      </w:r>
-      <w:r>
-        <w:rPr>
-          <w:b w:val="0"/>
-        </w:rPr>
-        <w:t>s become A=3, B=4, C=3; A and C tie. The representation’s comparison rule changes; the supplied vectors stay the same.</w:t>
-      </w:r>
-    </w:p>
-    <w:p>
-      <w:pPr>
-        <w:spacing w:line="336" w:lineRule="auto" w:after="180"/>
-      </w:pPr>
-      <w:r>
-        <w:rPr>
-          <w:b w:val="0"/>
-        </w:rPr>
-        <w:t xml:space="preserve">Collect each learner’s explanation before discussion. Use the first missing connection between </w:t>
-      </w:r>
-      <w:r>
-        <w:rPr>
-          <w:b/>
-        </w:rPr>
-        <w:t>input</w:t>
-      </w:r>
-      <w:r>
-        <w:rPr>
-          <w:b w:val="0"/>
-        </w:rPr>
-        <w:t xml:space="preserve">, deciding step and result to choose support. This question is worked-case practice, not fresh mastery </w:t>
-      </w:r>
-      <w:r>
-        <w:rPr>
-          <w:b/>
-        </w:rPr>
-        <w:t>evidence</w:t>
-      </w:r>
-      <w:r>
-        <w:rPr>
-          <w:b w:val="0"/>
-        </w:rPr>
-        <w:t>.</w:t>
-      </w:r>
-    </w:p>
-    <w:p>
-      <w:pPr>
-        <w:pStyle w:val="Heading1"/>
-      </w:pPr>
-      <w:r>
-        <w:t>04. Run the weekly evidence lab</w:t>
-      </w:r>
-    </w:p>
-    <w:p>
-      <w:r>
-        <w:t>Run the Similarity by Selected Traits investigation and use the first unsupported step to choose a teaching response.</w:t>
-      </w:r>
-    </w:p>
-    <w:p>
-      <w:pPr>
-        <w:spacing w:line="336" w:lineRule="auto" w:after="180"/>
-      </w:pPr>
-      <w:r>
-        <w:rPr>
-          <w:b w:val="0"/>
-        </w:rPr>
-        <w:t>Words You Can Use to Reason</w:t>
-      </w:r>
-    </w:p>
-    <w:p>
-      <w:pPr>
-        <w:spacing w:line="336" w:lineRule="auto" w:after="180"/>
-      </w:pPr>
-      <w:r>
-        <w:rPr>
-          <w:b w:val="0"/>
-        </w:rPr>
-        <w:t>A definition matters when you can recognize the idea, use it, and contrast it with a near-miss.</w:t>
-      </w:r>
-    </w:p>
-    <w:p>
-      <w:pPr>
-        <w:spacing w:line="336" w:lineRule="auto" w:after="180"/>
-      </w:pPr>
-      <w:r>
-        <w:rPr>
-          <w:b w:val="0"/>
-        </w:rPr>
+        <w:t>Activity distances Sketch2,Relay3; target to itself0 and to[3,3]2. Three-book original distances A3,B2,C2; weight(2,1) gives A3,B4,C3. Six-book lab extends the same three book vectors: equal A3,B2,C2,D7,E8,F3, closestB/C; weighted A3,B4,C3,D9,E11,F6, closestA/C. Keep the rule and target beside each calculation. No learned model or real suitability result is supplied. Reserve target[3,2] for W4.</w:t>
+      </w:r>
+    </w:p>
+    <w:p>
+      <w:pPr>
+        <w:pStyle w:val="Heading2"/>
+      </w:pPr>
+      <w:r>
+        <w:t>Run and record</w:t>
+      </w:r>
+    </w:p>
+    <w:p>
+      <w:pPr>
+        <w:pStyle w:val="ListNumber"/>
+      </w:pPr>
+      <w:r>
         <w:t>Predict → Test → Record → Explain</w:t>
       </w:r>
     </w:p>
     <w:p>
       <w:pPr>
-        <w:spacing w:line="336" w:lineRule="auto" w:after="180"/>
-      </w:pPr>
-      <w:r>
-        <w:rPr>
-          <w:b w:val="0"/>
-        </w:rPr>
+        <w:pStyle w:val="ListNumber"/>
+      </w:pPr>
+      <w:r>
         <w:t>Keep expected and actual results separate. Surprises are useful data when recorded honestly.</w:t>
       </w:r>
     </w:p>
     <w:p>
       <w:pPr>
-        <w:spacing w:line="336" w:lineRule="auto" w:after="180"/>
-      </w:pPr>
-      <w:r>
-        <w:rPr>
-          <w:b w:val="0"/>
-        </w:rPr>
-        <w:t xml:space="preserve">Plot six books on a 2-feature grid, compute simple grid </w:t>
-      </w:r>
-      <w:r>
-        <w:rPr>
-          <w:b/>
-        </w:rPr>
-        <w:t>distance</w:t>
-      </w:r>
-      <w:r>
-        <w:rPr>
-          <w:b w:val="0"/>
-        </w:rPr>
-        <w:t>, find nearest, then change one selected feature and compare.</w:t>
-      </w:r>
-    </w:p>
-    <w:p>
-      <w:pPr>
-        <w:spacing w:line="336" w:lineRule="auto" w:after="180"/>
-        <w:shd w:fill="F5F1FB"/>
-      </w:pPr>
-      <w:r>
-        <w:rPr>
-          <w:b w:val="0"/>
-        </w:rPr>
+        <w:pStyle w:val="ListNumber"/>
+      </w:pPr>
+      <w:r>
+        <w:t>Use the six supplied toy book vectors and target[2,5]. Label both grid axes, calculate equal-weight distances, then change only the pace-gap weight to2. Keep all ties visible and distinguish changed rules from changed data.</w:t>
+      </w:r>
+    </w:p>
+    <w:p>
+      <w:pPr>
+        <w:pStyle w:val="ListNumber"/>
+      </w:pPr>
+      <w:r>
         <w:t>What did the hardest test teach you that the normal test did not?</w:t>
       </w:r>
     </w:p>
     <w:p>
       <w:pPr>
-        <w:pStyle w:val="Heading3"/>
-      </w:pPr>
-      <w:r>
-        <w:t>Make the lab runnable</w:t>
-      </w:r>
-    </w:p>
-    <w:p>
-      <w:pPr>
-        <w:spacing w:line="336" w:lineRule="auto" w:after="180"/>
-      </w:pPr>
-      <w:r>
-        <w:rPr>
-          <w:b w:val="0"/>
-        </w:rPr>
-        <w:t>Use the concrete case as the shared normal case and the independent question as a second case. Each pair creates a boundary or missing-information case and predicts its result before testing.</w:t>
-      </w:r>
-    </w:p>
-    <w:p>
-      <w:pPr>
-        <w:spacing w:line="336" w:lineRule="auto" w:after="180"/>
-      </w:pPr>
-      <w:r>
-        <w:rPr>
-          <w:b w:val="0"/>
-        </w:rPr>
-        <w:t>Keep the expected result separate from an observed mistake.</w:t>
+        <w:pStyle w:val="Heading2"/>
+      </w:pPr>
+      <w:r>
+        <w:t>Keep an inspectable record</w:t>
       </w:r>
     </w:p>
     <w:tbl>
@@ -3234,10 +3188,10 @@
     </w:tbl>
     <w:p>
       <w:pPr>
-        <w:pStyle w:val="Heading3"/>
-      </w:pPr>
-      <w:r>
-        <w:t>Diagnose and reteach</w:t>
+        <w:pStyle w:val="Heading2"/>
+      </w:pPr>
+      <w:r>
+        <w:t>Diagnose the first misunderstanding</w:t>
       </w:r>
     </w:p>
     <w:p>
@@ -3248,7 +3202,31 @@
         <w:rPr>
           <w:b w:val="0"/>
         </w:rPr>
-        <w:t>For guessing, return to given facts and request a trace. For vocabulary without application, use one example and one non-example. For arithmetic errors, check the setup before the calculation.</w:t>
+        <w:t xml:space="preserve">A successful run proves the conclusion: </w:t>
+      </w:r>
+      <w:r>
+        <w:rPr>
+          <w:b/>
+        </w:rPr>
+        <w:t>Similarity</w:t>
+      </w:r>
+      <w:r>
+        <w:rPr>
+          <w:b w:val="0"/>
+        </w:rPr>
+        <w:t xml:space="preserve"> depends on the features collected and the </w:t>
+      </w:r>
+      <w:r>
+        <w:rPr>
+          <w:b/>
+        </w:rPr>
+        <w:t>distance</w:t>
+      </w:r>
+      <w:r>
+        <w:rPr>
+          <w:b w:val="0"/>
+        </w:rPr>
+        <w:t xml:space="preserve"> rule. Missing accessibility, cost or preference information can make the closest item unsuitable.</w:t>
       </w:r>
     </w:p>
     <w:p>
@@ -3259,15 +3237,7 @@
         <w:rPr>
           <w:b w:val="0"/>
         </w:rPr>
-        <w:t>Finish with a different uncoached case before recording mastery.</w:t>
-      </w:r>
-    </w:p>
-    <w:p>
-      <w:pPr>
-        <w:pStyle w:val="Heading3"/>
-      </w:pPr>
-      <w:r>
-        <w:t>Address these additional misconceptions</w:t>
+        <w:t>Hard requirements should be checked separately.</w:t>
       </w:r>
     </w:p>
     <w:p>
@@ -3278,19 +3248,19 @@
         <w:rPr>
           <w:b w:val="0"/>
         </w:rPr>
-        <w:t xml:space="preserve">A successful run proves the conclusion: </w:t>
+        <w:t xml:space="preserve">Matching the example is enough: Require the new W4 case, explicit </w:t>
       </w:r>
       <w:r>
         <w:rPr>
           <w:b/>
         </w:rPr>
-        <w:t>Similarity</w:t>
+        <w:t>prediction</w:t>
       </w:r>
       <w:r>
         <w:rPr>
           <w:b w:val="0"/>
         </w:rPr>
-        <w:t xml:space="preserve"> depends on the features collected and the </w:t>
+        <w:t xml:space="preserve">s and an explanation. Fresh retry: target [2, 3]; X [0, 3], Y [2, 2], Z [3, 4] have </w:t>
       </w:r>
       <w:r>
         <w:rPr>
@@ -3302,7 +3272,7 @@
         <w:rPr>
           <w:b w:val="0"/>
         </w:rPr>
-        <w:t xml:space="preserve"> rule. Missing accessibility, cost or preference information can make the closest item unsuitable.</w:t>
+        <w:t>s 2, 1, 2. Y wins and X/Z tie.</w:t>
       </w:r>
     </w:p>
     <w:p>
@@ -3313,7 +3283,19 @@
         <w:rPr>
           <w:b w:val="0"/>
         </w:rPr>
-        <w:t>Hard requirements should be checked separately.</w:t>
+        <w:t xml:space="preserve">A convenient shortcut preserves meaning: If one feature is duration in minutes up to 60 and another a rating up to 5, raw </w:t>
+      </w:r>
+      <w:r>
+        <w:rPr>
+          <w:b/>
+        </w:rPr>
+        <w:t>distance</w:t>
+      </w:r>
+      <w:r>
+        <w:rPr>
+          <w:b w:val="0"/>
+        </w:rPr>
+        <w:t xml:space="preserve"> may be dominated by duration.</w:t>
       </w:r>
     </w:p>
     <w:p>
@@ -3324,73 +3306,15 @@
         <w:rPr>
           <w:b w:val="0"/>
         </w:rPr>
-        <w:t xml:space="preserve">Matching the example is enough: Require the new W4 case, explicit </w:t>
-      </w:r>
-      <w:r>
-        <w:rPr>
-          <w:b/>
-        </w:rPr>
-        <w:t>prediction</w:t>
-      </w:r>
-      <w:r>
-        <w:rPr>
-          <w:b w:val="0"/>
-        </w:rPr>
-        <w:t xml:space="preserve">s and an explanation. Fresh retry: target [2, 3]; X [0, 3], Y [2, 2], Z [3, 4] have </w:t>
-      </w:r>
-      <w:r>
-        <w:rPr>
-          <w:b/>
-        </w:rPr>
-        <w:t>distance</w:t>
-      </w:r>
-      <w:r>
-        <w:rPr>
-          <w:b w:val="0"/>
-        </w:rPr>
-        <w:t>s 2, 1, 2. Y wins and X/Z tie.</w:t>
-      </w:r>
-    </w:p>
-    <w:p>
-      <w:pPr>
-        <w:spacing w:line="336" w:lineRule="auto" w:after="180"/>
-      </w:pPr>
-      <w:r>
-        <w:rPr>
-          <w:b w:val="0"/>
-        </w:rPr>
-        <w:t xml:space="preserve">A convenient shortcut preserves meaning: If one feature is duration in minutes up to 60 and another a rating up to 5, raw </w:t>
-      </w:r>
-      <w:r>
-        <w:rPr>
-          <w:b/>
-        </w:rPr>
-        <w:t>distance</w:t>
-      </w:r>
-      <w:r>
-        <w:rPr>
-          <w:b w:val="0"/>
-        </w:rPr>
-        <w:t xml:space="preserve"> may be dominated by duration.</w:t>
-      </w:r>
-    </w:p>
-    <w:p>
-      <w:pPr>
-        <w:spacing w:line="336" w:lineRule="auto" w:after="180"/>
-      </w:pPr>
-      <w:r>
-        <w:rPr>
-          <w:b w:val="0"/>
-        </w:rPr>
         <w:t>Specify scaling or weights before ranking; do not silently change units to get a preferred winner.</w:t>
       </w:r>
     </w:p>
     <w:p>
       <w:pPr>
-        <w:pStyle w:val="Heading3"/>
-      </w:pPr>
-      <w:r>
-        <w:t>Match the support to the first error</w:t>
+        <w:pStyle w:val="Heading2"/>
+      </w:pPr>
+      <w:r>
+        <w:t>Choose support from the response</w:t>
       </w:r>
     </w:p>
     <w:tbl>
@@ -3563,15 +3487,552 @@
     </w:p>
     <w:p>
       <w:pPr>
+        <w:pStyle w:val="Heading2"/>
+      </w:pPr>
+      <w:r>
+        <w:t>Earlier wording, alternatives and picture transcripts · reference / check after trying</w:t>
+      </w:r>
+    </w:p>
+    <w:p>
+      <w:pPr>
+        <w:spacing w:line="336" w:lineRule="auto" w:after="180"/>
+      </w:pPr>
+      <w:r>
+        <w:rPr>
+          <w:b w:val="0"/>
+        </w:rPr>
+        <w:t>Run the weekly evidence lab</w:t>
+      </w:r>
+    </w:p>
+    <w:p>
+      <w:pPr>
+        <w:spacing w:line="336" w:lineRule="auto" w:after="180"/>
+      </w:pPr>
+      <w:r>
+        <w:rPr>
+          <w:b w:val="0"/>
+        </w:rPr>
+        <w:t>Words You Can Use to Reason</w:t>
+      </w:r>
+    </w:p>
+    <w:p>
+      <w:pPr>
+        <w:spacing w:line="336" w:lineRule="auto" w:after="180"/>
+      </w:pPr>
+      <w:r>
+        <w:rPr>
+          <w:b w:val="0"/>
+        </w:rPr>
+        <w:t>A definition matters when you can recognize the idea, use it, and contrast it with a near-miss.</w:t>
+      </w:r>
+    </w:p>
+    <w:p>
+      <w:pPr>
+        <w:pStyle w:val="Heading3"/>
+      </w:pPr>
+      <w:r>
+        <w:t>Make the lab runnable</w:t>
+      </w:r>
+    </w:p>
+    <w:p>
+      <w:pPr>
+        <w:spacing w:line="336" w:lineRule="auto" w:after="180"/>
+      </w:pPr>
+      <w:r>
+        <w:rPr>
+          <w:b w:val="0"/>
+        </w:rPr>
+        <w:t>Use the supplied investigation for shared practice. Keep predictions and observed paper-trace results separate. Reserve Rank independently for the individual first attempt before feedback; do not use the reserved case as a paired lab task.</w:t>
+      </w:r>
+    </w:p>
+    <w:p>
+      <w:pPr>
+        <w:pStyle w:val="Heading3"/>
+      </w:pPr>
+      <w:r>
+        <w:t>Diagnose and reteach</w:t>
+      </w:r>
+    </w:p>
+    <w:p>
+      <w:pPr>
+        <w:spacing w:line="336" w:lineRule="auto" w:after="180"/>
+      </w:pPr>
+      <w:r>
+        <w:rPr>
+          <w:b w:val="0"/>
+        </w:rPr>
+        <w:t>For guessing, return to given facts and request a trace. For vocabulary without application, use one example and one non-example. For arithmetic errors, check the setup before the calculation.</w:t>
+      </w:r>
+    </w:p>
+    <w:p>
+      <w:pPr>
+        <w:spacing w:line="336" w:lineRule="auto" w:after="180"/>
+      </w:pPr>
+      <w:r>
+        <w:rPr>
+          <w:b w:val="0"/>
+        </w:rPr>
+        <w:t>Finish with a different uncoached case before recording mastery.</w:t>
+      </w:r>
+    </w:p>
+    <w:p>
+      <w:pPr>
+        <w:pStyle w:val="Heading3"/>
+      </w:pPr>
+      <w:r>
+        <w:t>Address these additional misconceptions</w:t>
+      </w:r>
+    </w:p>
+    <w:p>
+      <w:pPr>
+        <w:pStyle w:val="Heading3"/>
+      </w:pPr>
+      <w:r>
+        <w:t>Match the support to the first error</w:t>
+      </w:r>
+    </w:p>
+    <w:p>
+      <w:pPr>
         <w:pStyle w:val="Heading1"/>
       </w:pPr>
       <w:r>
-        <w:t>05. Assess and explain the answers</w:t>
-      </w:r>
-    </w:p>
-    <w:p>
-      <w:r>
-        <w:t>Use the Similarity by Selected Traits questions, teacher keys and criteria after the relevant attempts. Previously discussed cases are practice; protect the separately selected independent task.</w:t>
+        <w:t>05. Assess the fresh distance comparison</w:t>
+      </w:r>
+    </w:p>
+    <w:p>
+      <w:r>
+        <w:t>Keep the independent key until after the first attempt.</w:t>
+      </w:r>
+    </w:p>
+    <w:p>
+      <w:pPr>
+        <w:pStyle w:val="Heading2"/>
+      </w:pPr>
+      <w:r>
+        <w:t>Selected question and checked key</w:t>
+      </w:r>
+    </w:p>
+    <w:p>
+      <w:pPr>
+        <w:spacing w:line="336" w:lineRule="auto" w:after="180"/>
+      </w:pPr>
+      <w:r>
+        <w:rPr>
+          <w:b w:val="0"/>
+        </w:rPr>
+        <w:t xml:space="preserve">Selected case: Target is [3, 2]. Options A [1, 2], B [3, 4], C [4, 2]. Calculate </w:t>
+      </w:r>
+      <w:r>
+        <w:rPr>
+          <w:b/>
+        </w:rPr>
+        <w:t>distance</w:t>
+      </w:r>
+      <w:r>
+        <w:rPr>
+          <w:b w:val="0"/>
+        </w:rPr>
+        <w:t>s, select the closest, and identify a tie among the others.</w:t>
+      </w:r>
+    </w:p>
+    <w:p>
+      <w:pPr>
+        <w:spacing w:line="336" w:lineRule="auto" w:after="180"/>
+      </w:pPr>
+      <w:r>
+        <w:rPr>
+          <w:b/>
+        </w:rPr>
+        <w:t>Distance</w:t>
+      </w:r>
+      <w:r>
+        <w:rPr>
+          <w:b w:val="0"/>
+        </w:rPr>
+        <w:t>s A 2, B 2, C 1. C is closest; A and B tie. Do not claim a unique ranking of the tied pair without a rule.</w:t>
+      </w:r>
+    </w:p>
+    <w:p>
+      <w:pPr>
+        <w:pStyle w:val="Heading2"/>
+      </w:pPr>
+      <w:r>
+        <w:t>Judge gaps, totals and limits</w:t>
+      </w:r>
+    </w:p>
+    <w:tbl>
+      <w:tblPr>
+        <w:tblStyle w:val="LightShading-Accent1"/>
+        <w:tblW w:type="auto" w:w="0"/>
+        <w:tblLook w:firstColumn="1" w:firstRow="1" w:lastColumn="0" w:lastRow="0" w:noHBand="0" w:noVBand="1" w:val="04A0"/>
+      </w:tblPr>
+      <w:tblGrid>
+        <w:gridCol w:w="5112"/>
+        <w:gridCol w:w="5112"/>
+      </w:tblGrid>
+      <w:tr>
+        <w:trPr>
+          <w:tblHeader/>
+        </w:trPr>
+        <w:tc>
+          <w:tcPr>
+            <w:tcW w:type="dxa" w:w="5112"/>
+          </w:tcPr>
+          <w:p>
+            <w:r>
+              <w:t>Dimension</w:t>
+            </w:r>
+          </w:p>
+        </w:tc>
+        <w:tc>
+          <w:tcPr>
+            <w:tcW w:type="dxa" w:w="5112"/>
+          </w:tcPr>
+          <w:p>
+            <w:r>
+              <w:t>Evidence required</w:t>
+            </w:r>
+          </w:p>
+        </w:tc>
+      </w:tr>
+      <w:tr>
+        <w:tc>
+          <w:tcPr>
+            <w:tcW w:type="dxa" w:w="5112"/>
+          </w:tcPr>
+          <w:p>
+            <w:r>
+              <w:t>Explanation</w:t>
+            </w:r>
+          </w:p>
+        </w:tc>
+        <w:tc>
+          <w:tcPr>
+            <w:tcW w:type="dxa" w:w="5112"/>
+          </w:tcPr>
+          <w:p>
+            <w:r>
+              <w:t>Names the applicable idea or procedure and ties it to the supplied facts.</w:t>
+            </w:r>
+          </w:p>
+        </w:tc>
+      </w:tr>
+      <w:tr>
+        <w:tc>
+          <w:tcPr>
+            <w:tcW w:type="dxa" w:w="5112"/>
+          </w:tcPr>
+          <w:p>
+            <w:r>
+              <w:t>Trace and result</w:t>
+            </w:r>
+          </w:p>
+        </w:tc>
+        <w:tc>
+          <w:tcPr>
+            <w:tcW w:type="dxa" w:w="5112"/>
+          </w:tcPr>
+          <w:p>
+            <w:r>
+              <w:t>Preserves the given inputs and shows the relevant intermediate steps; distinguishes a prediction from an observed execution.</w:t>
+            </w:r>
+          </w:p>
+        </w:tc>
+      </w:tr>
+      <w:tr>
+        <w:tc>
+          <w:tcPr>
+            <w:tcW w:type="dxa" w:w="5112"/>
+          </w:tcPr>
+          <w:p>
+            <w:r>
+              <w:t>Limits</w:t>
+            </w:r>
+          </w:p>
+        </w:tc>
+        <w:tc>
+          <w:tcPr>
+            <w:tcW w:type="dxa" w:w="5112"/>
+          </w:tcPr>
+          <w:p>
+            <w:r>
+              <w:t>States the assumptions, missing evidence or conditions under which the result would change.</w:t>
+            </w:r>
+          </w:p>
+        </w:tc>
+      </w:tr>
+    </w:tbl>
+    <w:p>
+      <w:pPr>
+        <w:spacing w:line="336" w:lineRule="auto" w:after="180"/>
+      </w:pPr>
+      <w:r>
+        <w:rPr>
+          <w:b w:val="0"/>
+        </w:rPr>
+        <w:t>Record each dimension as not yet, with support, or independent. Accept a valid alternative procedure with a defensible trace.</w:t>
+      </w:r>
+    </w:p>
+    <w:p>
+      <w:pPr>
+        <w:spacing w:line="336" w:lineRule="auto" w:after="180"/>
+      </w:pPr>
+      <w:r>
+        <w:rPr>
+          <w:b w:val="0"/>
+        </w:rPr>
+        <w:t xml:space="preserve">Do not penalise an honestly recorded model failure if the learner correctly explains its </w:t>
+      </w:r>
+      <w:r>
+        <w:rPr>
+          <w:b/>
+        </w:rPr>
+        <w:t>evidence</w:t>
+      </w:r>
+      <w:r>
+        <w:rPr>
+          <w:b w:val="0"/>
+        </w:rPr>
+        <w:t xml:space="preserve"> and limits.</w:t>
+      </w:r>
+    </w:p>
+    <w:p>
+      <w:pPr>
+        <w:pStyle w:val="Heading2"/>
+      </w:pPr>
+      <w:r>
+        <w:t>Give a repair action</w:t>
+      </w:r>
+    </w:p>
+    <w:p>
+      <w:pPr>
+        <w:spacing w:line="336" w:lineRule="auto" w:after="180"/>
+      </w:pPr>
+      <w:r>
+        <w:rPr>
+          <w:b w:val="0"/>
+        </w:rPr>
+        <w:t>Name the earliest unsupported step and give one action to repair it. Have the learner make that repair now and explain why. Then assess the relevant skill on a fresh, fully specified case.</w:t>
+      </w:r>
+    </w:p>
+    <w:p>
+      <w:pPr>
+        <w:spacing w:line="336" w:lineRule="auto" w:after="180"/>
+      </w:pPr>
+      <w:r>
+        <w:rPr>
+          <w:b w:val="0"/>
+        </w:rPr>
+        <w:t>Confirm it was not previously practised with feedback; solve and check the new case before assigning it. A follow-up design prompt is a starting brief, not automatically an equivalent test.</w:t>
+      </w:r>
+    </w:p>
+    <w:p>
+      <w:pPr>
+        <w:pStyle w:val="Heading2"/>
+      </w:pPr>
+      <w:r>
+        <w:t>W1 feature-order key</w:t>
+      </w:r>
+    </w:p>
+    <w:p>
+      <w:pPr>
+        <w:spacing w:line="336" w:lineRule="auto" w:after="180"/>
+      </w:pPr>
+      <w:r>
+        <w:rPr>
+          <w:b w:val="0"/>
+        </w:rPr>
+        <w:t>For [4, 1] under the worked feature order, identify energy and group-work ratings.</w:t>
+      </w:r>
+    </w:p>
+    <w:p>
+      <w:pPr>
+        <w:spacing w:line="336" w:lineRule="auto" w:after="180"/>
+      </w:pPr>
+      <w:r>
+        <w:rPr>
+          <w:b w:val="0"/>
+        </w:rPr>
+        <w:t>Energy 4, group work 1.</w:t>
+      </w:r>
+    </w:p>
+    <w:p>
+      <w:pPr>
+        <w:spacing w:line="336" w:lineRule="auto" w:after="180"/>
+      </w:pPr>
+      <w:r>
+        <w:rPr>
+          <w:b w:val="0"/>
+        </w:rPr>
+        <w:t>Use the declared feature order: position 0 means energy and position 1 means group work. The vector [4,1] therefore records energy 4 and group work 1.</w:t>
+      </w:r>
+    </w:p>
+    <w:p>
+      <w:pPr>
+        <w:spacing w:line="336" w:lineRule="auto" w:after="180"/>
+      </w:pPr>
+      <w:r>
+        <w:rPr>
+          <w:b w:val="0"/>
+        </w:rPr>
+        <w:t xml:space="preserve">Reversing the interpretation would change the meaning and could change the </w:t>
+      </w:r>
+      <w:r>
+        <w:rPr>
+          <w:b/>
+        </w:rPr>
+        <w:t>distance</w:t>
+      </w:r>
+      <w:r>
+        <w:rPr>
+          <w:b w:val="0"/>
+        </w:rPr>
+        <w:t xml:space="preserve"> calculation.</w:t>
+      </w:r>
+    </w:p>
+    <w:p>
+      <w:pPr>
+        <w:pStyle w:val="Heading2"/>
+      </w:pPr>
+      <w:r>
+        <w:t>W2 distance key</w:t>
+      </w:r>
+    </w:p>
+    <w:p>
+      <w:pPr>
+        <w:spacing w:line="336" w:lineRule="auto" w:after="180"/>
+      </w:pPr>
+      <w:r>
+        <w:rPr>
+          <w:b w:val="0"/>
+        </w:rPr>
+        <w:t xml:space="preserve">From target [1, 2], find </w:t>
+      </w:r>
+      <w:r>
+        <w:rPr>
+          <w:b/>
+        </w:rPr>
+        <w:t>distance</w:t>
+      </w:r>
+      <w:r>
+        <w:rPr>
+          <w:b w:val="0"/>
+        </w:rPr>
+        <w:t>s to A [2, 2] and B [0, 4].</w:t>
+      </w:r>
+    </w:p>
+    <w:p>
+      <w:pPr>
+        <w:spacing w:line="336" w:lineRule="auto" w:after="180"/>
+      </w:pPr>
+      <w:r>
+        <w:rPr>
+          <w:b w:val="0"/>
+        </w:rPr>
+        <w:t>A: 1 + 0 = 1; B: 1 + 2 = 3.</w:t>
+      </w:r>
+    </w:p>
+    <w:p>
+      <w:pPr>
+        <w:pStyle w:val="Heading2"/>
+      </w:pPr>
+      <w:r>
+        <w:t>W3 schema-repair key</w:t>
+      </w:r>
+    </w:p>
+    <w:p>
+      <w:pPr>
+        <w:spacing w:line="336" w:lineRule="auto" w:after="180"/>
+      </w:pPr>
+      <w:r>
+        <w:rPr>
+          <w:b w:val="0"/>
+        </w:rPr>
+        <w:t xml:space="preserve">One record uses [group work, energy] while others use [energy, group work]. Why is the </w:t>
+      </w:r>
+      <w:r>
+        <w:rPr>
+          <w:b/>
+        </w:rPr>
+        <w:t>distance</w:t>
+      </w:r>
+      <w:r>
+        <w:rPr>
+          <w:b w:val="0"/>
+        </w:rPr>
+        <w:t xml:space="preserve"> unreliable?</w:t>
+      </w:r>
+    </w:p>
+    <w:p>
+      <w:pPr>
+        <w:spacing w:line="336" w:lineRule="auto" w:after="180"/>
+      </w:pPr>
+      <w:r>
+        <w:rPr>
+          <w:b w:val="0"/>
+        </w:rPr>
+        <w:t>It compares different meanings in each position. Reorder using the documented schema before computing.</w:t>
+      </w:r>
+    </w:p>
+    <w:p>
+      <w:pPr>
+        <w:pStyle w:val="Heading2"/>
+      </w:pPr>
+      <w:r>
+        <w:t>W5 similarity limit</w:t>
+      </w:r>
+    </w:p>
+    <w:p>
+      <w:pPr>
+        <w:spacing w:line="336" w:lineRule="auto" w:after="180"/>
+      </w:pPr>
+      <w:r>
+        <w:rPr>
+          <w:b w:val="0"/>
+        </w:rPr>
+        <w:t xml:space="preserve">Two activities have </w:t>
+      </w:r>
+      <w:r>
+        <w:rPr>
+          <w:b/>
+        </w:rPr>
+        <w:t>distance</w:t>
+      </w:r>
+      <w:r>
+        <w:rPr>
+          <w:b w:val="0"/>
+        </w:rPr>
+        <w:t xml:space="preserve"> zero. Must they suit every learner equally well?</w:t>
+      </w:r>
+    </w:p>
+    <w:p>
+      <w:pPr>
+        <w:spacing w:line="336" w:lineRule="auto" w:after="180"/>
+      </w:pPr>
+      <w:r>
+        <w:rPr>
+          <w:b w:val="0"/>
+        </w:rPr>
+        <w:t>No. Only the recorded features match; unrecorded needs and activity details may differ.</w:t>
+      </w:r>
+    </w:p>
+    <w:p>
+      <w:pPr>
+        <w:pStyle w:val="Heading2"/>
+      </w:pPr>
+      <w:r>
+        <w:t>Earlier wording, alternatives and picture transcripts · reference / check after trying</w:t>
+      </w:r>
+    </w:p>
+    <w:p>
+      <w:pPr>
+        <w:spacing w:line="336" w:lineRule="auto" w:after="180"/>
+      </w:pPr>
+      <w:r>
+        <w:rPr>
+          <w:b w:val="0"/>
+        </w:rPr>
+        <w:t>Assess and explain the answers</w:t>
       </w:r>
     </w:p>
     <w:p>
@@ -3584,28 +4045,50 @@
     </w:p>
     <w:p>
       <w:pPr>
+        <w:spacing w:line="336" w:lineRule="auto" w:after="180"/>
+      </w:pPr>
+      <w:r>
+        <w:rPr>
+          <w:b/>
+        </w:rPr>
+        <w:t>Distance</w:t>
+      </w:r>
+      <w:r>
+        <w:rPr>
+          <w:b w:val="0"/>
+        </w:rPr>
+        <w:t>s: A=1, B=0, C=1. B is nearest with equal feature weights.</w:t>
+      </w:r>
+    </w:p>
+    <w:p>
+      <w:pPr>
         <w:pStyle w:val="Heading3"/>
       </w:pPr>
       <w:r>
-        <w:t>Teacher key · Worked case answer</w:t>
+        <w:t>Additional transfer practice question</w:t>
       </w:r>
     </w:p>
     <w:p>
       <w:pPr>
         <w:spacing w:line="336" w:lineRule="auto" w:after="180"/>
-        <w:shd w:fill="F1F6FC"/>
-      </w:pPr>
+      </w:pPr>
+      <w:r>
+        <w:rPr>
+          <w:b w:val="0"/>
+        </w:rPr>
+        <w:t xml:space="preserve">Score </w:t>
+      </w:r>
       <w:r>
         <w:rPr>
           <w:b/>
         </w:rPr>
-        <w:t>Distance</w:t>
+        <w:t>similarity</w:t>
       </w:r>
       <w:r>
         <w:rPr>
           <w:b w:val="0"/>
         </w:rPr>
-        <w:t>s: A=1, B=0, C=1. B is nearest with equal feature weights.</w:t>
+        <w:t xml:space="preserve"> using one point for same topic and one for same difficulty. Target is space, easy. A is space, hard; B is animals, easy. What happens?</w:t>
       </w:r>
     </w:p>
     <w:p>
@@ -3613,61 +4096,12 @@
         <w:pStyle w:val="Heading3"/>
       </w:pPr>
       <w:r>
-        <w:t>Independent question</w:t>
-      </w:r>
-    </w:p>
-    <w:p>
-      <w:pPr>
-        <w:pStyle w:val="Heading3"/>
-      </w:pPr>
-      <w:r>
-        <w:t>Independent question · withhold the key</w:t>
+        <w:t>Reasoned practice answer</w:t>
       </w:r>
     </w:p>
     <w:p>
       <w:pPr>
         <w:spacing w:line="336" w:lineRule="auto" w:after="180"/>
-        <w:shd w:fill="F5F1FB"/>
-      </w:pPr>
-      <w:r>
-        <w:rPr>
-          <w:b w:val="0"/>
-        </w:rPr>
-        <w:t xml:space="preserve">Score </w:t>
-      </w:r>
-      <w:r>
-        <w:rPr>
-          <w:b/>
-        </w:rPr>
-        <w:t>similarity</w:t>
-      </w:r>
-      <w:r>
-        <w:rPr>
-          <w:b w:val="0"/>
-        </w:rPr>
-        <w:t xml:space="preserve"> using one point for same topic and one for same difficulty. Target is space, easy. A is space, hard; B is animals, easy. What happens?</w:t>
-      </w:r>
-    </w:p>
-    <w:p>
-      <w:pPr>
-        <w:pStyle w:val="Heading3"/>
-      </w:pPr>
-      <w:r>
-        <w:t>Expected independent answer</w:t>
-      </w:r>
-    </w:p>
-    <w:p>
-      <w:pPr>
-        <w:pStyle w:val="Heading3"/>
-      </w:pPr>
-      <w:r>
-        <w:t>Teacher key · Expected independent answer</w:t>
-      </w:r>
-    </w:p>
-    <w:p>
-      <w:pPr>
-        <w:spacing w:line="336" w:lineRule="auto" w:after="180"/>
-        <w:shd w:fill="F1F6FC"/>
       </w:pPr>
       <w:r>
         <w:rPr>
@@ -3985,22 +4419,76 @@
     </w:p>
     <w:p>
       <w:pPr>
+        <w:spacing w:line="336" w:lineRule="auto" w:after="180"/>
+      </w:pPr>
+      <w:r>
+        <w:rPr>
+          <w:b w:val="0"/>
+        </w:rPr>
+        <w:t xml:space="preserve">Equal-weight </w:t>
+      </w:r>
+      <w:r>
+        <w:rPr>
+          <w:b/>
+        </w:rPr>
+        <w:t>distance</w:t>
+      </w:r>
+      <w:r>
+        <w:rPr>
+          <w:b w:val="0"/>
+        </w:rPr>
+        <w:t>s are A=1, B=1, C=2. Doubling the illustration mismatch makes A=1, B=2, C=2, so A becomes nearest. Weight choices express a task preference; they are not objective truth about book quality.</w:t>
+      </w:r>
+    </w:p>
+    <w:p>
+      <w:pPr>
         <w:pStyle w:val="Heading3"/>
       </w:pPr>
       <w:r>
-        <w:t>Teacher key · Original transfer answer</w:t>
+        <w:t>Explanations for the additional workbook examples</w:t>
+      </w:r>
+    </w:p>
+    <w:p>
+      <w:pPr>
+        <w:pStyle w:val="Heading3"/>
+      </w:pPr>
+      <w:r>
+        <w:t>W1 Read a vector</w:t>
+      </w:r>
+    </w:p>
+    <w:p>
+      <w:pPr>
+        <w:pStyle w:val="Heading3"/>
+      </w:pPr>
+      <w:r>
+        <w:t>W2 Compute distances</w:t>
+      </w:r>
+    </w:p>
+    <w:p>
+      <w:pPr>
+        <w:pStyle w:val="Heading3"/>
+      </w:pPr>
+      <w:r>
+        <w:t>W3 Repair feature order</w:t>
+      </w:r>
+    </w:p>
+    <w:p>
+      <w:pPr>
+        <w:pStyle w:val="Heading3"/>
+      </w:pPr>
+      <w:r>
+        <w:t>W4 Rank independently</w:t>
       </w:r>
     </w:p>
     <w:p>
       <w:pPr>
         <w:spacing w:line="336" w:lineRule="auto" w:after="180"/>
-        <w:shd w:fill="F1F6FC"/>
       </w:pPr>
       <w:r>
         <w:rPr>
           <w:b w:val="0"/>
         </w:rPr>
-        <w:t xml:space="preserve">Equal-weight </w:t>
+        <w:t xml:space="preserve">Target is [3, 2]. Options A [1, 2], B [3, 4], C [4, 2]. Calculate </w:t>
       </w:r>
       <w:r>
         <w:rPr>
@@ -4012,7 +4500,24 @@
         <w:rPr>
           <w:b w:val="0"/>
         </w:rPr>
-        <w:t>s are A=1, B=1, C=2. Doubling the illustration mismatch makes A=1, B=2, C=2, so A becomes nearest. Weight choices express a task preference; they are not objective truth about book quality.</w:t>
+        <w:t>s, select the closest, and identify a tie among the others.</w:t>
+      </w:r>
+    </w:p>
+    <w:p>
+      <w:pPr>
+        <w:spacing w:line="336" w:lineRule="auto" w:after="180"/>
+      </w:pPr>
+      <w:r>
+        <w:rPr>
+          <w:b/>
+        </w:rPr>
+        <w:t>Distance</w:t>
+      </w:r>
+      <w:r>
+        <w:rPr>
+          <w:b w:val="0"/>
+        </w:rPr>
+        <w:t>s A 2, B 2, C 1. C is closest; A and B tie. Do not claim a unique ranking of the tied pair without a rule.</w:t>
       </w:r>
     </w:p>
     <w:p>
@@ -4020,7 +4525,7 @@
         <w:pStyle w:val="Heading3"/>
       </w:pPr>
       <w:r>
-        <w:t>Explanations for the additional workbook examples</w:t>
+        <w:t>W5 Limit similarity</w:t>
       </w:r>
     </w:p>
     <w:p>
@@ -4028,7 +4533,7 @@
         <w:pStyle w:val="Heading3"/>
       </w:pPr>
       <w:r>
-        <w:t>W1 Read a vector</w:t>
+        <w:t>Assess independent transfer</w:t>
       </w:r>
     </w:p>
     <w:p>
@@ -4036,859 +4541,213 @@
         <w:pStyle w:val="Heading3"/>
       </w:pPr>
       <w:r>
-        <w:t>Workbook question · W1</w:t>
+        <w:t>Selected case answer</w:t>
+      </w:r>
+    </w:p>
+    <w:p>
+      <w:pPr>
+        <w:pStyle w:val="Heading3"/>
+      </w:pPr>
+      <w:r>
+        <w:t>Feedback that the learner uses</w:t>
+      </w:r>
+    </w:p>
+    <w:p>
+      <w:pPr>
+        <w:pStyle w:val="Heading1"/>
+      </w:pPr>
+      <w:r>
+        <w:t>06. Connect, adapt and return</w:t>
+      </w:r>
+    </w:p>
+    <w:p>
+      <w:r>
+        <w:t>Retain the project evidence and revisit the reasoning on a changed case.</w:t>
+      </w:r>
+    </w:p>
+    <w:p>
+      <w:pPr>
+        <w:pStyle w:val="Heading2"/>
+      </w:pPr>
+      <w:r>
+        <w:t>Project evidence to keep</w:t>
       </w:r>
     </w:p>
     <w:p>
       <w:pPr>
         <w:spacing w:line="336" w:lineRule="auto" w:after="180"/>
-        <w:shd w:fill="F5F1FB"/>
       </w:pPr>
       <w:r>
         <w:rPr>
           <w:b w:val="0"/>
         </w:rPr>
-        <w:t>For [4, 1] under the worked feature order, identify energy and group-work ratings.</w:t>
-      </w:r>
-    </w:p>
-    <w:p>
-      <w:pPr>
-        <w:pStyle w:val="Heading3"/>
-      </w:pPr>
-      <w:r>
-        <w:t>Teacher reasoning · W1</w:t>
+        <w:t xml:space="preserve">Make selected traits and their </w:t>
+      </w:r>
+      <w:r>
+        <w:rPr>
+          <w:b/>
+        </w:rPr>
+        <w:t>scale</w:t>
+      </w:r>
+      <w:r>
+        <w:rPr>
+          <w:b w:val="0"/>
+        </w:rPr>
+        <w:t>s visible in every recommendation explanation.</w:t>
       </w:r>
     </w:p>
     <w:p>
       <w:pPr>
         <w:spacing w:line="336" w:lineRule="auto" w:after="180"/>
-        <w:shd w:fill="F1F6FC"/>
       </w:pPr>
       <w:r>
         <w:rPr>
           <w:b w:val="0"/>
         </w:rPr>
-        <w:t>Energy 4, group work 1.</w:t>
-      </w:r>
-    </w:p>
-    <w:p>
-      <w:pPr>
-        <w:pStyle w:val="Heading3"/>
-      </w:pPr>
-      <w:r>
-        <w:t>Teacher reasoning · W1</w:t>
+        <w:t xml:space="preserve">Keep the decision, </w:t>
+      </w:r>
+      <w:r>
+        <w:rPr>
+          <w:b/>
+        </w:rPr>
+        <w:t>input</w:t>
+      </w:r>
+      <w:r>
+        <w:rPr>
+          <w:b w:val="0"/>
+        </w:rPr>
+        <w:t xml:space="preserve">, result, explanation and remaining limitation in the project </w:t>
+      </w:r>
+      <w:r>
+        <w:rPr>
+          <w:b/>
+        </w:rPr>
+        <w:t>evidence</w:t>
+      </w:r>
+      <w:r>
+        <w:rPr>
+          <w:b w:val="0"/>
+        </w:rPr>
+        <w:t xml:space="preserve"> record. Retrieve this record next week rather than restarting the project.</w:t>
       </w:r>
     </w:p>
     <w:p>
       <w:pPr>
         <w:spacing w:line="336" w:lineRule="auto" w:after="180"/>
-        <w:shd w:fill="F1F6FC"/>
       </w:pPr>
       <w:r>
         <w:rPr>
           <w:b w:val="0"/>
         </w:rPr>
-        <w:t>Use the declared feature order: position 0 means energy and position 1 means group work. The vector [4,1] therefore records energy 4 and group work 1.</w:t>
+        <w:t>Specify recommender feature meanings, units, scaling and tie policy before explaining nearest matches.</w:t>
+      </w:r>
+    </w:p>
+    <w:p>
+      <w:pPr>
+        <w:pStyle w:val="Heading2"/>
+      </w:pPr>
+      <w:r>
+        <w:t>Support while preserving the reasoning goal</w:t>
       </w:r>
     </w:p>
     <w:p>
       <w:pPr>
         <w:spacing w:line="336" w:lineRule="auto" w:after="180"/>
-        <w:shd w:fill="F1F6FC"/>
       </w:pPr>
       <w:r>
         <w:rPr>
           <w:b w:val="0"/>
         </w:rPr>
-        <w:t xml:space="preserve">Reversing the interpretation would change the meaning and could change the </w:t>
+        <w:t>Trace one record or condition at a time with counters and labelled columns. Stretch: introduce a tie, boundary or missing field and declare its handling policy before rerunning.</w:t>
+      </w:r>
+    </w:p>
+    <w:p>
+      <w:pPr>
+        <w:spacing w:line="336" w:lineRule="auto" w:after="180"/>
+      </w:pPr>
+      <w:r>
+        <w:rPr>
+          <w:b w:val="0"/>
+        </w:rPr>
+        <w:t>Use a small square grid and count horizontal plus vertical steps. Extension: re</w:t>
       </w:r>
       <w:r>
         <w:rPr>
           <w:b/>
         </w:rPr>
+        <w:t>scale</w:t>
+      </w:r>
+      <w:r>
+        <w:rPr>
+          <w:b w:val="0"/>
+        </w:rPr>
+        <w:t xml:space="preserve"> a minutes feature by its declared range and compare rankings transparently.</w:t>
+      </w:r>
+    </w:p>
+    <w:p>
+      <w:pPr>
+        <w:spacing w:line="336" w:lineRule="auto" w:after="180"/>
+      </w:pPr>
+      <w:r>
+        <w:rPr>
+          <w:b w:val="0"/>
+        </w:rPr>
+        <w:t xml:space="preserve">Independent W4 </w:t>
+      </w:r>
+      <w:r>
+        <w:rPr>
+          <w:b/>
+        </w:rPr>
+        <w:t>evidence</w:t>
+      </w:r>
+      <w:r>
+        <w:rPr>
+          <w:b w:val="0"/>
+        </w:rPr>
+        <w:t xml:space="preserve">: </w:t>
+      </w:r>
+      <w:r>
+        <w:rPr>
+          <w:b/>
+        </w:rPr>
+        <w:t>Distance</w:t>
+      </w:r>
+      <w:r>
+        <w:rPr>
+          <w:b w:val="0"/>
+        </w:rPr>
+        <w:t>s A 2, B 2, C 1. C is closest; A and B tie. Do not claim a unique ranking of the tied pair without a rule. Record whether the learner needed no help, a hint or explanation.</w:t>
+      </w:r>
+    </w:p>
+    <w:p>
+      <w:pPr>
+        <w:spacing w:line="336" w:lineRule="auto" w:after="180"/>
+      </w:pPr>
+      <w:r>
+        <w:rPr>
+          <w:b w:val="0"/>
+        </w:rPr>
+        <w:t xml:space="preserve">Fresh retry: target [2, 3]; X [0, 3], Y [2, 2], Z [3, 4] have </w:t>
+      </w:r>
+      <w:r>
+        <w:rPr>
+          <w:b/>
+        </w:rPr>
         <w:t>distance</w:t>
       </w:r>
       <w:r>
         <w:rPr>
           <w:b w:val="0"/>
         </w:rPr>
-        <w:t xml:space="preserve"> calculation.</w:t>
-      </w:r>
-    </w:p>
-    <w:p>
-      <w:pPr>
-        <w:pStyle w:val="Heading3"/>
-      </w:pPr>
-      <w:r>
-        <w:t>W2 Compute distances</w:t>
-      </w:r>
-    </w:p>
-    <w:p>
-      <w:pPr>
-        <w:pStyle w:val="Heading3"/>
-      </w:pPr>
-      <w:r>
-        <w:t>Workbook question · W2</w:t>
-      </w:r>
-    </w:p>
-    <w:p>
-      <w:pPr>
-        <w:spacing w:line="336" w:lineRule="auto" w:after="180"/>
-        <w:shd w:fill="F5F1FB"/>
-      </w:pPr>
-      <w:r>
-        <w:rPr>
-          <w:b w:val="0"/>
-        </w:rPr>
-        <w:t xml:space="preserve">From target [1, 2], find </w:t>
-      </w:r>
-      <w:r>
-        <w:rPr>
-          <w:b/>
-        </w:rPr>
-        <w:t>distance</w:t>
-      </w:r>
-      <w:r>
-        <w:rPr>
-          <w:b w:val="0"/>
-        </w:rPr>
-        <w:t>s to A [2, 2] and B [0, 4].</w:t>
-      </w:r>
-    </w:p>
-    <w:p>
-      <w:pPr>
-        <w:pStyle w:val="Heading3"/>
-      </w:pPr>
-      <w:r>
-        <w:t>Teacher reasoning · W2</w:t>
-      </w:r>
-    </w:p>
-    <w:p>
-      <w:pPr>
-        <w:spacing w:line="336" w:lineRule="auto" w:after="180"/>
-        <w:shd w:fill="F1F6FC"/>
-      </w:pPr>
-      <w:r>
-        <w:rPr>
-          <w:b w:val="0"/>
-        </w:rPr>
-        <w:t>A: 1 + 0 = 1; B: 1 + 2 = 3.</w:t>
-      </w:r>
-    </w:p>
-    <w:p>
-      <w:pPr>
-        <w:pStyle w:val="Heading3"/>
-      </w:pPr>
-      <w:r>
-        <w:t>W3 Repair feature order</w:t>
-      </w:r>
-    </w:p>
-    <w:p>
-      <w:pPr>
-        <w:pStyle w:val="Heading3"/>
-      </w:pPr>
-      <w:r>
-        <w:t>Workbook question · W3</w:t>
-      </w:r>
-    </w:p>
-    <w:p>
-      <w:pPr>
-        <w:spacing w:line="336" w:lineRule="auto" w:after="180"/>
-        <w:shd w:fill="F5F1FB"/>
-      </w:pPr>
-      <w:r>
-        <w:rPr>
-          <w:b w:val="0"/>
-        </w:rPr>
-        <w:t xml:space="preserve">One record uses [group work, energy] while others use [energy, group work]. Why is the </w:t>
-      </w:r>
-      <w:r>
-        <w:rPr>
-          <w:b/>
-        </w:rPr>
-        <w:t>distance</w:t>
-      </w:r>
-      <w:r>
-        <w:rPr>
-          <w:b w:val="0"/>
-        </w:rPr>
-        <w:t xml:space="preserve"> unreliable?</w:t>
-      </w:r>
-    </w:p>
-    <w:p>
-      <w:pPr>
-        <w:pStyle w:val="Heading3"/>
-      </w:pPr>
-      <w:r>
-        <w:t>Teacher reasoning · W3</w:t>
-      </w:r>
-    </w:p>
-    <w:p>
-      <w:pPr>
-        <w:spacing w:line="336" w:lineRule="auto" w:after="180"/>
-        <w:shd w:fill="F1F6FC"/>
-      </w:pPr>
-      <w:r>
-        <w:rPr>
-          <w:b w:val="0"/>
-        </w:rPr>
-        <w:t>It compares different meanings in each position. Reorder using the documented schema before computing.</w:t>
-      </w:r>
-    </w:p>
-    <w:p>
-      <w:pPr>
-        <w:pStyle w:val="Heading3"/>
-      </w:pPr>
-      <w:r>
-        <w:t>W4 Rank independently</w:t>
-      </w:r>
-    </w:p>
-    <w:p>
-      <w:pPr>
-        <w:pStyle w:val="Heading3"/>
-      </w:pPr>
-      <w:r>
-        <w:t>Workbook question · W4</w:t>
-      </w:r>
-    </w:p>
-    <w:p>
-      <w:pPr>
-        <w:spacing w:line="336" w:lineRule="auto" w:after="180"/>
-        <w:shd w:fill="F5F1FB"/>
-      </w:pPr>
-      <w:r>
-        <w:rPr>
-          <w:b w:val="0"/>
-        </w:rPr>
-        <w:t xml:space="preserve">Target is [3, 2]. Options A [1, 2], B [3, 4], C [4, 2]. Calculate </w:t>
-      </w:r>
-      <w:r>
-        <w:rPr>
-          <w:b/>
-        </w:rPr>
-        <w:t>distance</w:t>
-      </w:r>
-      <w:r>
-        <w:rPr>
-          <w:b w:val="0"/>
-        </w:rPr>
-        <w:t>s, select the closest, and identify a tie among the others.</w:t>
-      </w:r>
-    </w:p>
-    <w:p>
-      <w:pPr>
-        <w:pStyle w:val="Heading3"/>
-      </w:pPr>
-      <w:r>
-        <w:t>Teacher reasoning · W4</w:t>
-      </w:r>
-    </w:p>
-    <w:p>
-      <w:pPr>
-        <w:spacing w:line="336" w:lineRule="auto" w:after="180"/>
-        <w:shd w:fill="F1F6FC"/>
-      </w:pPr>
-      <w:r>
-        <w:rPr>
-          <w:b/>
-        </w:rPr>
-        <w:t>Distance</w:t>
-      </w:r>
-      <w:r>
-        <w:rPr>
-          <w:b w:val="0"/>
-        </w:rPr>
-        <w:t>s A 2, B 2, C 1. C is closest; A and B tie. Do not claim a unique ranking of the tied pair without a rule.</w:t>
-      </w:r>
-    </w:p>
-    <w:p>
-      <w:pPr>
-        <w:pStyle w:val="Heading3"/>
-      </w:pPr>
-      <w:r>
-        <w:t>W5 Limit similarity</w:t>
-      </w:r>
-    </w:p>
-    <w:p>
-      <w:pPr>
-        <w:pStyle w:val="Heading3"/>
-      </w:pPr>
-      <w:r>
-        <w:t>Workbook question · W5</w:t>
-      </w:r>
-    </w:p>
-    <w:p>
-      <w:pPr>
-        <w:spacing w:line="336" w:lineRule="auto" w:after="180"/>
-        <w:shd w:fill="F5F1FB"/>
-      </w:pPr>
-      <w:r>
-        <w:rPr>
-          <w:b w:val="0"/>
-        </w:rPr>
-        <w:t xml:space="preserve">Two activities have </w:t>
-      </w:r>
-      <w:r>
-        <w:rPr>
-          <w:b/>
-        </w:rPr>
-        <w:t>distance</w:t>
-      </w:r>
-      <w:r>
-        <w:rPr>
-          <w:b w:val="0"/>
-        </w:rPr>
-        <w:t xml:space="preserve"> zero. Must they suit every learner equally well?</w:t>
-      </w:r>
-    </w:p>
-    <w:p>
-      <w:pPr>
-        <w:pStyle w:val="Heading3"/>
-      </w:pPr>
-      <w:r>
-        <w:t>Teacher reasoning · W5</w:t>
-      </w:r>
-    </w:p>
-    <w:p>
-      <w:pPr>
-        <w:spacing w:line="336" w:lineRule="auto" w:after="180"/>
-        <w:shd w:fill="F1F6FC"/>
-      </w:pPr>
-      <w:r>
-        <w:rPr>
-          <w:b w:val="0"/>
-        </w:rPr>
-        <w:t>No. Only the recorded features match; unrecorded needs and activity details may differ.</w:t>
-      </w:r>
-    </w:p>
-    <w:p>
-      <w:pPr>
-        <w:pStyle w:val="Heading3"/>
-      </w:pPr>
-      <w:r>
-        <w:t>Assess independent transfer</w:t>
-      </w:r>
-    </w:p>
-    <w:p>
-      <w:pPr>
-        <w:pStyle w:val="Heading3"/>
-      </w:pPr>
-      <w:r>
-        <w:t>Independent question · withhold the key</w:t>
-      </w:r>
-    </w:p>
-    <w:p>
-      <w:pPr>
-        <w:spacing w:line="336" w:lineRule="auto" w:after="180"/>
-        <w:shd w:fill="F5F1FB"/>
-      </w:pPr>
-      <w:r>
-        <w:rPr>
-          <w:b w:val="0"/>
-        </w:rPr>
-        <w:t xml:space="preserve">Selected case: Target is [3, 2]. Options A [1, 2], B [3, 4], C [4, 2]. Calculate </w:t>
-      </w:r>
-      <w:r>
-        <w:rPr>
-          <w:b/>
-        </w:rPr>
-        <w:t>distance</w:t>
-      </w:r>
-      <w:r>
-        <w:rPr>
-          <w:b w:val="0"/>
-        </w:rPr>
-        <w:t>s, select the closest, and identify a tie among the others.</w:t>
-      </w:r>
-    </w:p>
-    <w:p>
-      <w:pPr>
-        <w:pStyle w:val="Heading3"/>
-      </w:pPr>
-      <w:r>
-        <w:t>Selected case answer</w:t>
-      </w:r>
-    </w:p>
-    <w:p>
-      <w:pPr>
-        <w:pStyle w:val="Heading3"/>
-      </w:pPr>
-      <w:r>
-        <w:t>Teacher key · Selected case answer</w:t>
-      </w:r>
-    </w:p>
-    <w:p>
-      <w:pPr>
-        <w:spacing w:line="336" w:lineRule="auto" w:after="180"/>
-        <w:shd w:fill="F1F6FC"/>
-      </w:pPr>
-      <w:r>
-        <w:rPr>
-          <w:b/>
-        </w:rPr>
-        <w:t>Distance</w:t>
-      </w:r>
-      <w:r>
-        <w:rPr>
-          <w:b w:val="0"/>
-        </w:rPr>
-        <w:t>s A 2, B 2, C 1. C is closest; A and B tie. Do not claim a unique ranking of the tied pair without a rule.</w:t>
-      </w:r>
-    </w:p>
-    <w:tbl>
-      <w:tblPr>
-        <w:tblStyle w:val="LightShading-Accent1"/>
-        <w:tblW w:type="auto" w:w="0"/>
-        <w:tblLook w:firstColumn="1" w:firstRow="1" w:lastColumn="0" w:lastRow="0" w:noHBand="0" w:noVBand="1" w:val="04A0"/>
-      </w:tblPr>
-      <w:tblGrid>
-        <w:gridCol w:w="5112"/>
-        <w:gridCol w:w="5112"/>
-      </w:tblGrid>
-      <w:tr>
-        <w:trPr>
-          <w:tblHeader/>
-        </w:trPr>
-        <w:tc>
-          <w:tcPr>
-            <w:tcW w:type="dxa" w:w="5112"/>
-          </w:tcPr>
-          <w:p>
-            <w:r>
-              <w:t>Dimension</w:t>
-            </w:r>
-          </w:p>
-        </w:tc>
-        <w:tc>
-          <w:tcPr>
-            <w:tcW w:type="dxa" w:w="5112"/>
-          </w:tcPr>
-          <w:p>
-            <w:r>
-              <w:t>Evidence required</w:t>
-            </w:r>
-          </w:p>
-        </w:tc>
-      </w:tr>
-      <w:tr>
-        <w:tc>
-          <w:tcPr>
-            <w:tcW w:type="dxa" w:w="5112"/>
-          </w:tcPr>
-          <w:p>
-            <w:r>
-              <w:t>Explanation</w:t>
-            </w:r>
-          </w:p>
-        </w:tc>
-        <w:tc>
-          <w:tcPr>
-            <w:tcW w:type="dxa" w:w="5112"/>
-          </w:tcPr>
-          <w:p>
-            <w:r>
-              <w:t>Names the applicable idea or procedure and ties it to the supplied facts.</w:t>
-            </w:r>
-          </w:p>
-        </w:tc>
-      </w:tr>
-      <w:tr>
-        <w:tc>
-          <w:tcPr>
-            <w:tcW w:type="dxa" w:w="5112"/>
-          </w:tcPr>
-          <w:p>
-            <w:r>
-              <w:t>Trace and result</w:t>
-            </w:r>
-          </w:p>
-        </w:tc>
-        <w:tc>
-          <w:tcPr>
-            <w:tcW w:type="dxa" w:w="5112"/>
-          </w:tcPr>
-          <w:p>
-            <w:r>
-              <w:t>Preserves the given inputs and shows the relevant intermediate steps; distinguishes a prediction from an observed execution.</w:t>
-            </w:r>
-          </w:p>
-        </w:tc>
-      </w:tr>
-      <w:tr>
-        <w:tc>
-          <w:tcPr>
-            <w:tcW w:type="dxa" w:w="5112"/>
-          </w:tcPr>
-          <w:p>
-            <w:r>
-              <w:t>Limits</w:t>
-            </w:r>
-          </w:p>
-        </w:tc>
-        <w:tc>
-          <w:tcPr>
-            <w:tcW w:type="dxa" w:w="5112"/>
-          </w:tcPr>
-          <w:p>
-            <w:r>
-              <w:t>States the assumptions, missing evidence or conditions under which the result would change.</w:t>
-            </w:r>
-          </w:p>
-        </w:tc>
-      </w:tr>
-    </w:tbl>
-    <w:p>
-      <w:pPr>
-        <w:pStyle w:val="Heading3"/>
-      </w:pPr>
-      <w:r>
-        <w:t>Teacher key · Selected case answer</w:t>
-      </w:r>
-    </w:p>
-    <w:p>
-      <w:pPr>
-        <w:spacing w:line="336" w:lineRule="auto" w:after="180"/>
-        <w:shd w:fill="F1F6FC"/>
-      </w:pPr>
-      <w:r>
-        <w:rPr>
-          <w:b w:val="0"/>
-        </w:rPr>
-        <w:t>Record each dimension as not yet, with support, or independent. Accept a valid alternative procedure with a defensible trace.</w:t>
-      </w:r>
-    </w:p>
-    <w:p>
-      <w:pPr>
-        <w:spacing w:line="336" w:lineRule="auto" w:after="180"/>
-        <w:shd w:fill="F1F6FC"/>
-      </w:pPr>
-      <w:r>
-        <w:rPr>
-          <w:b w:val="0"/>
-        </w:rPr>
-        <w:t xml:space="preserve">Do not penalise an honestly recorded model failure if the learner correctly explains its </w:t>
-      </w:r>
-      <w:r>
-        <w:rPr>
-          <w:b/>
-        </w:rPr>
-        <w:t>evidence</w:t>
-      </w:r>
-      <w:r>
-        <w:rPr>
-          <w:b w:val="0"/>
-        </w:rPr>
-        <w:t xml:space="preserve"> and limits.</w:t>
-      </w:r>
-    </w:p>
-    <w:p>
-      <w:pPr>
-        <w:pStyle w:val="Heading3"/>
-      </w:pPr>
-      <w:r>
-        <w:t>Feedback that the learner uses</w:t>
-      </w:r>
-    </w:p>
-    <w:p>
-      <w:pPr>
-        <w:spacing w:line="336" w:lineRule="auto" w:after="180"/>
-      </w:pPr>
-      <w:r>
-        <w:rPr>
-          <w:b w:val="0"/>
-        </w:rPr>
-        <w:t>Name the earliest unsupported step and give one action to repair it. Have the learner make that repair now and explain why. Then assess the relevant skill on a fresh, fully specified case.</w:t>
-      </w:r>
-    </w:p>
-    <w:p>
-      <w:pPr>
-        <w:spacing w:line="336" w:lineRule="auto" w:after="180"/>
-      </w:pPr>
-      <w:r>
-        <w:rPr>
-          <w:b w:val="0"/>
-        </w:rPr>
-        <w:t>Confirm it was not previously practised with feedback; solve and check the new case before assigning it. A follow-up design prompt is a starting brief, not automatically an equivalent test.</w:t>
-      </w:r>
-    </w:p>
-    <w:p>
-      <w:pPr>
-        <w:pStyle w:val="Heading1"/>
-      </w:pPr>
-      <w:r>
-        <w:t>06. Connect and extend learning</w:t>
-      </w:r>
-    </w:p>
-    <w:p>
-      <w:r>
-        <w:t>Connect Similarity by Selected Traits to Transparent Book Recommender, adapt support and plan a later changed-case check.</w:t>
-      </w:r>
-    </w:p>
-    <w:p>
-      <w:pPr>
-        <w:pStyle w:val="Heading3"/>
-      </w:pPr>
-      <w:r>
-        <w:t>Transparent Book Recommender</w:t>
-      </w:r>
-    </w:p>
-    <w:p>
-      <w:pPr>
-        <w:spacing w:line="336" w:lineRule="auto" w:after="180"/>
-      </w:pPr>
-      <w:r>
-        <w:rPr>
-          <w:b w:val="0"/>
-        </w:rPr>
-        <w:t xml:space="preserve">Make selected traits and their </w:t>
-      </w:r>
-      <w:r>
-        <w:rPr>
-          <w:b/>
-        </w:rPr>
-        <w:t>scale</w:t>
-      </w:r>
-      <w:r>
-        <w:rPr>
-          <w:b w:val="0"/>
-        </w:rPr>
-        <w:t>s visible in every recommendation explanation.</w:t>
-      </w:r>
-    </w:p>
-    <w:p>
-      <w:pPr>
-        <w:spacing w:line="336" w:lineRule="auto" w:after="180"/>
-      </w:pPr>
-      <w:r>
-        <w:rPr>
-          <w:b w:val="0"/>
-        </w:rPr>
-        <w:t xml:space="preserve">Keep the decision, </w:t>
-      </w:r>
-      <w:r>
-        <w:rPr>
-          <w:b/>
-        </w:rPr>
-        <w:t>input</w:t>
-      </w:r>
-      <w:r>
-        <w:rPr>
-          <w:b w:val="0"/>
-        </w:rPr>
-        <w:t xml:space="preserve">, result, explanation and remaining limitation in the project </w:t>
-      </w:r>
-      <w:r>
-        <w:rPr>
-          <w:b/>
-        </w:rPr>
-        <w:t>evidence</w:t>
-      </w:r>
-      <w:r>
-        <w:rPr>
-          <w:b w:val="0"/>
-        </w:rPr>
-        <w:t xml:space="preserve"> record. Retrieve this record next week rather than restarting the project.</w:t>
-      </w:r>
-    </w:p>
-    <w:p>
-      <w:pPr>
-        <w:pStyle w:val="Heading3"/>
-      </w:pPr>
-      <w:r>
-        <w:t>Support and stretch</w:t>
-      </w:r>
-    </w:p>
-    <w:p>
-      <w:pPr>
-        <w:spacing w:line="336" w:lineRule="auto" w:after="180"/>
-      </w:pPr>
-      <w:r>
-        <w:rPr>
-          <w:b w:val="0"/>
-        </w:rPr>
-        <w:t>Trace one record or condition at a time with counters and labelled columns. Stretch: introduce a tie, boundary or missing field and declare its handling policy before rerunning.</w:t>
-      </w:r>
-    </w:p>
-    <w:p>
-      <w:pPr>
-        <w:pStyle w:val="Heading3"/>
-      </w:pPr>
-      <w:r>
-        <w:t>Exit reflection</w:t>
-      </w:r>
-    </w:p>
-    <w:p>
-      <w:pPr>
-        <w:spacing w:line="336" w:lineRule="auto" w:after="180"/>
-      </w:pPr>
-      <w:r>
-        <w:rPr>
-          <w:b w:val="0"/>
-        </w:rPr>
-        <w:t xml:space="preserve">Ask for one decision the learner can now justify and one situation requiring more </w:t>
-      </w:r>
-      <w:r>
-        <w:rPr>
-          <w:b/>
-        </w:rPr>
-        <w:t>evidence</w:t>
-      </w:r>
-      <w:r>
-        <w:rPr>
-          <w:b w:val="0"/>
-        </w:rPr>
-        <w:t xml:space="preserve"> or human review. Confidence ratings are separate from correct independent performance.</w:t>
-      </w:r>
-    </w:p>
-    <w:p>
-      <w:pPr>
-        <w:pStyle w:val="Heading3"/>
-      </w:pPr>
-      <w:r>
-        <w:t>Bridge to the next week</w:t>
-      </w:r>
-    </w:p>
-    <w:p>
-      <w:pPr>
-        <w:spacing w:line="336" w:lineRule="auto" w:after="180"/>
-      </w:pPr>
-      <w:r>
-        <w:rPr>
-          <w:b w:val="0"/>
-        </w:rPr>
-        <w:t xml:space="preserve">Next: Week 22: Nearest-Neighbor Reasoning. Retrieve today’s </w:t>
-      </w:r>
-      <w:r>
-        <w:rPr>
-          <w:b/>
-        </w:rPr>
-        <w:t>evidence</w:t>
-      </w:r>
-      <w:r>
-        <w:rPr>
-          <w:b w:val="0"/>
-        </w:rPr>
-        <w:t xml:space="preserve"> and identify what carries forward and what is new.</w:t>
-      </w:r>
-    </w:p>
-    <w:p>
-      <w:pPr>
-        <w:pStyle w:val="Heading3"/>
-      </w:pPr>
-      <w:r>
-        <w:t>Support and fresh reassessment</w:t>
-      </w:r>
-    </w:p>
-    <w:p>
-      <w:pPr>
-        <w:spacing w:line="336" w:lineRule="auto" w:after="180"/>
-      </w:pPr>
-      <w:r>
-        <w:rPr>
-          <w:b w:val="0"/>
-        </w:rPr>
-        <w:t>Use a small square grid and count horizontal plus vertical steps. Extension: re</w:t>
-      </w:r>
-      <w:r>
-        <w:rPr>
-          <w:b/>
-        </w:rPr>
-        <w:t>scale</w:t>
-      </w:r>
-      <w:r>
-        <w:rPr>
-          <w:b w:val="0"/>
-        </w:rPr>
-        <w:t xml:space="preserve"> a minutes feature by its declared range and compare rankings transparently.</w:t>
-      </w:r>
-    </w:p>
-    <w:p>
-      <w:pPr>
-        <w:spacing w:line="336" w:lineRule="auto" w:after="180"/>
-      </w:pPr>
-      <w:r>
-        <w:rPr>
-          <w:b w:val="0"/>
-        </w:rPr>
-        <w:t xml:space="preserve">Independent W4 </w:t>
-      </w:r>
-      <w:r>
-        <w:rPr>
-          <w:b/>
-        </w:rPr>
-        <w:t>evidence</w:t>
-      </w:r>
-      <w:r>
-        <w:rPr>
-          <w:b w:val="0"/>
-        </w:rPr>
-        <w:t xml:space="preserve">: </w:t>
-      </w:r>
-      <w:r>
-        <w:rPr>
-          <w:b/>
-        </w:rPr>
-        <w:t>Distance</w:t>
-      </w:r>
-      <w:r>
-        <w:rPr>
-          <w:b w:val="0"/>
-        </w:rPr>
-        <w:t>s A 2, B 2, C 1. C is closest; A and B tie. Do not claim a unique ranking of the tied pair without a rule. Record whether the learner needed no help, a hint or explanation.</w:t>
-      </w:r>
-    </w:p>
-    <w:p>
-      <w:pPr>
-        <w:spacing w:line="336" w:lineRule="auto" w:after="180"/>
-      </w:pPr>
-      <w:r>
-        <w:rPr>
-          <w:b w:val="0"/>
-        </w:rPr>
-        <w:t xml:space="preserve">Fresh retry: target [2, 3]; X [0, 3], Y [2, 2], Z [3, 4] have </w:t>
-      </w:r>
-      <w:r>
-        <w:rPr>
-          <w:b/>
-        </w:rPr>
-        <w:t>distance</w:t>
-      </w:r>
-      <w:r>
-        <w:rPr>
-          <w:b w:val="0"/>
-        </w:rPr>
         <w:t>s 2, 1, 2. Y wins and X/Z tie.</w:t>
       </w:r>
     </w:p>
     <w:p>
       <w:pPr>
-        <w:spacing w:line="336" w:lineRule="auto" w:after="180"/>
-      </w:pPr>
-      <w:r>
-        <w:rPr>
-          <w:b w:val="0"/>
-        </w:rPr>
-        <w:t xml:space="preserve">Next week: Weighted scores and constraints. Reuse this week's explicit contracts and </w:t>
-      </w:r>
-      <w:r>
-        <w:rPr>
-          <w:b/>
-        </w:rPr>
-        <w:t>evidence</w:t>
-      </w:r>
-      <w:r>
-        <w:rPr>
-          <w:b w:val="0"/>
-        </w:rPr>
-        <w:t>.</w:t>
-      </w:r>
-    </w:p>
-    <w:p>
-      <w:pPr>
-        <w:pStyle w:val="Heading3"/>
-      </w:pPr>
-      <w:r>
-        <w:t>Plan the delayed return</w:t>
+        <w:pStyle w:val="Heading2"/>
+      </w:pPr>
+      <w:r>
+        <w:t>Plan the delayed check</w:t>
       </w:r>
     </w:p>
     <w:p>
@@ -5105,48 +4964,176 @@
     </w:p>
     <w:p>
       <w:pPr>
+        <w:pStyle w:val="Heading2"/>
+      </w:pPr>
+      <w:r>
+        <w:t>Bridge to next week</w:t>
+      </w:r>
+    </w:p>
+    <w:p>
+      <w:pPr>
+        <w:spacing w:line="336" w:lineRule="auto" w:after="180"/>
+      </w:pPr>
+      <w:r>
+        <w:rPr>
+          <w:b w:val="0"/>
+        </w:rPr>
+        <w:t xml:space="preserve">Ask for one decision the learner can now justify and one situation requiring more </w:t>
+      </w:r>
+      <w:r>
+        <w:rPr>
+          <w:b/>
+        </w:rPr>
+        <w:t>evidence</w:t>
+      </w:r>
+      <w:r>
+        <w:rPr>
+          <w:b w:val="0"/>
+        </w:rPr>
+        <w:t xml:space="preserve"> or human review. Confidence ratings are separate from correct independent performance.</w:t>
+      </w:r>
+    </w:p>
+    <w:p>
+      <w:pPr>
+        <w:spacing w:line="336" w:lineRule="auto" w:after="180"/>
+      </w:pPr>
+      <w:r>
+        <w:rPr>
+          <w:b w:val="0"/>
+        </w:rPr>
+        <w:t xml:space="preserve">Next: Week 22: Nearest-Neighbor Reasoning. Retrieve today’s </w:t>
+      </w:r>
+      <w:r>
+        <w:rPr>
+          <w:b/>
+        </w:rPr>
+        <w:t>evidence</w:t>
+      </w:r>
+      <w:r>
+        <w:rPr>
+          <w:b w:val="0"/>
+        </w:rPr>
+        <w:t xml:space="preserve"> and identify what carries forward and what is new.</w:t>
+      </w:r>
+    </w:p>
+    <w:p>
+      <w:pPr>
+        <w:spacing w:line="336" w:lineRule="auto" w:after="180"/>
+      </w:pPr>
+      <w:r>
+        <w:rPr>
+          <w:b w:val="0"/>
+        </w:rPr>
+        <w:t>Next is Week22: Nearest Neighbor Reasoning. Carry forward the declared representation, distance, candidate coverage and tie policy before using a neighbour’s label to predict a new case.</w:t>
+      </w:r>
+    </w:p>
+    <w:p>
+      <w:pPr>
+        <w:pStyle w:val="Heading2"/>
+      </w:pPr>
+      <w:r>
+        <w:t>Earlier wording, alternatives and picture transcripts · reference / check after trying</w:t>
+      </w:r>
+    </w:p>
+    <w:p>
+      <w:pPr>
+        <w:spacing w:line="336" w:lineRule="auto" w:after="180"/>
+      </w:pPr>
+      <w:r>
+        <w:rPr>
+          <w:b w:val="0"/>
+        </w:rPr>
+        <w:t>Connect and extend learning</w:t>
+      </w:r>
+    </w:p>
+    <w:p>
+      <w:pPr>
         <w:pStyle w:val="Heading3"/>
       </w:pPr>
       <w:r>
+        <w:t>Transparent Book Recommender</w:t>
+      </w:r>
+    </w:p>
+    <w:p>
+      <w:pPr>
+        <w:pStyle w:val="Heading3"/>
+      </w:pPr>
+      <w:r>
+        <w:t>Support and stretch</w:t>
+      </w:r>
+    </w:p>
+    <w:p>
+      <w:pPr>
+        <w:pStyle w:val="Heading3"/>
+      </w:pPr>
+      <w:r>
+        <w:t>Exit reflection</w:t>
+      </w:r>
+    </w:p>
+    <w:p>
+      <w:pPr>
+        <w:pStyle w:val="Heading3"/>
+      </w:pPr>
+      <w:r>
+        <w:t>Bridge to the next week</w:t>
+      </w:r>
+    </w:p>
+    <w:p>
+      <w:pPr>
+        <w:pStyle w:val="Heading3"/>
+      </w:pPr>
+      <w:r>
+        <w:t>Support and fresh reassessment</w:t>
+      </w:r>
+    </w:p>
+    <w:p>
+      <w:pPr>
+        <w:pStyle w:val="Heading3"/>
+      </w:pPr>
+      <w:r>
+        <w:t>Plan the delayed return</w:t>
+      </w:r>
+    </w:p>
+    <w:p>
+      <w:pPr>
+        <w:pStyle w:val="Heading3"/>
+      </w:pPr>
+      <w:r>
         <w:t>Project evidence from this case</w:t>
       </w:r>
     </w:p>
     <w:p>
       <w:pPr>
+        <w:pStyle w:val="Heading1"/>
+      </w:pPr>
+      <w:r>
+        <w:t>Reference bank and extra practice</w:t>
+      </w:r>
+    </w:p>
+    <w:p>
+      <w:pPr>
+        <w:pStyle w:val="Heading1"/>
+      </w:pPr>
+      <w:r>
+        <w:t>07. Reference: alternative planning checklist</w:t>
+      </w:r>
+    </w:p>
+    <w:p>
+      <w:r>
+        <w:t>Use as a reminder alongside the main route rather than teaching the cycle twice.</w:t>
+      </w:r>
+    </w:p>
+    <w:p>
+      <w:pPr>
+        <w:pStyle w:val="Heading2"/>
+      </w:pPr>
+      <w:r>
+        <w:t>Preparation and schedule</w:t>
+      </w:r>
+    </w:p>
+    <w:p>
+      <w:pPr>
         <w:spacing w:line="336" w:lineRule="auto" w:after="180"/>
-      </w:pPr>
-      <w:r>
-        <w:rPr>
-          <w:b w:val="0"/>
-        </w:rPr>
-        <w:t>Specify recommender feature meanings, units, scaling and tie policy before explaining nearest matches.</w:t>
-      </w:r>
-    </w:p>
-    <w:p>
-      <w:pPr>
-        <w:pStyle w:val="Heading1"/>
-      </w:pPr>
-      <w:r>
-        <w:t>07. Prepare, teach and assess</w:t>
-      </w:r>
-    </w:p>
-    <w:p>
-      <w:r>
-        <w:t>Use this preparation summary alongside the detailed Similarity by Selected Traits lesson; it is a checklist rather than a replacement for the full sequence.</w:t>
-      </w:r>
-    </w:p>
-    <w:p>
-      <w:pPr>
-        <w:pStyle w:val="Heading3"/>
-      </w:pPr>
-      <w:r>
-        <w:t>Teaching target</w:t>
-      </w:r>
-    </w:p>
-    <w:p>
-      <w:pPr>
-        <w:spacing w:line="336" w:lineRule="auto" w:after="180"/>
-        <w:shd w:fill="EDF7F3"/>
       </w:pPr>
       <w:r>
         <w:rPr>
@@ -5323,6 +5310,14 @@
     </w:tbl>
     <w:p>
       <w:pPr>
+        <w:pStyle w:val="Heading2"/>
+      </w:pPr>
+      <w:r>
+        <w:t>Practice and assessment reminders</w:t>
+      </w:r>
+    </w:p>
+    <w:p>
+      <w:pPr>
         <w:spacing w:line="336" w:lineRule="auto" w:after="180"/>
       </w:pPr>
       <w:r>
@@ -5346,16 +5341,7 @@
     </w:p>
     <w:p>
       <w:pPr>
-        <w:pStyle w:val="Heading3"/>
-      </w:pPr>
-      <w:r>
-        <w:t>Supported practice answer</w:t>
-      </w:r>
-    </w:p>
-    <w:p>
-      <w:pPr>
         <w:spacing w:line="336" w:lineRule="auto" w:after="180"/>
-        <w:shd w:fill="F1F6FC"/>
       </w:pPr>
       <w:r>
         <w:rPr>
@@ -5412,16 +5398,7 @@
     </w:p>
     <w:p>
       <w:pPr>
-        <w:pStyle w:val="Heading3"/>
-      </w:pPr>
-      <w:r>
-        <w:t>Repair the misconception</w:t>
-      </w:r>
-    </w:p>
-    <w:p>
-      <w:pPr>
         <w:spacing w:line="336" w:lineRule="auto" w:after="180"/>
-        <w:shd w:fill="FFF5E6"/>
       </w:pPr>
       <w:r>
         <w:rPr>
@@ -5457,7 +5434,6 @@
     <w:p>
       <w:pPr>
         <w:spacing w:line="336" w:lineRule="auto" w:after="180"/>
-        <w:shd w:fill="FFF5E6"/>
       </w:pPr>
       <w:r>
         <w:rPr>
@@ -5468,16 +5444,7 @@
     </w:p>
     <w:p>
       <w:pPr>
-        <w:pStyle w:val="Heading3"/>
-      </w:pPr>
-      <w:r>
-        <w:t>Support without giving away the answer</w:t>
-      </w:r>
-    </w:p>
-    <w:p>
-      <w:pPr>
         <w:spacing w:line="336" w:lineRule="auto" w:after="180"/>
-        <w:shd w:fill="F1F6F8"/>
       </w:pPr>
       <w:r>
         <w:rPr>
@@ -5500,16 +5467,7 @@
     </w:p>
     <w:p>
       <w:pPr>
-        <w:pStyle w:val="Heading3"/>
-      </w:pPr>
-      <w:r>
-        <w:t>Extend the reasoning</w:t>
-      </w:r>
-    </w:p>
-    <w:p>
-      <w:pPr>
         <w:spacing w:line="336" w:lineRule="auto" w:after="180"/>
-        <w:shd w:fill="F5F1FB"/>
       </w:pPr>
       <w:r>
         <w:rPr>
@@ -5557,7 +5515,6 @@
     <w:p>
       <w:pPr>
         <w:spacing w:line="336" w:lineRule="auto" w:after="180"/>
-        <w:shd w:fill="F5F1FB"/>
       </w:pPr>
       <w:r>
         <w:rPr>
@@ -5568,16 +5525,7 @@
     </w:p>
     <w:p>
       <w:pPr>
-        <w:pStyle w:val="Heading3"/>
-      </w:pPr>
-      <w:r>
-        <w:t>Protect the independent attempt</w:t>
-      </w:r>
-    </w:p>
-    <w:p>
-      <w:pPr>
         <w:spacing w:line="336" w:lineRule="auto" w:after="180"/>
-        <w:shd w:fill="FFF5E6"/>
       </w:pPr>
       <w:r>
         <w:rPr>
@@ -5772,16 +5720,7 @@
     </w:tbl>
     <w:p>
       <w:pPr>
-        <w:pStyle w:val="Heading3"/>
-      </w:pPr>
-      <w:r>
-        <w:t>Project checkpoint</w:t>
-      </w:r>
-    </w:p>
-    <w:p>
-      <w:pPr>
         <w:spacing w:line="336" w:lineRule="auto" w:after="180"/>
-        <w:shd w:fill="EDF7F3"/>
       </w:pPr>
       <w:r>
         <w:rPr>
@@ -5818,12 +5757,20 @@
         <w:pStyle w:val="Heading1"/>
       </w:pPr>
       <w:r>
-        <w:t>08. Use feedback, labs and repair paths</w:t>
-      </w:r>
-    </w:p>
-    <w:p>
-      <w:r>
-        <w:t>Use feedback, earlier review and portfolios purposefully. Apply the coding routine only when this lesson has an executable lab.</w:t>
+        <w:t>08. Reference: feedback and records</w:t>
+      </w:r>
+    </w:p>
+    <w:p>
+      <w:r>
+        <w:t>Use digital tools where they help retain an explanation and its evidence.</w:t>
+      </w:r>
+    </w:p>
+    <w:p>
+      <w:pPr>
+        <w:pStyle w:val="Heading2"/>
+      </w:pPr>
+      <w:r>
+        <w:t>Keep practice and independent evidence separate</w:t>
       </w:r>
     </w:p>
     <w:p>
@@ -5862,12 +5809,62 @@
     </w:p>
     <w:p>
       <w:pPr>
+        <w:pStyle w:val="Heading2"/>
+      </w:pPr>
+      <w:r>
+        <w:t>Repair and portfolio records</w:t>
+      </w:r>
+    </w:p>
+    <w:p>
+      <w:pPr>
         <w:spacing w:line="336" w:lineRule="auto" w:after="180"/>
       </w:pPr>
       <w:r>
         <w:rPr>
           <w:b w:val="0"/>
         </w:rPr>
+        <w:t>Use the earlier worked-explanation links to address a specific missing building block, then return to the current question. Adapt this suggestion after observing the learner; it is not an automatic diagnosis.</w:t>
+      </w:r>
+    </w:p>
+    <w:p>
+      <w:pPr>
+        <w:spacing w:line="336" w:lineRule="auto" w:after="180"/>
+      </w:pPr>
+      <w:r>
+        <w:rPr>
+          <w:b w:val="0"/>
+        </w:rPr>
+        <w:t xml:space="preserve">Collect the completed-work portfolio as </w:t>
+      </w:r>
+      <w:r>
+        <w:rPr>
+          <w:b/>
+        </w:rPr>
+        <w:t>evidence</w:t>
+      </w:r>
+      <w:r>
+        <w:rPr>
+          <w:b w:val="0"/>
+        </w:rPr>
+        <w:t>. Record support separately from correctness, and assess explanation, trace/test and limitations. Progress ticks and quiz selections alone do not establish mastery.</w:t>
+      </w:r>
+    </w:p>
+    <w:p>
+      <w:pPr>
+        <w:pStyle w:val="Heading2"/>
+      </w:pPr>
+      <w:r>
+        <w:t>Earlier wording, alternatives and picture transcripts · reference / check after trying</w:t>
+      </w:r>
+    </w:p>
+    <w:p>
+      <w:pPr>
+        <w:spacing w:line="336" w:lineRule="auto" w:after="180"/>
+      </w:pPr>
+      <w:r>
+        <w:rPr>
+          <w:b w:val="0"/>
+        </w:rPr>
         <w:t xml:space="preserve">Ask students to predict before running code. Preserve errors and actual </w:t>
       </w:r>
       <w:r>
@@ -5885,77 +5882,20 @@
     </w:p>
     <w:p>
       <w:pPr>
-        <w:spacing w:line="336" w:lineRule="auto" w:after="180"/>
-      </w:pPr>
-      <w:r>
-        <w:rPr>
-          <w:b w:val="0"/>
-        </w:rPr>
-        <w:t>Use the earlier worked-explanation links to address a specific missing building block, then return to the current question. Adapt this suggestion after observing the learner; it is not an automatic diagnosis.</w:t>
-      </w:r>
-    </w:p>
-    <w:p>
-      <w:pPr>
-        <w:spacing w:line="336" w:lineRule="auto" w:after="180"/>
-      </w:pPr>
-      <w:r>
-        <w:rPr>
-          <w:b w:val="0"/>
-        </w:rPr>
-        <w:t xml:space="preserve">Collect the completed-work portfolio as </w:t>
-      </w:r>
-      <w:r>
-        <w:rPr>
-          <w:b/>
-        </w:rPr>
-        <w:t>evidence</w:t>
-      </w:r>
-      <w:r>
-        <w:rPr>
-          <w:b w:val="0"/>
-        </w:rPr>
-        <w:t>. Record support separately from correctness, and assess explanation, trace/test and limitations. Progress ticks and quiz selections alone do not establish mastery.</w:t>
-      </w:r>
-    </w:p>
-    <w:p>
-      <w:pPr>
         <w:pStyle w:val="Heading1"/>
       </w:pPr>
       <w:r>
-        <w:t>09. Visual concept journey</w:t>
-      </w:r>
-    </w:p>
-    <w:p>
-      <w:r>
-        <w:t>Show one Similarity by Selected Traits graphic at a time, request a prediction and discuss its trace before the independent assessment.</w:t>
-      </w:r>
-    </w:p>
-    <w:p>
-      <w:pPr>
-        <w:spacing w:line="336" w:lineRule="auto" w:after="180"/>
-      </w:pPr>
-      <w:r>
-        <w:rPr>
-          <w:b w:val="0"/>
-        </w:rPr>
-        <w:t xml:space="preserve">Use one picture at a time. Hide a worked result before asking for a </w:t>
-      </w:r>
-      <w:r>
-        <w:rPr>
-          <w:b/>
-        </w:rPr>
-        <w:t>prediction</w:t>
-      </w:r>
-      <w:r>
-        <w:rPr>
-          <w:b w:val="0"/>
-        </w:rPr>
-        <w:t>, then reveal it for feedback. These are supported teaching cases; retain the separate independent assessment for a fresh first attempt.</w:t>
-      </w:r>
-    </w:p>
-    <w:p>
-      <w:pPr>
-        <w:pStyle w:val="Heading3"/>
+        <w:t>09. Reference: teach with the six pictures</w:t>
+      </w:r>
+    </w:p>
+    <w:p>
+      <w:r>
+        <w:t>Choose the picture for the teaching move and connect it to the explanation.</w:t>
+      </w:r>
+    </w:p>
+    <w:p>
+      <w:pPr>
+        <w:pStyle w:val="Heading2"/>
       </w:pPr>
       <w:r>
         <w:t>01. Similarity by Selected Traits: the case</w:t>
@@ -5966,7 +5906,7 @@
         <w:drawing>
           <wp:inline xmlns:a="http://schemas.openxmlformats.org/drawingml/2006/main" xmlns:pic="http://schemas.openxmlformats.org/drawingml/2006/picture">
             <wp:extent cx="5486400" cy="2840736"/>
-            <wp:docPr id="3" name="Picture 3" descr="A fictional toy book matcher represents two preferences with numeric features. Supplied facts: Target vector [2,5]. Candidate A=[2,2], B=[4,5], C=[3,4]. Use Manhattan distance: add absolute coordinate differences; return all smallest-distance candidates."/>
+            <wp:docPr id="4" name="Picture 4" descr="A fictional toy book matcher represents two preferences with numeric features. Supplied facts: Target vector [2,5]. Candidate A=[2,2], B=[4,5], C=[3,4]. Use Manhattan distance: add absolute coordinate differences; return all smallest-distance candidates."/>
             <wp:cNvGraphicFramePr>
               <a:graphicFrameLocks noChangeAspect="1"/>
             </wp:cNvGraphicFramePr>
@@ -5978,7 +5918,7 @@
                     <pic:cNvPicPr/>
                   </pic:nvPicPr>
                   <pic:blipFill>
-                    <a:blip r:embed="rId11"/>
+                    <a:blip r:embed="rId12"/>
                     <a:stretch>
                       <a:fillRect/>
                     </a:stretch>
@@ -6058,7 +5998,6 @@
     <w:p>
       <w:pPr>
         <w:spacing w:line="336" w:lineRule="auto" w:after="180"/>
-        <w:shd w:fill="F5F1FB"/>
       </w:pPr>
       <w:r>
         <w:rPr>
@@ -6069,16 +6008,7 @@
     </w:p>
     <w:p>
       <w:pPr>
-        <w:pStyle w:val="Heading3"/>
-      </w:pPr>
-      <w:r>
-        <w:t>Discuss while showing the picture</w:t>
-      </w:r>
-    </w:p>
-    <w:p>
-      <w:pPr>
         <w:spacing w:line="336" w:lineRule="auto" w:after="180"/>
-        <w:shd w:fill="F1F6F8"/>
       </w:pPr>
       <w:r>
         <w:rPr>
@@ -6089,7 +6019,7 @@
     </w:p>
     <w:p>
       <w:pPr>
-        <w:pStyle w:val="Heading3"/>
+        <w:pStyle w:val="Heading2"/>
       </w:pPr>
       <w:r>
         <w:t>02. Follow the deciding steps</w:t>
@@ -6100,7 +6030,7 @@
         <w:drawing>
           <wp:inline xmlns:a="http://schemas.openxmlformats.org/drawingml/2006/main" xmlns:pic="http://schemas.openxmlformats.org/drawingml/2006/picture">
             <wp:extent cx="5486400" cy="4005072"/>
-            <wp:docPr id="4" name="Picture 4" descr="Distance A: |2−2|+|5−2|=0+3=3. → Distance B: |2−4|+|5−5|=2+0=2. → Distance C: |2−3|+|5−4|=1+1=2. → Choose closest: B and C tie at distance 2; keep the tie visible."/>
+            <wp:docPr id="5" name="Picture 5" descr="Distance A: |2−2|+|5−2|=0+3=3. → Distance B: |2−4|+|5−5|=2+0=2. → Distance C: |2−3|+|5−4|=1+1=2. → Choose closest: B and C tie at distance 2; keep the tie visible."/>
             <wp:cNvGraphicFramePr>
               <a:graphicFrameLocks noChangeAspect="1"/>
             </wp:cNvGraphicFramePr>
@@ -6112,7 +6042,7 @@
                     <pic:cNvPicPr/>
                   </pic:nvPicPr>
                   <pic:blipFill>
-                    <a:blip r:embed="rId12"/>
+                    <a:blip r:embed="rId9"/>
                     <a:stretch>
                       <a:fillRect/>
                     </a:stretch>
@@ -6187,7 +6117,6 @@
     <w:p>
       <w:pPr>
         <w:spacing w:line="336" w:lineRule="auto" w:after="180"/>
-        <w:shd w:fill="F5F1FB"/>
       </w:pPr>
       <w:r>
         <w:rPr>
@@ -6210,16 +6139,7 @@
     </w:p>
     <w:p>
       <w:pPr>
-        <w:pStyle w:val="Heading3"/>
-      </w:pPr>
-      <w:r>
-        <w:t>Discuss while showing the picture</w:t>
-      </w:r>
-    </w:p>
-    <w:p>
-      <w:pPr>
         <w:spacing w:line="336" w:lineRule="auto" w:after="180"/>
-        <w:shd w:fill="F1F6F8"/>
       </w:pPr>
       <w:r>
         <w:rPr>
@@ -6242,7 +6162,7 @@
     </w:p>
     <w:p>
       <w:pPr>
-        <w:pStyle w:val="Heading3"/>
+        <w:pStyle w:val="Heading2"/>
       </w:pPr>
       <w:r>
         <w:t>03. Toy feature positions</w:t>
@@ -6253,7 +6173,7 @@
         <w:drawing>
           <wp:inline xmlns:a="http://schemas.openxmlformats.org/drawingml/2006/main" xmlns:pic="http://schemas.openxmlformats.org/drawingml/2006/picture">
             <wp:extent cx="5486400" cy="3938016"/>
-            <wp:docPr id="5" name="Picture 5" descr="Toy feature positions. A: (2, 2). B: (4, 5). C: (3, 4). Query Target: (2, 5). Axes: first toy feature; second toy feature. Distance: Manhattan distance; horizontal=first feature, vertical=second feature."/>
+            <wp:docPr id="6" name="Picture 6" descr="Toy feature positions. A: (2, 2). B: (4, 5). C: (3, 4). Query Target: (2, 5). Axes: first toy feature; second toy feature. Distance: Manhattan distance; horizontal=first feature, vertical=second feature."/>
             <wp:cNvGraphicFramePr>
               <a:graphicFrameLocks noChangeAspect="1"/>
             </wp:cNvGraphicFramePr>
@@ -6322,7 +6242,6 @@
     <w:p>
       <w:pPr>
         <w:spacing w:line="336" w:lineRule="auto" w:after="180"/>
-        <w:shd w:fill="F5F1FB"/>
       </w:pPr>
       <w:r>
         <w:rPr>
@@ -6333,16 +6252,7 @@
     </w:p>
     <w:p>
       <w:pPr>
-        <w:pStyle w:val="Heading3"/>
-      </w:pPr>
-      <w:r>
-        <w:t>Discuss while showing the picture</w:t>
-      </w:r>
-    </w:p>
-    <w:p>
-      <w:pPr>
         <w:spacing w:line="336" w:lineRule="auto" w:after="180"/>
-        <w:shd w:fill="F1F6F8"/>
       </w:pPr>
       <w:r>
         <w:rPr>
@@ -6354,7 +6264,6 @@
     <w:p>
       <w:pPr>
         <w:spacing w:line="336" w:lineRule="auto" w:after="180"/>
-        <w:shd w:fill="F1F6F8"/>
       </w:pPr>
       <w:r>
         <w:rPr>
@@ -6365,7 +6274,7 @@
     </w:p>
     <w:p>
       <w:pPr>
-        <w:pStyle w:val="Heading3"/>
+        <w:pStyle w:val="Heading2"/>
       </w:pPr>
       <w:r>
         <w:t>04. Change one thing. Trace what follows.</w:t>
@@ -6376,7 +6285,7 @@
         <w:drawing>
           <wp:inline xmlns:a="http://schemas.openxmlformats.org/drawingml/2006/main" xmlns:pic="http://schemas.openxmlformats.org/drawingml/2006/picture">
             <wp:extent cx="5486400" cy="3026664"/>
-            <wp:docPr id="6" name="Picture 6" descr="Original case: B and C tie at distance 2; keep the tie visible. Changed condition: Give the first-coordinate difference weight 2 while the second keeps weight 1. Expected result: Distances become A=3, B=4, C=3; A and C tie. Reason: The representation’s comparison rule changes; the supplied vectors stay the same."/>
+            <wp:docPr id="7" name="Picture 7" descr="Original case: B and C tie at distance 2; keep the tie visible. Changed condition: Give the first-coordinate difference weight 2 while the second keeps weight 1. Expected result: Distances become A=3, B=4, C=3; A and C tie. Reason: The representation’s comparison rule changes; the supplied vectors stay the same."/>
             <wp:cNvGraphicFramePr>
               <a:graphicFrameLocks noChangeAspect="1"/>
             </wp:cNvGraphicFramePr>
@@ -6468,7 +6377,6 @@
     <w:p>
       <w:pPr>
         <w:spacing w:line="336" w:lineRule="auto" w:after="180"/>
-        <w:shd w:fill="F5F1FB"/>
       </w:pPr>
       <w:r>
         <w:rPr>
@@ -6479,16 +6387,7 @@
     </w:p>
     <w:p>
       <w:pPr>
-        <w:pStyle w:val="Heading3"/>
-      </w:pPr>
-      <w:r>
-        <w:t>Discuss while showing the picture</w:t>
-      </w:r>
-    </w:p>
-    <w:p>
-      <w:pPr>
         <w:spacing w:line="336" w:lineRule="auto" w:after="180"/>
-        <w:shd w:fill="F1F6F8"/>
       </w:pPr>
       <w:r>
         <w:rPr>
@@ -6500,7 +6399,6 @@
     <w:p>
       <w:pPr>
         <w:spacing w:line="336" w:lineRule="auto" w:after="180"/>
-        <w:shd w:fill="F1F6F8"/>
       </w:pPr>
       <w:r>
         <w:rPr>
@@ -6511,7 +6409,7 @@
     </w:p>
     <w:p>
       <w:pPr>
-        <w:pStyle w:val="Heading3"/>
+        <w:pStyle w:val="Heading2"/>
       </w:pPr>
       <w:r>
         <w:t>05. Connect the explanation to its limit</w:t>
@@ -6522,7 +6420,7 @@
         <w:drawing>
           <wp:inline xmlns:a="http://schemas.openxmlformats.org/drawingml/2006/main" xmlns:pic="http://schemas.openxmlformats.org/drawingml/2006/picture">
             <wp:extent cx="5486400" cy="2834640"/>
-            <wp:docPr id="7" name="Picture 7" descr="Each coordinate contributes according to the declared distance rule. Smaller distance means closer in this representation, not automatically a better reading experience. If one coordinate uses a much larger numerical scale, it can dominate the sum even when it is not more important. Feature units and scaling belong in the method record. Limit: A toy numeric encoding does not establish meaningful interpersonal distances or suitability of a recommendation."/>
+            <wp:docPr id="8" name="Picture 8" descr="Each coordinate contributes according to the declared distance rule. Smaller distance means closer in this representation, not automatically a better reading experience. If one coordinate uses a much larger numerical scale, it can dominate the sum even when it is not more important. Feature units and scaling belong in the method record. Limit: A toy numeric encoding does not establish meaningful interpersonal distances or suitability of a recommendation."/>
             <wp:cNvGraphicFramePr>
               <a:graphicFrameLocks noChangeAspect="1"/>
             </wp:cNvGraphicFramePr>
@@ -6661,7 +6559,6 @@
     <w:p>
       <w:pPr>
         <w:spacing w:line="336" w:lineRule="auto" w:after="180"/>
-        <w:shd w:fill="F5F1FB"/>
       </w:pPr>
       <w:r>
         <w:rPr>
@@ -6672,16 +6569,7 @@
     </w:p>
     <w:p>
       <w:pPr>
-        <w:pStyle w:val="Heading3"/>
-      </w:pPr>
-      <w:r>
-        <w:t>Discuss while showing the picture</w:t>
-      </w:r>
-    </w:p>
-    <w:p>
-      <w:pPr>
         <w:spacing w:line="336" w:lineRule="auto" w:after="180"/>
-        <w:shd w:fill="F1F6F8"/>
       </w:pPr>
       <w:r>
         <w:rPr>
@@ -6693,7 +6581,6 @@
     <w:p>
       <w:pPr>
         <w:spacing w:line="336" w:lineRule="auto" w:after="180"/>
-        <w:shd w:fill="F1F6F8"/>
       </w:pPr>
       <w:r>
         <w:rPr>
@@ -6716,7 +6603,7 @@
     </w:p>
     <w:p>
       <w:pPr>
-        <w:pStyle w:val="Heading3"/>
+        <w:pStyle w:val="Heading2"/>
       </w:pPr>
       <w:r>
         <w:t>06. Make the idea visible in your project</w:t>
@@ -6727,7 +6614,7 @@
         <w:drawing>
           <wp:inline xmlns:a="http://schemas.openxmlformats.org/drawingml/2006/main" xmlns:pic="http://schemas.openxmlformats.org/drawingml/2006/picture">
             <wp:extent cx="5486400" cy="3380232"/>
-            <wp:docPr id="8" name="Picture 8" descr="Specify recommender feature meanings, units, scaling and tie policy before explaining nearest matches. Draw your input, deciding step, result and limit. Supported question: Explain why B ceases to be a closest option without any candidate data changing."/>
+            <wp:docPr id="9" name="Picture 9" descr="Specify recommender feature meanings, units, scaling and tie policy before explaining nearest matches. Draw your input, deciding step, result and limit. Supported question: Explain why B ceases to be a closest option without any candidate data changing."/>
             <wp:cNvGraphicFramePr>
               <a:graphicFrameLocks noChangeAspect="1"/>
             </wp:cNvGraphicFramePr>
@@ -6795,7 +6682,6 @@
     <w:p>
       <w:pPr>
         <w:spacing w:line="336" w:lineRule="auto" w:after="180"/>
-        <w:shd w:fill="F5F1FB"/>
       </w:pPr>
       <w:r>
         <w:rPr>
@@ -6818,70 +6704,139 @@
     </w:p>
     <w:p>
       <w:pPr>
+        <w:spacing w:line="336" w:lineRule="auto" w:after="180"/>
+      </w:pPr>
+      <w:r>
+        <w:rPr>
+          <w:b w:val="0"/>
+        </w:rPr>
+        <w:t xml:space="preserve">Teacher prompt: Draw your project trace and justify the deciding step using </w:t>
+      </w:r>
+      <w:r>
+        <w:rPr>
+          <w:b/>
+        </w:rPr>
+        <w:t>evidence</w:t>
+      </w:r>
+      <w:r>
+        <w:rPr>
+          <w:b w:val="0"/>
+        </w:rPr>
+        <w:t>. Ask learners to describe one label or arrow in ordinary words. Use the adjacent transcript if the image is difficult to see.</w:t>
+      </w:r>
+    </w:p>
+    <w:p>
+      <w:pPr>
+        <w:spacing w:line="336" w:lineRule="auto" w:after="180"/>
+      </w:pPr>
+      <w:r>
+        <w:rPr>
+          <w:b w:val="0"/>
+        </w:rPr>
+        <w:t>Supported practice key: Its first-</w:t>
+      </w:r>
+      <w:r>
+        <w:rPr>
+          <w:b/>
+        </w:rPr>
+        <w:t>coordinate</w:t>
+      </w:r>
+      <w:r>
+        <w:rPr>
+          <w:b w:val="0"/>
+        </w:rPr>
+        <w:t xml:space="preserve"> gap 2 now contributes 4, raising its </w:t>
+      </w:r>
+      <w:r>
+        <w:rPr>
+          <w:b/>
+        </w:rPr>
+        <w:t>distance</w:t>
+      </w:r>
+      <w:r>
+        <w:rPr>
+          <w:b w:val="0"/>
+        </w:rPr>
+        <w:t xml:space="preserve"> above A and C’s 3.</w:t>
+      </w:r>
+    </w:p>
+    <w:p>
+      <w:pPr>
+        <w:pStyle w:val="Heading2"/>
+      </w:pPr>
+      <w:r>
+        <w:t>Earlier wording, alternatives and picture transcripts · reference / check after trying</w:t>
+      </w:r>
+    </w:p>
+    <w:p>
+      <w:pPr>
+        <w:spacing w:line="336" w:lineRule="auto" w:after="180"/>
+      </w:pPr>
+      <w:r>
+        <w:rPr>
+          <w:b w:val="0"/>
+        </w:rPr>
+        <w:t xml:space="preserve">Use one picture at a time. Hide a worked result before asking for a </w:t>
+      </w:r>
+      <w:r>
+        <w:rPr>
+          <w:b/>
+        </w:rPr>
+        <w:t>prediction</w:t>
+      </w:r>
+      <w:r>
+        <w:rPr>
+          <w:b w:val="0"/>
+        </w:rPr>
+        <w:t>, then reveal it for feedback. These are supported teaching cases; retain the separate independent assessment for a fresh first attempt.</w:t>
+      </w:r>
+    </w:p>
+    <w:p>
+      <w:pPr>
         <w:pStyle w:val="Heading3"/>
       </w:pPr>
       <w:r>
-        <w:t>Discuss while showing the picture</w:t>
-      </w:r>
-    </w:p>
-    <w:p>
-      <w:pPr>
-        <w:spacing w:line="336" w:lineRule="auto" w:after="180"/>
-        <w:shd w:fill="F1F6F8"/>
-      </w:pPr>
-      <w:r>
-        <w:rPr>
-          <w:b w:val="0"/>
-        </w:rPr>
-        <w:t xml:space="preserve">Teacher prompt: Draw your project trace and justify the deciding step using </w:t>
-      </w:r>
-      <w:r>
-        <w:rPr>
-          <w:b/>
-        </w:rPr>
-        <w:t>evidence</w:t>
-      </w:r>
-      <w:r>
-        <w:rPr>
-          <w:b w:val="0"/>
-        </w:rPr>
-        <w:t>. Ask learners to describe one label or arrow in ordinary words. Use the adjacent transcript if the image is difficult to see.</w:t>
-      </w:r>
-    </w:p>
-    <w:p>
-      <w:pPr>
-        <w:spacing w:line="336" w:lineRule="auto" w:after="180"/>
-        <w:shd w:fill="F1F6F8"/>
-      </w:pPr>
-      <w:r>
-        <w:rPr>
-          <w:b w:val="0"/>
-        </w:rPr>
-        <w:t>Supported practice key: Its first-</w:t>
-      </w:r>
-      <w:r>
-        <w:rPr>
-          <w:b/>
-        </w:rPr>
-        <w:t>coordinate</w:t>
-      </w:r>
-      <w:r>
-        <w:rPr>
-          <w:b w:val="0"/>
-        </w:rPr>
-        <w:t xml:space="preserve"> gap 2 now contributes 4, raising its </w:t>
-      </w:r>
-      <w:r>
-        <w:rPr>
-          <w:b/>
-        </w:rPr>
-        <w:t>distance</w:t>
-      </w:r>
-      <w:r>
-        <w:rPr>
-          <w:b w:val="0"/>
-        </w:rPr>
-        <w:t xml:space="preserve"> above A and C’s 3.</w:t>
+        <w:t>01. Similarity by Selected Traits: the case</w:t>
+      </w:r>
+    </w:p>
+    <w:p>
+      <w:pPr>
+        <w:pStyle w:val="Heading3"/>
+      </w:pPr>
+      <w:r>
+        <w:t>02. Follow the deciding steps</w:t>
+      </w:r>
+    </w:p>
+    <w:p>
+      <w:pPr>
+        <w:pStyle w:val="Heading3"/>
+      </w:pPr>
+      <w:r>
+        <w:t>03. Toy feature positions</w:t>
+      </w:r>
+    </w:p>
+    <w:p>
+      <w:pPr>
+        <w:pStyle w:val="Heading3"/>
+      </w:pPr>
+      <w:r>
+        <w:t>04. Change one thing. Trace what follows.</w:t>
+      </w:r>
+    </w:p>
+    <w:p>
+      <w:pPr>
+        <w:pStyle w:val="Heading3"/>
+      </w:pPr>
+      <w:r>
+        <w:t>05. Connect the explanation to its limit</w:t>
+      </w:r>
+    </w:p>
+    <w:p>
+      <w:pPr>
+        <w:pStyle w:val="Heading3"/>
+      </w:pPr>
+      <w:r>
+        <w:t>06. Make the idea visible in your project</w:t>
       </w:r>
     </w:p>
     <w:sectPr>
